--- a/PaymentStats_Bugs.docx
+++ b/PaymentStats_Bugs.docx
@@ -192,6 +192,72 @@
                 <w:sz w:val="20"/>
               </w:rPr>
               <w:t xml:space="preserve">Switching sub-merchant does not reload the stats</w:t>
+            </w:r>
+          </w:p>
+        </w:tc>
+        <w:tc>
+          <w:tcPr>
+            <w:tcW w:w="2340" w:type="dxa"/>
+          </w:tcPr>
+          <w:p>
+            <w:pPr>
+              <w:spacing w:before="40" w:after="40"/>
+            </w:pPr>
+            <w:r>
+              <w:rPr>
+                <w:sz w:val="20"/>
+              </w:rPr>
+              <w:t xml:space="preserve">all gateways</w:t>
+            </w:r>
+          </w:p>
+        </w:tc>
+      </w:tr>
+      <w:tr>
+        <w:tc>
+          <w:tcPr>
+            <w:tcW w:w="2340" w:type="dxa"/>
+          </w:tcPr>
+          <w:p>
+            <w:pPr>
+              <w:spacing w:before="40" w:after="40"/>
+            </w:pPr>
+            <w:r>
+              <w:rPr>
+                <w:sz w:val="20"/>
+              </w:rPr>
+              <w:t xml:space="preserve">2</w:t>
+            </w:r>
+          </w:p>
+        </w:tc>
+        <w:tc>
+          <w:tcPr>
+            <w:tcW w:w="2340" w:type="dxa"/>
+          </w:tcPr>
+          <w:p>
+            <w:pPr>
+              <w:spacing w:before="40" w:after="40"/>
+            </w:pPr>
+            <w:r>
+              <w:rPr>
+                <w:sz w:val="20"/>
+              </w:rPr>
+              <w:t xml:space="preserve">PS-SUB-03</w:t>
+            </w:r>
+          </w:p>
+        </w:tc>
+        <w:tc>
+          <w:tcPr>
+            <w:tcW w:w="2340" w:type="dxa"/>
+          </w:tcPr>
+          <w:p>
+            <w:pPr>
+              <w:spacing w:before="40" w:after="40"/>
+            </w:pPr>
+            <w:r>
+              <w:rPr>
+                <w:sz w:val="20"/>
+              </w:rPr>
+              <w:t xml:space="preserve">The first refresh click after page load is swallowed</w:t>
             </w:r>
           </w:p>
         </w:tc>
@@ -941,6 +1007,642 @@
         <w:t xml:space="preserve">• Worth checking the graph as well as the table: both are drawn from the same fetch, so both stay stale.</w:t>
       </w:r>
     </w:p>
+    <w:p>
+      <w:pPr>
+        <w:spacing w:before="0" w:after="200"/>
+        <w:rPr>
+          <w:sz w:val="36"/>
+          <w:b/>
+        </w:rPr>
+      </w:pPr>
+      <w:r>
+        <w:rPr>
+          <w:sz w:val="36"/>
+          <w:b/>
+        </w:rPr>
+        <w:t xml:space="preserve">2. PS-SUB-03 — the first refresh click after page load is swallowed</w:t>
+      </w:r>
+    </w:p>
+    <w:p>
+      <w:pPr>
+        <w:spacing w:before="0" w:after="120"/>
+        <w:rPr>
+          <w:sz w:val="22"/>
+        </w:rPr>
+      </w:pPr>
+      <w:r>
+        <w:rPr>
+          <w:sz w:val="22"/>
+          <w:b/>
+        </w:rPr>
+        <w:t xml:space="preserve">Test case:</w:t>
+      </w:r>
+      <w:r>
+        <w:rPr>
+          <w:sz w:val="22"/>
+        </w:rPr>
+        <w:t xml:space="preserve"> PS-SUB-03 </w:t>
+      </w:r>
+      <w:r>
+        <w:rPr>
+          <w:sz w:val="22"/>
+          <w:b/>
+        </w:rPr>
+        <w:t xml:space="preserve">Priority:</w:t>
+      </w:r>
+      <w:r>
+        <w:rPr>
+          <w:sz w:val="22"/>
+        </w:rPr>
+        <w:t xml:space="preserve"> Medium </w:t>
+      </w:r>
+      <w:r>
+        <w:rPr>
+          <w:sz w:val="22"/>
+          <w:b/>
+        </w:rPr>
+        <w:t xml:space="preserve">Gateways seen on:</w:t>
+      </w:r>
+      <w:r>
+        <w:rPr>
+          <w:sz w:val="22"/>
+        </w:rPr>
+        <w:t xml:space="preserve"> all gateways — measured on IPG </w:t>
+      </w:r>
+      <w:r>
+        <w:rPr>
+          <w:sz w:val="22"/>
+          <w:b/>
+        </w:rPr>
+        <w:t xml:space="preserve">Date observed:</w:t>
+      </w:r>
+      <w:r>
+        <w:rPr>
+          <w:sz w:val="22"/>
+        </w:rPr>
+        <w:t xml:space="preserve"> 17 September 2026</w:t>
+      </w:r>
+    </w:p>
+    <w:p>
+      <w:pPr>
+        <w:spacing w:before="280" w:after="120"/>
+        <w:rPr>
+          <w:sz w:val="28"/>
+          <w:b/>
+        </w:rPr>
+      </w:pPr>
+      <w:r>
+        <w:rPr>
+          <w:sz w:val="28"/>
+          <w:b/>
+        </w:rPr>
+        <w:t xml:space="preserve">Summary</w:t>
+      </w:r>
+    </w:p>
+    <w:p>
+      <w:pPr>
+        <w:spacing w:before="0" w:after="120"/>
+        <w:rPr>
+          <w:sz w:val="22"/>
+        </w:rPr>
+      </w:pPr>
+      <w:r>
+        <w:rPr>
+          <w:sz w:val="22"/>
+        </w:rPr>
+        <w:t xml:space="preserve">The refresh icon beside the </w:t>
+      </w:r>
+      <w:r>
+        <w:rPr>
+          <w:sz w:val="22"/>
+          <w:b/>
+        </w:rPr>
+        <w:t xml:space="preserve">Payment Stats</w:t>
+      </w:r>
+      <w:r>
+        <w:rPr>
+          <w:sz w:val="22"/>
+        </w:rPr>
+        <w:t xml:space="preserve"> heading ignores exactly one click: the first one after the page loads. Nothing spins, no request goes out, and nothing on screen says so. Click it again and it works normally.</w:t>
+      </w:r>
+    </w:p>
+    <w:p>
+      <w:pPr>
+        <w:spacing w:before="0" w:after="120"/>
+        <w:rPr>
+          <w:sz w:val="22"/>
+        </w:rPr>
+      </w:pPr>
+      <w:r>
+        <w:rPr>
+          <w:sz w:val="22"/>
+        </w:rPr>
+        <w:t xml:space="preserve">The icon is not dead, and it is not a slow response. It is one click, lost.</w:t>
+      </w:r>
+    </w:p>
+    <w:p>
+      <w:pPr>
+        <w:spacing w:before="280" w:after="120"/>
+        <w:rPr>
+          <w:sz w:val="28"/>
+          <w:b/>
+        </w:rPr>
+      </w:pPr>
+      <w:r>
+        <w:rPr>
+          <w:sz w:val="28"/>
+          <w:b/>
+        </w:rPr>
+        <w:t xml:space="preserve">Steps to reproduce</w:t>
+      </w:r>
+    </w:p>
+    <w:p>
+      <w:pPr>
+        <w:spacing w:before="0" w:after="120"/>
+        <w:rPr>
+          <w:sz w:val="22"/>
+        </w:rPr>
+      </w:pPr>
+      <w:r>
+        <w:rPr>
+          <w:sz w:val="22"/>
+        </w:rPr>
+        <w:t xml:space="preserve">1. Sign in on any gateway. 2. Go to </w:t>
+      </w:r>
+      <w:r>
+        <w:rPr>
+          <w:sz w:val="22"/>
+          <w:b/>
+        </w:rPr>
+        <w:t xml:space="preserve">Payment Analytics → Payment Stats</w:t>
+      </w:r>
+      <w:r>
+        <w:rPr>
+          <w:sz w:val="22"/>
+        </w:rPr>
+        <w:t xml:space="preserve"> from the sidebar and let the page settle. 3. Click the refresh icon beside the </w:t>
+      </w:r>
+      <w:r>
+        <w:rPr>
+          <w:sz w:val="22"/>
+          <w:b/>
+        </w:rPr>
+        <w:t xml:space="preserve">Payment Stats</w:t>
+      </w:r>
+      <w:r>
+        <w:rPr>
+          <w:sz w:val="22"/>
+        </w:rPr>
+        <w:t xml:space="preserve"> heading, once. 4. Watch the icon. It should spin while the page fetches. 5. Click it a second time and watch again.</w:t>
+      </w:r>
+    </w:p>
+    <w:p>
+      <w:pPr>
+        <w:spacing w:before="280" w:after="120"/>
+        <w:rPr>
+          <w:sz w:val="28"/>
+          <w:b/>
+        </w:rPr>
+      </w:pPr>
+      <w:r>
+        <w:rPr>
+          <w:sz w:val="28"/>
+          <w:b/>
+        </w:rPr>
+        <w:t xml:space="preserve">Expected result</w:t>
+      </w:r>
+    </w:p>
+    <w:p>
+      <w:pPr>
+        <w:spacing w:before="0" w:after="120"/>
+        <w:rPr>
+          <w:sz w:val="22"/>
+        </w:rPr>
+      </w:pPr>
+      <w:r>
+        <w:rPr>
+          <w:sz w:val="22"/>
+        </w:rPr>
+        <w:t xml:space="preserve">Every click on the refresh icon reloads the stats, and the icon spins while the request is in flight.</w:t>
+      </w:r>
+    </w:p>
+    <w:p>
+      <w:pPr>
+        <w:spacing w:before="280" w:after="120"/>
+        <w:rPr>
+          <w:sz w:val="28"/>
+          <w:b/>
+        </w:rPr>
+      </w:pPr>
+      <w:r>
+        <w:rPr>
+          <w:sz w:val="28"/>
+          <w:b/>
+        </w:rPr>
+        <w:t xml:space="preserve">Actual result</w:t>
+      </w:r>
+    </w:p>
+    <w:tbl>
+      <w:tblPr>
+        <w:tblW w:w="9360" w:type="dxa"/>
+        <w:tblBorders>
+          <w:top w:val="single" w:sz="4" w:space="0" w:color="BFBFBF"/>
+          <w:left w:val="single" w:sz="4" w:space="0" w:color="BFBFBF"/>
+          <w:bottom w:val="single" w:sz="4" w:space="0" w:color="BFBFBF"/>
+          <w:right w:val="single" w:sz="4" w:space="0" w:color="BFBFBF"/>
+          <w:insideH w:val="single" w:sz="4" w:space="0" w:color="BFBFBF"/>
+          <w:insideV w:val="single" w:sz="4" w:space="0" w:color="BFBFBF"/>
+        </w:tblBorders>
+      </w:tblPr>
+      <w:tr>
+        <w:tc>
+          <w:tcPr>
+            <w:tcW w:w="3120" w:type="dxa"/>
+            <w:shd w:val="clear" w:fill="F2F2F2"/>
+          </w:tcPr>
+          <w:p>
+            <w:pPr>
+              <w:spacing w:before="40" w:after="40"/>
+            </w:pPr>
+            <w:r>
+              <w:rPr>
+                <w:sz w:val="20"/>
+                <w:b/>
+              </w:rPr>
+              <w:t xml:space="preserve">Click</w:t>
+            </w:r>
+          </w:p>
+        </w:tc>
+        <w:tc>
+          <w:tcPr>
+            <w:tcW w:w="3120" w:type="dxa"/>
+            <w:shd w:val="clear" w:fill="F2F2F2"/>
+          </w:tcPr>
+          <w:p>
+            <w:pPr>
+              <w:spacing w:before="40" w:after="40"/>
+            </w:pPr>
+            <w:r>
+              <w:rPr>
+                <w:sz w:val="20"/>
+                <w:b/>
+              </w:rPr>
+              <w:t xml:space="preserve">Icon</w:t>
+            </w:r>
+          </w:p>
+        </w:tc>
+        <w:tc>
+          <w:tcPr>
+            <w:tcW w:w="3120" w:type="dxa"/>
+            <w:shd w:val="clear" w:fill="F2F2F2"/>
+          </w:tcPr>
+          <w:p>
+            <w:pPr>
+              <w:spacing w:before="40" w:after="40"/>
+            </w:pPr>
+            <w:r>
+              <w:rPr>
+                <w:sz w:val="20"/>
+                <w:b/>
+              </w:rPr>
+              <w:t xml:space="preserve">Request</w:t>
+            </w:r>
+          </w:p>
+        </w:tc>
+      </w:tr>
+      <w:tr>
+        <w:tc>
+          <w:tcPr>
+            <w:tcW w:w="3120" w:type="dxa"/>
+          </w:tcPr>
+          <w:p>
+            <w:pPr>
+              <w:spacing w:before="40" w:after="40"/>
+            </w:pPr>
+            <w:r>
+              <w:rPr>
+                <w:sz w:val="20"/>
+              </w:rPr>
+              <w:t xml:space="preserve">1st after page load</w:t>
+            </w:r>
+          </w:p>
+        </w:tc>
+        <w:tc>
+          <w:tcPr>
+            <w:tcW w:w="3120" w:type="dxa"/>
+          </w:tcPr>
+          <w:p>
+            <w:pPr>
+              <w:spacing w:before="40" w:after="40"/>
+            </w:pPr>
+            <w:r>
+              <w:rPr>
+                <w:sz w:val="20"/>
+              </w:rPr>
+              <w:t xml:space="preserve">never spins</w:t>
+            </w:r>
+          </w:p>
+        </w:tc>
+        <w:tc>
+          <w:tcPr>
+            <w:tcW w:w="3120" w:type="dxa"/>
+          </w:tcPr>
+          <w:p>
+            <w:pPr>
+              <w:spacing w:before="40" w:after="40"/>
+            </w:pPr>
+            <w:r>
+              <w:rPr>
+                <w:sz w:val="20"/>
+              </w:rPr>
+              <w:t xml:space="preserve">none sent</w:t>
+            </w:r>
+          </w:p>
+        </w:tc>
+      </w:tr>
+      <w:tr>
+        <w:tc>
+          <w:tcPr>
+            <w:tcW w:w="3120" w:type="dxa"/>
+          </w:tcPr>
+          <w:p>
+            <w:pPr>
+              <w:spacing w:before="40" w:after="40"/>
+            </w:pPr>
+            <w:r>
+              <w:rPr>
+                <w:sz w:val="20"/>
+              </w:rPr>
+              <w:t xml:space="preserve">2nd</w:t>
+            </w:r>
+          </w:p>
+        </w:tc>
+        <w:tc>
+          <w:tcPr>
+            <w:tcW w:w="3120" w:type="dxa"/>
+          </w:tcPr>
+          <w:p>
+            <w:pPr>
+              <w:spacing w:before="40" w:after="40"/>
+            </w:pPr>
+            <w:r>
+              <w:rPr>
+                <w:sz w:val="20"/>
+              </w:rPr>
+              <w:t xml:space="preserve">spins</w:t>
+            </w:r>
+          </w:p>
+        </w:tc>
+        <w:tc>
+          <w:tcPr>
+            <w:tcW w:w="3120" w:type="dxa"/>
+          </w:tcPr>
+          <w:p>
+            <w:pPr>
+              <w:spacing w:before="40" w:after="40"/>
+            </w:pPr>
+            <w:r>
+              <w:rPr>
+                <w:sz w:val="20"/>
+              </w:rPr>
+              <w:t xml:space="preserve">sent, HTTP 200</w:t>
+            </w:r>
+          </w:p>
+        </w:tc>
+      </w:tr>
+      <w:tr>
+        <w:tc>
+          <w:tcPr>
+            <w:tcW w:w="3120" w:type="dxa"/>
+          </w:tcPr>
+          <w:p>
+            <w:pPr>
+              <w:spacing w:before="40" w:after="40"/>
+            </w:pPr>
+            <w:r>
+              <w:rPr>
+                <w:sz w:val="20"/>
+              </w:rPr>
+              <w:t xml:space="preserve">3rd</w:t>
+            </w:r>
+          </w:p>
+        </w:tc>
+        <w:tc>
+          <w:tcPr>
+            <w:tcW w:w="3120" w:type="dxa"/>
+          </w:tcPr>
+          <w:p>
+            <w:pPr>
+              <w:spacing w:before="40" w:after="40"/>
+            </w:pPr>
+            <w:r>
+              <w:rPr>
+                <w:sz w:val="20"/>
+              </w:rPr>
+              <w:t xml:space="preserve">spins</w:t>
+            </w:r>
+          </w:p>
+        </w:tc>
+        <w:tc>
+          <w:tcPr>
+            <w:tcW w:w="3120" w:type="dxa"/>
+          </w:tcPr>
+          <w:p>
+            <w:pPr>
+              <w:spacing w:before="40" w:after="40"/>
+            </w:pPr>
+            <w:r>
+              <w:rPr>
+                <w:sz w:val="20"/>
+              </w:rPr>
+              <w:t xml:space="preserve">sent, HTTP 200</w:t>
+            </w:r>
+          </w:p>
+        </w:tc>
+      </w:tr>
+    </w:tbl>
+    <w:p>
+      <w:pPr>
+        <w:spacing w:after="120"/>
+      </w:pPr>
+    </w:p>
+    <w:p>
+      <w:pPr>
+        <w:spacing w:before="0" w:after="120"/>
+        <w:rPr>
+          <w:sz w:val="22"/>
+        </w:rPr>
+      </w:pPr>
+      <w:r>
+        <w:rPr>
+          <w:sz w:val="22"/>
+        </w:rPr>
+        <w:t xml:space="preserve">Measured on IPG by sampling the icon's class every 40 milliseconds, so a spin too brief to see would still have been caught. There was none on the first click.</w:t>
+      </w:r>
+    </w:p>
+    <w:p>
+      <w:pPr>
+        <w:spacing w:before="0" w:after="120"/>
+        <w:rPr>
+          <w:sz w:val="22"/>
+        </w:rPr>
+      </w:pPr>
+      <w:r>
+        <w:rPr>
+          <w:sz w:val="22"/>
+        </w:rPr>
+        <w:t xml:space="preserve">An earlier note recorded this as "the icon only works once a Submit has run". That is wrong and should not be relied on — a second refresh click is enough on its own, with no Submit involved.</w:t>
+      </w:r>
+    </w:p>
+    <w:p>
+      <w:pPr>
+        <w:spacing w:before="280" w:after="120"/>
+        <w:rPr>
+          <w:sz w:val="28"/>
+          <w:b/>
+        </w:rPr>
+      </w:pPr>
+      <w:r>
+        <w:rPr>
+          <w:sz w:val="28"/>
+          <w:b/>
+        </w:rPr>
+        <w:t xml:space="preserve">Impact</w:t>
+      </w:r>
+    </w:p>
+    <w:p>
+      <w:pPr>
+        <w:spacing w:before="0" w:after="120"/>
+        <w:rPr>
+          <w:sz w:val="22"/>
+        </w:rPr>
+      </w:pPr>
+      <w:r>
+        <w:rPr>
+          <w:sz w:val="22"/>
+        </w:rPr>
+        <w:t xml:space="preserve">Minor in effect but easy to hit: the merchant presses refresh, nothing happens, and there is no feedback at all. The natural reading is that the button is broken or the page is frozen.</w:t>
+      </w:r>
+    </w:p>
+    <w:p>
+      <w:pPr>
+        <w:spacing w:before="0" w:after="120"/>
+        <w:rPr>
+          <w:sz w:val="22"/>
+        </w:rPr>
+      </w:pPr>
+      <w:r>
+        <w:rPr>
+          <w:sz w:val="22"/>
+          <w:b/>
+        </w:rPr>
+        <w:t xml:space="preserve">Workaround:</w:t>
+      </w:r>
+      <w:r>
+        <w:rPr>
+          <w:sz w:val="22"/>
+        </w:rPr>
+        <w:t xml:space="preserve"> click it twice.</w:t>
+      </w:r>
+    </w:p>
+    <w:p>
+      <w:pPr>
+        <w:spacing w:before="280" w:after="120"/>
+        <w:rPr>
+          <w:sz w:val="28"/>
+          <w:b/>
+        </w:rPr>
+      </w:pPr>
+      <w:r>
+        <w:rPr>
+          <w:sz w:val="28"/>
+          <w:b/>
+        </w:rPr>
+        <w:t xml:space="preserve">Notes for the developer</w:t>
+      </w:r>
+    </w:p>
+    <w:p>
+      <w:pPr>
+        <w:spacing w:before="0" w:after="120"/>
+        <w:rPr>
+          <w:sz w:val="22"/>
+        </w:rPr>
+      </w:pPr>
+      <w:r>
+        <w:rPr>
+          <w:sz w:val="22"/>
+        </w:rPr>
+        <w:t xml:space="preserve">The cause is a React state read that happens before the state has been applied. The handler clears the date-set flag and then tests it on the next line:</w:t>
+      </w:r>
+    </w:p>
+    <w:p>
+      <w:pPr>
+        <w:spacing w:before="0" w:after="120"/>
+        <w:rPr>
+          <w:sz w:val="22"/>
+        </w:rPr>
+      </w:pPr>
+      <w:r>
+        <w:rPr>
+          <w:sz w:val="22"/>
+          <w:rFonts w:ascii="Consolas" w:hAnsi="Consolas"/>
+          <w:sz w:val="20"/>
+        </w:rPr>
+        <w:t xml:space="preserve"/>
+      </w:r>
+      <w:r>
+        <w:rPr>
+          <w:sz w:val="22"/>
+          <w:rFonts w:ascii="Consolas" w:hAnsi="Consolas"/>
+          <w:sz w:val="20"/>
+        </w:rPr>
+        <w:t xml:space="preserve"> setDateSet(false); if (!Isdateset) { ...fetch... } </w:t>
+      </w:r>
+      <w:r>
+        <w:rPr>
+          <w:sz w:val="22"/>
+          <w:rFonts w:ascii="Consolas" w:hAnsi="Consolas"/>
+          <w:sz w:val="20"/>
+        </w:rPr>
+        <w:t xml:space="preserve"/>
+      </w:r>
+    </w:p>
+    <w:p>
+      <w:pPr>
+        <w:spacing w:before="0" w:after="120"/>
+        <w:rPr>
+          <w:sz w:val="22"/>
+        </w:rPr>
+      </w:pPr>
+      <w:r>
+        <w:rPr>
+          <w:sz w:val="22"/>
+          <w:rFonts w:ascii="Consolas" w:hAnsi="Consolas"/>
+          <w:sz w:val="20"/>
+        </w:rPr>
+        <w:t xml:space="preserve">Isdateset</w:t>
+      </w:r>
+      <w:r>
+        <w:rPr>
+          <w:sz w:val="22"/>
+        </w:rPr>
+        <w:t xml:space="preserve"> still holds the previous value at that point, so the fetch is skipped. On the second click the flag has settled and the branch is taken.</w:t>
+      </w:r>
+    </w:p>
+    <w:p>
+      <w:pPr>
+        <w:spacing w:before="0" w:after="120"/>
+        <w:rPr>
+          <w:sz w:val="22"/>
+        </w:rPr>
+      </w:pPr>
+      <w:r>
+        <w:rPr>
+          <w:sz w:val="22"/>
+        </w:rPr>
+        <w:t xml:space="preserve">This is the same class of problem as reading a state variable immediately after setting it anywhere else in the page, so it is worth a look for the same pattern nearby.</w:t>
+      </w:r>
+    </w:p>
     <w:sectPr>
       <w:pgSz w:w="12240" w:h="15840"/>
       <w:pgMar w:top="1440" w:right="1440" w:bottom="1440" w:left="1440"/>

--- a/PaymentStats_Bugs.docx
+++ b/PaymentStats_Bugs.docx
@@ -58,6 +58,39 @@
           <w:sz w:val="20"/>
         </w:rPr>
         <w:t xml:space="preserve">https://qagps.tillipay.com/portal/paymentstats</w:t>
+      </w:r>
+      <w:r>
+        <w:rPr>
+          <w:sz w:val="22"/>
+        </w:rPr>
+        <w:t xml:space="preserve"> </w:t>
+      </w:r>
+      <w:r>
+        <w:rPr>
+          <w:sz w:val="22"/>
+          <w:b/>
+        </w:rPr>
+        <w:t xml:space="preserve">Last updated:</w:t>
+      </w:r>
+      <w:r>
+        <w:rPr>
+          <w:sz w:val="22"/>
+        </w:rPr>
+        <w:t xml:space="preserve"> 23 September 2026</w:t>
+      </w:r>
+    </w:p>
+    <w:p>
+      <w:pPr>
+        <w:spacing w:before="0" w:after="120"/>
+        <w:rPr>
+          <w:sz w:val="22"/>
+        </w:rPr>
+      </w:pPr>
+      <w:r>
+        <w:rPr>
+          <w:sz w:val="22"/>
+        </w:rPr>
+        <w:t xml:space="preserve">Thirteen confirmed defects. Each is automated: twelve assert the intended behaviour and are marked expected-fail so they turn red once fixed, and PS-PQ-05's test records the partial recovery it leaves behind.</w:t>
       </w:r>
     </w:p>
     <w:tbl>
@@ -75,7 +108,7 @@
       <w:tr>
         <w:tc>
           <w:tcPr>
-            <w:tcW w:w="2340" w:type="dxa"/>
+            <w:tcW w:w="1872" w:type="dxa"/>
             <w:shd w:val="clear" w:fill="F2F2F2"/>
           </w:tcPr>
           <w:p>
@@ -93,7 +126,7 @@
         </w:tc>
         <w:tc>
           <w:tcPr>
-            <w:tcW w:w="2340" w:type="dxa"/>
+            <w:tcW w:w="1872" w:type="dxa"/>
             <w:shd w:val="clear" w:fill="F2F2F2"/>
           </w:tcPr>
           <w:p>
@@ -111,7 +144,7 @@
         </w:tc>
         <w:tc>
           <w:tcPr>
-            <w:tcW w:w="2340" w:type="dxa"/>
+            <w:tcW w:w="1872" w:type="dxa"/>
             <w:shd w:val="clear" w:fill="F2F2F2"/>
           </w:tcPr>
           <w:p>
@@ -129,7 +162,7 @@
         </w:tc>
         <w:tc>
           <w:tcPr>
-            <w:tcW w:w="2340" w:type="dxa"/>
+            <w:tcW w:w="1872" w:type="dxa"/>
             <w:shd w:val="clear" w:fill="F2F2F2"/>
           </w:tcPr>
           <w:p>
@@ -141,7 +174,25 @@
                 <w:sz w:val="20"/>
                 <w:b/>
               </w:rPr>
-              <w:t xml:space="preserve">Gateways seen on</w:t>
+              <w:t xml:space="preserve">Priority</w:t>
+            </w:r>
+          </w:p>
+        </w:tc>
+        <w:tc>
+          <w:tcPr>
+            <w:tcW w:w="1872" w:type="dxa"/>
+            <w:shd w:val="clear" w:fill="F2F2F2"/>
+          </w:tcPr>
+          <w:p>
+            <w:pPr>
+              <w:spacing w:before="40" w:after="40"/>
+            </w:pPr>
+            <w:r>
+              <w:rPr>
+                <w:sz w:val="20"/>
+                <w:b/>
+              </w:rPr>
+              <w:t xml:space="preserve">Gateways</w:t>
             </w:r>
           </w:p>
         </w:tc>
@@ -149,7 +200,7 @@
       <w:tr>
         <w:tc>
           <w:tcPr>
-            <w:tcW w:w="2340" w:type="dxa"/>
+            <w:tcW w:w="1872" w:type="dxa"/>
           </w:tcPr>
           <w:p>
             <w:pPr>
@@ -165,7 +216,7 @@
         </w:tc>
         <w:tc>
           <w:tcPr>
-            <w:tcW w:w="2340" w:type="dxa"/>
+            <w:tcW w:w="1872" w:type="dxa"/>
           </w:tcPr>
           <w:p>
             <w:pPr>
@@ -181,7 +232,7 @@
         </w:tc>
         <w:tc>
           <w:tcPr>
-            <w:tcW w:w="2340" w:type="dxa"/>
+            <w:tcW w:w="1872" w:type="dxa"/>
           </w:tcPr>
           <w:p>
             <w:pPr>
@@ -197,7 +248,23 @@
         </w:tc>
         <w:tc>
           <w:tcPr>
-            <w:tcW w:w="2340" w:type="dxa"/>
+            <w:tcW w:w="1872" w:type="dxa"/>
+          </w:tcPr>
+          <w:p>
+            <w:pPr>
+              <w:spacing w:before="40" w:after="40"/>
+            </w:pPr>
+            <w:r>
+              <w:rPr>
+                <w:sz w:val="20"/>
+              </w:rPr>
+              <w:t xml:space="preserve">High</w:t>
+            </w:r>
+          </w:p>
+        </w:tc>
+        <w:tc>
+          <w:tcPr>
+            <w:tcW w:w="1872" w:type="dxa"/>
           </w:tcPr>
           <w:p>
             <w:pPr>
@@ -215,7 +282,7 @@
       <w:tr>
         <w:tc>
           <w:tcPr>
-            <w:tcW w:w="2340" w:type="dxa"/>
+            <w:tcW w:w="1872" w:type="dxa"/>
           </w:tcPr>
           <w:p>
             <w:pPr>
@@ -231,7 +298,89 @@
         </w:tc>
         <w:tc>
           <w:tcPr>
-            <w:tcW w:w="2340" w:type="dxa"/>
+            <w:tcW w:w="1872" w:type="dxa"/>
+          </w:tcPr>
+          <w:p>
+            <w:pPr>
+              <w:spacing w:before="40" w:after="40"/>
+            </w:pPr>
+            <w:r>
+              <w:rPr>
+                <w:sz w:val="20"/>
+              </w:rPr>
+              <w:t xml:space="preserve">PS-SUB-01</w:t>
+            </w:r>
+          </w:p>
+        </w:tc>
+        <w:tc>
+          <w:tcPr>
+            <w:tcW w:w="1872" w:type="dxa"/>
+          </w:tcPr>
+          <w:p>
+            <w:pPr>
+              <w:spacing w:before="40" w:after="40"/>
+            </w:pPr>
+            <w:r>
+              <w:rPr>
+                <w:sz w:val="20"/>
+              </w:rPr>
+              <w:t xml:space="preserve">Submit stays enabled when the date range is unusable</w:t>
+            </w:r>
+          </w:p>
+        </w:tc>
+        <w:tc>
+          <w:tcPr>
+            <w:tcW w:w="1872" w:type="dxa"/>
+          </w:tcPr>
+          <w:p>
+            <w:pPr>
+              <w:spacing w:before="40" w:after="40"/>
+            </w:pPr>
+            <w:r>
+              <w:rPr>
+                <w:sz w:val="20"/>
+              </w:rPr>
+              <w:t xml:space="preserve">Medium</w:t>
+            </w:r>
+          </w:p>
+        </w:tc>
+        <w:tc>
+          <w:tcPr>
+            <w:tcW w:w="1872" w:type="dxa"/>
+          </w:tcPr>
+          <w:p>
+            <w:pPr>
+              <w:spacing w:before="40" w:after="40"/>
+            </w:pPr>
+            <w:r>
+              <w:rPr>
+                <w:sz w:val="20"/>
+              </w:rPr>
+              <w:t xml:space="preserve">all gateways</w:t>
+            </w:r>
+          </w:p>
+        </w:tc>
+      </w:tr>
+      <w:tr>
+        <w:tc>
+          <w:tcPr>
+            <w:tcW w:w="1872" w:type="dxa"/>
+          </w:tcPr>
+          <w:p>
+            <w:pPr>
+              <w:spacing w:before="40" w:after="40"/>
+            </w:pPr>
+            <w:r>
+              <w:rPr>
+                <w:sz w:val="20"/>
+              </w:rPr>
+              <w:t xml:space="preserve">3</w:t>
+            </w:r>
+          </w:p>
+        </w:tc>
+        <w:tc>
+          <w:tcPr>
+            <w:tcW w:w="1872" w:type="dxa"/>
           </w:tcPr>
           <w:p>
             <w:pPr>
@@ -247,7 +396,7 @@
         </w:tc>
         <w:tc>
           <w:tcPr>
-            <w:tcW w:w="2340" w:type="dxa"/>
+            <w:tcW w:w="1872" w:type="dxa"/>
           </w:tcPr>
           <w:p>
             <w:pPr>
@@ -263,7 +412,843 @@
         </w:tc>
         <w:tc>
           <w:tcPr>
-            <w:tcW w:w="2340" w:type="dxa"/>
+            <w:tcW w:w="1872" w:type="dxa"/>
+          </w:tcPr>
+          <w:p>
+            <w:pPr>
+              <w:spacing w:before="40" w:after="40"/>
+            </w:pPr>
+            <w:r>
+              <w:rPr>
+                <w:sz w:val="20"/>
+              </w:rPr>
+              <w:t xml:space="preserve">Medium</w:t>
+            </w:r>
+          </w:p>
+        </w:tc>
+        <w:tc>
+          <w:tcPr>
+            <w:tcW w:w="1872" w:type="dxa"/>
+          </w:tcPr>
+          <w:p>
+            <w:pPr>
+              <w:spacing w:before="40" w:after="40"/>
+            </w:pPr>
+            <w:r>
+              <w:rPr>
+                <w:sz w:val="20"/>
+              </w:rPr>
+              <w:t xml:space="preserve">all gateways</w:t>
+            </w:r>
+          </w:p>
+        </w:tc>
+      </w:tr>
+      <w:tr>
+        <w:tc>
+          <w:tcPr>
+            <w:tcW w:w="1872" w:type="dxa"/>
+          </w:tcPr>
+          <w:p>
+            <w:pPr>
+              <w:spacing w:before="40" w:after="40"/>
+            </w:pPr>
+            <w:r>
+              <w:rPr>
+                <w:sz w:val="20"/>
+              </w:rPr>
+              <w:t xml:space="preserve">4</w:t>
+            </w:r>
+          </w:p>
+        </w:tc>
+        <w:tc>
+          <w:tcPr>
+            <w:tcW w:w="1872" w:type="dxa"/>
+          </w:tcPr>
+          <w:p>
+            <w:pPr>
+              <w:spacing w:before="40" w:after="40"/>
+            </w:pPr>
+            <w:r>
+              <w:rPr>
+                <w:sz w:val="20"/>
+              </w:rPr>
+              <w:t xml:space="preserve">PS-SUB-07</w:t>
+            </w:r>
+          </w:p>
+        </w:tc>
+        <w:tc>
+          <w:tcPr>
+            <w:tcW w:w="1872" w:type="dxa"/>
+          </w:tcPr>
+          <w:p>
+            <w:pPr>
+              <w:spacing w:before="40" w:after="40"/>
+            </w:pPr>
+            <w:r>
+              <w:rPr>
+                <w:sz w:val="20"/>
+              </w:rPr>
+              <w:t xml:space="preserve">Every stats call carries the same client request id</w:t>
+            </w:r>
+          </w:p>
+        </w:tc>
+        <w:tc>
+          <w:tcPr>
+            <w:tcW w:w="1872" w:type="dxa"/>
+          </w:tcPr>
+          <w:p>
+            <w:pPr>
+              <w:spacing w:before="40" w:after="40"/>
+            </w:pPr>
+            <w:r>
+              <w:rPr>
+                <w:sz w:val="20"/>
+              </w:rPr>
+              <w:t xml:space="preserve">Medium</w:t>
+            </w:r>
+          </w:p>
+        </w:tc>
+        <w:tc>
+          <w:tcPr>
+            <w:tcW w:w="1872" w:type="dxa"/>
+          </w:tcPr>
+          <w:p>
+            <w:pPr>
+              <w:spacing w:before="40" w:after="40"/>
+            </w:pPr>
+            <w:r>
+              <w:rPr>
+                <w:sz w:val="20"/>
+              </w:rPr>
+              <w:t xml:space="preserve">all gateways</w:t>
+            </w:r>
+          </w:p>
+        </w:tc>
+      </w:tr>
+      <w:tr>
+        <w:tc>
+          <w:tcPr>
+            <w:tcW w:w="1872" w:type="dxa"/>
+          </w:tcPr>
+          <w:p>
+            <w:pPr>
+              <w:spacing w:before="40" w:after="40"/>
+            </w:pPr>
+            <w:r>
+              <w:rPr>
+                <w:sz w:val="20"/>
+              </w:rPr>
+              <w:t xml:space="preserve">5</w:t>
+            </w:r>
+          </w:p>
+        </w:tc>
+        <w:tc>
+          <w:tcPr>
+            <w:tcW w:w="1872" w:type="dxa"/>
+          </w:tcPr>
+          <w:p>
+            <w:pPr>
+              <w:spacing w:before="40" w:after="40"/>
+            </w:pPr>
+            <w:r>
+              <w:rPr>
+                <w:sz w:val="20"/>
+              </w:rPr>
+              <w:t xml:space="preserve">PS-PQ-05</w:t>
+            </w:r>
+          </w:p>
+        </w:tc>
+        <w:tc>
+          <w:tcPr>
+            <w:tcW w:w="1872" w:type="dxa"/>
+          </w:tcPr>
+          <w:p>
+            <w:pPr>
+              <w:spacing w:before="40" w:after="40"/>
+            </w:pPr>
+            <w:r>
+              <w:rPr>
+                <w:sz w:val="20"/>
+              </w:rPr>
+              <w:t xml:space="preserve">Having and Execute never recover after Select is emptied</w:t>
+            </w:r>
+          </w:p>
+        </w:tc>
+        <w:tc>
+          <w:tcPr>
+            <w:tcW w:w="1872" w:type="dxa"/>
+          </w:tcPr>
+          <w:p>
+            <w:pPr>
+              <w:spacing w:before="40" w:after="40"/>
+            </w:pPr>
+            <w:r>
+              <w:rPr>
+                <w:sz w:val="20"/>
+              </w:rPr>
+              <w:t xml:space="preserve">High</w:t>
+            </w:r>
+          </w:p>
+        </w:tc>
+        <w:tc>
+          <w:tcPr>
+            <w:tcW w:w="1872" w:type="dxa"/>
+          </w:tcPr>
+          <w:p>
+            <w:pPr>
+              <w:spacing w:before="40" w:after="40"/>
+            </w:pPr>
+            <w:r>
+              <w:rPr>
+                <w:sz w:val="20"/>
+              </w:rPr>
+              <w:t xml:space="preserve">BillPay, MerchantE</w:t>
+            </w:r>
+          </w:p>
+        </w:tc>
+      </w:tr>
+      <w:tr>
+        <w:tc>
+          <w:tcPr>
+            <w:tcW w:w="1872" w:type="dxa"/>
+          </w:tcPr>
+          <w:p>
+            <w:pPr>
+              <w:spacing w:before="40" w:after="40"/>
+            </w:pPr>
+            <w:r>
+              <w:rPr>
+                <w:sz w:val="20"/>
+              </w:rPr>
+              <w:t xml:space="preserve">6</w:t>
+            </w:r>
+          </w:p>
+        </w:tc>
+        <w:tc>
+          <w:tcPr>
+            <w:tcW w:w="1872" w:type="dxa"/>
+          </w:tcPr>
+          <w:p>
+            <w:pPr>
+              <w:spacing w:before="40" w:after="40"/>
+            </w:pPr>
+            <w:r>
+              <w:rPr>
+                <w:sz w:val="20"/>
+              </w:rPr>
+              <w:t xml:space="preserve">PS-PQ-13</w:t>
+            </w:r>
+          </w:p>
+        </w:tc>
+        <w:tc>
+          <w:tcPr>
+            <w:tcW w:w="1872" w:type="dxa"/>
+          </w:tcPr>
+          <w:p>
+            <w:pPr>
+              <w:spacing w:before="40" w:after="40"/>
+            </w:pPr>
+            <w:r>
+              <w:rPr>
+                <w:sz w:val="20"/>
+              </w:rPr>
+              <w:t xml:space="preserve">Execute after Cancel queries what the panel no longer shows</w:t>
+            </w:r>
+          </w:p>
+        </w:tc>
+        <w:tc>
+          <w:tcPr>
+            <w:tcW w:w="1872" w:type="dxa"/>
+          </w:tcPr>
+          <w:p>
+            <w:pPr>
+              <w:spacing w:before="40" w:after="40"/>
+            </w:pPr>
+            <w:r>
+              <w:rPr>
+                <w:sz w:val="20"/>
+              </w:rPr>
+              <w:t xml:space="preserve">High</w:t>
+            </w:r>
+          </w:p>
+        </w:tc>
+        <w:tc>
+          <w:tcPr>
+            <w:tcW w:w="1872" w:type="dxa"/>
+          </w:tcPr>
+          <w:p>
+            <w:pPr>
+              <w:spacing w:before="40" w:after="40"/>
+            </w:pPr>
+            <w:r>
+              <w:rPr>
+                <w:sz w:val="20"/>
+              </w:rPr>
+              <w:t xml:space="preserve">BillPay</w:t>
+            </w:r>
+          </w:p>
+        </w:tc>
+      </w:tr>
+      <w:tr>
+        <w:tc>
+          <w:tcPr>
+            <w:tcW w:w="1872" w:type="dxa"/>
+          </w:tcPr>
+          <w:p>
+            <w:pPr>
+              <w:spacing w:before="40" w:after="40"/>
+            </w:pPr>
+            <w:r>
+              <w:rPr>
+                <w:sz w:val="20"/>
+              </w:rPr>
+              <w:t xml:space="preserve">7</w:t>
+            </w:r>
+          </w:p>
+        </w:tc>
+        <w:tc>
+          <w:tcPr>
+            <w:tcW w:w="1872" w:type="dxa"/>
+          </w:tcPr>
+          <w:p>
+            <w:pPr>
+              <w:spacing w:before="40" w:after="40"/>
+            </w:pPr>
+            <w:r>
+              <w:rPr>
+                <w:sz w:val="20"/>
+              </w:rPr>
+              <w:t xml:space="preserve">PS-PQ-15</w:t>
+            </w:r>
+          </w:p>
+        </w:tc>
+        <w:tc>
+          <w:tcPr>
+            <w:tcW w:w="1872" w:type="dxa"/>
+          </w:tcPr>
+          <w:p>
+            <w:pPr>
+              <w:spacing w:before="40" w:after="40"/>
+            </w:pPr>
+            <w:r>
+              <w:rPr>
+                <w:sz w:val="20"/>
+              </w:rPr>
+              <w:t xml:space="preserve">A query is affected by the queries executed before it</w:t>
+            </w:r>
+          </w:p>
+        </w:tc>
+        <w:tc>
+          <w:tcPr>
+            <w:tcW w:w="1872" w:type="dxa"/>
+          </w:tcPr>
+          <w:p>
+            <w:pPr>
+              <w:spacing w:before="40" w:after="40"/>
+            </w:pPr>
+            <w:r>
+              <w:rPr>
+                <w:sz w:val="20"/>
+              </w:rPr>
+              <w:t xml:space="preserve">High</w:t>
+            </w:r>
+          </w:p>
+        </w:tc>
+        <w:tc>
+          <w:tcPr>
+            <w:tcW w:w="1872" w:type="dxa"/>
+          </w:tcPr>
+          <w:p>
+            <w:pPr>
+              <w:spacing w:before="40" w:after="40"/>
+            </w:pPr>
+            <w:r>
+              <w:rPr>
+                <w:sz w:val="20"/>
+              </w:rPr>
+              <w:t xml:space="preserve">BillPay</w:t>
+            </w:r>
+          </w:p>
+        </w:tc>
+      </w:tr>
+      <w:tr>
+        <w:tc>
+          <w:tcPr>
+            <w:tcW w:w="1872" w:type="dxa"/>
+          </w:tcPr>
+          <w:p>
+            <w:pPr>
+              <w:spacing w:before="40" w:after="40"/>
+            </w:pPr>
+            <w:r>
+              <w:rPr>
+                <w:sz w:val="20"/>
+              </w:rPr>
+              <w:t xml:space="preserve">8</w:t>
+            </w:r>
+          </w:p>
+        </w:tc>
+        <w:tc>
+          <w:tcPr>
+            <w:tcW w:w="1872" w:type="dxa"/>
+          </w:tcPr>
+          <w:p>
+            <w:pPr>
+              <w:spacing w:before="40" w:after="40"/>
+            </w:pPr>
+            <w:r>
+              <w:rPr>
+                <w:sz w:val="20"/>
+              </w:rPr>
+              <w:t xml:space="preserve">PS-PQ-16</w:t>
+            </w:r>
+          </w:p>
+        </w:tc>
+        <w:tc>
+          <w:tcPr>
+            <w:tcW w:w="1872" w:type="dxa"/>
+          </w:tcPr>
+          <w:p>
+            <w:pPr>
+              <w:spacing w:before="40" w:after="40"/>
+            </w:pPr>
+            <w:r>
+              <w:rPr>
+                <w:sz w:val="20"/>
+              </w:rPr>
+              <w:t xml:space="preserve">The Prepare Query panel does not drive the table</w:t>
+            </w:r>
+          </w:p>
+        </w:tc>
+        <w:tc>
+          <w:tcPr>
+            <w:tcW w:w="1872" w:type="dxa"/>
+          </w:tcPr>
+          <w:p>
+            <w:pPr>
+              <w:spacing w:before="40" w:after="40"/>
+            </w:pPr>
+            <w:r>
+              <w:rPr>
+                <w:sz w:val="20"/>
+              </w:rPr>
+              <w:t xml:space="preserve">High</w:t>
+            </w:r>
+          </w:p>
+        </w:tc>
+        <w:tc>
+          <w:tcPr>
+            <w:tcW w:w="1872" w:type="dxa"/>
+          </w:tcPr>
+          <w:p>
+            <w:pPr>
+              <w:spacing w:before="40" w:after="40"/>
+            </w:pPr>
+            <w:r>
+              <w:rPr>
+                <w:sz w:val="20"/>
+              </w:rPr>
+              <w:t xml:space="preserve">MerchantE</w:t>
+            </w:r>
+          </w:p>
+        </w:tc>
+      </w:tr>
+      <w:tr>
+        <w:tc>
+          <w:tcPr>
+            <w:tcW w:w="1872" w:type="dxa"/>
+          </w:tcPr>
+          <w:p>
+            <w:pPr>
+              <w:spacing w:before="40" w:after="40"/>
+            </w:pPr>
+            <w:r>
+              <w:rPr>
+                <w:sz w:val="20"/>
+              </w:rPr>
+              <w:t xml:space="preserve">9</w:t>
+            </w:r>
+          </w:p>
+        </w:tc>
+        <w:tc>
+          <w:tcPr>
+            <w:tcW w:w="1872" w:type="dxa"/>
+          </w:tcPr>
+          <w:p>
+            <w:pPr>
+              <w:spacing w:before="40" w:after="40"/>
+            </w:pPr>
+            <w:r>
+              <w:rPr>
+                <w:sz w:val="20"/>
+              </w:rPr>
+              <w:t xml:space="preserve">PS-GR-06</w:t>
+            </w:r>
+          </w:p>
+        </w:tc>
+        <w:tc>
+          <w:tcPr>
+            <w:tcW w:w="1872" w:type="dxa"/>
+          </w:tcPr>
+          <w:p>
+            <w:pPr>
+              <w:spacing w:before="40" w:after="40"/>
+            </w:pPr>
+            <w:r>
+              <w:rPr>
+                <w:sz w:val="20"/>
+              </w:rPr>
+              <w:t xml:space="preserve">The statistics graph and the query table disagree</w:t>
+            </w:r>
+          </w:p>
+        </w:tc>
+        <w:tc>
+          <w:tcPr>
+            <w:tcW w:w="1872" w:type="dxa"/>
+          </w:tcPr>
+          <w:p>
+            <w:pPr>
+              <w:spacing w:before="40" w:after="40"/>
+            </w:pPr>
+            <w:r>
+              <w:rPr>
+                <w:sz w:val="20"/>
+              </w:rPr>
+              <w:t xml:space="preserve">High</w:t>
+            </w:r>
+          </w:p>
+        </w:tc>
+        <w:tc>
+          <w:tcPr>
+            <w:tcW w:w="1872" w:type="dxa"/>
+          </w:tcPr>
+          <w:p>
+            <w:pPr>
+              <w:spacing w:before="40" w:after="40"/>
+            </w:pPr>
+            <w:r>
+              <w:rPr>
+                <w:sz w:val="20"/>
+              </w:rPr>
+              <w:t xml:space="preserve">BillPay</w:t>
+            </w:r>
+          </w:p>
+        </w:tc>
+      </w:tr>
+      <w:tr>
+        <w:tc>
+          <w:tcPr>
+            <w:tcW w:w="1872" w:type="dxa"/>
+          </w:tcPr>
+          <w:p>
+            <w:pPr>
+              <w:spacing w:before="40" w:after="40"/>
+            </w:pPr>
+            <w:r>
+              <w:rPr>
+                <w:sz w:val="20"/>
+              </w:rPr>
+              <w:t xml:space="preserve">10</w:t>
+            </w:r>
+          </w:p>
+        </w:tc>
+        <w:tc>
+          <w:tcPr>
+            <w:tcW w:w="1872" w:type="dxa"/>
+          </w:tcPr>
+          <w:p>
+            <w:pPr>
+              <w:spacing w:before="40" w:after="40"/>
+            </w:pPr>
+            <w:r>
+              <w:rPr>
+                <w:sz w:val="20"/>
+              </w:rPr>
+              <w:t xml:space="preserve">PS-NEG-01</w:t>
+            </w:r>
+          </w:p>
+        </w:tc>
+        <w:tc>
+          <w:tcPr>
+            <w:tcW w:w="1872" w:type="dxa"/>
+          </w:tcPr>
+          <w:p>
+            <w:pPr>
+              <w:spacing w:before="40" w:after="40"/>
+            </w:pPr>
+            <w:r>
+              <w:rPr>
+                <w:sz w:val="20"/>
+              </w:rPr>
+              <w:t xml:space="preserve">A failed request leaves the page silent</w:t>
+            </w:r>
+          </w:p>
+        </w:tc>
+        <w:tc>
+          <w:tcPr>
+            <w:tcW w:w="1872" w:type="dxa"/>
+          </w:tcPr>
+          <w:p>
+            <w:pPr>
+              <w:spacing w:before="40" w:after="40"/>
+            </w:pPr>
+            <w:r>
+              <w:rPr>
+                <w:sz w:val="20"/>
+              </w:rPr>
+              <w:t xml:space="preserve">Critical</w:t>
+            </w:r>
+          </w:p>
+        </w:tc>
+        <w:tc>
+          <w:tcPr>
+            <w:tcW w:w="1872" w:type="dxa"/>
+          </w:tcPr>
+          <w:p>
+            <w:pPr>
+              <w:spacing w:before="40" w:after="40"/>
+            </w:pPr>
+            <w:r>
+              <w:rPr>
+                <w:sz w:val="20"/>
+              </w:rPr>
+              <w:t xml:space="preserve">all gateways</w:t>
+            </w:r>
+          </w:p>
+        </w:tc>
+      </w:tr>
+      <w:tr>
+        <w:tc>
+          <w:tcPr>
+            <w:tcW w:w="1872" w:type="dxa"/>
+          </w:tcPr>
+          <w:p>
+            <w:pPr>
+              <w:spacing w:before="40" w:after="40"/>
+            </w:pPr>
+            <w:r>
+              <w:rPr>
+                <w:sz w:val="20"/>
+              </w:rPr>
+              <w:t xml:space="preserve">11</w:t>
+            </w:r>
+          </w:p>
+        </w:tc>
+        <w:tc>
+          <w:tcPr>
+            <w:tcW w:w="1872" w:type="dxa"/>
+          </w:tcPr>
+          <w:p>
+            <w:pPr>
+              <w:spacing w:before="40" w:after="40"/>
+            </w:pPr>
+            <w:r>
+              <w:rPr>
+                <w:sz w:val="20"/>
+              </w:rPr>
+              <w:t xml:space="preserve">PS-NEG-02</w:t>
+            </w:r>
+          </w:p>
+        </w:tc>
+        <w:tc>
+          <w:tcPr>
+            <w:tcW w:w="1872" w:type="dxa"/>
+          </w:tcPr>
+          <w:p>
+            <w:pPr>
+              <w:spacing w:before="40" w:after="40"/>
+            </w:pPr>
+            <w:r>
+              <w:rPr>
+                <w:sz w:val="20"/>
+              </w:rPr>
+              <w:t xml:space="preserve">The failure handler hides the real error</w:t>
+            </w:r>
+          </w:p>
+        </w:tc>
+        <w:tc>
+          <w:tcPr>
+            <w:tcW w:w="1872" w:type="dxa"/>
+          </w:tcPr>
+          <w:p>
+            <w:pPr>
+              <w:spacing w:before="40" w:after="40"/>
+            </w:pPr>
+            <w:r>
+              <w:rPr>
+                <w:sz w:val="20"/>
+              </w:rPr>
+              <w:t xml:space="preserve">Medium</w:t>
+            </w:r>
+          </w:p>
+        </w:tc>
+        <w:tc>
+          <w:tcPr>
+            <w:tcW w:w="1872" w:type="dxa"/>
+          </w:tcPr>
+          <w:p>
+            <w:pPr>
+              <w:spacing w:before="40" w:after="40"/>
+            </w:pPr>
+            <w:r>
+              <w:rPr>
+                <w:sz w:val="20"/>
+              </w:rPr>
+              <w:t xml:space="preserve">all gateways</w:t>
+            </w:r>
+          </w:p>
+        </w:tc>
+      </w:tr>
+      <w:tr>
+        <w:tc>
+          <w:tcPr>
+            <w:tcW w:w="1872" w:type="dxa"/>
+          </w:tcPr>
+          <w:p>
+            <w:pPr>
+              <w:spacing w:before="40" w:after="40"/>
+            </w:pPr>
+            <w:r>
+              <w:rPr>
+                <w:sz w:val="20"/>
+              </w:rPr>
+              <w:t xml:space="preserve">12</w:t>
+            </w:r>
+          </w:p>
+        </w:tc>
+        <w:tc>
+          <w:tcPr>
+            <w:tcW w:w="1872" w:type="dxa"/>
+          </w:tcPr>
+          <w:p>
+            <w:pPr>
+              <w:spacing w:before="40" w:after="40"/>
+            </w:pPr>
+            <w:r>
+              <w:rPr>
+                <w:sz w:val="20"/>
+              </w:rPr>
+              <w:t xml:space="preserve">PS-NEG-11</w:t>
+            </w:r>
+          </w:p>
+        </w:tc>
+        <w:tc>
+          <w:tcPr>
+            <w:tcW w:w="1872" w:type="dxa"/>
+          </w:tcPr>
+          <w:p>
+            <w:pPr>
+              <w:spacing w:before="40" w:after="40"/>
+            </w:pPr>
+            <w:r>
+              <w:rPr>
+                <w:sz w:val="20"/>
+              </w:rPr>
+              <w:t xml:space="preserve">A page refresh loses the sub-merchant and empties the table</w:t>
+            </w:r>
+          </w:p>
+        </w:tc>
+        <w:tc>
+          <w:tcPr>
+            <w:tcW w:w="1872" w:type="dxa"/>
+          </w:tcPr>
+          <w:p>
+            <w:pPr>
+              <w:spacing w:before="40" w:after="40"/>
+            </w:pPr>
+            <w:r>
+              <w:rPr>
+                <w:sz w:val="20"/>
+              </w:rPr>
+              <w:t xml:space="preserve">Critical</w:t>
+            </w:r>
+          </w:p>
+        </w:tc>
+        <w:tc>
+          <w:tcPr>
+            <w:tcW w:w="1872" w:type="dxa"/>
+          </w:tcPr>
+          <w:p>
+            <w:pPr>
+              <w:spacing w:before="40" w:after="40"/>
+            </w:pPr>
+            <w:r>
+              <w:rPr>
+                <w:sz w:val="20"/>
+              </w:rPr>
+              <w:t xml:space="preserve">all gateways</w:t>
+            </w:r>
+          </w:p>
+        </w:tc>
+      </w:tr>
+      <w:tr>
+        <w:tc>
+          <w:tcPr>
+            <w:tcW w:w="1872" w:type="dxa"/>
+          </w:tcPr>
+          <w:p>
+            <w:pPr>
+              <w:spacing w:before="40" w:after="40"/>
+            </w:pPr>
+            <w:r>
+              <w:rPr>
+                <w:sz w:val="20"/>
+              </w:rPr>
+              <w:t xml:space="preserve">13</w:t>
+            </w:r>
+          </w:p>
+        </w:tc>
+        <w:tc>
+          <w:tcPr>
+            <w:tcW w:w="1872" w:type="dxa"/>
+          </w:tcPr>
+          <w:p>
+            <w:pPr>
+              <w:spacing w:before="40" w:after="40"/>
+            </w:pPr>
+            <w:r>
+              <w:rPr>
+                <w:sz w:val="20"/>
+              </w:rPr>
+              <w:t xml:space="preserve">PS-NEG-12</w:t>
+            </w:r>
+          </w:p>
+        </w:tc>
+        <w:tc>
+          <w:tcPr>
+            <w:tcW w:w="1872" w:type="dxa"/>
+          </w:tcPr>
+          <w:p>
+            <w:pPr>
+              <w:spacing w:before="40" w:after="40"/>
+            </w:pPr>
+            <w:r>
+              <w:rPr>
+                <w:sz w:val="20"/>
+              </w:rPr>
+              <w:t xml:space="preserve">The default date range sends a malformed month from October to December</w:t>
+            </w:r>
+          </w:p>
+        </w:tc>
+        <w:tc>
+          <w:tcPr>
+            <w:tcW w:w="1872" w:type="dxa"/>
+          </w:tcPr>
+          <w:p>
+            <w:pPr>
+              <w:spacing w:before="40" w:after="40"/>
+            </w:pPr>
+            <w:r>
+              <w:rPr>
+                <w:sz w:val="20"/>
+              </w:rPr>
+              <w:t xml:space="preserve">Critical</w:t>
+            </w:r>
+          </w:p>
+        </w:tc>
+        <w:tc>
+          <w:tcPr>
+            <w:tcW w:w="1872" w:type="dxa"/>
           </w:tcPr>
           <w:p>
             <w:pPr>
@@ -295,21 +1280,7 @@
         <w:rPr>
           <w:sz w:val="22"/>
         </w:rPr>
-        <w:t xml:space="preserve">Defects in the Prepare Query panel are written up separately, in </w:t>
-      </w:r>
-      <w:r>
-        <w:rPr>
-          <w:sz w:val="22"/>
-          <w:rFonts w:ascii="Consolas" w:hAnsi="Consolas"/>
-          <w:sz w:val="20"/>
-        </w:rPr>
-        <w:t xml:space="preserve">PrepareQuery_Bugs.docx</w:t>
-      </w:r>
-      <w:r>
-        <w:rPr>
-          <w:sz w:val="22"/>
-        </w:rPr>
-        <w:t xml:space="preserve">.</w:t>
+        <w:t xml:space="preserve">Two further Payment Stats cases cannot be run at all and are recorded as blocked rather than defective: PS-COL-09 needs an India merchant that does not exist in QA, and PS-NEG-04 needs the Transactions grid's Date &amp; Time filter, which does not filter.</w:t>
       </w:r>
     </w:p>
     <w:p>
@@ -1020,7 +1991,348 @@
           <w:sz w:val="36"/>
           <w:b/>
         </w:rPr>
-        <w:t xml:space="preserve">2. PS-SUB-03 — the first refresh click after page load is swallowed</w:t>
+        <w:t xml:space="preserve">2. PS-SUB-01 — Submit stays enabled when the date range is unusable</w:t>
+      </w:r>
+    </w:p>
+    <w:p>
+      <w:pPr>
+        <w:spacing w:before="0" w:after="120"/>
+        <w:rPr>
+          <w:sz w:val="22"/>
+        </w:rPr>
+      </w:pPr>
+      <w:r>
+        <w:rPr>
+          <w:sz w:val="22"/>
+          <w:b/>
+        </w:rPr>
+        <w:t xml:space="preserve">Priority:</w:t>
+      </w:r>
+      <w:r>
+        <w:rPr>
+          <w:sz w:val="22"/>
+        </w:rPr>
+        <w:t xml:space="preserve"> Medium · </w:t>
+      </w:r>
+      <w:r>
+        <w:rPr>
+          <w:sz w:val="22"/>
+          <w:b/>
+        </w:rPr>
+        <w:t xml:space="preserve">Gateways:</w:t>
+      </w:r>
+      <w:r>
+        <w:rPr>
+          <w:sz w:val="22"/>
+        </w:rPr>
+        <w:t xml:space="preserve"> all · </w:t>
+      </w:r>
+      <w:r>
+        <w:rPr>
+          <w:sz w:val="22"/>
+          <w:b/>
+        </w:rPr>
+        <w:t xml:space="preserve">Observed:</w:t>
+      </w:r>
+      <w:r>
+        <w:rPr>
+          <w:sz w:val="22"/>
+        </w:rPr>
+        <w:t xml:space="preserve"> 17 September 2026</w:t>
+      </w:r>
+    </w:p>
+    <w:p>
+      <w:pPr>
+        <w:spacing w:before="280" w:after="120"/>
+        <w:rPr>
+          <w:sz w:val="28"/>
+          <w:b/>
+        </w:rPr>
+      </w:pPr>
+      <w:r>
+        <w:rPr>
+          <w:sz w:val="28"/>
+          <w:b/>
+        </w:rPr>
+        <w:t xml:space="preserve">Summary</w:t>
+      </w:r>
+    </w:p>
+    <w:p>
+      <w:pPr>
+        <w:spacing w:before="0" w:after="120"/>
+        <w:rPr>
+          <w:sz w:val="22"/>
+        </w:rPr>
+      </w:pPr>
+      <w:r>
+        <w:rPr>
+          <w:sz w:val="22"/>
+        </w:rPr>
+        <w:t xml:space="preserve">The Submit button is never disabled, whatever state the date range is in. Clearing the From Date entirely leaves it fully clickable, so the merchant can submit a range the page cannot use and is told nothing beforehand.</w:t>
+      </w:r>
+    </w:p>
+    <w:p>
+      <w:pPr>
+        <w:spacing w:before="280" w:after="120"/>
+        <w:rPr>
+          <w:sz w:val="28"/>
+          <w:b/>
+        </w:rPr>
+      </w:pPr>
+      <w:r>
+        <w:rPr>
+          <w:sz w:val="28"/>
+          <w:b/>
+        </w:rPr>
+        <w:t xml:space="preserve">Steps to reproduce</w:t>
+      </w:r>
+    </w:p>
+    <w:p>
+      <w:pPr>
+        <w:spacing w:before="0" w:after="120"/>
+        <w:rPr>
+          <w:sz w:val="22"/>
+        </w:rPr>
+      </w:pPr>
+      <w:r>
+        <w:rPr>
+          <w:sz w:val="22"/>
+        </w:rPr>
+        <w:t xml:space="preserve">1. Open </w:t>
+      </w:r>
+      <w:r>
+        <w:rPr>
+          <w:sz w:val="22"/>
+          <w:b/>
+        </w:rPr>
+        <w:t xml:space="preserve">Payment Analytics → Payment Stats</w:t>
+      </w:r>
+      <w:r>
+        <w:rPr>
+          <w:sz w:val="22"/>
+        </w:rPr>
+        <w:t xml:space="preserve">. 2. Note that Submit is enabled on load. 3. Clear the </w:t>
+      </w:r>
+      <w:r>
+        <w:rPr>
+          <w:sz w:val="22"/>
+          <w:b/>
+        </w:rPr>
+        <w:t xml:space="preserve">From Date</w:t>
+      </w:r>
+      <w:r>
+        <w:rPr>
+          <w:sz w:val="22"/>
+        </w:rPr>
+        <w:t xml:space="preserve"> field completely. 4. Look at Submit.</w:t>
+      </w:r>
+    </w:p>
+    <w:p>
+      <w:pPr>
+        <w:spacing w:before="280" w:after="120"/>
+        <w:rPr>
+          <w:sz w:val="28"/>
+          <w:b/>
+        </w:rPr>
+      </w:pPr>
+      <w:r>
+        <w:rPr>
+          <w:sz w:val="28"/>
+          <w:b/>
+        </w:rPr>
+        <w:t xml:space="preserve">Expected result</w:t>
+      </w:r>
+    </w:p>
+    <w:p>
+      <w:pPr>
+        <w:spacing w:before="0" w:after="120"/>
+        <w:rPr>
+          <w:sz w:val="22"/>
+        </w:rPr>
+      </w:pPr>
+      <w:r>
+        <w:rPr>
+          <w:sz w:val="22"/>
+        </w:rPr>
+        <w:t xml:space="preserve">Submit is greyed out while the range is unusable, so the merchant sees the problem before pressing it.</w:t>
+      </w:r>
+    </w:p>
+    <w:p>
+      <w:pPr>
+        <w:spacing w:before="280" w:after="120"/>
+        <w:rPr>
+          <w:sz w:val="28"/>
+          <w:b/>
+        </w:rPr>
+      </w:pPr>
+      <w:r>
+        <w:rPr>
+          <w:sz w:val="28"/>
+          <w:b/>
+        </w:rPr>
+        <w:t xml:space="preserve">Actual result</w:t>
+      </w:r>
+    </w:p>
+    <w:p>
+      <w:pPr>
+        <w:spacing w:before="0" w:after="120"/>
+        <w:rPr>
+          <w:sz w:val="22"/>
+        </w:rPr>
+      </w:pPr>
+      <w:r>
+        <w:rPr>
+          <w:sz w:val="22"/>
+        </w:rPr>
+        <w:t xml:space="preserve">Submit reports enabled in every state a merchant can actually reach — on load, and with From Date cleared. The </w:t>
+      </w:r>
+      <w:r>
+        <w:rPr>
+          <w:sz w:val="22"/>
+          <w:rFonts w:ascii="Consolas" w:hAnsi="Consolas"/>
+          <w:sz w:val="20"/>
+        </w:rPr>
+        <w:t xml:space="preserve">disabled</w:t>
+      </w:r>
+      <w:r>
+        <w:rPr>
+          <w:sz w:val="22"/>
+        </w:rPr>
+        <w:t xml:space="preserve"> attribute is absent throughout.</w:t>
+      </w:r>
+    </w:p>
+    <w:p>
+      <w:pPr>
+        <w:spacing w:before="280" w:after="120"/>
+        <w:rPr>
+          <w:sz w:val="28"/>
+          <w:b/>
+        </w:rPr>
+      </w:pPr>
+      <w:r>
+        <w:rPr>
+          <w:sz w:val="28"/>
+          <w:b/>
+        </w:rPr>
+        <w:t xml:space="preserve">Notes for the developer</w:t>
+      </w:r>
+    </w:p>
+    <w:p>
+      <w:pPr>
+        <w:spacing w:before="0" w:after="120"/>
+        <w:rPr>
+          <w:sz w:val="22"/>
+        </w:rPr>
+      </w:pPr>
+      <w:r>
+        <w:rPr>
+          <w:sz w:val="22"/>
+        </w:rPr>
+        <w:t xml:space="preserve">This is not missing logic. </w:t>
+      </w:r>
+      <w:r>
+        <w:rPr>
+          <w:sz w:val="22"/>
+          <w:rFonts w:ascii="Consolas" w:hAnsi="Consolas"/>
+          <w:sz w:val="20"/>
+        </w:rPr>
+        <w:t xml:space="preserve">isSubmitButtonDisabled</w:t>
+      </w:r>
+      <w:r>
+        <w:rPr>
+          <w:sz w:val="22"/>
+        </w:rPr>
+        <w:t xml:space="preserve"> is declared at </w:t>
+      </w:r>
+      <w:r>
+        <w:rPr>
+          <w:sz w:val="22"/>
+          <w:rFonts w:ascii="Consolas" w:hAnsi="Consolas"/>
+          <w:sz w:val="20"/>
+        </w:rPr>
+        <w:t xml:space="preserve">index.js:86</w:t>
+      </w:r>
+      <w:r>
+        <w:rPr>
+          <w:sz w:val="22"/>
+        </w:rPr>
+        <w:t xml:space="preserve"> and updated in five places. The line that applies it is commented out:</w:t>
+      </w:r>
+    </w:p>
+    <w:p>
+      <w:pPr>
+        <w:spacing w:before="0" w:after="120"/>
+        <w:rPr>
+          <w:sz w:val="22"/>
+        </w:rPr>
+      </w:pPr>
+      <w:r>
+        <w:rPr>
+          <w:sz w:val="22"/>
+          <w:rFonts w:ascii="Consolas" w:hAnsi="Consolas"/>
+          <w:sz w:val="20"/>
+        </w:rPr>
+        <w:t xml:space="preserve"/>
+      </w:r>
+      <w:r>
+        <w:rPr>
+          <w:sz w:val="22"/>
+          <w:rFonts w:ascii="Consolas" w:hAnsi="Consolas"/>
+          <w:sz w:val="20"/>
+        </w:rPr>
+        <w:t xml:space="preserve"> index.js:606     // disabled={isSubmitButtonDisabled} </w:t>
+      </w:r>
+      <w:r>
+        <w:rPr>
+          <w:sz w:val="22"/>
+          <w:rFonts w:ascii="Consolas" w:hAnsi="Consolas"/>
+          <w:sz w:val="20"/>
+        </w:rPr>
+        <w:t xml:space="preserve"/>
+      </w:r>
+    </w:p>
+    <w:p>
+      <w:pPr>
+        <w:spacing w:before="0" w:after="120"/>
+        <w:rPr>
+          <w:sz w:val="22"/>
+        </w:rPr>
+      </w:pPr>
+      <w:r>
+        <w:rPr>
+          <w:sz w:val="22"/>
+        </w:rPr>
+        <w:t xml:space="preserve">Uncommenting it is the whole fix.</w:t>
+      </w:r>
+    </w:p>
+    <w:p>
+      <w:pPr>
+        <w:spacing w:before="0" w:after="120"/>
+        <w:rPr>
+          <w:sz w:val="22"/>
+        </w:rPr>
+      </w:pPr>
+      <w:r>
+        <w:rPr>
+          <w:sz w:val="22"/>
+        </w:rPr>
+        <w:t xml:space="preserve">One state was deliberately excluded from this case: an inverted range, where To Date is before From Date. The To calendar greys out every day before the current From Date, so that state cannot be produced from the UI at all.</w:t>
+      </w:r>
+    </w:p>
+    <w:p>
+      <w:pPr>
+        <w:spacing w:before="0" w:after="200"/>
+        <w:rPr>
+          <w:sz w:val="36"/>
+          <w:b/>
+        </w:rPr>
+      </w:pPr>
+      <w:r>
+        <w:rPr>
+          <w:sz w:val="36"/>
+          <w:b/>
+        </w:rPr>
+        <w:t xml:space="preserve">3. PS-SUB-03 — the first refresh click after page load is swallowed</w:t>
       </w:r>
     </w:p>
     <w:p>
@@ -1643,6 +2955,5936 @@
         <w:t xml:space="preserve">This is the same class of problem as reading a state variable immediately after setting it anywhere else in the page, so it is worth a look for the same pattern nearby.</w:t>
       </w:r>
     </w:p>
+    <w:p>
+      <w:pPr>
+        <w:spacing w:before="0" w:after="200"/>
+        <w:rPr>
+          <w:sz w:val="36"/>
+          <w:b/>
+        </w:rPr>
+      </w:pPr>
+      <w:r>
+        <w:rPr>
+          <w:sz w:val="36"/>
+          <w:b/>
+        </w:rPr>
+        <w:t xml:space="preserve">4. PS-SUB-07 — every stats call carries the same client request id</w:t>
+      </w:r>
+    </w:p>
+    <w:p>
+      <w:pPr>
+        <w:spacing w:before="0" w:after="120"/>
+        <w:rPr>
+          <w:sz w:val="22"/>
+        </w:rPr>
+      </w:pPr>
+      <w:r>
+        <w:rPr>
+          <w:sz w:val="22"/>
+          <w:b/>
+        </w:rPr>
+        <w:t xml:space="preserve">Priority:</w:t>
+      </w:r>
+      <w:r>
+        <w:rPr>
+          <w:sz w:val="22"/>
+        </w:rPr>
+        <w:t xml:space="preserve"> Medium · </w:t>
+      </w:r>
+      <w:r>
+        <w:rPr>
+          <w:sz w:val="22"/>
+          <w:b/>
+        </w:rPr>
+        <w:t xml:space="preserve">Gateways:</w:t>
+      </w:r>
+      <w:r>
+        <w:rPr>
+          <w:sz w:val="22"/>
+        </w:rPr>
+        <w:t xml:space="preserve"> all · </w:t>
+      </w:r>
+      <w:r>
+        <w:rPr>
+          <w:sz w:val="22"/>
+          <w:b/>
+        </w:rPr>
+        <w:t xml:space="preserve">Observed:</w:t>
+      </w:r>
+      <w:r>
+        <w:rPr>
+          <w:sz w:val="22"/>
+        </w:rPr>
+        <w:t xml:space="preserve"> 17 September 2026</w:t>
+      </w:r>
+    </w:p>
+    <w:p>
+      <w:pPr>
+        <w:spacing w:before="280" w:after="120"/>
+        <w:rPr>
+          <w:sz w:val="28"/>
+          <w:b/>
+        </w:rPr>
+      </w:pPr>
+      <w:r>
+        <w:rPr>
+          <w:sz w:val="28"/>
+          <w:b/>
+        </w:rPr>
+        <w:t xml:space="preserve">Summary</w:t>
+      </w:r>
+    </w:p>
+    <w:p>
+      <w:pPr>
+        <w:spacing w:before="0" w:after="120"/>
+        <w:rPr>
+          <w:sz w:val="22"/>
+        </w:rPr>
+      </w:pPr>
+      <w:r>
+        <w:rPr>
+          <w:sz w:val="22"/>
+          <w:rFonts w:ascii="Consolas" w:hAnsi="Consolas"/>
+          <w:sz w:val="20"/>
+        </w:rPr>
+        <w:t xml:space="preserve">clientRequestId</w:t>
+      </w:r>
+      <w:r>
+        <w:rPr>
+          <w:sz w:val="22"/>
+        </w:rPr>
+        <w:t xml:space="preserve"> is meant to identify one call. Every Payment Stats request sends the same fixed value, so two calls cannot be told apart in logs or traced individually.</w:t>
+      </w:r>
+    </w:p>
+    <w:p>
+      <w:pPr>
+        <w:spacing w:before="280" w:after="120"/>
+        <w:rPr>
+          <w:sz w:val="28"/>
+          <w:b/>
+        </w:rPr>
+      </w:pPr>
+      <w:r>
+        <w:rPr>
+          <w:sz w:val="28"/>
+          <w:b/>
+        </w:rPr>
+        <w:t xml:space="preserve">Steps to reproduce</w:t>
+      </w:r>
+    </w:p>
+    <w:p>
+      <w:pPr>
+        <w:spacing w:before="0" w:after="120"/>
+        <w:rPr>
+          <w:sz w:val="22"/>
+        </w:rPr>
+      </w:pPr>
+      <w:r>
+        <w:rPr>
+          <w:sz w:val="22"/>
+        </w:rPr>
+        <w:t xml:space="preserve">1. Open DevTools, Network tab, filter on </w:t>
+      </w:r>
+      <w:r>
+        <w:rPr>
+          <w:sz w:val="22"/>
+          <w:rFonts w:ascii="Consolas" w:hAnsi="Consolas"/>
+          <w:sz w:val="20"/>
+        </w:rPr>
+        <w:t xml:space="preserve">payment_stats</w:t>
+      </w:r>
+      <w:r>
+        <w:rPr>
+          <w:sz w:val="22"/>
+        </w:rPr>
+        <w:t xml:space="preserve">. 2. Open </w:t>
+      </w:r>
+      <w:r>
+        <w:rPr>
+          <w:sz w:val="22"/>
+          <w:b/>
+        </w:rPr>
+        <w:t xml:space="preserve">Payment Analytics → Payment Stats</w:t>
+      </w:r>
+      <w:r>
+        <w:rPr>
+          <w:sz w:val="22"/>
+        </w:rPr>
+        <w:t xml:space="preserve"> from the sidebar. 3. Read </w:t>
+      </w:r>
+      <w:r>
+        <w:rPr>
+          <w:sz w:val="22"/>
+          <w:rFonts w:ascii="Consolas" w:hAnsi="Consolas"/>
+          <w:sz w:val="20"/>
+        </w:rPr>
+        <w:t xml:space="preserve">clientRequestId</w:t>
+      </w:r>
+      <w:r>
+        <w:rPr>
+          <w:sz w:val="22"/>
+        </w:rPr>
+        <w:t xml:space="preserve"> on the request. 4. Change a date, press </w:t>
+      </w:r>
+      <w:r>
+        <w:rPr>
+          <w:sz w:val="22"/>
+          <w:b/>
+        </w:rPr>
+        <w:t xml:space="preserve">Submit</w:t>
+      </w:r>
+      <w:r>
+        <w:rPr>
+          <w:sz w:val="22"/>
+        </w:rPr>
+        <w:t xml:space="preserve">, and read it again on the new request.</w:t>
+      </w:r>
+    </w:p>
+    <w:p>
+      <w:pPr>
+        <w:spacing w:before="280" w:after="120"/>
+        <w:rPr>
+          <w:sz w:val="28"/>
+          <w:b/>
+        </w:rPr>
+      </w:pPr>
+      <w:r>
+        <w:rPr>
+          <w:sz w:val="28"/>
+          <w:b/>
+        </w:rPr>
+        <w:t xml:space="preserve">Expected result</w:t>
+      </w:r>
+    </w:p>
+    <w:p>
+      <w:pPr>
+        <w:spacing w:before="0" w:after="120"/>
+        <w:rPr>
+          <w:sz w:val="22"/>
+        </w:rPr>
+      </w:pPr>
+      <w:r>
+        <w:rPr>
+          <w:sz w:val="22"/>
+        </w:rPr>
+        <w:t xml:space="preserve">Each call carries its own identifier.</w:t>
+      </w:r>
+    </w:p>
+    <w:p>
+      <w:pPr>
+        <w:spacing w:before="280" w:after="120"/>
+        <w:rPr>
+          <w:sz w:val="28"/>
+          <w:b/>
+        </w:rPr>
+      </w:pPr>
+      <w:r>
+        <w:rPr>
+          <w:sz w:val="28"/>
+          <w:b/>
+        </w:rPr>
+        <w:t xml:space="preserve">Actual result</w:t>
+      </w:r>
+    </w:p>
+    <w:p>
+      <w:pPr>
+        <w:spacing w:before="0" w:after="120"/>
+        <w:rPr>
+          <w:sz w:val="22"/>
+        </w:rPr>
+      </w:pPr>
+      <w:r>
+        <w:rPr>
+          <w:sz w:val="22"/>
+        </w:rPr>
+        <w:t xml:space="preserve">Every call carries </w:t>
+      </w:r>
+      <w:r>
+        <w:rPr>
+          <w:sz w:val="22"/>
+          <w:rFonts w:ascii="Consolas" w:hAnsi="Consolas"/>
+          <w:sz w:val="20"/>
+        </w:rPr>
+        <w:t xml:space="preserve">clientRequestId=1647602068707</w:t>
+      </w:r>
+      <w:r>
+        <w:rPr>
+          <w:sz w:val="22"/>
+        </w:rPr>
+        <w:t xml:space="preserve"> — on page load and after a date change, unchanged.</w:t>
+      </w:r>
+    </w:p>
+    <w:p>
+      <w:pPr>
+        <w:spacing w:before="280" w:after="120"/>
+        <w:rPr>
+          <w:sz w:val="28"/>
+          <w:b/>
+        </w:rPr>
+      </w:pPr>
+      <w:r>
+        <w:rPr>
+          <w:sz w:val="28"/>
+          <w:b/>
+        </w:rPr>
+        <w:t xml:space="preserve">Notes for the developer</w:t>
+      </w:r>
+    </w:p>
+    <w:p>
+      <w:pPr>
+        <w:spacing w:before="0" w:after="120"/>
+        <w:rPr>
+          <w:sz w:val="22"/>
+        </w:rPr>
+      </w:pPr>
+      <w:r>
+        <w:rPr>
+          <w:sz w:val="22"/>
+          <w:rFonts w:ascii="Consolas" w:hAnsi="Consolas"/>
+          <w:sz w:val="20"/>
+        </w:rPr>
+        <w:t xml:space="preserve">apis/payment.js:101</w:t>
+      </w:r>
+      <w:r>
+        <w:rPr>
+          <w:sz w:val="22"/>
+        </w:rPr>
+        <w:t xml:space="preserve"> hard-codes the value rather than generating one per request.</w:t>
+      </w:r>
+    </w:p>
+    <w:p>
+      <w:pPr>
+        <w:spacing w:before="0" w:after="120"/>
+        <w:rPr>
+          <w:sz w:val="22"/>
+        </w:rPr>
+      </w:pPr>
+      <w:r>
+        <w:rPr>
+          <w:sz w:val="22"/>
+        </w:rPr>
+        <w:t xml:space="preserve">This is one of the few checks that genuinely needs the network tab: the parameter has no surface on the page, so there is nothing on screen that could reveal it.</w:t>
+      </w:r>
+    </w:p>
+    <w:p>
+      <w:pPr>
+        <w:spacing w:before="0" w:after="200"/>
+        <w:rPr>
+          <w:sz w:val="36"/>
+          <w:b/>
+        </w:rPr>
+      </w:pPr>
+      <w:r>
+        <w:rPr>
+          <w:sz w:val="36"/>
+          <w:b/>
+        </w:rPr>
+        <w:t xml:space="preserve">5. PS-PQ-05 — Having and Execute never recover after Select is emptied</w:t>
+      </w:r>
+    </w:p>
+    <w:p>
+      <w:pPr>
+        <w:spacing w:before="0" w:after="120"/>
+        <w:rPr>
+          <w:sz w:val="22"/>
+        </w:rPr>
+      </w:pPr>
+      <w:r>
+        <w:rPr>
+          <w:sz w:val="22"/>
+          <w:b/>
+        </w:rPr>
+        <w:t xml:space="preserve">Module:</w:t>
+      </w:r>
+      <w:r>
+        <w:rPr>
+          <w:sz w:val="22"/>
+        </w:rPr>
+        <w:t xml:space="preserve"> Payment Analytics → Payment Stats → Prepare Query </w:t>
+      </w:r>
+      <w:r>
+        <w:rPr>
+          <w:sz w:val="22"/>
+          <w:b/>
+        </w:rPr>
+        <w:t xml:space="preserve">Priority:</w:t>
+      </w:r>
+      <w:r>
+        <w:rPr>
+          <w:sz w:val="22"/>
+        </w:rPr>
+        <w:t xml:space="preserve"> High </w:t>
+      </w:r>
+      <w:r>
+        <w:rPr>
+          <w:sz w:val="22"/>
+          <w:b/>
+        </w:rPr>
+        <w:t xml:space="preserve">Environment:</w:t>
+      </w:r>
+      <w:r>
+        <w:rPr>
+          <w:sz w:val="22"/>
+        </w:rPr>
+        <w:t xml:space="preserve"> QA — </w:t>
+      </w:r>
+      <w:r>
+        <w:rPr>
+          <w:sz w:val="22"/>
+          <w:rFonts w:ascii="Consolas" w:hAnsi="Consolas"/>
+          <w:sz w:val="20"/>
+        </w:rPr>
+        <w:t xml:space="preserve">https://qagps.tillipay.com/portal/paymentstats</w:t>
+      </w:r>
+      <w:r>
+        <w:rPr>
+          <w:sz w:val="22"/>
+        </w:rPr>
+        <w:t xml:space="preserve"> </w:t>
+      </w:r>
+      <w:r>
+        <w:rPr>
+          <w:sz w:val="22"/>
+          <w:b/>
+        </w:rPr>
+        <w:t xml:space="preserve">Date observed:</w:t>
+      </w:r>
+      <w:r>
+        <w:rPr>
+          <w:sz w:val="22"/>
+        </w:rPr>
+        <w:t xml:space="preserve"> 22 September 2026</w:t>
+      </w:r>
+    </w:p>
+    <w:p>
+      <w:pPr>
+        <w:spacing w:before="280" w:after="120"/>
+        <w:rPr>
+          <w:sz w:val="28"/>
+          <w:b/>
+        </w:rPr>
+      </w:pPr>
+      <w:r>
+        <w:rPr>
+          <w:sz w:val="28"/>
+          <w:b/>
+        </w:rPr>
+        <w:t xml:space="preserve">Summary</w:t>
+      </w:r>
+    </w:p>
+    <w:p>
+      <w:pPr>
+        <w:spacing w:before="0" w:after="120"/>
+        <w:rPr>
+          <w:sz w:val="22"/>
+        </w:rPr>
+      </w:pPr>
+      <w:r>
+        <w:rPr>
+          <w:sz w:val="22"/>
+        </w:rPr>
+        <w:t xml:space="preserve">Emptying the </w:t>
+      </w:r>
+      <w:r>
+        <w:rPr>
+          <w:sz w:val="22"/>
+          <w:b/>
+        </w:rPr>
+        <w:t xml:space="preserve">Select</w:t>
+      </w:r>
+      <w:r>
+        <w:rPr>
+          <w:sz w:val="22"/>
+        </w:rPr>
+        <w:t xml:space="preserve"> field correctly disables </w:t>
+      </w:r>
+      <w:r>
+        <w:rPr>
+          <w:sz w:val="22"/>
+          <w:b/>
+        </w:rPr>
+        <w:t xml:space="preserve">Group</w:t>
+      </w:r>
+      <w:r>
+        <w:rPr>
+          <w:sz w:val="22"/>
+        </w:rPr>
+        <w:t xml:space="preserve">, </w:t>
+      </w:r>
+      <w:r>
+        <w:rPr>
+          <w:sz w:val="22"/>
+          <w:b/>
+        </w:rPr>
+        <w:t xml:space="preserve">Having</w:t>
+      </w:r>
+      <w:r>
+        <w:rPr>
+          <w:sz w:val="22"/>
+        </w:rPr>
+        <w:t xml:space="preserve"> and </w:t>
+      </w:r>
+      <w:r>
+        <w:rPr>
+          <w:sz w:val="22"/>
+          <w:b/>
+        </w:rPr>
+        <w:t xml:space="preserve">Execute</w:t>
+      </w:r>
+      <w:r>
+        <w:rPr>
+          <w:sz w:val="22"/>
+        </w:rPr>
+        <w:t xml:space="preserve">.</w:t>
+      </w:r>
+    </w:p>
+    <w:p>
+      <w:pPr>
+        <w:spacing w:before="0" w:after="120"/>
+        <w:rPr>
+          <w:sz w:val="22"/>
+        </w:rPr>
+      </w:pPr>
+      <w:r>
+        <w:rPr>
+          <w:sz w:val="22"/>
+        </w:rPr>
+        <w:t xml:space="preserve">Putting the Select fields back does </w:t>
+      </w:r>
+      <w:r>
+        <w:rPr>
+          <w:sz w:val="22"/>
+          <w:b/>
+        </w:rPr>
+        <w:t xml:space="preserve">not</w:t>
+      </w:r>
+      <w:r>
+        <w:rPr>
+          <w:sz w:val="22"/>
+        </w:rPr>
+        <w:t xml:space="preserve"> bring them all back. Group becomes usable again, but </w:t>
+      </w:r>
+      <w:r>
+        <w:rPr>
+          <w:sz w:val="22"/>
+          <w:b/>
+        </w:rPr>
+        <w:t xml:space="preserve">Having stays greyed out and Execute stays disabled</w:t>
+      </w:r>
+      <w:r>
+        <w:rPr>
+          <w:sz w:val="22"/>
+        </w:rPr>
+        <w:t xml:space="preserve">. From that point the panel cannot be used at all — there is no way to build or run a query without leaving the page.</w:t>
+      </w:r>
+    </w:p>
+    <w:p>
+      <w:pPr>
+        <w:spacing w:before="280" w:after="120"/>
+        <w:rPr>
+          <w:sz w:val="28"/>
+          <w:b/>
+        </w:rPr>
+      </w:pPr>
+      <w:r>
+        <w:rPr>
+          <w:sz w:val="28"/>
+          <w:b/>
+        </w:rPr>
+        <w:t xml:space="preserve">Steps to reproduce</w:t>
+      </w:r>
+    </w:p>
+    <w:p>
+      <w:pPr>
+        <w:spacing w:before="0" w:after="120"/>
+        <w:rPr>
+          <w:sz w:val="22"/>
+        </w:rPr>
+      </w:pPr>
+      <w:r>
+        <w:rPr>
+          <w:sz w:val="22"/>
+        </w:rPr>
+        <w:t xml:space="preserve">1. Sign in to the customer portal. 2. Go to </w:t>
+      </w:r>
+      <w:r>
+        <w:rPr>
+          <w:sz w:val="22"/>
+          <w:b/>
+        </w:rPr>
+        <w:t xml:space="preserve">Payment Analytics → Payment Stats</w:t>
+      </w:r>
+      <w:r>
+        <w:rPr>
+          <w:sz w:val="22"/>
+        </w:rPr>
+        <w:t xml:space="preserve"> from the sidebar. 3. Expand </w:t>
+      </w:r>
+      <w:r>
+        <w:rPr>
+          <w:sz w:val="22"/>
+          <w:b/>
+        </w:rPr>
+        <w:t xml:space="preserve">Prepare Query</w:t>
+      </w:r>
+      <w:r>
+        <w:rPr>
+          <w:sz w:val="22"/>
+        </w:rPr>
+        <w:t xml:space="preserve">. 4. Note that Select and Group are pre-filled and </w:t>
+      </w:r>
+      <w:r>
+        <w:rPr>
+          <w:sz w:val="22"/>
+          <w:b/>
+        </w:rPr>
+        <w:t xml:space="preserve">Execute</w:t>
+      </w:r>
+      <w:r>
+        <w:rPr>
+          <w:sz w:val="22"/>
+        </w:rPr>
+        <w:t xml:space="preserve"> is enabled. 5. Remove every chip from the </w:t>
+      </w:r>
+      <w:r>
+        <w:rPr>
+          <w:sz w:val="22"/>
+          <w:b/>
+        </w:rPr>
+        <w:t xml:space="preserve">Select</w:t>
+      </w:r>
+      <w:r>
+        <w:rPr>
+          <w:sz w:val="22"/>
+        </w:rPr>
+        <w:t xml:space="preserve"> field, one by one, using the small x on each chip. 6. Observe Group, Having and Execute — all three are now disabled. *(This part is correct.)* 7. Add the Select fields back from the dropdown. 8. Observe Having and Execute.</w:t>
+      </w:r>
+    </w:p>
+    <w:p>
+      <w:pPr>
+        <w:spacing w:before="280" w:after="120"/>
+        <w:rPr>
+          <w:sz w:val="28"/>
+          <w:b/>
+        </w:rPr>
+      </w:pPr>
+      <w:r>
+        <w:rPr>
+          <w:sz w:val="28"/>
+          <w:b/>
+        </w:rPr>
+        <w:t xml:space="preserve">Expected result</w:t>
+      </w:r>
+    </w:p>
+    <w:p>
+      <w:pPr>
+        <w:spacing w:before="0" w:after="120"/>
+        <w:rPr>
+          <w:sz w:val="22"/>
+        </w:rPr>
+      </w:pPr>
+      <w:r>
+        <w:rPr>
+          <w:sz w:val="22"/>
+        </w:rPr>
+        <w:t xml:space="preserve">Step 6 of the written case: *"Add one Select field back and verify Group becomes usable again."*</w:t>
+      </w:r>
+    </w:p>
+    <w:p>
+      <w:pPr>
+        <w:spacing w:before="0" w:after="120"/>
+        <w:rPr>
+          <w:sz w:val="22"/>
+        </w:rPr>
+      </w:pPr>
+      <w:r>
+        <w:rPr>
+          <w:sz w:val="22"/>
+        </w:rPr>
+        <w:t xml:space="preserve">The panel should return to a working state. Once Select has fields again, Group, Having and Execute should all be usable, exactly as they were when the panel was opened.</w:t>
+      </w:r>
+    </w:p>
+    <w:p>
+      <w:pPr>
+        <w:spacing w:before="280" w:after="120"/>
+        <w:rPr>
+          <w:sz w:val="28"/>
+          <w:b/>
+        </w:rPr>
+      </w:pPr>
+      <w:r>
+        <w:rPr>
+          <w:sz w:val="28"/>
+          <w:b/>
+        </w:rPr>
+        <w:t xml:space="preserve">Actual result</w:t>
+      </w:r>
+    </w:p>
+    <w:tbl>
+      <w:tblPr>
+        <w:tblW w:w="9360" w:type="dxa"/>
+        <w:tblBorders>
+          <w:top w:val="single" w:sz="4" w:space="0" w:color="BFBFBF"/>
+          <w:left w:val="single" w:sz="4" w:space="0" w:color="BFBFBF"/>
+          <w:bottom w:val="single" w:sz="4" w:space="0" w:color="BFBFBF"/>
+          <w:right w:val="single" w:sz="4" w:space="0" w:color="BFBFBF"/>
+          <w:insideH w:val="single" w:sz="4" w:space="0" w:color="BFBFBF"/>
+          <w:insideV w:val="single" w:sz="4" w:space="0" w:color="BFBFBF"/>
+        </w:tblBorders>
+      </w:tblPr>
+      <w:tr>
+        <w:tc>
+          <w:tcPr>
+            <w:tcW w:w="3120" w:type="dxa"/>
+            <w:shd w:val="clear" w:fill="F2F2F2"/>
+          </w:tcPr>
+          <w:p>
+            <w:pPr>
+              <w:spacing w:before="40" w:after="40"/>
+            </w:pPr>
+            <w:r>
+              <w:rPr>
+                <w:sz w:val="20"/>
+                <w:b/>
+              </w:rPr>
+              <w:t xml:space="preserve">Control</w:t>
+            </w:r>
+          </w:p>
+        </w:tc>
+        <w:tc>
+          <w:tcPr>
+            <w:tcW w:w="3120" w:type="dxa"/>
+            <w:shd w:val="clear" w:fill="F2F2F2"/>
+          </w:tcPr>
+          <w:p>
+            <w:pPr>
+              <w:spacing w:before="40" w:after="40"/>
+            </w:pPr>
+            <w:r>
+              <w:rPr>
+                <w:sz w:val="20"/>
+                <w:b/>
+              </w:rPr>
+              <w:t xml:space="preserve">After emptying Select</w:t>
+            </w:r>
+          </w:p>
+        </w:tc>
+        <w:tc>
+          <w:tcPr>
+            <w:tcW w:w="3120" w:type="dxa"/>
+            <w:shd w:val="clear" w:fill="F2F2F2"/>
+          </w:tcPr>
+          <w:p>
+            <w:pPr>
+              <w:spacing w:before="40" w:after="40"/>
+            </w:pPr>
+            <w:r>
+              <w:rPr>
+                <w:sz w:val="20"/>
+                <w:b/>
+              </w:rPr>
+              <w:t xml:space="preserve">After adding Select fields back</w:t>
+            </w:r>
+          </w:p>
+        </w:tc>
+      </w:tr>
+      <w:tr>
+        <w:tc>
+          <w:tcPr>
+            <w:tcW w:w="3120" w:type="dxa"/>
+          </w:tcPr>
+          <w:p>
+            <w:pPr>
+              <w:spacing w:before="40" w:after="40"/>
+            </w:pPr>
+            <w:r>
+              <w:rPr>
+                <w:sz w:val="20"/>
+              </w:rPr>
+              <w:t xml:space="preserve">Group</w:t>
+            </w:r>
+          </w:p>
+        </w:tc>
+        <w:tc>
+          <w:tcPr>
+            <w:tcW w:w="3120" w:type="dxa"/>
+          </w:tcPr>
+          <w:p>
+            <w:pPr>
+              <w:spacing w:before="40" w:after="40"/>
+            </w:pPr>
+            <w:r>
+              <w:rPr>
+                <w:sz w:val="20"/>
+              </w:rPr>
+              <w:t xml:space="preserve">disabled</w:t>
+            </w:r>
+          </w:p>
+        </w:tc>
+        <w:tc>
+          <w:tcPr>
+            <w:tcW w:w="3120" w:type="dxa"/>
+          </w:tcPr>
+          <w:p>
+            <w:pPr>
+              <w:spacing w:before="40" w:after="40"/>
+            </w:pPr>
+            <w:r>
+              <w:rPr>
+                <w:sz w:val="20"/>
+              </w:rPr>
+              <w:t xml:space="preserve">usable again — correct</w:t>
+            </w:r>
+          </w:p>
+        </w:tc>
+      </w:tr>
+      <w:tr>
+        <w:tc>
+          <w:tcPr>
+            <w:tcW w:w="3120" w:type="dxa"/>
+          </w:tcPr>
+          <w:p>
+            <w:pPr>
+              <w:spacing w:before="40" w:after="40"/>
+            </w:pPr>
+            <w:r>
+              <w:rPr>
+                <w:sz w:val="20"/>
+              </w:rPr>
+              <w:t xml:space="preserve">Having (3 dropdowns)</w:t>
+            </w:r>
+          </w:p>
+        </w:tc>
+        <w:tc>
+          <w:tcPr>
+            <w:tcW w:w="3120" w:type="dxa"/>
+          </w:tcPr>
+          <w:p>
+            <w:pPr>
+              <w:spacing w:before="40" w:after="40"/>
+            </w:pPr>
+            <w:r>
+              <w:rPr>
+                <w:sz w:val="20"/>
+              </w:rPr>
+              <w:t xml:space="preserve">disabled</w:t>
+            </w:r>
+          </w:p>
+        </w:tc>
+        <w:tc>
+          <w:tcPr>
+            <w:tcW w:w="3120" w:type="dxa"/>
+          </w:tcPr>
+          <w:p>
+            <w:pPr>
+              <w:spacing w:before="40" w:after="40"/>
+            </w:pPr>
+            <w:r>
+              <w:rPr>
+                <w:sz w:val="20"/>
+              </w:rPr>
+              <w:t xml:space="preserve">still disabled — wrong</w:t>
+            </w:r>
+          </w:p>
+        </w:tc>
+      </w:tr>
+      <w:tr>
+        <w:tc>
+          <w:tcPr>
+            <w:tcW w:w="3120" w:type="dxa"/>
+          </w:tcPr>
+          <w:p>
+            <w:pPr>
+              <w:spacing w:before="40" w:after="40"/>
+            </w:pPr>
+            <w:r>
+              <w:rPr>
+                <w:sz w:val="20"/>
+              </w:rPr>
+              <w:t xml:space="preserve">And/Or</w:t>
+            </w:r>
+          </w:p>
+        </w:tc>
+        <w:tc>
+          <w:tcPr>
+            <w:tcW w:w="3120" w:type="dxa"/>
+          </w:tcPr>
+          <w:p>
+            <w:pPr>
+              <w:spacing w:before="40" w:after="40"/>
+            </w:pPr>
+            <w:r>
+              <w:rPr>
+                <w:sz w:val="20"/>
+              </w:rPr>
+              <w:t xml:space="preserve">disabled</w:t>
+            </w:r>
+          </w:p>
+        </w:tc>
+        <w:tc>
+          <w:tcPr>
+            <w:tcW w:w="3120" w:type="dxa"/>
+          </w:tcPr>
+          <w:p>
+            <w:pPr>
+              <w:spacing w:before="40" w:after="40"/>
+            </w:pPr>
+            <w:r>
+              <w:rPr>
+                <w:sz w:val="20"/>
+              </w:rPr>
+              <w:t xml:space="preserve">still disabled — wrong</w:t>
+            </w:r>
+          </w:p>
+        </w:tc>
+      </w:tr>
+      <w:tr>
+        <w:tc>
+          <w:tcPr>
+            <w:tcW w:w="3120" w:type="dxa"/>
+          </w:tcPr>
+          <w:p>
+            <w:pPr>
+              <w:spacing w:before="40" w:after="40"/>
+            </w:pPr>
+            <w:r>
+              <w:rPr>
+                <w:sz w:val="20"/>
+              </w:rPr>
+              <w:t xml:space="preserve">Execute</w:t>
+            </w:r>
+          </w:p>
+        </w:tc>
+        <w:tc>
+          <w:tcPr>
+            <w:tcW w:w="3120" w:type="dxa"/>
+          </w:tcPr>
+          <w:p>
+            <w:pPr>
+              <w:spacing w:before="40" w:after="40"/>
+            </w:pPr>
+            <w:r>
+              <w:rPr>
+                <w:sz w:val="20"/>
+              </w:rPr>
+              <w:t xml:space="preserve">disabled</w:t>
+            </w:r>
+          </w:p>
+        </w:tc>
+        <w:tc>
+          <w:tcPr>
+            <w:tcW w:w="3120" w:type="dxa"/>
+          </w:tcPr>
+          <w:p>
+            <w:pPr>
+              <w:spacing w:before="40" w:after="40"/>
+            </w:pPr>
+            <w:r>
+              <w:rPr>
+                <w:sz w:val="20"/>
+              </w:rPr>
+              <w:t xml:space="preserve">still disabled — wrong</w:t>
+            </w:r>
+          </w:p>
+        </w:tc>
+      </w:tr>
+    </w:tbl>
+    <w:p>
+      <w:pPr>
+        <w:spacing w:after="120"/>
+      </w:pPr>
+    </w:p>
+    <w:p>
+      <w:pPr>
+        <w:spacing w:before="0" w:after="120"/>
+        <w:rPr>
+          <w:sz w:val="22"/>
+        </w:rPr>
+      </w:pPr>
+      <w:r>
+        <w:rPr>
+          <w:sz w:val="22"/>
+        </w:rPr>
+        <w:t xml:space="preserve">Only Group recovers. Having and Execute stay locked, so the query panel is dead until the page is reloaded or the user navigates away and back.</w:t>
+      </w:r>
+    </w:p>
+    <w:p>
+      <w:pPr>
+        <w:spacing w:before="280" w:after="120"/>
+        <w:rPr>
+          <w:sz w:val="28"/>
+          <w:b/>
+        </w:rPr>
+      </w:pPr>
+      <w:r>
+        <w:rPr>
+          <w:sz w:val="28"/>
+          <w:b/>
+        </w:rPr>
+        <w:t xml:space="preserve">Evidence</w:t>
+      </w:r>
+    </w:p>
+    <w:p>
+      <w:pPr>
+        <w:spacing w:before="240" w:after="100"/>
+        <w:rPr>
+          <w:sz w:val="24"/>
+          <w:b/>
+        </w:rPr>
+      </w:pPr>
+      <w:r>
+        <w:rPr>
+          <w:sz w:val="24"/>
+          <w:b/>
+        </w:rPr>
+        <w:t xml:space="preserve">Before anything is removed</w:t>
+      </w:r>
+    </w:p>
+    <w:p>
+      <w:pPr>
+        <w:spacing w:before="80" w:after="200"/>
+      </w:pPr>
+      <w:r>
+        <w:drawing>
+          <wp:inline distT="0" distB="0" distL="0" distR="0">
+            <wp:extent cx="5943600" cy="3343275"/>
+            <wp:docPr id="102" name="Picture 102"/>
+            <a:graphic xmlns:a="http://schemas.openxmlformats.org/drawingml/2006/main">
+              <a:graphicData uri="http://schemas.openxmlformats.org/drawingml/2006/picture">
+                <pic:pic xmlns:pic="http://schemas.openxmlformats.org/drawingml/2006/picture">
+                  <pic:nvPicPr>
+                    <pic:cNvPr id="102" name="Picture"/>
+                    <pic:cNvPicPr/>
+                  </pic:nvPicPr>
+                  <pic:blipFill>
+                    <a:blip r:embed="rId102"/>
+                    <a:stretch>
+                      <a:fillRect/>
+                    </a:stretch>
+                  </pic:blipFill>
+                  <pic:spPr>
+                    <a:xfrm>
+                      <a:off x="0" y="0"/>
+                      <a:ext cx="5943600" cy="3343275"/>
+                    </a:xfrm>
+                    <a:prstGeom prst="rect">
+                      <a:avLst/>
+                    </a:prstGeom>
+                  </pic:spPr>
+                </pic:pic>
+              </a:graphicData>
+            </a:graphic>
+          </wp:inline>
+        </w:drawing>
+      </w:r>
+    </w:p>
+    <w:p>
+      <w:pPr>
+        <w:spacing w:before="0" w:after="120"/>
+        <w:rPr>
+          <w:sz w:val="22"/>
+        </w:rPr>
+      </w:pPr>
+      <w:r>
+        <w:rPr>
+          <w:sz w:val="22"/>
+        </w:rPr>
+        <w:t xml:space="preserve">SnapPay (</w:t>
+      </w:r>
+      <w:r>
+        <w:rPr>
+          <w:sz w:val="22"/>
+          <w:rFonts w:ascii="Consolas" w:hAnsi="Consolas"/>
+          <w:sz w:val="20"/>
+        </w:rPr>
+        <w:t xml:space="preserve">989510541880</w:t>
+      </w:r>
+      <w:r>
+        <w:rPr>
+          <w:sz w:val="22"/>
+        </w:rPr>
+        <w:t xml:space="preserve">), 16:38. The panel as it opens. Select and Group each hold all four fields, the three Having dropdowns read "select any option" and are usable, and </w:t>
+      </w:r>
+      <w:r>
+        <w:rPr>
+          <w:sz w:val="22"/>
+          <w:b/>
+        </w:rPr>
+        <w:t xml:space="preserve">Execute is blue and clickable</w:t>
+      </w:r>
+      <w:r>
+        <w:rPr>
+          <w:sz w:val="22"/>
+        </w:rPr>
+        <w:t xml:space="preserve">. This is the state the panel should return to once Select is refilled.</w:t>
+      </w:r>
+    </w:p>
+    <w:p>
+      <w:pPr>
+        <w:spacing w:before="240" w:after="100"/>
+        <w:rPr>
+          <w:sz w:val="24"/>
+          <w:b/>
+        </w:rPr>
+      </w:pPr>
+      <w:r>
+        <w:rPr>
+          <w:sz w:val="24"/>
+          <w:b/>
+        </w:rPr>
+        <w:t xml:space="preserve">Select emptied — the intermediate state, which is correct</w:t>
+      </w:r>
+    </w:p>
+    <w:p>
+      <w:pPr>
+        <w:spacing w:before="80" w:after="200"/>
+      </w:pPr>
+      <w:r>
+        <w:drawing>
+          <wp:inline distT="0" distB="0" distL="0" distR="0">
+            <wp:extent cx="5943600" cy="3343275"/>
+            <wp:docPr id="103" name="Picture 103"/>
+            <a:graphic xmlns:a="http://schemas.openxmlformats.org/drawingml/2006/main">
+              <a:graphicData uri="http://schemas.openxmlformats.org/drawingml/2006/picture">
+                <pic:pic xmlns:pic="http://schemas.openxmlformats.org/drawingml/2006/picture">
+                  <pic:nvPicPr>
+                    <pic:cNvPr id="103" name="Picture"/>
+                    <pic:cNvPicPr/>
+                  </pic:nvPicPr>
+                  <pic:blipFill>
+                    <a:blip r:embed="rId103"/>
+                    <a:stretch>
+                      <a:fillRect/>
+                    </a:stretch>
+                  </pic:blipFill>
+                  <pic:spPr>
+                    <a:xfrm>
+                      <a:off x="0" y="0"/>
+                      <a:ext cx="5943600" cy="3343275"/>
+                    </a:xfrm>
+                    <a:prstGeom prst="rect">
+                      <a:avLst/>
+                    </a:prstGeom>
+                  </pic:spPr>
+                </pic:pic>
+              </a:graphicData>
+            </a:graphic>
+          </wp:inline>
+        </w:drawing>
+      </w:r>
+    </w:p>
+    <w:p>
+      <w:pPr>
+        <w:spacing w:before="0" w:after="120"/>
+        <w:rPr>
+          <w:sz w:val="22"/>
+        </w:rPr>
+      </w:pPr>
+      <w:r>
+        <w:rPr>
+          <w:sz w:val="22"/>
+        </w:rPr>
+        <w:t xml:space="preserve">BillPay, 16:19. Select has been emptied and shows only the "select options" placeholder. The Group chips — Funding Method, Funding Category, Channel, Displayed Fee Amount — are greyed, the Having dropdowns are greyed, and </w:t>
+      </w:r>
+      <w:r>
+        <w:rPr>
+          <w:sz w:val="22"/>
+          <w:b/>
+        </w:rPr>
+        <w:t xml:space="preserve">Execute</w:t>
+      </w:r>
+      <w:r>
+        <w:rPr>
+          <w:sz w:val="22"/>
+        </w:rPr>
+        <w:t xml:space="preserve"> is greyed. This is the intermediate state, which is the correct behaviour for an empty Select.</w:t>
+      </w:r>
+    </w:p>
+    <w:p>
+      <w:pPr>
+        <w:spacing w:before="240" w:after="100"/>
+        <w:rPr>
+          <w:sz w:val="24"/>
+          <w:b/>
+        </w:rPr>
+      </w:pPr>
+      <w:r>
+        <w:rPr>
+          <w:sz w:val="24"/>
+          <w:b/>
+        </w:rPr>
+        <w:t xml:space="preserve">Select refilled — the broken end state</w:t>
+      </w:r>
+    </w:p>
+    <w:p>
+      <w:pPr>
+        <w:spacing w:before="80" w:after="200"/>
+      </w:pPr>
+      <w:r>
+        <w:drawing>
+          <wp:inline distT="0" distB="0" distL="0" distR="0">
+            <wp:extent cx="5943600" cy="3343275"/>
+            <wp:docPr id="104" name="Picture 104"/>
+            <a:graphic xmlns:a="http://schemas.openxmlformats.org/drawingml/2006/main">
+              <a:graphicData uri="http://schemas.openxmlformats.org/drawingml/2006/picture">
+                <pic:pic xmlns:pic="http://schemas.openxmlformats.org/drawingml/2006/picture">
+                  <pic:nvPicPr>
+                    <pic:cNvPr id="104" name="Picture"/>
+                    <pic:cNvPicPr/>
+                  </pic:nvPicPr>
+                  <pic:blipFill>
+                    <a:blip r:embed="rId104"/>
+                    <a:stretch>
+                      <a:fillRect/>
+                    </a:stretch>
+                  </pic:blipFill>
+                  <pic:spPr>
+                    <a:xfrm>
+                      <a:off x="0" y="0"/>
+                      <a:ext cx="5943600" cy="3343275"/>
+                    </a:xfrm>
+                    <a:prstGeom prst="rect">
+                      <a:avLst/>
+                    </a:prstGeom>
+                  </pic:spPr>
+                </pic:pic>
+              </a:graphicData>
+            </a:graphic>
+          </wp:inline>
+        </w:drawing>
+      </w:r>
+    </w:p>
+    <w:p>
+      <w:pPr>
+        <w:spacing w:before="0" w:after="120"/>
+        <w:rPr>
+          <w:sz w:val="22"/>
+        </w:rPr>
+      </w:pPr>
+      <w:r>
+        <w:rPr>
+          <w:sz w:val="22"/>
+        </w:rPr>
+        <w:t xml:space="preserve">MerchantE (</w:t>
+      </w:r>
+      <w:r>
+        <w:rPr>
+          <w:sz w:val="22"/>
+          <w:rFonts w:ascii="Consolas" w:hAnsi="Consolas"/>
+          <w:sz w:val="20"/>
+        </w:rPr>
+        <w:t xml:space="preserve">ACH_MERCHANT_E</w:t>
+      </w:r>
+      <w:r>
+        <w:rPr>
+          <w:sz w:val="22"/>
+        </w:rPr>
+        <w:t xml:space="preserve">), 15:50. Select holds all four fields — Request Type, Channel, transaction Amount, Fee Amount — and Group holds the same four. Despite the panel being fully populated, all three Having dropdowns and the And/Or dropdown are greyed out, and the </w:t>
+      </w:r>
+      <w:r>
+        <w:rPr>
+          <w:sz w:val="22"/>
+          <w:b/>
+        </w:rPr>
+        <w:t xml:space="preserve">Execute</w:t>
+      </w:r>
+      <w:r>
+        <w:rPr>
+          <w:sz w:val="22"/>
+        </w:rPr>
+        <w:t xml:space="preserve"> button is greyed out while Cancel remains active. This is the state left behind after Select was emptied and refilled.</w:t>
+      </w:r>
+    </w:p>
+    <w:p>
+      <w:pPr>
+        <w:spacing w:before="0" w:after="120"/>
+        <w:rPr>
+          <w:sz w:val="22"/>
+        </w:rPr>
+      </w:pPr>
+      <w:r>
+        <w:rPr>
+          <w:sz w:val="22"/>
+        </w:rPr>
+        <w:t xml:space="preserve">In every screenshot the date range and the results table below are unaffected, so the page itself is healthy — only the query controls are stuck.</w:t>
+      </w:r>
+    </w:p>
+    <w:p>
+      <w:pPr>
+        <w:spacing w:before="280" w:after="120"/>
+        <w:rPr>
+          <w:sz w:val="28"/>
+          <w:b/>
+        </w:rPr>
+      </w:pPr>
+      <w:r>
+        <w:rPr>
+          <w:sz w:val="28"/>
+          <w:b/>
+        </w:rPr>
+        <w:t xml:space="preserve">Impact</w:t>
+      </w:r>
+    </w:p>
+    <w:p>
+      <w:pPr>
+        <w:spacing w:before="0" w:after="120"/>
+        <w:rPr>
+          <w:sz w:val="22"/>
+        </w:rPr>
+      </w:pPr>
+      <w:r>
+        <w:rPr>
+          <w:sz w:val="22"/>
+        </w:rPr>
+        <w:t xml:space="preserve">The Prepare Query panel is the only way a merchant can group or filter their payment statistics. Once this state is reached the feature is unusable for the rest of the visit, and nothing on screen explains why the buttons are dead or how to get them back.</w:t>
+      </w:r>
+    </w:p>
+    <w:p>
+      <w:pPr>
+        <w:spacing w:before="0" w:after="120"/>
+        <w:rPr>
+          <w:sz w:val="22"/>
+        </w:rPr>
+      </w:pPr>
+      <w:r>
+        <w:rPr>
+          <w:sz w:val="22"/>
+        </w:rPr>
+        <w:t xml:space="preserve">Clearing a field and changing your mind is ordinary behaviour, so this is easy to hit by accident.</w:t>
+      </w:r>
+    </w:p>
+    <w:p>
+      <w:pPr>
+        <w:spacing w:before="0" w:after="120"/>
+        <w:rPr>
+          <w:sz w:val="22"/>
+        </w:rPr>
+      </w:pPr>
+      <w:r>
+        <w:rPr>
+          <w:sz w:val="22"/>
+          <w:b/>
+        </w:rPr>
+        <w:t xml:space="preserve">Workaround:</w:t>
+      </w:r>
+      <w:r>
+        <w:rPr>
+          <w:sz w:val="22"/>
+        </w:rPr>
+        <w:t xml:space="preserve"> reload the page, or navigate away and back through the sidebar. The panel opens fresh and works normally.</w:t>
+      </w:r>
+    </w:p>
+    <w:p>
+      <w:pPr>
+        <w:spacing w:before="280" w:after="120"/>
+        <w:rPr>
+          <w:sz w:val="28"/>
+          <w:b/>
+        </w:rPr>
+      </w:pPr>
+      <w:r>
+        <w:rPr>
+          <w:sz w:val="28"/>
+          <w:b/>
+        </w:rPr>
+        <w:t xml:space="preserve">Notes for the developer</w:t>
+      </w:r>
+    </w:p>
+    <w:p>
+      <w:pPr>
+        <w:spacing w:before="0" w:after="80"/>
+        <w:ind w:left="360"/>
+        <w:rPr>
+          <w:sz w:val="22"/>
+        </w:rPr>
+      </w:pPr>
+      <w:r>
+        <w:rPr>
+          <w:sz w:val="22"/>
+        </w:rPr>
+        <w:t xml:space="preserve">• Group recovering while Having and Execute do not suggests the enable/disable rules for the three controls are evaluated separately, and only Group's is re-checked when Select changes.</w:t>
+      </w:r>
+    </w:p>
+    <w:p>
+      <w:pPr>
+        <w:spacing w:before="0" w:after="80"/>
+        <w:ind w:left="360"/>
+        <w:rPr>
+          <w:sz w:val="22"/>
+        </w:rPr>
+      </w:pPr>
+      <w:r>
+        <w:rPr>
+          <w:sz w:val="22"/>
+        </w:rPr>
+        <w:t xml:space="preserve">• Having and Execute appear to recover only when </w:t>
+      </w:r>
+      <w:r>
+        <w:rPr>
+          <w:sz w:val="22"/>
+          <w:b/>
+        </w:rPr>
+        <w:t xml:space="preserve">Group</w:t>
+      </w:r>
+      <w:r>
+        <w:rPr>
+          <w:sz w:val="22"/>
+        </w:rPr>
+        <w:t xml:space="preserve"> itself is edited, not when Select is.</w:t>
+      </w:r>
+    </w:p>
+    <w:p>
+      <w:pPr>
+        <w:spacing w:before="0" w:after="80"/>
+        <w:ind w:left="360"/>
+        <w:rPr>
+          <w:sz w:val="22"/>
+        </w:rPr>
+      </w:pPr>
+      <w:r>
+        <w:rPr>
+          <w:sz w:val="22"/>
+        </w:rPr>
+        <w:t xml:space="preserve">• Seen on both BillPay and MerchantE, so it is not specific to one gateway's field set.</w:t>
+      </w:r>
+    </w:p>
+    <w:p>
+      <w:pPr>
+        <w:spacing w:before="0" w:after="200"/>
+        <w:rPr>
+          <w:sz w:val="36"/>
+          <w:b/>
+        </w:rPr>
+      </w:pPr>
+      <w:r>
+        <w:rPr>
+          <w:sz w:val="36"/>
+          <w:b/>
+        </w:rPr>
+        <w:t xml:space="preserve">6. PS-PQ-13 — Execute straight after Cancel queries what the panel no longer shows</w:t>
+      </w:r>
+    </w:p>
+    <w:p>
+      <w:pPr>
+        <w:spacing w:before="0" w:after="120"/>
+        <w:rPr>
+          <w:sz w:val="22"/>
+        </w:rPr>
+      </w:pPr>
+      <w:r>
+        <w:rPr>
+          <w:sz w:val="22"/>
+          <w:b/>
+        </w:rPr>
+        <w:t xml:space="preserve">Test case:</w:t>
+      </w:r>
+      <w:r>
+        <w:rPr>
+          <w:sz w:val="22"/>
+        </w:rPr>
+        <w:t xml:space="preserve"> PS-PQ-13 </w:t>
+      </w:r>
+      <w:r>
+        <w:rPr>
+          <w:sz w:val="22"/>
+          <w:b/>
+        </w:rPr>
+        <w:t xml:space="preserve">Priority:</w:t>
+      </w:r>
+      <w:r>
+        <w:rPr>
+          <w:sz w:val="22"/>
+        </w:rPr>
+        <w:t xml:space="preserve"> High </w:t>
+      </w:r>
+      <w:r>
+        <w:rPr>
+          <w:sz w:val="22"/>
+          <w:b/>
+        </w:rPr>
+        <w:t xml:space="preserve">Gateway seen on:</w:t>
+      </w:r>
+      <w:r>
+        <w:rPr>
+          <w:sz w:val="22"/>
+        </w:rPr>
+        <w:t xml:space="preserve"> BillPay </w:t>
+      </w:r>
+      <w:r>
+        <w:rPr>
+          <w:sz w:val="22"/>
+          <w:b/>
+        </w:rPr>
+        <w:t xml:space="preserve">Date observed:</w:t>
+      </w:r>
+      <w:r>
+        <w:rPr>
+          <w:sz w:val="22"/>
+        </w:rPr>
+        <w:t xml:space="preserve"> 23 September 2026</w:t>
+      </w:r>
+    </w:p>
+    <w:p>
+      <w:pPr>
+        <w:spacing w:before="280" w:after="120"/>
+        <w:rPr>
+          <w:sz w:val="28"/>
+          <w:b/>
+        </w:rPr>
+      </w:pPr>
+      <w:r>
+        <w:rPr>
+          <w:sz w:val="28"/>
+          <w:b/>
+        </w:rPr>
+        <w:t xml:space="preserve">Summary</w:t>
+      </w:r>
+    </w:p>
+    <w:p>
+      <w:pPr>
+        <w:spacing w:before="0" w:after="120"/>
+        <w:rPr>
+          <w:sz w:val="22"/>
+        </w:rPr>
+      </w:pPr>
+      <w:r>
+        <w:rPr>
+          <w:sz w:val="22"/>
+        </w:rPr>
+        <w:t xml:space="preserve">Cancel restores what is </w:t>
+      </w:r>
+      <w:r>
+        <w:rPr>
+          <w:sz w:val="22"/>
+          <w:b/>
+        </w:rPr>
+        <w:t xml:space="preserve">displayed</w:t>
+      </w:r>
+      <w:r>
+        <w:rPr>
+          <w:sz w:val="22"/>
+        </w:rPr>
+        <w:t xml:space="preserve"> but not the query behind it.</w:t>
+      </w:r>
+    </w:p>
+    <w:p>
+      <w:pPr>
+        <w:spacing w:before="0" w:after="120"/>
+        <w:rPr>
+          <w:sz w:val="22"/>
+        </w:rPr>
+      </w:pPr>
+      <w:r>
+        <w:rPr>
+          <w:sz w:val="22"/>
+        </w:rPr>
+        <w:t xml:space="preserve">Press Execute straight after Cancel, without touching anything, and the request carries the </w:t>
+      </w:r>
+      <w:r>
+        <w:rPr>
+          <w:sz w:val="22"/>
+          <w:b/>
+        </w:rPr>
+        <w:t xml:space="preserve">previous, narrowed</w:t>
+      </w:r>
+      <w:r>
+        <w:rPr>
+          <w:sz w:val="22"/>
+        </w:rPr>
+        <w:t xml:space="preserve"> field list rather than the one the panel is showing. The table comes back missing a column that the panel still lists as selected.</w:t>
+      </w:r>
+    </w:p>
+    <w:p>
+      <w:pPr>
+        <w:spacing w:before="280" w:after="120"/>
+        <w:rPr>
+          <w:sz w:val="28"/>
+          <w:b/>
+        </w:rPr>
+      </w:pPr>
+      <w:r>
+        <w:rPr>
+          <w:sz w:val="28"/>
+          <w:b/>
+        </w:rPr>
+        <w:t xml:space="preserve">Steps to reproduce</w:t>
+      </w:r>
+    </w:p>
+    <w:p>
+      <w:pPr>
+        <w:spacing w:before="0" w:after="120"/>
+        <w:rPr>
+          <w:sz w:val="22"/>
+        </w:rPr>
+      </w:pPr>
+      <w:r>
+        <w:rPr>
+          <w:sz w:val="22"/>
+        </w:rPr>
+        <w:t xml:space="preserve">1. Sign in as the BillPay merchant. 2. Go to </w:t>
+      </w:r>
+      <w:r>
+        <w:rPr>
+          <w:sz w:val="22"/>
+          <w:b/>
+        </w:rPr>
+        <w:t xml:space="preserve">Payment Analytics → Payment Stats</w:t>
+      </w:r>
+      <w:r>
+        <w:rPr>
+          <w:sz w:val="22"/>
+        </w:rPr>
+        <w:t xml:space="preserve"> from the sidebar. 3. Note the column headings in the table. 4. Expand </w:t>
+      </w:r>
+      <w:r>
+        <w:rPr>
+          <w:sz w:val="22"/>
+          <w:b/>
+        </w:rPr>
+        <w:t xml:space="preserve">Prepare Query</w:t>
+      </w:r>
+      <w:r>
+        <w:rPr>
+          <w:sz w:val="22"/>
+        </w:rPr>
+        <w:t xml:space="preserve">. Select and Group both arrive holding all four fields. 5. Remove one or more chips from </w:t>
+      </w:r>
+      <w:r>
+        <w:rPr>
+          <w:sz w:val="22"/>
+          <w:b/>
+        </w:rPr>
+        <w:t xml:space="preserve">Select</w:t>
+      </w:r>
+      <w:r>
+        <w:rPr>
+          <w:sz w:val="22"/>
+        </w:rPr>
+        <w:t xml:space="preserve"> and press </w:t>
+      </w:r>
+      <w:r>
+        <w:rPr>
+          <w:sz w:val="22"/>
+          <w:b/>
+        </w:rPr>
+        <w:t xml:space="preserve">Execute</w:t>
+      </w:r>
+      <w:r>
+        <w:rPr>
+          <w:sz w:val="22"/>
+        </w:rPr>
+        <w:t xml:space="preserve">. The table narrows, correctly. 6. Press </w:t>
+      </w:r>
+      <w:r>
+        <w:rPr>
+          <w:sz w:val="22"/>
+          <w:b/>
+        </w:rPr>
+        <w:t xml:space="preserve">Cancel</w:t>
+      </w:r>
+      <w:r>
+        <w:rPr>
+          <w:sz w:val="22"/>
+        </w:rPr>
+        <w:t xml:space="preserve">. The panel redraws with every field selected again, and the original columns come back. 7. Without changing anything, press </w:t>
+      </w:r>
+      <w:r>
+        <w:rPr>
+          <w:sz w:val="22"/>
+          <w:b/>
+        </w:rPr>
+        <w:t xml:space="preserve">Execute</w:t>
+      </w:r>
+      <w:r>
+        <w:rPr>
+          <w:sz w:val="22"/>
+        </w:rPr>
+        <w:t xml:space="preserve">.</w:t>
+      </w:r>
+    </w:p>
+    <w:p>
+      <w:pPr>
+        <w:spacing w:before="280" w:after="120"/>
+        <w:rPr>
+          <w:sz w:val="28"/>
+          <w:b/>
+        </w:rPr>
+      </w:pPr>
+      <w:r>
+        <w:rPr>
+          <w:sz w:val="28"/>
+          <w:b/>
+        </w:rPr>
+        <w:t xml:space="preserve">Expected result</w:t>
+      </w:r>
+    </w:p>
+    <w:p>
+      <w:pPr>
+        <w:spacing w:before="0" w:after="120"/>
+        <w:rPr>
+          <w:sz w:val="22"/>
+        </w:rPr>
+      </w:pPr>
+      <w:r>
+        <w:rPr>
+          <w:sz w:val="22"/>
+        </w:rPr>
+        <w:t xml:space="preserve">The panel is showing all four fields, so Execute should query all four and the table should match the headings noted in step 3.</w:t>
+      </w:r>
+    </w:p>
+    <w:p>
+      <w:pPr>
+        <w:spacing w:before="280" w:after="120"/>
+        <w:rPr>
+          <w:sz w:val="28"/>
+          <w:b/>
+        </w:rPr>
+      </w:pPr>
+      <w:r>
+        <w:rPr>
+          <w:sz w:val="28"/>
+          <w:b/>
+        </w:rPr>
+        <w:t xml:space="preserve">Actual result</w:t>
+      </w:r>
+    </w:p>
+    <w:p>
+      <w:pPr>
+        <w:spacing w:before="0" w:after="120"/>
+        <w:rPr>
+          <w:sz w:val="22"/>
+        </w:rPr>
+      </w:pPr>
+      <w:r>
+        <w:rPr>
+          <w:sz w:val="22"/>
+        </w:rPr>
+        <w:t xml:space="preserve">The request carries only the fields left after step 5. The table drops the column that was removed before Cancel, even though the panel lists it as selected.</w:t>
+      </w:r>
+    </w:p>
+    <w:tbl>
+      <w:tblPr>
+        <w:tblW w:w="9360" w:type="dxa"/>
+        <w:tblBorders>
+          <w:top w:val="single" w:sz="4" w:space="0" w:color="BFBFBF"/>
+          <w:left w:val="single" w:sz="4" w:space="0" w:color="BFBFBF"/>
+          <w:bottom w:val="single" w:sz="4" w:space="0" w:color="BFBFBF"/>
+          <w:right w:val="single" w:sz="4" w:space="0" w:color="BFBFBF"/>
+          <w:insideH w:val="single" w:sz="4" w:space="0" w:color="BFBFBF"/>
+          <w:insideV w:val="single" w:sz="4" w:space="0" w:color="BFBFBF"/>
+        </w:tblBorders>
+      </w:tblPr>
+      <w:tr>
+        <w:tc>
+          <w:tcPr>
+            <w:tcW w:w="3120" w:type="dxa"/>
+            <w:shd w:val="clear" w:fill="F2F2F2"/>
+          </w:tcPr>
+          <w:p>
+            <w:pPr>
+              <w:spacing w:before="40" w:after="40"/>
+            </w:pPr>
+            <w:r>
+              <w:rPr>
+                <w:sz w:val="20"/>
+                <w:b/>
+              </w:rPr>
+              <w:t xml:space="preserve"/>
+            </w:r>
+          </w:p>
+        </w:tc>
+        <w:tc>
+          <w:tcPr>
+            <w:tcW w:w="3120" w:type="dxa"/>
+            <w:shd w:val="clear" w:fill="F2F2F2"/>
+          </w:tcPr>
+          <w:p>
+            <w:pPr>
+              <w:spacing w:before="40" w:after="40"/>
+            </w:pPr>
+            <w:r>
+              <w:rPr>
+                <w:sz w:val="20"/>
+                <w:b/>
+              </w:rPr>
+              <w:t xml:space="preserve">Select panel shows</w:t>
+            </w:r>
+          </w:p>
+        </w:tc>
+        <w:tc>
+          <w:tcPr>
+            <w:tcW w:w="3120" w:type="dxa"/>
+            <w:shd w:val="clear" w:fill="F2F2F2"/>
+          </w:tcPr>
+          <w:p>
+            <w:pPr>
+              <w:spacing w:before="40" w:after="40"/>
+            </w:pPr>
+            <w:r>
+              <w:rPr>
+                <w:sz w:val="20"/>
+                <w:b/>
+              </w:rPr>
+              <w:t xml:space="preserve">select_fields sent</w:t>
+            </w:r>
+          </w:p>
+        </w:tc>
+      </w:tr>
+      <w:tr>
+        <w:tc>
+          <w:tcPr>
+            <w:tcW w:w="3120" w:type="dxa"/>
+          </w:tcPr>
+          <w:p>
+            <w:pPr>
+              <w:spacing w:before="40" w:after="40"/>
+            </w:pPr>
+            <w:r>
+              <w:rPr>
+                <w:sz w:val="20"/>
+              </w:rPr>
+              <w:t xml:space="preserve">After trimming to two and Execute</w:t>
+            </w:r>
+          </w:p>
+        </w:tc>
+        <w:tc>
+          <w:tcPr>
+            <w:tcW w:w="3120" w:type="dxa"/>
+          </w:tcPr>
+          <w:p>
+            <w:pPr>
+              <w:spacing w:before="40" w:after="40"/>
+            </w:pPr>
+            <w:r>
+              <w:rPr>
+                <w:sz w:val="20"/>
+              </w:rPr>
+              <w:t xml:space="preserve">2 chips</w:t>
+            </w:r>
+          </w:p>
+        </w:tc>
+        <w:tc>
+          <w:tcPr>
+            <w:tcW w:w="3120" w:type="dxa"/>
+          </w:tcPr>
+          <w:p>
+            <w:pPr>
+              <w:spacing w:before="40" w:after="40"/>
+            </w:pPr>
+            <w:r>
+              <w:rPr>
+                <w:sz w:val="20"/>
+              </w:rPr>
+              <w:t xml:space="preserve">funding_method,funding_category — correct</w:t>
+            </w:r>
+          </w:p>
+        </w:tc>
+      </w:tr>
+      <w:tr>
+        <w:tc>
+          <w:tcPr>
+            <w:tcW w:w="3120" w:type="dxa"/>
+          </w:tcPr>
+          <w:p>
+            <w:pPr>
+              <w:spacing w:before="40" w:after="40"/>
+            </w:pPr>
+            <w:r>
+              <w:rPr>
+                <w:sz w:val="20"/>
+              </w:rPr>
+              <w:t xml:space="preserve">After Cancel</w:t>
+            </w:r>
+          </w:p>
+        </w:tc>
+        <w:tc>
+          <w:tcPr>
+            <w:tcW w:w="3120" w:type="dxa"/>
+          </w:tcPr>
+          <w:p>
+            <w:pPr>
+              <w:spacing w:before="40" w:after="40"/>
+            </w:pPr>
+            <w:r>
+              <w:rPr>
+                <w:sz w:val="20"/>
+              </w:rPr>
+              <w:t xml:space="preserve">4 chips</w:t>
+            </w:r>
+          </w:p>
+        </w:tc>
+        <w:tc>
+          <w:tcPr>
+            <w:tcW w:w="3120" w:type="dxa"/>
+          </w:tcPr>
+          <w:p>
+            <w:pPr>
+              <w:spacing w:before="40" w:after="40"/>
+            </w:pPr>
+            <w:r>
+              <w:rPr>
+                <w:sz w:val="20"/>
+              </w:rPr>
+              <w:t xml:space="preserve">all four — correct</w:t>
+            </w:r>
+          </w:p>
+        </w:tc>
+      </w:tr>
+      <w:tr>
+        <w:tc>
+          <w:tcPr>
+            <w:tcW w:w="3120" w:type="dxa"/>
+          </w:tcPr>
+          <w:p>
+            <w:pPr>
+              <w:spacing w:before="40" w:after="40"/>
+            </w:pPr>
+            <w:r>
+              <w:rPr>
+                <w:sz w:val="20"/>
+              </w:rPr>
+              <w:t xml:space="preserve">Execute after Cancel</w:t>
+            </w:r>
+          </w:p>
+        </w:tc>
+        <w:tc>
+          <w:tcPr>
+            <w:tcW w:w="3120" w:type="dxa"/>
+          </w:tcPr>
+          <w:p>
+            <w:pPr>
+              <w:spacing w:before="40" w:after="40"/>
+            </w:pPr>
+            <w:r>
+              <w:rPr>
+                <w:sz w:val="20"/>
+              </w:rPr>
+              <w:t xml:space="preserve">4 chips</w:t>
+            </w:r>
+          </w:p>
+        </w:tc>
+        <w:tc>
+          <w:tcPr>
+            <w:tcW w:w="3120" w:type="dxa"/>
+          </w:tcPr>
+          <w:p>
+            <w:pPr>
+              <w:spacing w:before="40" w:after="40"/>
+            </w:pPr>
+            <w:r>
+              <w:rPr>
+                <w:sz w:val="20"/>
+              </w:rPr>
+              <w:t xml:space="preserve">channel,funding_category,funding_method</w:t>
+            </w:r>
+          </w:p>
+        </w:tc>
+      </w:tr>
+    </w:tbl>
+    <w:p>
+      <w:pPr>
+        <w:spacing w:after="120"/>
+      </w:pPr>
+    </w:p>
+    <w:p>
+      <w:pPr>
+        <w:spacing w:before="0" w:after="120"/>
+        <w:rPr>
+          <w:sz w:val="22"/>
+        </w:rPr>
+      </w:pPr>
+      <w:r>
+        <w:rPr>
+          <w:sz w:val="22"/>
+        </w:rPr>
+        <w:t xml:space="preserve">The last row carries three fields, not four. </w:t>
+      </w:r>
+      <w:r>
+        <w:rPr>
+          <w:sz w:val="22"/>
+          <w:rFonts w:ascii="Consolas" w:hAnsi="Consolas"/>
+          <w:sz w:val="20"/>
+        </w:rPr>
+        <w:t xml:space="preserve">displayed_fee_amount</w:t>
+      </w:r>
+      <w:r>
+        <w:rPr>
+          <w:sz w:val="22"/>
+        </w:rPr>
+        <w:t xml:space="preserve"> is missing.</w:t>
+      </w:r>
+    </w:p>
+    <w:p>
+      <w:pPr>
+        <w:spacing w:before="280" w:after="120"/>
+        <w:rPr>
+          <w:sz w:val="28"/>
+          <w:b/>
+        </w:rPr>
+      </w:pPr>
+      <w:r>
+        <w:rPr>
+          <w:sz w:val="28"/>
+          <w:b/>
+        </w:rPr>
+        <w:t xml:space="preserve">Evidence</w:t>
+      </w:r>
+    </w:p>
+    <w:p>
+      <w:pPr>
+        <w:spacing w:before="240" w:after="100"/>
+        <w:rPr>
+          <w:sz w:val="24"/>
+          <w:b/>
+        </w:rPr>
+      </w:pPr>
+      <w:r>
+        <w:rPr>
+          <w:sz w:val="24"/>
+          <w:b/>
+        </w:rPr>
+        <w:t xml:space="preserve">Select trimmed — request correct</w:t>
+      </w:r>
+    </w:p>
+    <w:p>
+      <w:pPr>
+        <w:spacing w:before="80" w:after="200"/>
+      </w:pPr>
+      <w:r>
+        <w:drawing>
+          <wp:inline distT="0" distB="0" distL="0" distR="0">
+            <wp:extent cx="5943600" cy="3343275"/>
+            <wp:docPr id="105" name="Picture 105"/>
+            <a:graphic xmlns:a="http://schemas.openxmlformats.org/drawingml/2006/main">
+              <a:graphicData uri="http://schemas.openxmlformats.org/drawingml/2006/picture">
+                <pic:pic xmlns:pic="http://schemas.openxmlformats.org/drawingml/2006/picture">
+                  <pic:nvPicPr>
+                    <pic:cNvPr id="105" name="Picture"/>
+                    <pic:cNvPicPr/>
+                  </pic:nvPicPr>
+                  <pic:blipFill>
+                    <a:blip r:embed="rId105"/>
+                    <a:stretch>
+                      <a:fillRect/>
+                    </a:stretch>
+                  </pic:blipFill>
+                  <pic:spPr>
+                    <a:xfrm>
+                      <a:off x="0" y="0"/>
+                      <a:ext cx="5943600" cy="3343275"/>
+                    </a:xfrm>
+                    <a:prstGeom prst="rect">
+                      <a:avLst/>
+                    </a:prstGeom>
+                  </pic:spPr>
+                </pic:pic>
+              </a:graphicData>
+            </a:graphic>
+          </wp:inline>
+        </w:drawing>
+      </w:r>
+    </w:p>
+    <w:p>
+      <w:pPr>
+        <w:spacing w:before="0" w:after="120"/>
+        <w:rPr>
+          <w:sz w:val="22"/>
+        </w:rPr>
+      </w:pPr>
+      <w:r>
+        <w:rPr>
+          <w:sz w:val="22"/>
+        </w:rPr>
+        <w:t xml:space="preserve">Select trimmed to Funding Method and Funding Category. The request carries exactly those two, and Group still holds four so </w:t>
+      </w:r>
+      <w:r>
+        <w:rPr>
+          <w:sz w:val="22"/>
+          <w:rFonts w:ascii="Consolas" w:hAnsi="Consolas"/>
+          <w:sz w:val="20"/>
+        </w:rPr>
+        <w:t xml:space="preserve">groupby_fields</w:t>
+      </w:r>
+      <w:r>
+        <w:rPr>
+          <w:sz w:val="22"/>
+        </w:rPr>
+        <w:t xml:space="preserve"> carries four. Everything matches the panel.</w:t>
+      </w:r>
+    </w:p>
+    <w:p>
+      <w:pPr>
+        <w:spacing w:before="240" w:after="100"/>
+        <w:rPr>
+          <w:sz w:val="24"/>
+          <w:b/>
+        </w:rPr>
+      </w:pPr>
+      <w:r>
+        <w:rPr>
+          <w:sz w:val="24"/>
+          <w:b/>
+        </w:rPr>
+        <w:t xml:space="preserve">After Cancel — request still correct</w:t>
+      </w:r>
+    </w:p>
+    <w:p>
+      <w:pPr>
+        <w:spacing w:before="80" w:after="200"/>
+      </w:pPr>
+      <w:r>
+        <w:drawing>
+          <wp:inline distT="0" distB="0" distL="0" distR="0">
+            <wp:extent cx="5943600" cy="3343275"/>
+            <wp:docPr id="106" name="Picture 106"/>
+            <a:graphic xmlns:a="http://schemas.openxmlformats.org/drawingml/2006/main">
+              <a:graphicData uri="http://schemas.openxmlformats.org/drawingml/2006/picture">
+                <pic:pic xmlns:pic="http://schemas.openxmlformats.org/drawingml/2006/picture">
+                  <pic:nvPicPr>
+                    <pic:cNvPr id="106" name="Picture"/>
+                    <pic:cNvPicPr/>
+                  </pic:nvPicPr>
+                  <pic:blipFill>
+                    <a:blip r:embed="rId106"/>
+                    <a:stretch>
+                      <a:fillRect/>
+                    </a:stretch>
+                  </pic:blipFill>
+                  <pic:spPr>
+                    <a:xfrm>
+                      <a:off x="0" y="0"/>
+                      <a:ext cx="5943600" cy="3343275"/>
+                    </a:xfrm>
+                    <a:prstGeom prst="rect">
+                      <a:avLst/>
+                    </a:prstGeom>
+                  </pic:spPr>
+                </pic:pic>
+              </a:graphicData>
+            </a:graphic>
+          </wp:inline>
+        </w:drawing>
+      </w:r>
+    </w:p>
+    <w:p>
+      <w:pPr>
+        <w:spacing w:before="0" w:after="120"/>
+        <w:rPr>
+          <w:sz w:val="22"/>
+        </w:rPr>
+      </w:pPr>
+      <w:r>
+        <w:rPr>
+          <w:sz w:val="22"/>
+        </w:rPr>
+        <w:t xml:space="preserve">Cancel has restored the panel and the request carries all four fields. Cancel itself is not the problem.</w:t>
+      </w:r>
+    </w:p>
+    <w:p>
+      <w:pPr>
+        <w:spacing w:before="240" w:after="100"/>
+        <w:rPr>
+          <w:sz w:val="24"/>
+          <w:b/>
+        </w:rPr>
+      </w:pPr>
+      <w:r>
+        <w:rPr>
+          <w:sz w:val="24"/>
+          <w:b/>
+        </w:rPr>
+        <w:t xml:space="preserve">Execute after Cancel — request wrong</w:t>
+      </w:r>
+    </w:p>
+    <w:p>
+      <w:pPr>
+        <w:spacing w:before="80" w:after="200"/>
+      </w:pPr>
+      <w:r>
+        <w:drawing>
+          <wp:inline distT="0" distB="0" distL="0" distR="0">
+            <wp:extent cx="5943600" cy="3343275"/>
+            <wp:docPr id="107" name="Picture 107"/>
+            <a:graphic xmlns:a="http://schemas.openxmlformats.org/drawingml/2006/main">
+              <a:graphicData uri="http://schemas.openxmlformats.org/drawingml/2006/picture">
+                <pic:pic xmlns:pic="http://schemas.openxmlformats.org/drawingml/2006/picture">
+                  <pic:nvPicPr>
+                    <pic:cNvPr id="107" name="Picture"/>
+                    <pic:cNvPicPr/>
+                  </pic:nvPicPr>
+                  <pic:blipFill>
+                    <a:blip r:embed="rId107"/>
+                    <a:stretch>
+                      <a:fillRect/>
+                    </a:stretch>
+                  </pic:blipFill>
+                  <pic:spPr>
+                    <a:xfrm>
+                      <a:off x="0" y="0"/>
+                      <a:ext cx="5943600" cy="3343275"/>
+                    </a:xfrm>
+                    <a:prstGeom prst="rect">
+                      <a:avLst/>
+                    </a:prstGeom>
+                  </pic:spPr>
+                </pic:pic>
+              </a:graphicData>
+            </a:graphic>
+          </wp:inline>
+        </w:drawing>
+      </w:r>
+    </w:p>
+    <w:p>
+      <w:pPr>
+        <w:spacing w:before="0" w:after="120"/>
+        <w:rPr>
+          <w:sz w:val="22"/>
+        </w:rPr>
+      </w:pPr>
+      <w:r>
+        <w:rPr>
+          <w:sz w:val="22"/>
+        </w:rPr>
+        <w:t xml:space="preserve">The panel shows all four fields. The request carries three:</w:t>
+      </w:r>
+    </w:p>
+    <w:p>
+      <w:pPr>
+        <w:spacing w:before="0" w:after="120"/>
+        <w:rPr>
+          <w:sz w:val="22"/>
+        </w:rPr>
+      </w:pPr>
+      <w:r>
+        <w:rPr>
+          <w:sz w:val="22"/>
+          <w:rFonts w:ascii="Consolas" w:hAnsi="Consolas"/>
+          <w:sz w:val="20"/>
+        </w:rPr>
+        <w:t xml:space="preserve"/>
+      </w:r>
+      <w:r>
+        <w:rPr>
+          <w:sz w:val="22"/>
+          <w:rFonts w:ascii="Consolas" w:hAnsi="Consolas"/>
+          <w:sz w:val="20"/>
+        </w:rPr>
+        <w:t xml:space="preserve"> select_fields    channel,funding_category,funding_method groupby_fields   funding_method,funding_category,channel,displayed_fee_amount </w:t>
+      </w:r>
+      <w:r>
+        <w:rPr>
+          <w:sz w:val="22"/>
+          <w:rFonts w:ascii="Consolas" w:hAnsi="Consolas"/>
+          <w:sz w:val="20"/>
+        </w:rPr>
+        <w:t xml:space="preserve"/>
+      </w:r>
+    </w:p>
+    <w:p>
+      <w:pPr>
+        <w:spacing w:before="0" w:after="120"/>
+        <w:rPr>
+          <w:sz w:val="22"/>
+        </w:rPr>
+      </w:pPr>
+      <w:r>
+        <w:rPr>
+          <w:sz w:val="22"/>
+          <w:rFonts w:ascii="Consolas" w:hAnsi="Consolas"/>
+          <w:sz w:val="20"/>
+        </w:rPr>
+        <w:t xml:space="preserve">displayed_fee_amount</w:t>
+      </w:r>
+      <w:r>
+        <w:rPr>
+          <w:sz w:val="22"/>
+        </w:rPr>
+        <w:t xml:space="preserve"> is absent from </w:t>
+      </w:r>
+      <w:r>
+        <w:rPr>
+          <w:sz w:val="22"/>
+          <w:rFonts w:ascii="Consolas" w:hAnsi="Consolas"/>
+          <w:sz w:val="20"/>
+        </w:rPr>
+        <w:t xml:space="preserve">select_fields</w:t>
+      </w:r>
+      <w:r>
+        <w:rPr>
+          <w:sz w:val="22"/>
+        </w:rPr>
+        <w:t xml:space="preserve"> while still present in </w:t>
+      </w:r>
+      <w:r>
+        <w:rPr>
+          <w:sz w:val="22"/>
+          <w:rFonts w:ascii="Consolas" w:hAnsi="Consolas"/>
+          <w:sz w:val="20"/>
+        </w:rPr>
+        <w:t xml:space="preserve">groupby_fields</w:t>
+      </w:r>
+      <w:r>
+        <w:rPr>
+          <w:sz w:val="22"/>
+        </w:rPr>
+        <w:t xml:space="preserve">, and the table below has lost its Displayed Fee Amount column.</w:t>
+      </w:r>
+    </w:p>
+    <w:p>
+      <w:pPr>
+        <w:spacing w:before="280" w:after="120"/>
+        <w:rPr>
+          <w:sz w:val="28"/>
+          <w:b/>
+        </w:rPr>
+      </w:pPr>
+      <w:r>
+        <w:rPr>
+          <w:sz w:val="28"/>
+          <w:b/>
+        </w:rPr>
+        <w:t xml:space="preserve">Impact</w:t>
+      </w:r>
+    </w:p>
+    <w:p>
+      <w:pPr>
+        <w:spacing w:before="0" w:after="120"/>
+        <w:rPr>
+          <w:sz w:val="22"/>
+        </w:rPr>
+      </w:pPr>
+      <w:r>
+        <w:rPr>
+          <w:sz w:val="22"/>
+        </w:rPr>
+        <w:t xml:space="preserve">The merchant is shown a result they did not ask for, with nothing on screen to indicate it. The panel and the table disagree, and the panel is the thing they trust.</w:t>
+      </w:r>
+    </w:p>
+    <w:p>
+      <w:pPr>
+        <w:spacing w:before="0" w:after="120"/>
+        <w:rPr>
+          <w:sz w:val="22"/>
+        </w:rPr>
+      </w:pPr>
+      <w:r>
+        <w:rPr>
+          <w:sz w:val="22"/>
+        </w:rPr>
+        <w:t xml:space="preserve">Pressing Cancel and then Execute is an ordinary sequence — change your mind, start again — so this is easy to hit without realising.</w:t>
+      </w:r>
+    </w:p>
+    <w:p>
+      <w:pPr>
+        <w:spacing w:before="0" w:after="120"/>
+        <w:rPr>
+          <w:sz w:val="22"/>
+        </w:rPr>
+      </w:pPr>
+      <w:r>
+        <w:rPr>
+          <w:sz w:val="22"/>
+          <w:b/>
+        </w:rPr>
+        <w:t xml:space="preserve">Workaround:</w:t>
+      </w:r>
+      <w:r>
+        <w:rPr>
+          <w:sz w:val="22"/>
+        </w:rPr>
+        <w:t xml:space="preserve"> reload the page after Cancel before building a new query.</w:t>
+      </w:r>
+    </w:p>
+    <w:p>
+      <w:pPr>
+        <w:spacing w:before="280" w:after="120"/>
+        <w:rPr>
+          <w:sz w:val="28"/>
+          <w:b/>
+        </w:rPr>
+      </w:pPr>
+      <w:r>
+        <w:rPr>
+          <w:sz w:val="28"/>
+          <w:b/>
+        </w:rPr>
+        <w:t xml:space="preserve">Notes for the developer</w:t>
+      </w:r>
+    </w:p>
+    <w:p>
+      <w:pPr>
+        <w:spacing w:before="0" w:after="80"/>
+        <w:ind w:left="360"/>
+        <w:rPr>
+          <w:sz w:val="22"/>
+        </w:rPr>
+      </w:pPr>
+      <w:r>
+        <w:rPr>
+          <w:sz w:val="22"/>
+        </w:rPr>
+        <w:t xml:space="preserve">• Cancel redraws the panel and fires a correct default request. The stale state only surfaces on the </w:t>
+      </w:r>
+      <w:r>
+        <w:rPr>
+          <w:sz w:val="22"/>
+          <w:b/>
+        </w:rPr>
+        <w:t xml:space="preserve">next</w:t>
+      </w:r>
+      <w:r>
+        <w:rPr>
+          <w:sz w:val="22"/>
+        </w:rPr>
+        <w:t xml:space="preserve"> Execute, so the fault is in what Execute reads, not in Cancel's own request.</w:t>
+      </w:r>
+    </w:p>
+    <w:p>
+      <w:pPr>
+        <w:spacing w:before="0" w:after="80"/>
+        <w:ind w:left="360"/>
+        <w:rPr>
+          <w:sz w:val="22"/>
+        </w:rPr>
+      </w:pPr>
+      <w:r>
+        <w:rPr>
+          <w:sz w:val="22"/>
+        </w:rPr>
+        <w:t xml:space="preserve">• The returned list is not merely shorter, it is </w:t>
+      </w:r>
+      <w:r>
+        <w:rPr>
+          <w:sz w:val="22"/>
+          <w:b/>
+        </w:rPr>
+        <w:t xml:space="preserve">reordered</w:t>
+      </w:r>
+      <w:r>
+        <w:rPr>
+          <w:sz w:val="22"/>
+        </w:rPr>
+        <w:t xml:space="preserve">: </w:t>
+      </w:r>
+      <w:r>
+        <w:rPr>
+          <w:sz w:val="22"/>
+          <w:rFonts w:ascii="Consolas" w:hAnsi="Consolas"/>
+          <w:sz w:val="20"/>
+        </w:rPr>
+        <w:t xml:space="preserve">channel,funding_category,funding_method</w:t>
+      </w:r>
+      <w:r>
+        <w:rPr>
+          <w:sz w:val="22"/>
+        </w:rPr>
+        <w:t xml:space="preserve"> against the panel's order of Funding Method, Funding Category, Channel, Displayed Fee Amount. A correct request follows the panel order, as the request straight after Cancel does. That points at the field list being rebuilt from some other collection which kept a stale membership and lost the ordering, rather than Cancel failing to clear a flag.</w:t>
+      </w:r>
+    </w:p>
+    <w:p>
+      <w:pPr>
+        <w:spacing w:before="0" w:after="80"/>
+        <w:ind w:left="360"/>
+        <w:rPr>
+          <w:sz w:val="22"/>
+        </w:rPr>
+      </w:pPr>
+      <w:r>
+        <w:rPr>
+          <w:sz w:val="22"/>
+        </w:rPr>
+        <w:t xml:space="preserve">• </w:t>
+      </w:r>
+      <w:r>
+        <w:rPr>
+          <w:sz w:val="22"/>
+          <w:rFonts w:ascii="Consolas" w:hAnsi="Consolas"/>
+          <w:sz w:val="20"/>
+        </w:rPr>
+        <w:t xml:space="preserve">groupby_fields</w:t>
+      </w:r>
+      <w:r>
+        <w:rPr>
+          <w:sz w:val="22"/>
+        </w:rPr>
+        <w:t xml:space="preserve"> stays correct throughout. Only </w:t>
+      </w:r>
+      <w:r>
+        <w:rPr>
+          <w:sz w:val="22"/>
+          <w:rFonts w:ascii="Consolas" w:hAnsi="Consolas"/>
+          <w:sz w:val="20"/>
+        </w:rPr>
+        <w:t xml:space="preserve">select_fields</w:t>
+      </w:r>
+      <w:r>
+        <w:rPr>
+          <w:sz w:val="22"/>
+        </w:rPr>
+        <w:t xml:space="preserve"> goes stale, which narrows where to look.</w:t>
+      </w:r>
+    </w:p>
+    <w:p>
+      <w:pPr>
+        <w:spacing w:before="0" w:after="200"/>
+        <w:rPr>
+          <w:sz w:val="36"/>
+          <w:b/>
+        </w:rPr>
+      </w:pPr>
+      <w:r>
+        <w:rPr>
+          <w:sz w:val="36"/>
+          <w:b/>
+        </w:rPr>
+        <w:t xml:space="preserve">7. PS-PQ-15 — a query is affected by the queries executed before it</w:t>
+      </w:r>
+    </w:p>
+    <w:p>
+      <w:pPr>
+        <w:spacing w:before="0" w:after="120"/>
+        <w:rPr>
+          <w:sz w:val="22"/>
+        </w:rPr>
+      </w:pPr>
+      <w:r>
+        <w:rPr>
+          <w:sz w:val="22"/>
+          <w:b/>
+        </w:rPr>
+        <w:t xml:space="preserve">Priority:</w:t>
+      </w:r>
+      <w:r>
+        <w:rPr>
+          <w:sz w:val="22"/>
+        </w:rPr>
+        <w:t xml:space="preserve"> High · </w:t>
+      </w:r>
+      <w:r>
+        <w:rPr>
+          <w:sz w:val="22"/>
+          <w:b/>
+        </w:rPr>
+        <w:t xml:space="preserve">Gateway:</w:t>
+      </w:r>
+      <w:r>
+        <w:rPr>
+          <w:sz w:val="22"/>
+        </w:rPr>
+        <w:t xml:space="preserve"> BillPay · </w:t>
+      </w:r>
+      <w:r>
+        <w:rPr>
+          <w:sz w:val="22"/>
+          <w:b/>
+        </w:rPr>
+        <w:t xml:space="preserve">Observed:</w:t>
+      </w:r>
+      <w:r>
+        <w:rPr>
+          <w:sz w:val="22"/>
+        </w:rPr>
+        <w:t xml:space="preserve"> 21 September 2026</w:t>
+      </w:r>
+    </w:p>
+    <w:p>
+      <w:pPr>
+        <w:spacing w:before="280" w:after="120"/>
+        <w:rPr>
+          <w:sz w:val="28"/>
+          <w:b/>
+        </w:rPr>
+      </w:pPr>
+      <w:r>
+        <w:rPr>
+          <w:sz w:val="28"/>
+          <w:b/>
+        </w:rPr>
+        <w:t xml:space="preserve">Summary</w:t>
+      </w:r>
+    </w:p>
+    <w:p>
+      <w:pPr>
+        <w:spacing w:before="0" w:after="120"/>
+        <w:rPr>
+          <w:sz w:val="22"/>
+        </w:rPr>
+      </w:pPr>
+      <w:r>
+        <w:rPr>
+          <w:sz w:val="22"/>
+        </w:rPr>
+        <w:t xml:space="preserve">The same Having clause returns different rows depending on what was executed before it. Run on a fresh panel it is correct; run after other clauses it returns a row that does not satisfy it.</w:t>
+      </w:r>
+    </w:p>
+    <w:p>
+      <w:pPr>
+        <w:spacing w:before="280" w:after="120"/>
+        <w:rPr>
+          <w:sz w:val="28"/>
+          <w:b/>
+        </w:rPr>
+      </w:pPr>
+      <w:r>
+        <w:rPr>
+          <w:sz w:val="28"/>
+          <w:b/>
+        </w:rPr>
+        <w:t xml:space="preserve">Steps to reproduce</w:t>
+      </w:r>
+    </w:p>
+    <w:p>
+      <w:pPr>
+        <w:spacing w:before="0" w:after="120"/>
+        <w:rPr>
+          <w:sz w:val="22"/>
+        </w:rPr>
+      </w:pPr>
+      <w:r>
+        <w:rPr>
+          <w:sz w:val="22"/>
+        </w:rPr>
+        <w:t xml:space="preserve">1. Open </w:t>
+      </w:r>
+      <w:r>
+        <w:rPr>
+          <w:sz w:val="22"/>
+          <w:b/>
+        </w:rPr>
+        <w:t xml:space="preserve">Payment Stats</w:t>
+      </w:r>
+      <w:r>
+        <w:rPr>
+          <w:sz w:val="22"/>
+        </w:rPr>
+        <w:t xml:space="preserve"> as BillPay, set a 90-day range and press </w:t>
+      </w:r>
+      <w:r>
+        <w:rPr>
+          <w:sz w:val="22"/>
+          <w:b/>
+        </w:rPr>
+        <w:t xml:space="preserve">Submit</w:t>
+      </w:r>
+      <w:r>
+        <w:rPr>
+          <w:sz w:val="22"/>
+        </w:rPr>
+        <w:t xml:space="preserve">. 2. Expand </w:t>
+      </w:r>
+      <w:r>
+        <w:rPr>
+          <w:sz w:val="22"/>
+          <w:b/>
+        </w:rPr>
+        <w:t xml:space="preserve">Prepare Query</w:t>
+      </w:r>
+      <w:r>
+        <w:rPr>
+          <w:sz w:val="22"/>
+        </w:rPr>
+        <w:t xml:space="preserve"> and press </w:t>
+      </w:r>
+      <w:r>
+        <w:rPr>
+          <w:sz w:val="22"/>
+          <w:b/>
+        </w:rPr>
+        <w:t xml:space="preserve">Execute</w:t>
+      </w:r>
+      <w:r>
+        <w:rPr>
+          <w:sz w:val="22"/>
+        </w:rPr>
+        <w:t xml:space="preserve"> once, unchanged. 3. Build </w:t>
+      </w:r>
+      <w:r>
+        <w:rPr>
+          <w:sz w:val="22"/>
+          <w:rFonts w:ascii="Consolas" w:hAnsi="Consolas"/>
+          <w:sz w:val="20"/>
+        </w:rPr>
+        <w:t xml:space="preserve">Displayed Fee Amount</w:t>
+      </w:r>
+      <w:r>
+        <w:rPr>
+          <w:sz w:val="22"/>
+        </w:rPr>
+        <w:t xml:space="preserve"> </w:t>
+      </w:r>
+      <w:r>
+        <w:rPr>
+          <w:sz w:val="22"/>
+          <w:rFonts w:ascii="Consolas" w:hAnsi="Consolas"/>
+          <w:sz w:val="20"/>
+        </w:rPr>
+        <w:t xml:space="preserve">is greater than</w:t>
+      </w:r>
+      <w:r>
+        <w:rPr>
+          <w:sz w:val="22"/>
+        </w:rPr>
+        <w:t xml:space="preserve"> </w:t>
+      </w:r>
+      <w:r>
+        <w:rPr>
+          <w:sz w:val="22"/>
+          <w:rFonts w:ascii="Consolas" w:hAnsi="Consolas"/>
+          <w:sz w:val="20"/>
+        </w:rPr>
+        <w:t xml:space="preserve">2.5</w:t>
+      </w:r>
+      <w:r>
+        <w:rPr>
+          <w:sz w:val="22"/>
+        </w:rPr>
+        <w:t xml:space="preserve"> and press </w:t>
+      </w:r>
+      <w:r>
+        <w:rPr>
+          <w:sz w:val="22"/>
+          <w:b/>
+        </w:rPr>
+        <w:t xml:space="preserve">Execute</w:t>
+      </w:r>
+      <w:r>
+        <w:rPr>
+          <w:sz w:val="22"/>
+        </w:rPr>
+        <w:t xml:space="preserve">. Count the rows. 4. Without reloading, build </w:t>
+      </w:r>
+      <w:r>
+        <w:rPr>
+          <w:sz w:val="22"/>
+          <w:rFonts w:ascii="Consolas" w:hAnsi="Consolas"/>
+          <w:sz w:val="20"/>
+        </w:rPr>
+        <w:t xml:space="preserve">Funding Method</w:t>
+      </w:r>
+      <w:r>
+        <w:rPr>
+          <w:sz w:val="22"/>
+        </w:rPr>
+        <w:t xml:space="preserve"> </w:t>
+      </w:r>
+      <w:r>
+        <w:rPr>
+          <w:sz w:val="22"/>
+          <w:rFonts w:ascii="Consolas" w:hAnsi="Consolas"/>
+          <w:sz w:val="20"/>
+        </w:rPr>
+        <w:t xml:space="preserve">is equal to</w:t>
+      </w:r>
+      <w:r>
+        <w:rPr>
+          <w:sz w:val="22"/>
+        </w:rPr>
+        <w:t xml:space="preserve"> </w:t>
+      </w:r>
+      <w:r>
+        <w:rPr>
+          <w:sz w:val="22"/>
+          <w:rFonts w:ascii="Consolas" w:hAnsi="Consolas"/>
+          <w:sz w:val="20"/>
+        </w:rPr>
+        <w:t xml:space="preserve">ACH</w:t>
+      </w:r>
+      <w:r>
+        <w:rPr>
+          <w:sz w:val="22"/>
+        </w:rPr>
+        <w:t xml:space="preserve"> and Execute. 5. Without reloading, build </w:t>
+      </w:r>
+      <w:r>
+        <w:rPr>
+          <w:sz w:val="22"/>
+          <w:rFonts w:ascii="Consolas" w:hAnsi="Consolas"/>
+          <w:sz w:val="20"/>
+        </w:rPr>
+        <w:t xml:space="preserve">Funding Method</w:t>
+      </w:r>
+      <w:r>
+        <w:rPr>
+          <w:sz w:val="22"/>
+        </w:rPr>
+        <w:t xml:space="preserve"> </w:t>
+      </w:r>
+      <w:r>
+        <w:rPr>
+          <w:sz w:val="22"/>
+          <w:rFonts w:ascii="Consolas" w:hAnsi="Consolas"/>
+          <w:sz w:val="20"/>
+        </w:rPr>
+        <w:t xml:space="preserve">is not equal to</w:t>
+      </w:r>
+      <w:r>
+        <w:rPr>
+          <w:sz w:val="22"/>
+        </w:rPr>
+        <w:t xml:space="preserve"> </w:t>
+      </w:r>
+      <w:r>
+        <w:rPr>
+          <w:sz w:val="22"/>
+          <w:rFonts w:ascii="Consolas" w:hAnsi="Consolas"/>
+          <w:sz w:val="20"/>
+        </w:rPr>
+        <w:t xml:space="preserve">ACH</w:t>
+      </w:r>
+      <w:r>
+        <w:rPr>
+          <w:sz w:val="22"/>
+        </w:rPr>
+        <w:t xml:space="preserve"> and Execute. 6. Without reloading, build the step 3 clause again and Execute. Count the rows again.</w:t>
+      </w:r>
+    </w:p>
+    <w:p>
+      <w:pPr>
+        <w:spacing w:before="280" w:after="120"/>
+        <w:rPr>
+          <w:sz w:val="28"/>
+          <w:b/>
+        </w:rPr>
+      </w:pPr>
+      <w:r>
+        <w:rPr>
+          <w:sz w:val="28"/>
+          <w:b/>
+        </w:rPr>
+        <w:t xml:space="preserve">Expected result</w:t>
+      </w:r>
+    </w:p>
+    <w:p>
+      <w:pPr>
+        <w:spacing w:before="0" w:after="120"/>
+        <w:rPr>
+          <w:sz w:val="22"/>
+        </w:rPr>
+      </w:pPr>
+      <w:r>
+        <w:rPr>
+          <w:sz w:val="22"/>
+        </w:rPr>
+        <w:t xml:space="preserve">The same clause returns the same rows every time, and every row satisfies it.</w:t>
+      </w:r>
+    </w:p>
+    <w:p>
+      <w:pPr>
+        <w:spacing w:before="280" w:after="120"/>
+        <w:rPr>
+          <w:sz w:val="28"/>
+          <w:b/>
+        </w:rPr>
+      </w:pPr>
+      <w:r>
+        <w:rPr>
+          <w:sz w:val="28"/>
+          <w:b/>
+        </w:rPr>
+        <w:t xml:space="preserve">Actual result</w:t>
+      </w:r>
+    </w:p>
+    <w:tbl>
+      <w:tblPr>
+        <w:tblW w:w="9360" w:type="dxa"/>
+        <w:tblBorders>
+          <w:top w:val="single" w:sz="4" w:space="0" w:color="BFBFBF"/>
+          <w:left w:val="single" w:sz="4" w:space="0" w:color="BFBFBF"/>
+          <w:bottom w:val="single" w:sz="4" w:space="0" w:color="BFBFBF"/>
+          <w:right w:val="single" w:sz="4" w:space="0" w:color="BFBFBF"/>
+          <w:insideH w:val="single" w:sz="4" w:space="0" w:color="BFBFBF"/>
+          <w:insideV w:val="single" w:sz="4" w:space="0" w:color="BFBFBF"/>
+        </w:tblBorders>
+      </w:tblPr>
+      <w:tr>
+        <w:tc>
+          <w:tcPr>
+            <w:tcW w:w="4680" w:type="dxa"/>
+            <w:shd w:val="clear" w:fill="F2F2F2"/>
+          </w:tcPr>
+          <w:p>
+            <w:pPr>
+              <w:spacing w:before="40" w:after="40"/>
+            </w:pPr>
+            <w:r>
+              <w:rPr>
+                <w:sz w:val="20"/>
+                <w:b/>
+              </w:rPr>
+              <w:t xml:space="preserve">displayed_fee_amount &gt; '2.5'</w:t>
+            </w:r>
+          </w:p>
+        </w:tc>
+        <w:tc>
+          <w:tcPr>
+            <w:tcW w:w="4680" w:type="dxa"/>
+            <w:shd w:val="clear" w:fill="F2F2F2"/>
+          </w:tcPr>
+          <w:p>
+            <w:pPr>
+              <w:spacing w:before="40" w:after="40"/>
+            </w:pPr>
+            <w:r>
+              <w:rPr>
+                <w:sz w:val="20"/>
+                <w:b/>
+              </w:rPr>
+              <w:t xml:space="preserve">Rows</w:t>
+            </w:r>
+          </w:p>
+        </w:tc>
+      </w:tr>
+      <w:tr>
+        <w:tc>
+          <w:tcPr>
+            <w:tcW w:w="4680" w:type="dxa"/>
+          </w:tcPr>
+          <w:p>
+            <w:pPr>
+              <w:spacing w:before="40" w:after="40"/>
+            </w:pPr>
+            <w:r>
+              <w:rPr>
+                <w:sz w:val="20"/>
+              </w:rPr>
+              <w:t xml:space="preserve">Run first, on a fresh panel</w:t>
+            </w:r>
+          </w:p>
+        </w:tc>
+        <w:tc>
+          <w:tcPr>
+            <w:tcW w:w="4680" w:type="dxa"/>
+          </w:tcPr>
+          <w:p>
+            <w:pPr>
+              <w:spacing w:before="40" w:after="40"/>
+            </w:pPr>
+            <w:r>
+              <w:rPr>
+                <w:sz w:val="20"/>
+              </w:rPr>
+              <w:t xml:space="preserve">6 — $2.50 correctly excluded</w:t>
+            </w:r>
+          </w:p>
+        </w:tc>
+      </w:tr>
+      <w:tr>
+        <w:tc>
+          <w:tcPr>
+            <w:tcW w:w="4680" w:type="dxa"/>
+          </w:tcPr>
+          <w:p>
+            <w:pPr>
+              <w:spacing w:before="40" w:after="40"/>
+            </w:pPr>
+            <w:r>
+              <w:rPr>
+                <w:sz w:val="20"/>
+              </w:rPr>
+              <w:t xml:space="preserve">Run again after the two clauses above</w:t>
+            </w:r>
+          </w:p>
+        </w:tc>
+        <w:tc>
+          <w:tcPr>
+            <w:tcW w:w="4680" w:type="dxa"/>
+          </w:tcPr>
+          <w:p>
+            <w:pPr>
+              <w:spacing w:before="40" w:after="40"/>
+            </w:pPr>
+            <w:r>
+              <w:rPr>
+                <w:sz w:val="20"/>
+              </w:rPr>
+              <w:t xml:space="preserve">7 — a $2.50 row appears</w:t>
+            </w:r>
+          </w:p>
+        </w:tc>
+      </w:tr>
+    </w:tbl>
+    <w:p>
+      <w:pPr>
+        <w:spacing w:after="120"/>
+      </w:pPr>
+    </w:p>
+    <w:p>
+      <w:pPr>
+        <w:spacing w:before="0" w:after="120"/>
+        <w:rPr>
+          <w:sz w:val="22"/>
+        </w:rPr>
+      </w:pPr>
+      <w:r>
+        <w:rPr>
+          <w:sz w:val="22"/>
+        </w:rPr>
+        <w:t xml:space="preserve">A </w:t>
+      </w:r>
+      <w:r>
+        <w:rPr>
+          <w:sz w:val="22"/>
+          <w:rFonts w:ascii="Consolas" w:hAnsi="Consolas"/>
+          <w:sz w:val="20"/>
+        </w:rPr>
+        <w:t xml:space="preserve">$2.50</w:t>
+      </w:r>
+      <w:r>
+        <w:rPr>
+          <w:sz w:val="22"/>
+        </w:rPr>
+        <w:t xml:space="preserve"> fee does not satisfy "greater than 2.5". The first answer is the correct one.</w:t>
+      </w:r>
+    </w:p>
+    <w:p>
+      <w:pPr>
+        <w:spacing w:before="280" w:after="120"/>
+        <w:rPr>
+          <w:sz w:val="28"/>
+          <w:b/>
+        </w:rPr>
+      </w:pPr>
+      <w:r>
+        <w:rPr>
+          <w:sz w:val="28"/>
+          <w:b/>
+        </w:rPr>
+        <w:t xml:space="preserve">What was ruled out</w:t>
+      </w:r>
+    </w:p>
+    <w:p>
+      <w:pPr>
+        <w:spacing w:before="0" w:after="80"/>
+        <w:ind w:left="360"/>
+        <w:rPr>
+          <w:sz w:val="22"/>
+        </w:rPr>
+      </w:pPr>
+      <w:r>
+        <w:rPr>
+          <w:sz w:val="22"/>
+        </w:rPr>
+        <w:t xml:space="preserve">• </w:t>
+      </w:r>
+      <w:r>
+        <w:rPr>
+          <w:sz w:val="22"/>
+          <w:b/>
+        </w:rPr>
+        <w:t xml:space="preserve">Not a stale read.</w:t>
+      </w:r>
+      <w:r>
+        <w:rPr>
+          <w:sz w:val="22"/>
+        </w:rPr>
+        <w:t xml:space="preserve"> The extra row survives after the page has fully settled.</w:t>
+      </w:r>
+    </w:p>
+    <w:p>
+      <w:pPr>
+        <w:spacing w:before="0" w:after="80"/>
+        <w:ind w:left="360"/>
+        <w:rPr>
+          <w:sz w:val="22"/>
+        </w:rPr>
+      </w:pPr>
+      <w:r>
+        <w:rPr>
+          <w:sz w:val="22"/>
+        </w:rPr>
+        <w:t xml:space="preserve">• </w:t>
+      </w:r>
+      <w:r>
+        <w:rPr>
+          <w:sz w:val="22"/>
+          <w:b/>
+        </w:rPr>
+        <w:t xml:space="preserve">Not regrouping.</w:t>
+      </w:r>
+      <w:r>
+        <w:rPr>
+          <w:sz w:val="22"/>
+        </w:rPr>
+        <w:t xml:space="preserve"> </w:t>
+      </w:r>
+      <w:r>
+        <w:rPr>
+          <w:sz w:val="22"/>
+          <w:rFonts w:ascii="Consolas" w:hAnsi="Consolas"/>
+          <w:sz w:val="20"/>
+        </w:rPr>
+        <w:t xml:space="preserve">select_fields</w:t>
+      </w:r>
+      <w:r>
+        <w:rPr>
+          <w:sz w:val="22"/>
+        </w:rPr>
+        <w:t xml:space="preserve"> and </w:t>
+      </w:r>
+      <w:r>
+        <w:rPr>
+          <w:sz w:val="22"/>
+          <w:rFonts w:ascii="Consolas" w:hAnsi="Consolas"/>
+          <w:sz w:val="20"/>
+        </w:rPr>
+        <w:t xml:space="preserve">groupby_fields</w:t>
+      </w:r>
+      <w:r>
+        <w:rPr>
+          <w:sz w:val="22"/>
+        </w:rPr>
+        <w:t xml:space="preserve"> were byte-identical across both executes, as was </w:t>
+      </w:r>
+      <w:r>
+        <w:rPr>
+          <w:sz w:val="22"/>
+          <w:rFonts w:ascii="Consolas" w:hAnsi="Consolas"/>
+          <w:sz w:val="20"/>
+        </w:rPr>
+        <w:t xml:space="preserve">having_fields</w:t>
+      </w:r>
+      <w:r>
+        <w:rPr>
+          <w:sz w:val="22"/>
+        </w:rPr>
+        <w:t xml:space="preserve">.</w:t>
+      </w:r>
+    </w:p>
+    <w:p>
+      <w:pPr>
+        <w:spacing w:before="0" w:after="80"/>
+        <w:ind w:left="360"/>
+        <w:rPr>
+          <w:sz w:val="22"/>
+        </w:rPr>
+      </w:pPr>
+      <w:r>
+        <w:rPr>
+          <w:sz w:val="22"/>
+        </w:rPr>
+        <w:t xml:space="preserve">• </w:t>
+      </w:r>
+      <w:r>
+        <w:rPr>
+          <w:sz w:val="22"/>
+          <w:b/>
+        </w:rPr>
+        <w:t xml:space="preserve">Not rounding.</w:t>
+      </w:r>
+      <w:r>
+        <w:rPr>
+          <w:sz w:val="22"/>
+        </w:rPr>
+        <w:t xml:space="preserve"> </w:t>
+      </w:r>
+      <w:r>
+        <w:rPr>
+          <w:sz w:val="22"/>
+          <w:rFonts w:ascii="Consolas" w:hAnsi="Consolas"/>
+          <w:sz w:val="20"/>
+        </w:rPr>
+        <w:t xml:space="preserve">displayed_fee_amount</w:t>
+      </w:r>
+      <w:r>
+        <w:rPr>
+          <w:sz w:val="22"/>
+        </w:rPr>
+        <w:t xml:space="preserve"> is a group key rather than an aggregate, so the </w:t>
+      </w:r>
+      <w:r>
+        <w:rPr>
+          <w:sz w:val="22"/>
+          <w:rFonts w:ascii="Consolas" w:hAnsi="Consolas"/>
+          <w:sz w:val="20"/>
+        </w:rPr>
+        <w:t xml:space="preserve">$2.50</w:t>
+      </w:r>
+      <w:r>
+        <w:rPr>
+          <w:sz w:val="22"/>
+        </w:rPr>
+        <w:t xml:space="preserve"> is the literal fee and cannot be a rounded total.</w:t>
+      </w:r>
+    </w:p>
+    <w:p>
+      <w:pPr>
+        <w:spacing w:before="280" w:after="120"/>
+        <w:rPr>
+          <w:sz w:val="28"/>
+          <w:b/>
+        </w:rPr>
+      </w:pPr>
+      <w:r>
+        <w:rPr>
+          <w:sz w:val="28"/>
+          <w:b/>
+        </w:rPr>
+        <w:t xml:space="preserve">Impact</w:t>
+      </w:r>
+    </w:p>
+    <w:p>
+      <w:pPr>
+        <w:spacing w:before="0" w:after="120"/>
+        <w:rPr>
+          <w:sz w:val="22"/>
+        </w:rPr>
+      </w:pPr>
+      <w:r>
+        <w:rPr>
+          <w:sz w:val="22"/>
+        </w:rPr>
+        <w:t xml:space="preserve">A merchant can be shown rows that contradict the filter on their screen, with nothing to indicate it. Because the result depends on history rather than on the query, the same filter can look correct one moment and wrong the next.</w:t>
+      </w:r>
+    </w:p>
+    <w:p>
+      <w:pPr>
+        <w:spacing w:before="0" w:after="120"/>
+        <w:rPr>
+          <w:sz w:val="22"/>
+        </w:rPr>
+      </w:pPr>
+      <w:r>
+        <w:rPr>
+          <w:sz w:val="22"/>
+          <w:b/>
+        </w:rPr>
+        <w:t xml:space="preserve">Workaround:</w:t>
+      </w:r>
+      <w:r>
+        <w:rPr>
+          <w:sz w:val="22"/>
+        </w:rPr>
+        <w:t xml:space="preserve"> reload the page before running a clause you intend to rely on.</w:t>
+      </w:r>
+    </w:p>
+    <w:p>
+      <w:pPr>
+        <w:spacing w:before="280" w:after="120"/>
+        <w:rPr>
+          <w:sz w:val="28"/>
+          <w:b/>
+        </w:rPr>
+      </w:pPr>
+      <w:r>
+        <w:rPr>
+          <w:sz w:val="28"/>
+          <w:b/>
+        </w:rPr>
+        <w:t xml:space="preserve">Notes for the developer</w:t>
+      </w:r>
+    </w:p>
+    <w:p>
+      <w:pPr>
+        <w:spacing w:before="0" w:after="120"/>
+        <w:rPr>
+          <w:sz w:val="22"/>
+        </w:rPr>
+      </w:pPr>
+      <w:r>
+        <w:rPr>
+          <w:sz w:val="22"/>
+        </w:rPr>
+        <w:t xml:space="preserve">The request is identical in both cases, so the divergence is on the answering side rather than in what the page sends.</w:t>
+      </w:r>
+    </w:p>
+    <w:p>
+      <w:pPr>
+        <w:spacing w:before="0" w:after="120"/>
+        <w:rPr>
+          <w:sz w:val="22"/>
+        </w:rPr>
+      </w:pPr>
+      <w:r>
+        <w:rPr>
+          <w:sz w:val="22"/>
+        </w:rPr>
+        <w:t xml:space="preserve">This also limits test coverage: the automated case walks six filter combinations, and because it fails at the third, the remaining three are never exercised on BillPay until this is fixed.</w:t>
+      </w:r>
+    </w:p>
+    <w:p>
+      <w:pPr>
+        <w:spacing w:before="0" w:after="200"/>
+        <w:rPr>
+          <w:sz w:val="36"/>
+          <w:b/>
+        </w:rPr>
+      </w:pPr>
+      <w:r>
+        <w:rPr>
+          <w:sz w:val="36"/>
+          <w:b/>
+        </w:rPr>
+        <w:t xml:space="preserve">8. PS-PQ-16 — the Prepare Query panel does not drive the table</w:t>
+      </w:r>
+    </w:p>
+    <w:p>
+      <w:pPr>
+        <w:spacing w:before="0" w:after="120"/>
+        <w:rPr>
+          <w:sz w:val="22"/>
+        </w:rPr>
+      </w:pPr>
+      <w:r>
+        <w:rPr>
+          <w:sz w:val="22"/>
+          <w:b/>
+        </w:rPr>
+        <w:t xml:space="preserve">Test case:</w:t>
+      </w:r>
+      <w:r>
+        <w:rPr>
+          <w:sz w:val="22"/>
+        </w:rPr>
+        <w:t xml:space="preserve"> PS-PQ-16 </w:t>
+      </w:r>
+      <w:r>
+        <w:rPr>
+          <w:sz w:val="22"/>
+          <w:b/>
+        </w:rPr>
+        <w:t xml:space="preserve">Priority:</w:t>
+      </w:r>
+      <w:r>
+        <w:rPr>
+          <w:sz w:val="22"/>
+        </w:rPr>
+        <w:t xml:space="preserve"> High </w:t>
+      </w:r>
+      <w:r>
+        <w:rPr>
+          <w:sz w:val="22"/>
+          <w:b/>
+        </w:rPr>
+        <w:t xml:space="preserve">Gateway seen on:</w:t>
+      </w:r>
+      <w:r>
+        <w:rPr>
+          <w:sz w:val="22"/>
+        </w:rPr>
+        <w:t xml:space="preserve"> MerchantE </w:t>
+      </w:r>
+      <w:r>
+        <w:rPr>
+          <w:sz w:val="22"/>
+          <w:b/>
+        </w:rPr>
+        <w:t xml:space="preserve">Date observed:</w:t>
+      </w:r>
+      <w:r>
+        <w:rPr>
+          <w:sz w:val="22"/>
+        </w:rPr>
+        <w:t xml:space="preserve"> 23 September 2026</w:t>
+      </w:r>
+    </w:p>
+    <w:p>
+      <w:pPr>
+        <w:spacing w:before="280" w:after="120"/>
+        <w:rPr>
+          <w:sz w:val="28"/>
+          <w:b/>
+        </w:rPr>
+      </w:pPr>
+      <w:r>
+        <w:rPr>
+          <w:sz w:val="28"/>
+          <w:b/>
+        </w:rPr>
+        <w:t xml:space="preserve">Summary</w:t>
+      </w:r>
+    </w:p>
+    <w:p>
+      <w:pPr>
+        <w:spacing w:before="0" w:after="120"/>
+        <w:rPr>
+          <w:sz w:val="22"/>
+        </w:rPr>
+      </w:pPr>
+      <w:r>
+        <w:rPr>
+          <w:sz w:val="22"/>
+        </w:rPr>
+        <w:t xml:space="preserve">MerchantE is given a Prepare Query panel that does nothing.</w:t>
+      </w:r>
+    </w:p>
+    <w:p>
+      <w:pPr>
+        <w:spacing w:before="0" w:after="120"/>
+        <w:rPr>
+          <w:sz w:val="22"/>
+        </w:rPr>
+      </w:pPr>
+      <w:r>
+        <w:rPr>
+          <w:sz w:val="22"/>
+        </w:rPr>
+        <w:t xml:space="preserve">The panel is present and fully populated, it accepts every change, the request goes out carrying what was chosen, and the API answers 200. The table never changes. It keeps rendering the fixed payment-type breakdown regardless of the query.</w:t>
+      </w:r>
+    </w:p>
+    <w:p>
+      <w:pPr>
+        <w:spacing w:before="280" w:after="120"/>
+        <w:rPr>
+          <w:sz w:val="28"/>
+          <w:b/>
+        </w:rPr>
+      </w:pPr>
+      <w:r>
+        <w:rPr>
+          <w:sz w:val="28"/>
+          <w:b/>
+        </w:rPr>
+        <w:t xml:space="preserve">Steps to reproduce</w:t>
+      </w:r>
+    </w:p>
+    <w:p>
+      <w:pPr>
+        <w:spacing w:before="0" w:after="120"/>
+        <w:rPr>
+          <w:sz w:val="22"/>
+        </w:rPr>
+      </w:pPr>
+      <w:r>
+        <w:rPr>
+          <w:sz w:val="22"/>
+        </w:rPr>
+        <w:t xml:space="preserve">1. Sign in as the MerchantE merchant. 2. Go to </w:t>
+      </w:r>
+      <w:r>
+        <w:rPr>
+          <w:sz w:val="22"/>
+          <w:b/>
+        </w:rPr>
+        <w:t xml:space="preserve">Payment Analytics → Payment Stats</w:t>
+      </w:r>
+      <w:r>
+        <w:rPr>
+          <w:sz w:val="22"/>
+        </w:rPr>
+        <w:t xml:space="preserve"> from the sidebar. 3. Note the column headings in the table: </w:t>
+      </w:r>
+      <w:r>
+        <w:rPr>
+          <w:sz w:val="22"/>
+          <w:rFonts w:ascii="Consolas" w:hAnsi="Consolas"/>
+          <w:sz w:val="20"/>
+        </w:rPr>
+        <w:t xml:space="preserve">Type, Amount, Amount(%), Qty, Qty(%)</w:t>
+      </w:r>
+      <w:r>
+        <w:rPr>
+          <w:sz w:val="22"/>
+        </w:rPr>
+        <w:t xml:space="preserve">. 4. Expand </w:t>
+      </w:r>
+      <w:r>
+        <w:rPr>
+          <w:sz w:val="22"/>
+          <w:b/>
+        </w:rPr>
+        <w:t xml:space="preserve">Prepare Query</w:t>
+      </w:r>
+      <w:r>
+        <w:rPr>
+          <w:sz w:val="22"/>
+        </w:rPr>
+        <w:t xml:space="preserve">. Select and Group both arrive holding four fields — Request Type, Channel, transaction Amount and Fee Amount. 5. Remove </w:t>
+      </w:r>
+      <w:r>
+        <w:rPr>
+          <w:sz w:val="22"/>
+          <w:b/>
+        </w:rPr>
+        <w:t xml:space="preserve">transaction Amount</w:t>
+      </w:r>
+      <w:r>
+        <w:rPr>
+          <w:sz w:val="22"/>
+        </w:rPr>
+        <w:t xml:space="preserve"> and </w:t>
+      </w:r>
+      <w:r>
+        <w:rPr>
+          <w:sz w:val="22"/>
+          <w:b/>
+        </w:rPr>
+        <w:t xml:space="preserve">Fee Amount</w:t>
+      </w:r>
+      <w:r>
+        <w:rPr>
+          <w:sz w:val="22"/>
+        </w:rPr>
+        <w:t xml:space="preserve"> from Select, leaving Request Type and Channel. 6. Press </w:t>
+      </w:r>
+      <w:r>
+        <w:rPr>
+          <w:sz w:val="22"/>
+          <w:b/>
+        </w:rPr>
+        <w:t xml:space="preserve">Execute</w:t>
+      </w:r>
+      <w:r>
+        <w:rPr>
+          <w:sz w:val="22"/>
+        </w:rPr>
+        <w:t xml:space="preserve">. 7. Read the column headings again.</w:t>
+      </w:r>
+    </w:p>
+    <w:p>
+      <w:pPr>
+        <w:spacing w:before="280" w:after="120"/>
+        <w:rPr>
+          <w:sz w:val="28"/>
+          <w:b/>
+        </w:rPr>
+      </w:pPr>
+      <w:r>
+        <w:rPr>
+          <w:sz w:val="28"/>
+          <w:b/>
+        </w:rPr>
+        <w:t xml:space="preserve">Expected result</w:t>
+      </w:r>
+    </w:p>
+    <w:p>
+      <w:pPr>
+        <w:spacing w:before="0" w:after="120"/>
+        <w:rPr>
+          <w:sz w:val="22"/>
+        </w:rPr>
+      </w:pPr>
+      <w:r>
+        <w:rPr>
+          <w:sz w:val="22"/>
+        </w:rPr>
+        <w:t xml:space="preserve">A query over Request Type and Channel should rebuild the table around those two fields plus the totals:</w:t>
+      </w:r>
+    </w:p>
+    <w:p>
+      <w:pPr>
+        <w:spacing w:before="0" w:after="120"/>
+        <w:rPr>
+          <w:sz w:val="22"/>
+        </w:rPr>
+      </w:pPr>
+      <w:r>
+        <w:rPr>
+          <w:sz w:val="22"/>
+          <w:rFonts w:ascii="Consolas" w:hAnsi="Consolas"/>
+          <w:sz w:val="20"/>
+        </w:rPr>
+        <w:t xml:space="preserve"/>
+      </w:r>
+      <w:r>
+        <w:rPr>
+          <w:sz w:val="22"/>
+          <w:rFonts w:ascii="Consolas" w:hAnsi="Consolas"/>
+          <w:sz w:val="20"/>
+        </w:rPr>
+        <w:t xml:space="preserve"> Request Type | Channel | Amount | Count </w:t>
+      </w:r>
+      <w:r>
+        <w:rPr>
+          <w:sz w:val="22"/>
+          <w:rFonts w:ascii="Consolas" w:hAnsi="Consolas"/>
+          <w:sz w:val="20"/>
+        </w:rPr>
+        <w:t xml:space="preserve"/>
+      </w:r>
+    </w:p>
+    <w:p>
+      <w:pPr>
+        <w:spacing w:before="0" w:after="120"/>
+        <w:rPr>
+          <w:sz w:val="22"/>
+        </w:rPr>
+      </w:pPr>
+      <w:r>
+        <w:rPr>
+          <w:sz w:val="22"/>
+        </w:rPr>
+        <w:t xml:space="preserve">This is what BillPay and SnapPay do with the same action.</w:t>
+      </w:r>
+    </w:p>
+    <w:p>
+      <w:pPr>
+        <w:spacing w:before="280" w:after="120"/>
+        <w:rPr>
+          <w:sz w:val="28"/>
+          <w:b/>
+        </w:rPr>
+      </w:pPr>
+      <w:r>
+        <w:rPr>
+          <w:sz w:val="28"/>
+          <w:b/>
+        </w:rPr>
+        <w:t xml:space="preserve">Actual result</w:t>
+      </w:r>
+    </w:p>
+    <w:p>
+      <w:pPr>
+        <w:spacing w:before="0" w:after="120"/>
+        <w:rPr>
+          <w:sz w:val="22"/>
+        </w:rPr>
+      </w:pPr>
+      <w:r>
+        <w:rPr>
+          <w:sz w:val="22"/>
+        </w:rPr>
+        <w:t xml:space="preserve">The headings do not change. The table still reads:</w:t>
+      </w:r>
+    </w:p>
+    <w:p>
+      <w:pPr>
+        <w:spacing w:before="0" w:after="120"/>
+        <w:rPr>
+          <w:sz w:val="22"/>
+        </w:rPr>
+      </w:pPr>
+      <w:r>
+        <w:rPr>
+          <w:sz w:val="22"/>
+          <w:rFonts w:ascii="Consolas" w:hAnsi="Consolas"/>
+          <w:sz w:val="20"/>
+        </w:rPr>
+        <w:t xml:space="preserve"/>
+      </w:r>
+      <w:r>
+        <w:rPr>
+          <w:sz w:val="22"/>
+          <w:rFonts w:ascii="Consolas" w:hAnsi="Consolas"/>
+          <w:sz w:val="20"/>
+        </w:rPr>
+        <w:t xml:space="preserve"> Type | Amount | Amount(%) | Qty | Qty(%) </w:t>
+      </w:r>
+      <w:r>
+        <w:rPr>
+          <w:sz w:val="22"/>
+          <w:rFonts w:ascii="Consolas" w:hAnsi="Consolas"/>
+          <w:sz w:val="20"/>
+        </w:rPr>
+        <w:t xml:space="preserve"/>
+      </w:r>
+    </w:p>
+    <w:p>
+      <w:pPr>
+        <w:spacing w:before="0" w:after="120"/>
+        <w:rPr>
+          <w:sz w:val="22"/>
+        </w:rPr>
+      </w:pPr>
+      <w:r>
+        <w:rPr>
+          <w:sz w:val="22"/>
+        </w:rPr>
+        <w:t xml:space="preserve">with the same payment-type rows — Card Payments, ACH Payments, Card Voids, ACH Returns and the rest. Not one column or row moves.</w:t>
+      </w:r>
+    </w:p>
+    <w:tbl>
+      <w:tblPr>
+        <w:tblW w:w="9360" w:type="dxa"/>
+        <w:tblBorders>
+          <w:top w:val="single" w:sz="4" w:space="0" w:color="BFBFBF"/>
+          <w:left w:val="single" w:sz="4" w:space="0" w:color="BFBFBF"/>
+          <w:bottom w:val="single" w:sz="4" w:space="0" w:color="BFBFBF"/>
+          <w:right w:val="single" w:sz="4" w:space="0" w:color="BFBFBF"/>
+          <w:insideH w:val="single" w:sz="4" w:space="0" w:color="BFBFBF"/>
+          <w:insideV w:val="single" w:sz="4" w:space="0" w:color="BFBFBF"/>
+        </w:tblBorders>
+      </w:tblPr>
+      <w:tr>
+        <w:tc>
+          <w:tcPr>
+            <w:tcW w:w="4680" w:type="dxa"/>
+            <w:shd w:val="clear" w:fill="F2F2F2"/>
+          </w:tcPr>
+          <w:p>
+            <w:pPr>
+              <w:spacing w:before="40" w:after="40"/>
+            </w:pPr>
+            <w:r>
+              <w:rPr>
+                <w:sz w:val="20"/>
+                <w:b/>
+              </w:rPr>
+              <w:t xml:space="preserve"/>
+            </w:r>
+          </w:p>
+        </w:tc>
+        <w:tc>
+          <w:tcPr>
+            <w:tcW w:w="4680" w:type="dxa"/>
+            <w:shd w:val="clear" w:fill="F2F2F2"/>
+          </w:tcPr>
+          <w:p>
+            <w:pPr>
+              <w:spacing w:before="40" w:after="40"/>
+            </w:pPr>
+            <w:r>
+              <w:rPr>
+                <w:sz w:val="20"/>
+                <w:b/>
+              </w:rPr>
+              <w:t xml:space="preserve">Column headings</w:t>
+            </w:r>
+          </w:p>
+        </w:tc>
+      </w:tr>
+      <w:tr>
+        <w:tc>
+          <w:tcPr>
+            <w:tcW w:w="4680" w:type="dxa"/>
+          </w:tcPr>
+          <w:p>
+            <w:pPr>
+              <w:spacing w:before="40" w:after="40"/>
+            </w:pPr>
+            <w:r>
+              <w:rPr>
+                <w:sz w:val="20"/>
+              </w:rPr>
+              <w:t xml:space="preserve">Before Execute</w:t>
+            </w:r>
+          </w:p>
+        </w:tc>
+        <w:tc>
+          <w:tcPr>
+            <w:tcW w:w="4680" w:type="dxa"/>
+          </w:tcPr>
+          <w:p>
+            <w:pPr>
+              <w:spacing w:before="40" w:after="40"/>
+            </w:pPr>
+            <w:r>
+              <w:rPr>
+                <w:sz w:val="20"/>
+              </w:rPr>
+              <w:t xml:space="preserve">Type, Amount, Amount(%), Qty, Qty(%)</w:t>
+            </w:r>
+          </w:p>
+        </w:tc>
+      </w:tr>
+      <w:tr>
+        <w:tc>
+          <w:tcPr>
+            <w:tcW w:w="4680" w:type="dxa"/>
+          </w:tcPr>
+          <w:p>
+            <w:pPr>
+              <w:spacing w:before="40" w:after="40"/>
+            </w:pPr>
+            <w:r>
+              <w:rPr>
+                <w:sz w:val="20"/>
+              </w:rPr>
+              <w:t xml:space="preserve">After Execute with Select trimmed to two fields</w:t>
+            </w:r>
+          </w:p>
+        </w:tc>
+        <w:tc>
+          <w:tcPr>
+            <w:tcW w:w="4680" w:type="dxa"/>
+          </w:tcPr>
+          <w:p>
+            <w:pPr>
+              <w:spacing w:before="40" w:after="40"/>
+            </w:pPr>
+            <w:r>
+              <w:rPr>
+                <w:sz w:val="20"/>
+              </w:rPr>
+              <w:t xml:space="preserve">Type, Amount, Amount(%), Qty, Qty(%) — unchanged</w:t>
+            </w:r>
+          </w:p>
+        </w:tc>
+      </w:tr>
+    </w:tbl>
+    <w:p>
+      <w:pPr>
+        <w:spacing w:after="120"/>
+      </w:pPr>
+    </w:p>
+    <w:p>
+      <w:pPr>
+        <w:spacing w:before="280" w:after="120"/>
+        <w:rPr>
+          <w:sz w:val="28"/>
+          <w:b/>
+        </w:rPr>
+      </w:pPr>
+      <w:r>
+        <w:rPr>
+          <w:sz w:val="28"/>
+          <w:b/>
+        </w:rPr>
+        <w:t xml:space="preserve">Evidence</w:t>
+      </w:r>
+    </w:p>
+    <w:p>
+      <w:pPr>
+        <w:spacing w:before="240" w:after="100"/>
+        <w:rPr>
+          <w:sz w:val="24"/>
+          <w:b/>
+        </w:rPr>
+      </w:pPr>
+      <w:r>
+        <w:rPr>
+          <w:sz w:val="24"/>
+          <w:b/>
+        </w:rPr>
+        <w:t xml:space="preserve">Select trimmed to two fields, table unchanged after Execute</w:t>
+      </w:r>
+    </w:p>
+    <w:p>
+      <w:pPr>
+        <w:spacing w:before="80" w:after="200"/>
+      </w:pPr>
+      <w:r>
+        <w:drawing>
+          <wp:inline distT="0" distB="0" distL="0" distR="0">
+            <wp:extent cx="5943600" cy="3343275"/>
+            <wp:docPr id="108" name="Picture 108"/>
+            <a:graphic xmlns:a="http://schemas.openxmlformats.org/drawingml/2006/main">
+              <a:graphicData uri="http://schemas.openxmlformats.org/drawingml/2006/picture">
+                <pic:pic xmlns:pic="http://schemas.openxmlformats.org/drawingml/2006/picture">
+                  <pic:nvPicPr>
+                    <pic:cNvPr id="108" name="Picture"/>
+                    <pic:cNvPicPr/>
+                  </pic:nvPicPr>
+                  <pic:blipFill>
+                    <a:blip r:embed="rId108"/>
+                    <a:stretch>
+                      <a:fillRect/>
+                    </a:stretch>
+                  </pic:blipFill>
+                  <pic:spPr>
+                    <a:xfrm>
+                      <a:off x="0" y="0"/>
+                      <a:ext cx="5943600" cy="3343275"/>
+                    </a:xfrm>
+                    <a:prstGeom prst="rect">
+                      <a:avLst/>
+                    </a:prstGeom>
+                  </pic:spPr>
+                </pic:pic>
+              </a:graphicData>
+            </a:graphic>
+          </wp:inline>
+        </w:drawing>
+      </w:r>
+    </w:p>
+    <w:p>
+      <w:pPr>
+        <w:spacing w:before="0" w:after="120"/>
+        <w:rPr>
+          <w:sz w:val="22"/>
+        </w:rPr>
+      </w:pPr>
+      <w:r>
+        <w:rPr>
+          <w:sz w:val="22"/>
+        </w:rPr>
+        <w:t xml:space="preserve">Select holds Request Type and Channel only. Group still holds all four. Execute has been pressed, and the table below is still the payment-type breakdown rather than a query result. The </w:t>
+      </w:r>
+      <w:r>
+        <w:rPr>
+          <w:sz w:val="22"/>
+          <w:rFonts w:ascii="Consolas" w:hAnsi="Consolas"/>
+          <w:sz w:val="20"/>
+        </w:rPr>
+        <w:t xml:space="preserve">Type</w:t>
+      </w:r>
+      <w:r>
+        <w:rPr>
+          <w:sz w:val="22"/>
+        </w:rPr>
+        <w:t xml:space="preserve"> column is scrolled out of view in this capture, which is why the rows read "rd Payments" and "H Payments"; all five breakdown headings are present on screen.</w:t>
+      </w:r>
+    </w:p>
+    <w:p>
+      <w:pPr>
+        <w:spacing w:before="0" w:after="120"/>
+        <w:rPr>
+          <w:sz w:val="22"/>
+        </w:rPr>
+      </w:pPr>
+      <w:r>
+        <w:rPr>
+          <w:sz w:val="22"/>
+        </w:rPr>
+        <w:t xml:space="preserve">Judge this case by the </w:t>
+      </w:r>
+      <w:r>
+        <w:rPr>
+          <w:sz w:val="22"/>
+          <w:b/>
+        </w:rPr>
+        <w:t xml:space="preserve">column headings</w:t>
+      </w:r>
+      <w:r>
+        <w:rPr>
+          <w:sz w:val="22"/>
+        </w:rPr>
+        <w:t xml:space="preserve">, not the figures. This account has no payments in the window, so every row reads </w:t>
+      </w:r>
+      <w:r>
+        <w:rPr>
+          <w:sz w:val="22"/>
+          <w:rFonts w:ascii="Consolas" w:hAnsi="Consolas"/>
+          <w:sz w:val="20"/>
+        </w:rPr>
+        <w:t xml:space="preserve">$0.00</w:t>
+      </w:r>
+      <w:r>
+        <w:rPr>
+          <w:sz w:val="22"/>
+        </w:rPr>
+        <w:t xml:space="preserve"> whichever table is being displayed.</w:t>
+      </w:r>
+    </w:p>
+    <w:p>
+      <w:pPr>
+        <w:spacing w:before="280" w:after="120"/>
+        <w:rPr>
+          <w:sz w:val="28"/>
+          <w:b/>
+        </w:rPr>
+      </w:pPr>
+      <w:r>
+        <w:rPr>
+          <w:sz w:val="28"/>
+          <w:b/>
+        </w:rPr>
+        <w:t xml:space="preserve">Impact</w:t>
+      </w:r>
+    </w:p>
+    <w:p>
+      <w:pPr>
+        <w:spacing w:before="0" w:after="120"/>
+        <w:rPr>
+          <w:sz w:val="22"/>
+        </w:rPr>
+      </w:pPr>
+      <w:r>
+        <w:rPr>
+          <w:sz w:val="22"/>
+        </w:rPr>
+        <w:t xml:space="preserve">The feature is advertised and inert. A merchant can spend as long as they like building a query on this gateway and will always be shown the same fixed breakdown, with nothing to tell them their query was ignored.</w:t>
+      </w:r>
+    </w:p>
+    <w:p>
+      <w:pPr>
+        <w:spacing w:before="0" w:after="120"/>
+        <w:rPr>
+          <w:sz w:val="22"/>
+        </w:rPr>
+      </w:pPr>
+      <w:r>
+        <w:rPr>
+          <w:sz w:val="22"/>
+        </w:rPr>
+        <w:t xml:space="preserve">There is no workaround — the panel cannot be made to work.</w:t>
+      </w:r>
+    </w:p>
+    <w:p>
+      <w:pPr>
+        <w:spacing w:before="280" w:after="120"/>
+        <w:rPr>
+          <w:sz w:val="28"/>
+          <w:b/>
+        </w:rPr>
+      </w:pPr>
+      <w:r>
+        <w:rPr>
+          <w:sz w:val="28"/>
+          <w:b/>
+        </w:rPr>
+        <w:t xml:space="preserve">Notes for the developer</w:t>
+      </w:r>
+    </w:p>
+    <w:p>
+      <w:pPr>
+        <w:spacing w:before="0" w:after="80"/>
+        <w:ind w:left="360"/>
+        <w:rPr>
+          <w:sz w:val="22"/>
+        </w:rPr>
+      </w:pPr>
+      <w:r>
+        <w:rPr>
+          <w:sz w:val="22"/>
+        </w:rPr>
+        <w:t xml:space="preserve">• The query is not failing. The request carries the narrowed field list and the API answers 200, so the work happens and the result is discarded on the way to the screen.</w:t>
+      </w:r>
+    </w:p>
+    <w:p>
+      <w:pPr>
+        <w:spacing w:before="0" w:after="80"/>
+        <w:ind w:left="360"/>
+        <w:rPr>
+          <w:sz w:val="22"/>
+        </w:rPr>
+      </w:pPr>
+      <w:r>
+        <w:rPr>
+          <w:sz w:val="22"/>
+        </w:rPr>
+        <w:t xml:space="preserve">• The page appears to render the fixed payment-type breakdown for this gateway regardless of the query response, which suggests the gateway is routed to the wrong renderer rather than the query being broken.</w:t>
+      </w:r>
+    </w:p>
+    <w:p>
+      <w:pPr>
+        <w:spacing w:before="0" w:after="80"/>
+        <w:ind w:left="360"/>
+        <w:rPr>
+          <w:sz w:val="22"/>
+        </w:rPr>
+      </w:pPr>
+      <w:r>
+        <w:rPr>
+          <w:sz w:val="22"/>
+        </w:rPr>
+        <w:t xml:space="preserve">• An earlier note recorded this case as blocked because MerchantE returned an error. That is no longer true and should not be relied on: the request succeeds.</w:t>
+      </w:r>
+    </w:p>
+    <w:p>
+      <w:pPr>
+        <w:spacing w:before="0" w:after="200"/>
+        <w:rPr>
+          <w:sz w:val="36"/>
+          <w:b/>
+        </w:rPr>
+      </w:pPr>
+      <w:r>
+        <w:rPr>
+          <w:sz w:val="36"/>
+          <w:b/>
+        </w:rPr>
+        <w:t xml:space="preserve">9. PS-GR-06 — the statistics graph and the query table disagree</w:t>
+      </w:r>
+    </w:p>
+    <w:p>
+      <w:pPr>
+        <w:spacing w:before="0" w:after="120"/>
+        <w:rPr>
+          <w:sz w:val="22"/>
+        </w:rPr>
+      </w:pPr>
+      <w:r>
+        <w:rPr>
+          <w:sz w:val="22"/>
+          <w:b/>
+        </w:rPr>
+        <w:t xml:space="preserve">Priority:</w:t>
+      </w:r>
+      <w:r>
+        <w:rPr>
+          <w:sz w:val="22"/>
+        </w:rPr>
+        <w:t xml:space="preserve"> High · </w:t>
+      </w:r>
+      <w:r>
+        <w:rPr>
+          <w:sz w:val="22"/>
+          <w:b/>
+        </w:rPr>
+        <w:t xml:space="preserve">Gateway:</w:t>
+      </w:r>
+      <w:r>
+        <w:rPr>
+          <w:sz w:val="22"/>
+        </w:rPr>
+        <w:t xml:space="preserve"> BillPay · </w:t>
+      </w:r>
+      <w:r>
+        <w:rPr>
+          <w:sz w:val="22"/>
+          <w:b/>
+        </w:rPr>
+        <w:t xml:space="preserve">Observed:</w:t>
+      </w:r>
+      <w:r>
+        <w:rPr>
+          <w:sz w:val="22"/>
+        </w:rPr>
+        <w:t xml:space="preserve"> 21 September 2026</w:t>
+      </w:r>
+    </w:p>
+    <w:p>
+      <w:pPr>
+        <w:spacing w:before="280" w:after="120"/>
+        <w:rPr>
+          <w:sz w:val="28"/>
+          <w:b/>
+        </w:rPr>
+      </w:pPr>
+      <w:r>
+        <w:rPr>
+          <w:sz w:val="28"/>
+          <w:b/>
+        </w:rPr>
+        <w:t xml:space="preserve">Summary</w:t>
+      </w:r>
+    </w:p>
+    <w:p>
+      <w:pPr>
+        <w:spacing w:before="0" w:after="120"/>
+        <w:rPr>
+          <w:sz w:val="22"/>
+        </w:rPr>
+      </w:pPr>
+      <w:r>
+        <w:rPr>
+          <w:sz w:val="22"/>
+        </w:rPr>
+        <w:t xml:space="preserve">The Payment Statistics graph and the Prepare Query table describe the same payments over the same date range, and they do not agree on how many there are.</w:t>
+      </w:r>
+    </w:p>
+    <w:p>
+      <w:pPr>
+        <w:spacing w:before="280" w:after="120"/>
+        <w:rPr>
+          <w:sz w:val="28"/>
+          <w:b/>
+        </w:rPr>
+      </w:pPr>
+      <w:r>
+        <w:rPr>
+          <w:sz w:val="28"/>
+          <w:b/>
+        </w:rPr>
+        <w:t xml:space="preserve">Steps to reproduce</w:t>
+      </w:r>
+    </w:p>
+    <w:p>
+      <w:pPr>
+        <w:spacing w:before="0" w:after="120"/>
+        <w:rPr>
+          <w:sz w:val="22"/>
+        </w:rPr>
+      </w:pPr>
+      <w:r>
+        <w:rPr>
+          <w:sz w:val="22"/>
+        </w:rPr>
+        <w:t xml:space="preserve">1. Open </w:t>
+      </w:r>
+      <w:r>
+        <w:rPr>
+          <w:sz w:val="22"/>
+          <w:b/>
+        </w:rPr>
+        <w:t xml:space="preserve">Payment Stats</w:t>
+      </w:r>
+      <w:r>
+        <w:rPr>
+          <w:sz w:val="22"/>
+        </w:rPr>
+        <w:t xml:space="preserve"> as BillPay, set a 90-day range and press </w:t>
+      </w:r>
+      <w:r>
+        <w:rPr>
+          <w:sz w:val="22"/>
+          <w:b/>
+        </w:rPr>
+        <w:t xml:space="preserve">Submit</w:t>
+      </w:r>
+      <w:r>
+        <w:rPr>
+          <w:sz w:val="22"/>
+        </w:rPr>
+        <w:t xml:space="preserve">. 2. Read the ACH and Card percentages from the </w:t>
+      </w:r>
+      <w:r>
+        <w:rPr>
+          <w:sz w:val="22"/>
+          <w:b/>
+        </w:rPr>
+        <w:t xml:space="preserve">Payment Statistics</w:t>
+      </w:r>
+      <w:r>
+        <w:rPr>
+          <w:sz w:val="22"/>
+        </w:rPr>
+        <w:t xml:space="preserve"> graph. 3. Expand </w:t>
+      </w:r>
+      <w:r>
+        <w:rPr>
+          <w:sz w:val="22"/>
+          <w:b/>
+        </w:rPr>
+        <w:t xml:space="preserve">Prepare Query</w:t>
+      </w:r>
+      <w:r>
+        <w:rPr>
+          <w:sz w:val="22"/>
+        </w:rPr>
+        <w:t xml:space="preserve"> and press </w:t>
+      </w:r>
+      <w:r>
+        <w:rPr>
+          <w:sz w:val="22"/>
+          <w:b/>
+        </w:rPr>
+        <w:t xml:space="preserve">Execute</w:t>
+      </w:r>
+      <w:r>
+        <w:rPr>
+          <w:sz w:val="22"/>
+        </w:rPr>
+        <w:t xml:space="preserve"> with the default grouping. 4. Add up the </w:t>
+      </w:r>
+      <w:r>
+        <w:rPr>
+          <w:sz w:val="22"/>
+          <w:b/>
+        </w:rPr>
+        <w:t xml:space="preserve">Count</w:t>
+      </w:r>
+      <w:r>
+        <w:rPr>
+          <w:sz w:val="22"/>
+        </w:rPr>
+        <w:t xml:space="preserve"> column across the ACH rows, and separately across the card rows. The grid paints only the rows that fit the viewport, so scroll to reach them all. 5. Compare the two splits.</w:t>
+      </w:r>
+    </w:p>
+    <w:p>
+      <w:pPr>
+        <w:spacing w:before="280" w:after="120"/>
+        <w:rPr>
+          <w:sz w:val="28"/>
+          <w:b/>
+        </w:rPr>
+      </w:pPr>
+      <w:r>
+        <w:rPr>
+          <w:sz w:val="28"/>
+          <w:b/>
+        </w:rPr>
+        <w:t xml:space="preserve">Expected result</w:t>
+      </w:r>
+    </w:p>
+    <w:p>
+      <w:pPr>
+        <w:spacing w:before="0" w:after="120"/>
+        <w:rPr>
+          <w:sz w:val="22"/>
+        </w:rPr>
+      </w:pPr>
+      <w:r>
+        <w:rPr>
+          <w:sz w:val="22"/>
+        </w:rPr>
+        <w:t xml:space="preserve">Both views describe the same payments, so both report the same split.</w:t>
+      </w:r>
+    </w:p>
+    <w:p>
+      <w:pPr>
+        <w:spacing w:before="280" w:after="120"/>
+        <w:rPr>
+          <w:sz w:val="28"/>
+          <w:b/>
+        </w:rPr>
+      </w:pPr>
+      <w:r>
+        <w:rPr>
+          <w:sz w:val="28"/>
+          <w:b/>
+        </w:rPr>
+        <w:t xml:space="preserve">Actual result</w:t>
+      </w:r>
+    </w:p>
+    <w:tbl>
+      <w:tblPr>
+        <w:tblW w:w="9360" w:type="dxa"/>
+        <w:tblBorders>
+          <w:top w:val="single" w:sz="4" w:space="0" w:color="BFBFBF"/>
+          <w:left w:val="single" w:sz="4" w:space="0" w:color="BFBFBF"/>
+          <w:bottom w:val="single" w:sz="4" w:space="0" w:color="BFBFBF"/>
+          <w:right w:val="single" w:sz="4" w:space="0" w:color="BFBFBF"/>
+          <w:insideH w:val="single" w:sz="4" w:space="0" w:color="BFBFBF"/>
+          <w:insideV w:val="single" w:sz="4" w:space="0" w:color="BFBFBF"/>
+        </w:tblBorders>
+      </w:tblPr>
+      <w:tr>
+        <w:tc>
+          <w:tcPr>
+            <w:tcW w:w="2340" w:type="dxa"/>
+            <w:shd w:val="clear" w:fill="F2F2F2"/>
+          </w:tcPr>
+          <w:p>
+            <w:pPr>
+              <w:spacing w:before="40" w:after="40"/>
+            </w:pPr>
+            <w:r>
+              <w:rPr>
+                <w:sz w:val="20"/>
+                <w:b/>
+              </w:rPr>
+              <w:t xml:space="preserve"/>
+            </w:r>
+          </w:p>
+        </w:tc>
+        <w:tc>
+          <w:tcPr>
+            <w:tcW w:w="2340" w:type="dxa"/>
+            <w:shd w:val="clear" w:fill="F2F2F2"/>
+          </w:tcPr>
+          <w:p>
+            <w:pPr>
+              <w:spacing w:before="40" w:after="40"/>
+            </w:pPr>
+            <w:r>
+              <w:rPr>
+                <w:sz w:val="20"/>
+                <w:b/>
+              </w:rPr>
+              <w:t xml:space="preserve">ACH</w:t>
+            </w:r>
+          </w:p>
+        </w:tc>
+        <w:tc>
+          <w:tcPr>
+            <w:tcW w:w="2340" w:type="dxa"/>
+            <w:shd w:val="clear" w:fill="F2F2F2"/>
+          </w:tcPr>
+          <w:p>
+            <w:pPr>
+              <w:spacing w:before="40" w:after="40"/>
+            </w:pPr>
+            <w:r>
+              <w:rPr>
+                <w:sz w:val="20"/>
+                <w:b/>
+              </w:rPr>
+              <w:t xml:space="preserve">Card</w:t>
+            </w:r>
+          </w:p>
+        </w:tc>
+        <w:tc>
+          <w:tcPr>
+            <w:tcW w:w="2340" w:type="dxa"/>
+            <w:shd w:val="clear" w:fill="F2F2F2"/>
+          </w:tcPr>
+          <w:p>
+            <w:pPr>
+              <w:spacing w:before="40" w:after="40"/>
+            </w:pPr>
+            <w:r>
+              <w:rPr>
+                <w:sz w:val="20"/>
+                <w:b/>
+              </w:rPr>
+              <w:t xml:space="preserve">ACH share</w:t>
+            </w:r>
+          </w:p>
+        </w:tc>
+      </w:tr>
+      <w:tr>
+        <w:tc>
+          <w:tcPr>
+            <w:tcW w:w="2340" w:type="dxa"/>
+          </w:tcPr>
+          <w:p>
+            <w:pPr>
+              <w:spacing w:before="40" w:after="40"/>
+            </w:pPr>
+            <w:r>
+              <w:rPr>
+                <w:sz w:val="20"/>
+              </w:rPr>
+              <w:t xml:space="preserve">Query table</w:t>
+            </w:r>
+          </w:p>
+        </w:tc>
+        <w:tc>
+          <w:tcPr>
+            <w:tcW w:w="2340" w:type="dxa"/>
+          </w:tcPr>
+          <w:p>
+            <w:pPr>
+              <w:spacing w:before="40" w:after="40"/>
+            </w:pPr>
+            <w:r>
+              <w:rPr>
+                <w:sz w:val="20"/>
+              </w:rPr>
+              <w:t xml:space="preserve">95</w:t>
+            </w:r>
+          </w:p>
+        </w:tc>
+        <w:tc>
+          <w:tcPr>
+            <w:tcW w:w="2340" w:type="dxa"/>
+          </w:tcPr>
+          <w:p>
+            <w:pPr>
+              <w:spacing w:before="40" w:after="40"/>
+            </w:pPr>
+            <w:r>
+              <w:rPr>
+                <w:sz w:val="20"/>
+              </w:rPr>
+              <w:t xml:space="preserve">121</w:t>
+            </w:r>
+          </w:p>
+        </w:tc>
+        <w:tc>
+          <w:tcPr>
+            <w:tcW w:w="2340" w:type="dxa"/>
+          </w:tcPr>
+          <w:p>
+            <w:pPr>
+              <w:spacing w:before="40" w:after="40"/>
+            </w:pPr>
+            <w:r>
+              <w:rPr>
+                <w:sz w:val="20"/>
+              </w:rPr>
+              <w:t xml:space="preserve">43.98%</w:t>
+            </w:r>
+          </w:p>
+        </w:tc>
+      </w:tr>
+      <w:tr>
+        <w:tc>
+          <w:tcPr>
+            <w:tcW w:w="2340" w:type="dxa"/>
+          </w:tcPr>
+          <w:p>
+            <w:pPr>
+              <w:spacing w:before="40" w:after="40"/>
+            </w:pPr>
+            <w:r>
+              <w:rPr>
+                <w:sz w:val="20"/>
+              </w:rPr>
+              <w:t xml:space="preserve">Graph</w:t>
+            </w:r>
+          </w:p>
+        </w:tc>
+        <w:tc>
+          <w:tcPr>
+            <w:tcW w:w="2340" w:type="dxa"/>
+          </w:tcPr>
+          <w:p>
+            <w:pPr>
+              <w:spacing w:before="40" w:after="40"/>
+            </w:pPr>
+            <w:r>
+              <w:rPr>
+                <w:sz w:val="20"/>
+              </w:rPr>
+              <w:t xml:space="preserve">—</w:t>
+            </w:r>
+          </w:p>
+        </w:tc>
+        <w:tc>
+          <w:tcPr>
+            <w:tcW w:w="2340" w:type="dxa"/>
+          </w:tcPr>
+          <w:p>
+            <w:pPr>
+              <w:spacing w:before="40" w:after="40"/>
+            </w:pPr>
+            <w:r>
+              <w:rPr>
+                <w:sz w:val="20"/>
+              </w:rPr>
+              <w:t xml:space="preserve">—</w:t>
+            </w:r>
+          </w:p>
+        </w:tc>
+        <w:tc>
+          <w:tcPr>
+            <w:tcW w:w="2340" w:type="dxa"/>
+          </w:tcPr>
+          <w:p>
+            <w:pPr>
+              <w:spacing w:before="40" w:after="40"/>
+            </w:pPr>
+            <w:r>
+              <w:rPr>
+                <w:sz w:val="20"/>
+              </w:rPr>
+              <w:t xml:space="preserve">44.81%</w:t>
+            </w:r>
+          </w:p>
+        </w:tc>
+      </w:tr>
+    </w:tbl>
+    <w:p>
+      <w:pPr>
+        <w:spacing w:after="120"/>
+      </w:pPr>
+    </w:p>
+    <w:p>
+      <w:pPr>
+        <w:spacing w:before="0" w:after="120"/>
+        <w:rPr>
+          <w:sz w:val="22"/>
+        </w:rPr>
+      </w:pPr>
+      <w:r>
+        <w:rPr>
+          <w:sz w:val="22"/>
+        </w:rPr>
+        <w:t xml:space="preserve">Working back from 44.81%, the graph is counting 95 ACH and </w:t>
+      </w:r>
+      <w:r>
+        <w:rPr>
+          <w:sz w:val="22"/>
+          <w:b/>
+        </w:rPr>
+        <w:t xml:space="preserve">117</w:t>
+      </w:r>
+      <w:r>
+        <w:rPr>
+          <w:sz w:val="22"/>
+        </w:rPr>
+        <w:t xml:space="preserve"> card payments — four fewer card payments than the query finds over the identical range.</w:t>
+      </w:r>
+    </w:p>
+    <w:p>
+      <w:pPr>
+        <w:spacing w:before="280" w:after="120"/>
+        <w:rPr>
+          <w:sz w:val="28"/>
+          <w:b/>
+        </w:rPr>
+      </w:pPr>
+      <w:r>
+        <w:rPr>
+          <w:sz w:val="28"/>
+          <w:b/>
+        </w:rPr>
+        <w:t xml:space="preserve">Why it is the graph, not the query</w:t>
+      </w:r>
+    </w:p>
+    <w:p>
+      <w:pPr>
+        <w:spacing w:before="0" w:after="120"/>
+        <w:rPr>
+          <w:sz w:val="22"/>
+        </w:rPr>
+      </w:pPr>
+      <w:r>
+        <w:rPr>
+          <w:sz w:val="22"/>
+        </w:rPr>
+        <w:t xml:space="preserve">The query side is self-consistent. The default grouping, grouping by Funding Method alone, and a two-field grouping all return the same 95 and 121. A Having clause narrows the table from 7 rows to 6 and leaves the graph untouched, as it should.</w:t>
+      </w:r>
+    </w:p>
+    <w:p>
+      <w:pPr>
+        <w:spacing w:before="0" w:after="120"/>
+        <w:rPr>
+          <w:sz w:val="22"/>
+        </w:rPr>
+      </w:pPr>
+      <w:r>
+        <w:rPr>
+          <w:sz w:val="22"/>
+        </w:rPr>
+        <w:t xml:space="preserve">So the disagreement is between the two views, not within the query.</w:t>
+      </w:r>
+    </w:p>
+    <w:p>
+      <w:pPr>
+        <w:spacing w:before="280" w:after="120"/>
+        <w:rPr>
+          <w:sz w:val="28"/>
+          <w:b/>
+        </w:rPr>
+      </w:pPr>
+      <w:r>
+        <w:rPr>
+          <w:sz w:val="28"/>
+          <w:b/>
+        </w:rPr>
+        <w:t xml:space="preserve">Impact</w:t>
+      </w:r>
+    </w:p>
+    <w:p>
+      <w:pPr>
+        <w:spacing w:before="0" w:after="120"/>
+        <w:rPr>
+          <w:sz w:val="22"/>
+        </w:rPr>
+      </w:pPr>
+      <w:r>
+        <w:rPr>
+          <w:sz w:val="22"/>
+        </w:rPr>
+        <w:t xml:space="preserve">Two numbers for the same thing on the same screen. A merchant reading the graph and a merchant reading the table reach different conclusions, and nothing says which to trust.</w:t>
+      </w:r>
+    </w:p>
+    <w:p>
+      <w:pPr>
+        <w:spacing w:before="0" w:after="200"/>
+        <w:rPr>
+          <w:sz w:val="36"/>
+          <w:b/>
+        </w:rPr>
+      </w:pPr>
+      <w:r>
+        <w:rPr>
+          <w:sz w:val="36"/>
+          <w:b/>
+        </w:rPr>
+        <w:t xml:space="preserve">10. PS-NEG-01 — a failed request leaves the page silent</w:t>
+      </w:r>
+    </w:p>
+    <w:p>
+      <w:pPr>
+        <w:spacing w:before="0" w:after="120"/>
+        <w:rPr>
+          <w:sz w:val="22"/>
+        </w:rPr>
+      </w:pPr>
+      <w:r>
+        <w:rPr>
+          <w:sz w:val="22"/>
+          <w:b/>
+        </w:rPr>
+        <w:t xml:space="preserve">Priority:</w:t>
+      </w:r>
+      <w:r>
+        <w:rPr>
+          <w:sz w:val="22"/>
+        </w:rPr>
+        <w:t xml:space="preserve"> Critical · </w:t>
+      </w:r>
+      <w:r>
+        <w:rPr>
+          <w:sz w:val="22"/>
+          <w:b/>
+        </w:rPr>
+        <w:t xml:space="preserve">Gateways:</w:t>
+      </w:r>
+      <w:r>
+        <w:rPr>
+          <w:sz w:val="22"/>
+        </w:rPr>
+        <w:t xml:space="preserve"> all · </w:t>
+      </w:r>
+      <w:r>
+        <w:rPr>
+          <w:sz w:val="22"/>
+          <w:b/>
+        </w:rPr>
+        <w:t xml:space="preserve">Observed:</w:t>
+      </w:r>
+      <w:r>
+        <w:rPr>
+          <w:sz w:val="22"/>
+        </w:rPr>
+        <w:t xml:space="preserve"> 21 September 2026</w:t>
+      </w:r>
+    </w:p>
+    <w:p>
+      <w:pPr>
+        <w:spacing w:before="280" w:after="120"/>
+        <w:rPr>
+          <w:sz w:val="28"/>
+          <w:b/>
+        </w:rPr>
+      </w:pPr>
+      <w:r>
+        <w:rPr>
+          <w:sz w:val="28"/>
+          <w:b/>
+        </w:rPr>
+        <w:t xml:space="preserve">Summary</w:t>
+      </w:r>
+    </w:p>
+    <w:p>
+      <w:pPr>
+        <w:spacing w:before="0" w:after="120"/>
+        <w:rPr>
+          <w:sz w:val="22"/>
+        </w:rPr>
+      </w:pPr>
+      <w:r>
+        <w:rPr>
+          <w:sz w:val="22"/>
+        </w:rPr>
+        <w:t xml:space="preserve">When the stats request fails, the page says nothing at all. No toast, no banner, no inline message. A broken request looks exactly like a date range that had no payments.</w:t>
+      </w:r>
+    </w:p>
+    <w:p>
+      <w:pPr>
+        <w:spacing w:before="280" w:after="120"/>
+        <w:rPr>
+          <w:sz w:val="28"/>
+          <w:b/>
+        </w:rPr>
+      </w:pPr>
+      <w:r>
+        <w:rPr>
+          <w:sz w:val="28"/>
+          <w:b/>
+        </w:rPr>
+        <w:t xml:space="preserve">Steps to reproduce</w:t>
+      </w:r>
+    </w:p>
+    <w:p>
+      <w:pPr>
+        <w:spacing w:before="0" w:after="120"/>
+        <w:rPr>
+          <w:sz w:val="22"/>
+        </w:rPr>
+      </w:pPr>
+      <w:r>
+        <w:rPr>
+          <w:sz w:val="22"/>
+        </w:rPr>
+        <w:t xml:space="preserve">1. Open DevTools and add a request-block rule for </w:t>
+      </w:r>
+      <w:r>
+        <w:rPr>
+          <w:sz w:val="22"/>
+          <w:rFonts w:ascii="Consolas" w:hAnsi="Consolas"/>
+          <w:sz w:val="20"/>
+        </w:rPr>
+        <w:t xml:space="preserve">payment_stats_us</w:t>
+      </w:r>
+      <w:r>
+        <w:rPr>
+          <w:sz w:val="22"/>
+        </w:rPr>
+        <w:t xml:space="preserve">. 2. Navigate to </w:t>
+      </w:r>
+      <w:r>
+        <w:rPr>
+          <w:sz w:val="22"/>
+          <w:b/>
+        </w:rPr>
+        <w:t xml:space="preserve">Payment Stats</w:t>
+      </w:r>
+      <w:r>
+        <w:rPr>
+          <w:sz w:val="22"/>
+        </w:rPr>
+        <w:t xml:space="preserve"> through the sidebar. 3. Watch the page while the request fails.</w:t>
+      </w:r>
+    </w:p>
+    <w:p>
+      <w:pPr>
+        <w:spacing w:before="280" w:after="120"/>
+        <w:rPr>
+          <w:sz w:val="28"/>
+          <w:b/>
+        </w:rPr>
+      </w:pPr>
+      <w:r>
+        <w:rPr>
+          <w:sz w:val="28"/>
+          <w:b/>
+        </w:rPr>
+        <w:t xml:space="preserve">Expected result</w:t>
+      </w:r>
+    </w:p>
+    <w:p>
+      <w:pPr>
+        <w:spacing w:before="0" w:after="120"/>
+        <w:rPr>
+          <w:sz w:val="22"/>
+        </w:rPr>
+      </w:pPr>
+      <w:r>
+        <w:rPr>
+          <w:sz w:val="22"/>
+        </w:rPr>
+        <w:t xml:space="preserve">Something tells the merchant the data could not be loaded.</w:t>
+      </w:r>
+    </w:p>
+    <w:p>
+      <w:pPr>
+        <w:spacing w:before="280" w:after="120"/>
+        <w:rPr>
+          <w:sz w:val="28"/>
+          <w:b/>
+        </w:rPr>
+      </w:pPr>
+      <w:r>
+        <w:rPr>
+          <w:sz w:val="28"/>
+          <w:b/>
+        </w:rPr>
+        <w:t xml:space="preserve">Actual result</w:t>
+      </w:r>
+    </w:p>
+    <w:p>
+      <w:pPr>
+        <w:spacing w:before="0" w:after="120"/>
+        <w:rPr>
+          <w:sz w:val="22"/>
+        </w:rPr>
+      </w:pPr>
+      <w:r>
+        <w:rPr>
+          <w:sz w:val="22"/>
+        </w:rPr>
+        <w:t xml:space="preserve">The table renders its five column headings with no rows. The refresh icon is not spinning. There is no message of any kind anywhere on the page.</w:t>
+      </w:r>
+    </w:p>
+    <w:p>
+      <w:pPr>
+        <w:spacing w:before="0" w:after="120"/>
+        <w:rPr>
+          <w:sz w:val="22"/>
+        </w:rPr>
+      </w:pPr>
+      <w:r>
+        <w:rPr>
+          <w:sz w:val="22"/>
+        </w:rPr>
+        <w:t xml:space="preserve">The merchant cannot tell a failure from an empty range, and has no reason to retry.</w:t>
+      </w:r>
+    </w:p>
+    <w:p>
+      <w:pPr>
+        <w:spacing w:before="280" w:after="120"/>
+        <w:rPr>
+          <w:sz w:val="28"/>
+          <w:b/>
+        </w:rPr>
+      </w:pPr>
+      <w:r>
+        <w:rPr>
+          <w:sz w:val="28"/>
+          <w:b/>
+        </w:rPr>
+        <w:t xml:space="preserve">Impact</w:t>
+      </w:r>
+    </w:p>
+    <w:p>
+      <w:pPr>
+        <w:spacing w:before="0" w:after="120"/>
+        <w:rPr>
+          <w:sz w:val="22"/>
+        </w:rPr>
+      </w:pPr>
+      <w:r>
+        <w:rPr>
+          <w:sz w:val="22"/>
+        </w:rPr>
+        <w:t xml:space="preserve">This is what makes several other defects invisible. PS-NEG-11, where a refresh empties the table, is only silent because of this one.</w:t>
+      </w:r>
+    </w:p>
+    <w:p>
+      <w:pPr>
+        <w:spacing w:before="0" w:after="200"/>
+        <w:rPr>
+          <w:sz w:val="36"/>
+          <w:b/>
+        </w:rPr>
+      </w:pPr>
+      <w:r>
+        <w:rPr>
+          <w:sz w:val="36"/>
+          <w:b/>
+        </w:rPr>
+        <w:t xml:space="preserve">11. PS-NEG-02 — the failure handler hides the real error</w:t>
+      </w:r>
+    </w:p>
+    <w:p>
+      <w:pPr>
+        <w:spacing w:before="0" w:after="120"/>
+        <w:rPr>
+          <w:sz w:val="22"/>
+        </w:rPr>
+      </w:pPr>
+      <w:r>
+        <w:rPr>
+          <w:sz w:val="22"/>
+          <w:b/>
+        </w:rPr>
+        <w:t xml:space="preserve">Priority:</w:t>
+      </w:r>
+      <w:r>
+        <w:rPr>
+          <w:sz w:val="22"/>
+        </w:rPr>
+        <w:t xml:space="preserve"> Medium · </w:t>
+      </w:r>
+      <w:r>
+        <w:rPr>
+          <w:sz w:val="22"/>
+          <w:b/>
+        </w:rPr>
+        <w:t xml:space="preserve">Gateways:</w:t>
+      </w:r>
+      <w:r>
+        <w:rPr>
+          <w:sz w:val="22"/>
+        </w:rPr>
+        <w:t xml:space="preserve"> all · </w:t>
+      </w:r>
+      <w:r>
+        <w:rPr>
+          <w:sz w:val="22"/>
+          <w:b/>
+        </w:rPr>
+        <w:t xml:space="preserve">Observed:</w:t>
+      </w:r>
+      <w:r>
+        <w:rPr>
+          <w:sz w:val="22"/>
+        </w:rPr>
+        <w:t xml:space="preserve"> 21 September 2026</w:t>
+      </w:r>
+    </w:p>
+    <w:p>
+      <w:pPr>
+        <w:spacing w:before="280" w:after="120"/>
+        <w:rPr>
+          <w:sz w:val="28"/>
+          <w:b/>
+        </w:rPr>
+      </w:pPr>
+      <w:r>
+        <w:rPr>
+          <w:sz w:val="28"/>
+          <w:b/>
+        </w:rPr>
+        <w:t xml:space="preserve">Summary</w:t>
+      </w:r>
+    </w:p>
+    <w:p>
+      <w:pPr>
+        <w:spacing w:before="0" w:after="120"/>
+        <w:rPr>
+          <w:sz w:val="22"/>
+        </w:rPr>
+      </w:pPr>
+      <w:r>
+        <w:rPr>
+          <w:sz w:val="22"/>
+        </w:rPr>
+        <w:t xml:space="preserve">When a stats request fails, the page's own failure handler throws a </w:t>
+      </w:r>
+      <w:r>
+        <w:rPr>
+          <w:sz w:val="22"/>
+          <w:rFonts w:ascii="Consolas" w:hAnsi="Consolas"/>
+          <w:sz w:val="20"/>
+        </w:rPr>
+        <w:t xml:space="preserve">ReferenceError</w:t>
+      </w:r>
+      <w:r>
+        <w:rPr>
+          <w:sz w:val="22"/>
+        </w:rPr>
+        <w:t xml:space="preserve"> before it can report the API error. The real cause never reaches the console, so support has nothing to diagnose.</w:t>
+      </w:r>
+    </w:p>
+    <w:p>
+      <w:pPr>
+        <w:spacing w:before="280" w:after="120"/>
+        <w:rPr>
+          <w:sz w:val="28"/>
+          <w:b/>
+        </w:rPr>
+      </w:pPr>
+      <w:r>
+        <w:rPr>
+          <w:sz w:val="28"/>
+          <w:b/>
+        </w:rPr>
+        <w:t xml:space="preserve">Steps to reproduce</w:t>
+      </w:r>
+    </w:p>
+    <w:p>
+      <w:pPr>
+        <w:spacing w:before="0" w:after="120"/>
+        <w:rPr>
+          <w:sz w:val="22"/>
+        </w:rPr>
+      </w:pPr>
+      <w:r>
+        <w:rPr>
+          <w:sz w:val="22"/>
+        </w:rPr>
+        <w:t xml:space="preserve">1. Open DevTools, Console tab, and clear it. 2. Open </w:t>
+      </w:r>
+      <w:r>
+        <w:rPr>
+          <w:sz w:val="22"/>
+          <w:b/>
+        </w:rPr>
+        <w:t xml:space="preserve">Payment Stats</w:t>
+      </w:r>
+      <w:r>
+        <w:rPr>
+          <w:sz w:val="22"/>
+        </w:rPr>
+        <w:t xml:space="preserve"> normally and confirm the console is clean. This is the control. 3. Make the stats call fail — block </w:t>
+      </w:r>
+      <w:r>
+        <w:rPr>
+          <w:sz w:val="22"/>
+          <w:rFonts w:ascii="Consolas" w:hAnsi="Consolas"/>
+          <w:sz w:val="20"/>
+        </w:rPr>
+        <w:t xml:space="preserve">payment_stats_us</w:t>
+      </w:r>
+      <w:r>
+        <w:rPr>
+          <w:sz w:val="22"/>
+        </w:rPr>
+        <w:t xml:space="preserve">, or return a 500. 4. Reload Payment Stats and read the console.</w:t>
+      </w:r>
+    </w:p>
+    <w:p>
+      <w:pPr>
+        <w:spacing w:before="280" w:after="120"/>
+        <w:rPr>
+          <w:sz w:val="28"/>
+          <w:b/>
+        </w:rPr>
+      </w:pPr>
+      <w:r>
+        <w:rPr>
+          <w:sz w:val="28"/>
+          <w:b/>
+        </w:rPr>
+        <w:t xml:space="preserve">Expected result</w:t>
+      </w:r>
+    </w:p>
+    <w:p>
+      <w:pPr>
+        <w:spacing w:before="0" w:after="120"/>
+        <w:rPr>
+          <w:sz w:val="22"/>
+        </w:rPr>
+      </w:pPr>
+      <w:r>
+        <w:rPr>
+          <w:sz w:val="22"/>
+        </w:rPr>
+        <w:t xml:space="preserve">The genuine API error reaches the console.</w:t>
+      </w:r>
+    </w:p>
+    <w:p>
+      <w:pPr>
+        <w:spacing w:before="280" w:after="120"/>
+        <w:rPr>
+          <w:sz w:val="28"/>
+          <w:b/>
+        </w:rPr>
+      </w:pPr>
+      <w:r>
+        <w:rPr>
+          <w:sz w:val="28"/>
+          <w:b/>
+        </w:rPr>
+        <w:t xml:space="preserve">Actual result</w:t>
+      </w:r>
+    </w:p>
+    <w:p>
+      <w:pPr>
+        <w:spacing w:before="0" w:after="120"/>
+        <w:rPr>
+          <w:sz w:val="22"/>
+        </w:rPr>
+      </w:pPr>
+      <w:r>
+        <w:rPr>
+          <w:sz w:val="22"/>
+        </w:rPr>
+        <w:t xml:space="preserve">The console carries </w:t>
+      </w:r>
+      <w:r>
+        <w:rPr>
+          <w:sz w:val="22"/>
+          <w:rFonts w:ascii="Consolas" w:hAnsi="Consolas"/>
+          <w:sz w:val="20"/>
+        </w:rPr>
+        <w:t xml:space="preserve">err is not defined</w:t>
+      </w:r>
+      <w:r>
+        <w:rPr>
+          <w:sz w:val="22"/>
+        </w:rPr>
+        <w:t xml:space="preserve"> — the handler's own fault — instead of the error that caused it.</w:t>
+      </w:r>
+    </w:p>
+    <w:p>
+      <w:pPr>
+        <w:spacing w:before="280" w:after="120"/>
+        <w:rPr>
+          <w:sz w:val="28"/>
+          <w:b/>
+        </w:rPr>
+      </w:pPr>
+      <w:r>
+        <w:rPr>
+          <w:sz w:val="28"/>
+          <w:b/>
+        </w:rPr>
+        <w:t xml:space="preserve">Impact</w:t>
+      </w:r>
+    </w:p>
+    <w:p>
+      <w:pPr>
+        <w:spacing w:before="0" w:after="120"/>
+        <w:rPr>
+          <w:sz w:val="22"/>
+        </w:rPr>
+      </w:pPr>
+      <w:r>
+        <w:rPr>
+          <w:sz w:val="22"/>
+        </w:rPr>
+        <w:t xml:space="preserve">Invisible during normal use, because a healthy session never enters the failure handler. It only bites once something has already gone wrong, which is exactly when the information is needed.</w:t>
+      </w:r>
+    </w:p>
+    <w:p>
+      <w:pPr>
+        <w:spacing w:before="0" w:after="200"/>
+        <w:rPr>
+          <w:sz w:val="36"/>
+          <w:b/>
+        </w:rPr>
+      </w:pPr>
+      <w:r>
+        <w:rPr>
+          <w:sz w:val="36"/>
+          <w:b/>
+        </w:rPr>
+        <w:t xml:space="preserve">12. PS-NEG-11 — a page refresh loses the sub-merchant and empties the table</w:t>
+      </w:r>
+    </w:p>
+    <w:p>
+      <w:pPr>
+        <w:spacing w:before="0" w:after="120"/>
+        <w:rPr>
+          <w:sz w:val="22"/>
+        </w:rPr>
+      </w:pPr>
+      <w:r>
+        <w:rPr>
+          <w:sz w:val="22"/>
+          <w:b/>
+        </w:rPr>
+        <w:t xml:space="preserve">Priority:</w:t>
+      </w:r>
+      <w:r>
+        <w:rPr>
+          <w:sz w:val="22"/>
+        </w:rPr>
+        <w:t xml:space="preserve"> Critical · </w:t>
+      </w:r>
+      <w:r>
+        <w:rPr>
+          <w:sz w:val="22"/>
+          <w:b/>
+        </w:rPr>
+        <w:t xml:space="preserve">Gateways:</w:t>
+      </w:r>
+      <w:r>
+        <w:rPr>
+          <w:sz w:val="22"/>
+        </w:rPr>
+        <w:t xml:space="preserve"> all · </w:t>
+      </w:r>
+      <w:r>
+        <w:rPr>
+          <w:sz w:val="22"/>
+          <w:b/>
+        </w:rPr>
+        <w:t xml:space="preserve">Observed:</w:t>
+      </w:r>
+      <w:r>
+        <w:rPr>
+          <w:sz w:val="22"/>
+        </w:rPr>
+        <w:t xml:space="preserve"> 21 September 2026</w:t>
+      </w:r>
+    </w:p>
+    <w:p>
+      <w:pPr>
+        <w:spacing w:before="280" w:after="120"/>
+        <w:rPr>
+          <w:sz w:val="28"/>
+          <w:b/>
+        </w:rPr>
+      </w:pPr>
+      <w:r>
+        <w:rPr>
+          <w:sz w:val="28"/>
+          <w:b/>
+        </w:rPr>
+        <w:t xml:space="preserve">Summary</w:t>
+      </w:r>
+    </w:p>
+    <w:p>
+      <w:pPr>
+        <w:spacing w:before="0" w:after="120"/>
+        <w:rPr>
+          <w:sz w:val="22"/>
+        </w:rPr>
+      </w:pPr>
+      <w:r>
+        <w:rPr>
+          <w:sz w:val="22"/>
+        </w:rPr>
+        <w:t xml:space="preserve">Reaching Payment Stats through the sidebar works. Pressing F5 on that same page re-sends the request with an empty </w:t>
+      </w:r>
+      <w:r>
+        <w:rPr>
+          <w:sz w:val="22"/>
+          <w:rFonts w:ascii="Consolas" w:hAnsi="Consolas"/>
+          <w:sz w:val="20"/>
+        </w:rPr>
+        <w:t xml:space="preserve">sub_merchant_id</w:t>
+      </w:r>
+      <w:r>
+        <w:rPr>
+          <w:sz w:val="22"/>
+        </w:rPr>
+        <w:t xml:space="preserve">, the API answers 400, and the table empties — silently, because the page shows no error.</w:t>
+      </w:r>
+    </w:p>
+    <w:p>
+      <w:pPr>
+        <w:spacing w:before="280" w:after="120"/>
+        <w:rPr>
+          <w:sz w:val="28"/>
+          <w:b/>
+        </w:rPr>
+      </w:pPr>
+      <w:r>
+        <w:rPr>
+          <w:sz w:val="28"/>
+          <w:b/>
+        </w:rPr>
+        <w:t xml:space="preserve">Steps to reproduce</w:t>
+      </w:r>
+    </w:p>
+    <w:p>
+      <w:pPr>
+        <w:spacing w:before="0" w:after="120"/>
+        <w:rPr>
+          <w:sz w:val="22"/>
+        </w:rPr>
+      </w:pPr>
+      <w:r>
+        <w:rPr>
+          <w:sz w:val="22"/>
+        </w:rPr>
+        <w:t xml:space="preserve">1. Open DevTools, Network tab, filter on </w:t>
+      </w:r>
+      <w:r>
+        <w:rPr>
+          <w:sz w:val="22"/>
+          <w:rFonts w:ascii="Consolas" w:hAnsi="Consolas"/>
+          <w:sz w:val="20"/>
+        </w:rPr>
+        <w:t xml:space="preserve">payment_stats</w:t>
+      </w:r>
+      <w:r>
+        <w:rPr>
+          <w:sz w:val="22"/>
+        </w:rPr>
+        <w:t xml:space="preserve">. 2. Navigate to </w:t>
+      </w:r>
+      <w:r>
+        <w:rPr>
+          <w:sz w:val="22"/>
+          <w:b/>
+        </w:rPr>
+        <w:t xml:space="preserve">Payment Stats</w:t>
+      </w:r>
+      <w:r>
+        <w:rPr>
+          <w:sz w:val="22"/>
+        </w:rPr>
+        <w:t xml:space="preserve"> through the sidebar. The table renders and the request carries a populated </w:t>
+      </w:r>
+      <w:r>
+        <w:rPr>
+          <w:sz w:val="22"/>
+          <w:rFonts w:ascii="Consolas" w:hAnsi="Consolas"/>
+          <w:sz w:val="20"/>
+        </w:rPr>
+        <w:t xml:space="preserve">sub_merchant_id</w:t>
+      </w:r>
+      <w:r>
+        <w:rPr>
+          <w:sz w:val="22"/>
+        </w:rPr>
+        <w:t xml:space="preserve">. 3. Press </w:t>
+      </w:r>
+      <w:r>
+        <w:rPr>
+          <w:sz w:val="22"/>
+          <w:b/>
+        </w:rPr>
+        <w:t xml:space="preserve">F5</w:t>
+      </w:r>
+      <w:r>
+        <w:rPr>
+          <w:sz w:val="22"/>
+        </w:rPr>
+        <w:t xml:space="preserve"> on that same page. 4. Inspect the new request and the table.</w:t>
+      </w:r>
+    </w:p>
+    <w:p>
+      <w:pPr>
+        <w:spacing w:before="280" w:after="120"/>
+        <w:rPr>
+          <w:sz w:val="28"/>
+          <w:b/>
+        </w:rPr>
+      </w:pPr>
+      <w:r>
+        <w:rPr>
+          <w:sz w:val="28"/>
+          <w:b/>
+        </w:rPr>
+        <w:t xml:space="preserve">Expected result</w:t>
+      </w:r>
+    </w:p>
+    <w:p>
+      <w:pPr>
+        <w:spacing w:before="0" w:after="120"/>
+        <w:rPr>
+          <w:sz w:val="22"/>
+        </w:rPr>
+      </w:pPr>
+      <w:r>
+        <w:rPr>
+          <w:sz w:val="22"/>
+        </w:rPr>
+        <w:t xml:space="preserve">The page loads its data whichever way it is reached.</w:t>
+      </w:r>
+    </w:p>
+    <w:p>
+      <w:pPr>
+        <w:spacing w:before="280" w:after="120"/>
+        <w:rPr>
+          <w:sz w:val="28"/>
+          <w:b/>
+        </w:rPr>
+      </w:pPr>
+      <w:r>
+        <w:rPr>
+          <w:sz w:val="28"/>
+          <w:b/>
+        </w:rPr>
+        <w:t xml:space="preserve">Actual result</w:t>
+      </w:r>
+    </w:p>
+    <w:p>
+      <w:pPr>
+        <w:spacing w:before="0" w:after="120"/>
+        <w:rPr>
+          <w:sz w:val="22"/>
+        </w:rPr>
+      </w:pPr>
+      <w:r>
+        <w:rPr>
+          <w:sz w:val="22"/>
+        </w:rPr>
+        <w:t xml:space="preserve">The refreshed request goes out with </w:t>
+      </w:r>
+      <w:r>
+        <w:rPr>
+          <w:sz w:val="22"/>
+          <w:rFonts w:ascii="Consolas" w:hAnsi="Consolas"/>
+          <w:sz w:val="20"/>
+        </w:rPr>
+        <w:t xml:space="preserve">sub_merchant_id</w:t>
+      </w:r>
+      <w:r>
+        <w:rPr>
+          <w:sz w:val="22"/>
+        </w:rPr>
+        <w:t xml:space="preserve"> empty. The API answers 400 and the table empties, with nothing shown to the merchant.</w:t>
+      </w:r>
+    </w:p>
+    <w:p>
+      <w:pPr>
+        <w:spacing w:before="280" w:after="120"/>
+        <w:rPr>
+          <w:sz w:val="28"/>
+          <w:b/>
+        </w:rPr>
+      </w:pPr>
+      <w:r>
+        <w:rPr>
+          <w:sz w:val="28"/>
+          <w:b/>
+        </w:rPr>
+        <w:t xml:space="preserve">Impact</w:t>
+      </w:r>
+    </w:p>
+    <w:p>
+      <w:pPr>
+        <w:spacing w:before="0" w:after="120"/>
+        <w:rPr>
+          <w:sz w:val="22"/>
+        </w:rPr>
+      </w:pPr>
+      <w:r>
+        <w:rPr>
+          <w:sz w:val="22"/>
+        </w:rPr>
+        <w:t xml:space="preserve">Refreshing a page is the most ordinary thing a user can do, and here it breaks the screen with no explanation. Combined with PS-NEG-01, the merchant sees an empty table and has no way to know whether that means "no payments" or "something went wrong".</w:t>
+      </w:r>
+    </w:p>
+    <w:p>
+      <w:pPr>
+        <w:spacing w:before="0" w:after="120"/>
+        <w:rPr>
+          <w:sz w:val="22"/>
+        </w:rPr>
+      </w:pPr>
+      <w:r>
+        <w:rPr>
+          <w:sz w:val="22"/>
+          <w:b/>
+        </w:rPr>
+        <w:t xml:space="preserve">Workaround:</w:t>
+      </w:r>
+      <w:r>
+        <w:rPr>
+          <w:sz w:val="22"/>
+        </w:rPr>
+        <w:t xml:space="preserve"> navigate to the page from the sidebar rather than refreshing.</w:t>
+      </w:r>
+    </w:p>
+    <w:p>
+      <w:pPr>
+        <w:spacing w:before="0" w:after="200"/>
+        <w:rPr>
+          <w:sz w:val="36"/>
+          <w:b/>
+        </w:rPr>
+      </w:pPr>
+      <w:r>
+        <w:rPr>
+          <w:sz w:val="36"/>
+          <w:b/>
+        </w:rPr>
+        <w:t xml:space="preserve">13. PS-NEG-12 — the default date range sends a malformed month from October to December</w:t>
+      </w:r>
+    </w:p>
+    <w:p>
+      <w:pPr>
+        <w:spacing w:before="0" w:after="120"/>
+        <w:rPr>
+          <w:sz w:val="22"/>
+        </w:rPr>
+      </w:pPr>
+      <w:r>
+        <w:rPr>
+          <w:sz w:val="22"/>
+          <w:b/>
+        </w:rPr>
+        <w:t xml:space="preserve">Priority:</w:t>
+      </w:r>
+      <w:r>
+        <w:rPr>
+          <w:sz w:val="22"/>
+        </w:rPr>
+        <w:t xml:space="preserve"> Critical · </w:t>
+      </w:r>
+      <w:r>
+        <w:rPr>
+          <w:sz w:val="22"/>
+          <w:b/>
+        </w:rPr>
+        <w:t xml:space="preserve">Gateways:</w:t>
+      </w:r>
+      <w:r>
+        <w:rPr>
+          <w:sz w:val="22"/>
+        </w:rPr>
+        <w:t xml:space="preserve"> all · </w:t>
+      </w:r>
+      <w:r>
+        <w:rPr>
+          <w:sz w:val="22"/>
+          <w:b/>
+        </w:rPr>
+        <w:t xml:space="preserve">Observed:</w:t>
+      </w:r>
+      <w:r>
+        <w:rPr>
+          <w:sz w:val="22"/>
+        </w:rPr>
+        <w:t xml:space="preserve"> 21 September 2026</w:t>
+      </w:r>
+    </w:p>
+    <w:p>
+      <w:pPr>
+        <w:spacing w:before="280" w:after="120"/>
+        <w:rPr>
+          <w:sz w:val="28"/>
+          <w:b/>
+        </w:rPr>
+      </w:pPr>
+      <w:r>
+        <w:rPr>
+          <w:sz w:val="28"/>
+          <w:b/>
+        </w:rPr>
+        <w:t xml:space="preserve">Summary</w:t>
+      </w:r>
+    </w:p>
+    <w:p>
+      <w:pPr>
+        <w:spacing w:before="0" w:after="120"/>
+        <w:rPr>
+          <w:sz w:val="22"/>
+        </w:rPr>
+      </w:pPr>
+      <w:r>
+        <w:rPr>
+          <w:sz w:val="22"/>
+        </w:rPr>
+        <w:t xml:space="preserve">The default date range is built by string concatenation with a </w:t>
+      </w:r>
+      <w:r>
+        <w:rPr>
+          <w:sz w:val="22"/>
+          <w:b/>
+        </w:rPr>
+        <w:t xml:space="preserve">fixed leading zero</w:t>
+      </w:r>
+      <w:r>
+        <w:rPr>
+          <w:sz w:val="22"/>
+        </w:rPr>
+        <w:t xml:space="preserve">, so month 10 becomes </w:t>
+      </w:r>
+      <w:r>
+        <w:rPr>
+          <w:sz w:val="22"/>
+          <w:rFonts w:ascii="Consolas" w:hAnsi="Consolas"/>
+          <w:sz w:val="20"/>
+        </w:rPr>
+        <w:t xml:space="preserve">010</w:t>
+      </w:r>
+      <w:r>
+        <w:rPr>
+          <w:sz w:val="22"/>
+        </w:rPr>
+        <w:t xml:space="preserve">. The date pickers show perfectly valid dates throughout — only the request carries the malformed value, which is why nothing looks wrong on screen.</w:t>
+      </w:r>
+    </w:p>
+    <w:p>
+      <w:pPr>
+        <w:spacing w:before="280" w:after="120"/>
+        <w:rPr>
+          <w:sz w:val="28"/>
+          <w:b/>
+        </w:rPr>
+      </w:pPr>
+      <w:r>
+        <w:rPr>
+          <w:sz w:val="28"/>
+          <w:b/>
+        </w:rPr>
+        <w:t xml:space="preserve">Steps to reproduce</w:t>
+      </w:r>
+    </w:p>
+    <w:p>
+      <w:pPr>
+        <w:spacing w:before="0" w:after="120"/>
+        <w:rPr>
+          <w:sz w:val="22"/>
+        </w:rPr>
+      </w:pPr>
+      <w:r>
+        <w:rPr>
+          <w:sz w:val="22"/>
+        </w:rPr>
+        <w:t xml:space="preserve">1. Set the machine clock into October, November or December, or run this between those months. 2. Open </w:t>
+      </w:r>
+      <w:r>
+        <w:rPr>
+          <w:sz w:val="22"/>
+          <w:b/>
+        </w:rPr>
+        <w:t xml:space="preserve">Payment Stats</w:t>
+      </w:r>
+      <w:r>
+        <w:rPr>
+          <w:sz w:val="22"/>
+        </w:rPr>
+        <w:t xml:space="preserve">. 3. Read the From and To dates in the pickers — both look correct. 4. In DevTools, inspect </w:t>
+      </w:r>
+      <w:r>
+        <w:rPr>
+          <w:sz w:val="22"/>
+          <w:rFonts w:ascii="Consolas" w:hAnsi="Consolas"/>
+          <w:sz w:val="20"/>
+        </w:rPr>
+        <w:t xml:space="preserve">fromDate</w:t>
+      </w:r>
+      <w:r>
+        <w:rPr>
+          <w:sz w:val="22"/>
+        </w:rPr>
+        <w:t xml:space="preserve"> and </w:t>
+      </w:r>
+      <w:r>
+        <w:rPr>
+          <w:sz w:val="22"/>
+          <w:rFonts w:ascii="Consolas" w:hAnsi="Consolas"/>
+          <w:sz w:val="20"/>
+        </w:rPr>
+        <w:t xml:space="preserve">toDate</w:t>
+      </w:r>
+      <w:r>
+        <w:rPr>
+          <w:sz w:val="22"/>
+        </w:rPr>
+        <w:t xml:space="preserve"> on the stats request.</w:t>
+      </w:r>
+    </w:p>
+    <w:p>
+      <w:pPr>
+        <w:spacing w:before="280" w:after="120"/>
+        <w:rPr>
+          <w:sz w:val="28"/>
+          <w:b/>
+        </w:rPr>
+      </w:pPr>
+      <w:r>
+        <w:rPr>
+          <w:sz w:val="28"/>
+          <w:b/>
+        </w:rPr>
+        <w:t xml:space="preserve">Expected result</w:t>
+      </w:r>
+    </w:p>
+    <w:p>
+      <w:pPr>
+        <w:spacing w:before="0" w:after="120"/>
+        <w:rPr>
+          <w:sz w:val="22"/>
+        </w:rPr>
+      </w:pPr>
+      <w:r>
+        <w:rPr>
+          <w:sz w:val="22"/>
+        </w:rPr>
+        <w:t xml:space="preserve">The month is two digits in every month of the year.</w:t>
+      </w:r>
+    </w:p>
+    <w:p>
+      <w:pPr>
+        <w:spacing w:before="280" w:after="120"/>
+        <w:rPr>
+          <w:sz w:val="28"/>
+          <w:b/>
+        </w:rPr>
+      </w:pPr>
+      <w:r>
+        <w:rPr>
+          <w:sz w:val="28"/>
+          <w:b/>
+        </w:rPr>
+        <w:t xml:space="preserve">Actual result</w:t>
+      </w:r>
+    </w:p>
+    <w:p>
+      <w:pPr>
+        <w:spacing w:before="0" w:after="120"/>
+        <w:rPr>
+          <w:sz w:val="22"/>
+        </w:rPr>
+      </w:pPr>
+      <w:r>
+        <w:rPr>
+          <w:sz w:val="22"/>
+        </w:rPr>
+        <w:t xml:space="preserve">Captured with the browser clock moved:</w:t>
+      </w:r>
+    </w:p>
+    <w:tbl>
+      <w:tblPr>
+        <w:tblW w:w="9360" w:type="dxa"/>
+        <w:tblBorders>
+          <w:top w:val="single" w:sz="4" w:space="0" w:color="BFBFBF"/>
+          <w:left w:val="single" w:sz="4" w:space="0" w:color="BFBFBF"/>
+          <w:bottom w:val="single" w:sz="4" w:space="0" w:color="BFBFBF"/>
+          <w:right w:val="single" w:sz="4" w:space="0" w:color="BFBFBF"/>
+          <w:insideH w:val="single" w:sz="4" w:space="0" w:color="BFBFBF"/>
+          <w:insideV w:val="single" w:sz="4" w:space="0" w:color="BFBFBF"/>
+        </w:tblBorders>
+      </w:tblPr>
+      <w:tr>
+        <w:tc>
+          <w:tcPr>
+            <w:tcW w:w="4680" w:type="dxa"/>
+            <w:shd w:val="clear" w:fill="F2F2F2"/>
+          </w:tcPr>
+          <w:p>
+            <w:pPr>
+              <w:spacing w:before="40" w:after="40"/>
+            </w:pPr>
+            <w:r>
+              <w:rPr>
+                <w:sz w:val="20"/>
+                <w:b/>
+              </w:rPr>
+              <w:t xml:space="preserve">Month</w:t>
+            </w:r>
+          </w:p>
+        </w:tc>
+        <w:tc>
+          <w:tcPr>
+            <w:tcW w:w="4680" w:type="dxa"/>
+            <w:shd w:val="clear" w:fill="F2F2F2"/>
+          </w:tcPr>
+          <w:p>
+            <w:pPr>
+              <w:spacing w:before="40" w:after="40"/>
+            </w:pPr>
+            <w:r>
+              <w:rPr>
+                <w:sz w:val="20"/>
+                <w:b/>
+              </w:rPr>
+              <w:t xml:space="preserve">Parameter sent</w:t>
+            </w:r>
+          </w:p>
+        </w:tc>
+      </w:tr>
+      <w:tr>
+        <w:tc>
+          <w:tcPr>
+            <w:tcW w:w="4680" w:type="dxa"/>
+          </w:tcPr>
+          <w:p>
+            <w:pPr>
+              <w:spacing w:before="40" w:after="40"/>
+            </w:pPr>
+            <w:r>
+              <w:rPr>
+                <w:sz w:val="20"/>
+              </w:rPr>
+              <w:t xml:space="preserve">October</w:t>
+            </w:r>
+          </w:p>
+        </w:tc>
+        <w:tc>
+          <w:tcPr>
+            <w:tcW w:w="4680" w:type="dxa"/>
+          </w:tcPr>
+          <w:p>
+            <w:pPr>
+              <w:spacing w:before="40" w:after="40"/>
+            </w:pPr>
+            <w:r>
+              <w:rPr>
+                <w:sz w:val="20"/>
+              </w:rPr>
+              <w:t xml:space="preserve">toDate = 2026-010-15 10:00:00</w:t>
+            </w:r>
+          </w:p>
+        </w:tc>
+      </w:tr>
+      <w:tr>
+        <w:tc>
+          <w:tcPr>
+            <w:tcW w:w="4680" w:type="dxa"/>
+          </w:tcPr>
+          <w:p>
+            <w:pPr>
+              <w:spacing w:before="40" w:after="40"/>
+            </w:pPr>
+            <w:r>
+              <w:rPr>
+                <w:sz w:val="20"/>
+              </w:rPr>
+              <w:t xml:space="preserve">November</w:t>
+            </w:r>
+          </w:p>
+        </w:tc>
+        <w:tc>
+          <w:tcPr>
+            <w:tcW w:w="4680" w:type="dxa"/>
+          </w:tcPr>
+          <w:p>
+            <w:pPr>
+              <w:spacing w:before="40" w:after="40"/>
+            </w:pPr>
+            <w:r>
+              <w:rPr>
+                <w:sz w:val="20"/>
+              </w:rPr>
+              <w:t xml:space="preserve">fromDate = 2026-010-21 00:00:00</w:t>
+            </w:r>
+          </w:p>
+        </w:tc>
+      </w:tr>
+      <w:tr>
+        <w:tc>
+          <w:tcPr>
+            <w:tcW w:w="4680" w:type="dxa"/>
+          </w:tcPr>
+          <w:p>
+            <w:pPr>
+              <w:spacing w:before="40" w:after="40"/>
+            </w:pPr>
+            <w:r>
+              <w:rPr>
+                <w:sz w:val="20"/>
+              </w:rPr>
+              <w:t xml:space="preserve">December</w:t>
+            </w:r>
+          </w:p>
+        </w:tc>
+        <w:tc>
+          <w:tcPr>
+            <w:tcW w:w="4680" w:type="dxa"/>
+          </w:tcPr>
+          <w:p>
+            <w:pPr>
+              <w:spacing w:before="40" w:after="40"/>
+            </w:pPr>
+            <w:r>
+              <w:rPr>
+                <w:sz w:val="20"/>
+              </w:rPr>
+              <w:t xml:space="preserve">fromDate = 2026-011-5 00:00:00</w:t>
+            </w:r>
+          </w:p>
+        </w:tc>
+      </w:tr>
+    </w:tbl>
+    <w:p>
+      <w:pPr>
+        <w:spacing w:after="120"/>
+      </w:pPr>
+    </w:p>
+    <w:p>
+      <w:pPr>
+        <w:spacing w:before="0" w:after="120"/>
+        <w:rPr>
+          <w:sz w:val="22"/>
+        </w:rPr>
+      </w:pPr>
+      <w:r>
+        <w:rPr>
+          <w:sz w:val="22"/>
+        </w:rPr>
+        <w:t xml:space="preserve">December also shows a single-digit day. The pickers meanwhile displayed </w:t>
+      </w:r>
+      <w:r>
+        <w:rPr>
+          <w:sz w:val="22"/>
+          <w:rFonts w:ascii="Consolas" w:hAnsi="Consolas"/>
+          <w:sz w:val="20"/>
+        </w:rPr>
+        <w:t xml:space="preserve">09/15/2026</w:t>
+      </w:r>
+      <w:r>
+        <w:rPr>
+          <w:sz w:val="22"/>
+        </w:rPr>
+        <w:t xml:space="preserve"> and </w:t>
+      </w:r>
+      <w:r>
+        <w:rPr>
+          <w:sz w:val="22"/>
+          <w:rFonts w:ascii="Consolas" w:hAnsi="Consolas"/>
+          <w:sz w:val="20"/>
+        </w:rPr>
+        <w:t xml:space="preserve">10/21/2026</w:t>
+      </w:r>
+      <w:r>
+        <w:rPr>
+          <w:sz w:val="22"/>
+        </w:rPr>
+        <w:t xml:space="preserve"> — valid dates, correctly formatted.</w:t>
+      </w:r>
+    </w:p>
+    <w:p>
+      <w:pPr>
+        <w:spacing w:before="280" w:after="120"/>
+        <w:rPr>
+          <w:sz w:val="28"/>
+          <w:b/>
+        </w:rPr>
+      </w:pPr>
+      <w:r>
+        <w:rPr>
+          <w:sz w:val="28"/>
+          <w:b/>
+        </w:rPr>
+        <w:t xml:space="preserve">Impact</w:t>
+      </w:r>
+    </w:p>
+    <w:p>
+      <w:pPr>
+        <w:spacing w:before="0" w:after="120"/>
+        <w:rPr>
+          <w:sz w:val="22"/>
+        </w:rPr>
+      </w:pPr>
+      <w:r>
+        <w:rPr>
+          <w:sz w:val="22"/>
+        </w:rPr>
+        <w:t xml:space="preserve">A quarter of the year. This is the highest-value defect in the set because it is invisible on screen, it affects every gateway, and it arrives on a date rather than on an action — nobody will be testing when it starts.</w:t>
+      </w:r>
+    </w:p>
+    <w:p>
+      <w:pPr>
+        <w:spacing w:before="280" w:after="120"/>
+        <w:rPr>
+          <w:sz w:val="28"/>
+          <w:b/>
+        </w:rPr>
+      </w:pPr>
+      <w:r>
+        <w:rPr>
+          <w:sz w:val="28"/>
+          <w:b/>
+        </w:rPr>
+        <w:t xml:space="preserve">Notes for the developer</w:t>
+      </w:r>
+    </w:p>
+    <w:p>
+      <w:pPr>
+        <w:spacing w:before="0" w:after="120"/>
+        <w:rPr>
+          <w:sz w:val="22"/>
+        </w:rPr>
+      </w:pPr>
+      <w:r>
+        <w:rPr>
+          <w:sz w:val="22"/>
+        </w:rPr>
+        <w:t xml:space="preserve">Pad the month rather than prefixing a fixed </w:t>
+      </w:r>
+      <w:r>
+        <w:rPr>
+          <w:sz w:val="22"/>
+          <w:rFonts w:ascii="Consolas" w:hAnsi="Consolas"/>
+          <w:sz w:val="20"/>
+        </w:rPr>
+        <w:t xml:space="preserve">0</w:t>
+      </w:r>
+      <w:r>
+        <w:rPr>
+          <w:sz w:val="22"/>
+        </w:rPr>
+        <w:t xml:space="preserve">. The day needs the same treatment, as December shows.</w:t>
+      </w:r>
+    </w:p>
     <w:sectPr>
       <w:pgSz w:w="12240" w:h="15840"/>
       <w:pgMar w:top="1440" w:right="1440" w:bottom="1440" w:left="1440"/>

--- a/PaymentStats_Bugs.docx
+++ b/PaymentStats_Bugs.docx
@@ -77,20 +77,6 @@
           <w:sz w:val="22"/>
         </w:rPr>
         <w:t xml:space="preserve"> 23 September 2026</w:t>
-      </w:r>
-    </w:p>
-    <w:p>
-      <w:pPr>
-        <w:spacing w:before="0" w:after="120"/>
-        <w:rPr>
-          <w:sz w:val="22"/>
-        </w:rPr>
-      </w:pPr>
-      <w:r>
-        <w:rPr>
-          <w:sz w:val="22"/>
-        </w:rPr>
-        <w:t xml:space="preserve">Thirteen confirmed defects. Each is automated: twelve assert the intended behaviour and are marked expected-fail so they turn red once fixed, and PS-PQ-05's test records the partial recovery it leaves behind.</w:t>
       </w:r>
     </w:p>
     <w:tbl>
@@ -308,7 +294,7 @@
               <w:rPr>
                 <w:sz w:val="20"/>
               </w:rPr>
-              <w:t xml:space="preserve">PS-SUB-01</w:t>
+              <w:t xml:space="preserve">PS-SUB-03</w:t>
             </w:r>
           </w:p>
         </w:tc>
@@ -324,7 +310,7 @@
               <w:rPr>
                 <w:sz w:val="20"/>
               </w:rPr>
-              <w:t xml:space="preserve">Submit stays enabled when the date range is unusable</w:t>
+              <w:t xml:space="preserve">The first refresh click after page load is swallowed</w:t>
             </w:r>
           </w:p>
         </w:tc>
@@ -390,7 +376,7 @@
               <w:rPr>
                 <w:sz w:val="20"/>
               </w:rPr>
-              <w:t xml:space="preserve">PS-SUB-03</w:t>
+              <w:t xml:space="preserve">PS-PQ-05</w:t>
             </w:r>
           </w:p>
         </w:tc>
@@ -406,7 +392,7 @@
               <w:rPr>
                 <w:sz w:val="20"/>
               </w:rPr>
-              <w:t xml:space="preserve">The first refresh click after page load is swallowed</w:t>
+              <w:t xml:space="preserve">Having and Execute never recover after Select is emptied</w:t>
             </w:r>
           </w:p>
         </w:tc>
@@ -422,7 +408,7 @@
               <w:rPr>
                 <w:sz w:val="20"/>
               </w:rPr>
-              <w:t xml:space="preserve">Medium</w:t>
+              <w:t xml:space="preserve">High</w:t>
             </w:r>
           </w:p>
         </w:tc>
@@ -438,7 +424,7 @@
               <w:rPr>
                 <w:sz w:val="20"/>
               </w:rPr>
-              <w:t xml:space="preserve">all gateways</w:t>
+              <w:t xml:space="preserve">BillPay, MerchantE</w:t>
             </w:r>
           </w:p>
         </w:tc>
@@ -472,7 +458,7 @@
               <w:rPr>
                 <w:sz w:val="20"/>
               </w:rPr>
-              <w:t xml:space="preserve">PS-SUB-07</w:t>
+              <w:t xml:space="preserve">PS-PQ-13</w:t>
             </w:r>
           </w:p>
         </w:tc>
@@ -488,7 +474,7 @@
               <w:rPr>
                 <w:sz w:val="20"/>
               </w:rPr>
-              <w:t xml:space="preserve">Every stats call carries the same client request id</w:t>
+              <w:t xml:space="preserve">Execute after Cancel queries what the panel no longer shows</w:t>
             </w:r>
           </w:p>
         </w:tc>
@@ -504,7 +490,7 @@
               <w:rPr>
                 <w:sz w:val="20"/>
               </w:rPr>
-              <w:t xml:space="preserve">Medium</w:t>
+              <w:t xml:space="preserve">High</w:t>
             </w:r>
           </w:p>
         </w:tc>
@@ -520,7 +506,7 @@
               <w:rPr>
                 <w:sz w:val="20"/>
               </w:rPr>
-              <w:t xml:space="preserve">all gateways</w:t>
+              <w:t xml:space="preserve">BillPay</w:t>
             </w:r>
           </w:p>
         </w:tc>
@@ -554,7 +540,7 @@
               <w:rPr>
                 <w:sz w:val="20"/>
               </w:rPr>
-              <w:t xml:space="preserve">PS-PQ-05</w:t>
+              <w:t xml:space="preserve">PS-PQ-16</w:t>
             </w:r>
           </w:p>
         </w:tc>
@@ -570,7 +556,7 @@
               <w:rPr>
                 <w:sz w:val="20"/>
               </w:rPr>
-              <w:t xml:space="preserve">Having and Execute never recover after Select is emptied</w:t>
+              <w:t xml:space="preserve">The Prepare Query panel does not drive the table</w:t>
             </w:r>
           </w:p>
         </w:tc>
@@ -602,663 +588,7 @@
               <w:rPr>
                 <w:sz w:val="20"/>
               </w:rPr>
-              <w:t xml:space="preserve">BillPay, MerchantE</w:t>
-            </w:r>
-          </w:p>
-        </w:tc>
-      </w:tr>
-      <w:tr>
-        <w:tc>
-          <w:tcPr>
-            <w:tcW w:w="1872" w:type="dxa"/>
-          </w:tcPr>
-          <w:p>
-            <w:pPr>
-              <w:spacing w:before="40" w:after="40"/>
-            </w:pPr>
-            <w:r>
-              <w:rPr>
-                <w:sz w:val="20"/>
-              </w:rPr>
-              <w:t xml:space="preserve">6</w:t>
-            </w:r>
-          </w:p>
-        </w:tc>
-        <w:tc>
-          <w:tcPr>
-            <w:tcW w:w="1872" w:type="dxa"/>
-          </w:tcPr>
-          <w:p>
-            <w:pPr>
-              <w:spacing w:before="40" w:after="40"/>
-            </w:pPr>
-            <w:r>
-              <w:rPr>
-                <w:sz w:val="20"/>
-              </w:rPr>
-              <w:t xml:space="preserve">PS-PQ-13</w:t>
-            </w:r>
-          </w:p>
-        </w:tc>
-        <w:tc>
-          <w:tcPr>
-            <w:tcW w:w="1872" w:type="dxa"/>
-          </w:tcPr>
-          <w:p>
-            <w:pPr>
-              <w:spacing w:before="40" w:after="40"/>
-            </w:pPr>
-            <w:r>
-              <w:rPr>
-                <w:sz w:val="20"/>
-              </w:rPr>
-              <w:t xml:space="preserve">Execute after Cancel queries what the panel no longer shows</w:t>
-            </w:r>
-          </w:p>
-        </w:tc>
-        <w:tc>
-          <w:tcPr>
-            <w:tcW w:w="1872" w:type="dxa"/>
-          </w:tcPr>
-          <w:p>
-            <w:pPr>
-              <w:spacing w:before="40" w:after="40"/>
-            </w:pPr>
-            <w:r>
-              <w:rPr>
-                <w:sz w:val="20"/>
-              </w:rPr>
-              <w:t xml:space="preserve">High</w:t>
-            </w:r>
-          </w:p>
-        </w:tc>
-        <w:tc>
-          <w:tcPr>
-            <w:tcW w:w="1872" w:type="dxa"/>
-          </w:tcPr>
-          <w:p>
-            <w:pPr>
-              <w:spacing w:before="40" w:after="40"/>
-            </w:pPr>
-            <w:r>
-              <w:rPr>
-                <w:sz w:val="20"/>
-              </w:rPr>
-              <w:t xml:space="preserve">BillPay</w:t>
-            </w:r>
-          </w:p>
-        </w:tc>
-      </w:tr>
-      <w:tr>
-        <w:tc>
-          <w:tcPr>
-            <w:tcW w:w="1872" w:type="dxa"/>
-          </w:tcPr>
-          <w:p>
-            <w:pPr>
-              <w:spacing w:before="40" w:after="40"/>
-            </w:pPr>
-            <w:r>
-              <w:rPr>
-                <w:sz w:val="20"/>
-              </w:rPr>
-              <w:t xml:space="preserve">7</w:t>
-            </w:r>
-          </w:p>
-        </w:tc>
-        <w:tc>
-          <w:tcPr>
-            <w:tcW w:w="1872" w:type="dxa"/>
-          </w:tcPr>
-          <w:p>
-            <w:pPr>
-              <w:spacing w:before="40" w:after="40"/>
-            </w:pPr>
-            <w:r>
-              <w:rPr>
-                <w:sz w:val="20"/>
-              </w:rPr>
-              <w:t xml:space="preserve">PS-PQ-15</w:t>
-            </w:r>
-          </w:p>
-        </w:tc>
-        <w:tc>
-          <w:tcPr>
-            <w:tcW w:w="1872" w:type="dxa"/>
-          </w:tcPr>
-          <w:p>
-            <w:pPr>
-              <w:spacing w:before="40" w:after="40"/>
-            </w:pPr>
-            <w:r>
-              <w:rPr>
-                <w:sz w:val="20"/>
-              </w:rPr>
-              <w:t xml:space="preserve">A query is affected by the queries executed before it</w:t>
-            </w:r>
-          </w:p>
-        </w:tc>
-        <w:tc>
-          <w:tcPr>
-            <w:tcW w:w="1872" w:type="dxa"/>
-          </w:tcPr>
-          <w:p>
-            <w:pPr>
-              <w:spacing w:before="40" w:after="40"/>
-            </w:pPr>
-            <w:r>
-              <w:rPr>
-                <w:sz w:val="20"/>
-              </w:rPr>
-              <w:t xml:space="preserve">High</w:t>
-            </w:r>
-          </w:p>
-        </w:tc>
-        <w:tc>
-          <w:tcPr>
-            <w:tcW w:w="1872" w:type="dxa"/>
-          </w:tcPr>
-          <w:p>
-            <w:pPr>
-              <w:spacing w:before="40" w:after="40"/>
-            </w:pPr>
-            <w:r>
-              <w:rPr>
-                <w:sz w:val="20"/>
-              </w:rPr>
-              <w:t xml:space="preserve">BillPay</w:t>
-            </w:r>
-          </w:p>
-        </w:tc>
-      </w:tr>
-      <w:tr>
-        <w:tc>
-          <w:tcPr>
-            <w:tcW w:w="1872" w:type="dxa"/>
-          </w:tcPr>
-          <w:p>
-            <w:pPr>
-              <w:spacing w:before="40" w:after="40"/>
-            </w:pPr>
-            <w:r>
-              <w:rPr>
-                <w:sz w:val="20"/>
-              </w:rPr>
-              <w:t xml:space="preserve">8</w:t>
-            </w:r>
-          </w:p>
-        </w:tc>
-        <w:tc>
-          <w:tcPr>
-            <w:tcW w:w="1872" w:type="dxa"/>
-          </w:tcPr>
-          <w:p>
-            <w:pPr>
-              <w:spacing w:before="40" w:after="40"/>
-            </w:pPr>
-            <w:r>
-              <w:rPr>
-                <w:sz w:val="20"/>
-              </w:rPr>
-              <w:t xml:space="preserve">PS-PQ-16</w:t>
-            </w:r>
-          </w:p>
-        </w:tc>
-        <w:tc>
-          <w:tcPr>
-            <w:tcW w:w="1872" w:type="dxa"/>
-          </w:tcPr>
-          <w:p>
-            <w:pPr>
-              <w:spacing w:before="40" w:after="40"/>
-            </w:pPr>
-            <w:r>
-              <w:rPr>
-                <w:sz w:val="20"/>
-              </w:rPr>
-              <w:t xml:space="preserve">The Prepare Query panel does not drive the table</w:t>
-            </w:r>
-          </w:p>
-        </w:tc>
-        <w:tc>
-          <w:tcPr>
-            <w:tcW w:w="1872" w:type="dxa"/>
-          </w:tcPr>
-          <w:p>
-            <w:pPr>
-              <w:spacing w:before="40" w:after="40"/>
-            </w:pPr>
-            <w:r>
-              <w:rPr>
-                <w:sz w:val="20"/>
-              </w:rPr>
-              <w:t xml:space="preserve">High</w:t>
-            </w:r>
-          </w:p>
-        </w:tc>
-        <w:tc>
-          <w:tcPr>
-            <w:tcW w:w="1872" w:type="dxa"/>
-          </w:tcPr>
-          <w:p>
-            <w:pPr>
-              <w:spacing w:before="40" w:after="40"/>
-            </w:pPr>
-            <w:r>
-              <w:rPr>
-                <w:sz w:val="20"/>
-              </w:rPr>
               <w:t xml:space="preserve">MerchantE</w:t>
-            </w:r>
-          </w:p>
-        </w:tc>
-      </w:tr>
-      <w:tr>
-        <w:tc>
-          <w:tcPr>
-            <w:tcW w:w="1872" w:type="dxa"/>
-          </w:tcPr>
-          <w:p>
-            <w:pPr>
-              <w:spacing w:before="40" w:after="40"/>
-            </w:pPr>
-            <w:r>
-              <w:rPr>
-                <w:sz w:val="20"/>
-              </w:rPr>
-              <w:t xml:space="preserve">9</w:t>
-            </w:r>
-          </w:p>
-        </w:tc>
-        <w:tc>
-          <w:tcPr>
-            <w:tcW w:w="1872" w:type="dxa"/>
-          </w:tcPr>
-          <w:p>
-            <w:pPr>
-              <w:spacing w:before="40" w:after="40"/>
-            </w:pPr>
-            <w:r>
-              <w:rPr>
-                <w:sz w:val="20"/>
-              </w:rPr>
-              <w:t xml:space="preserve">PS-GR-06</w:t>
-            </w:r>
-          </w:p>
-        </w:tc>
-        <w:tc>
-          <w:tcPr>
-            <w:tcW w:w="1872" w:type="dxa"/>
-          </w:tcPr>
-          <w:p>
-            <w:pPr>
-              <w:spacing w:before="40" w:after="40"/>
-            </w:pPr>
-            <w:r>
-              <w:rPr>
-                <w:sz w:val="20"/>
-              </w:rPr>
-              <w:t xml:space="preserve">The statistics graph and the query table disagree</w:t>
-            </w:r>
-          </w:p>
-        </w:tc>
-        <w:tc>
-          <w:tcPr>
-            <w:tcW w:w="1872" w:type="dxa"/>
-          </w:tcPr>
-          <w:p>
-            <w:pPr>
-              <w:spacing w:before="40" w:after="40"/>
-            </w:pPr>
-            <w:r>
-              <w:rPr>
-                <w:sz w:val="20"/>
-              </w:rPr>
-              <w:t xml:space="preserve">High</w:t>
-            </w:r>
-          </w:p>
-        </w:tc>
-        <w:tc>
-          <w:tcPr>
-            <w:tcW w:w="1872" w:type="dxa"/>
-          </w:tcPr>
-          <w:p>
-            <w:pPr>
-              <w:spacing w:before="40" w:after="40"/>
-            </w:pPr>
-            <w:r>
-              <w:rPr>
-                <w:sz w:val="20"/>
-              </w:rPr>
-              <w:t xml:space="preserve">BillPay</w:t>
-            </w:r>
-          </w:p>
-        </w:tc>
-      </w:tr>
-      <w:tr>
-        <w:tc>
-          <w:tcPr>
-            <w:tcW w:w="1872" w:type="dxa"/>
-          </w:tcPr>
-          <w:p>
-            <w:pPr>
-              <w:spacing w:before="40" w:after="40"/>
-            </w:pPr>
-            <w:r>
-              <w:rPr>
-                <w:sz w:val="20"/>
-              </w:rPr>
-              <w:t xml:space="preserve">10</w:t>
-            </w:r>
-          </w:p>
-        </w:tc>
-        <w:tc>
-          <w:tcPr>
-            <w:tcW w:w="1872" w:type="dxa"/>
-          </w:tcPr>
-          <w:p>
-            <w:pPr>
-              <w:spacing w:before="40" w:after="40"/>
-            </w:pPr>
-            <w:r>
-              <w:rPr>
-                <w:sz w:val="20"/>
-              </w:rPr>
-              <w:t xml:space="preserve">PS-NEG-01</w:t>
-            </w:r>
-          </w:p>
-        </w:tc>
-        <w:tc>
-          <w:tcPr>
-            <w:tcW w:w="1872" w:type="dxa"/>
-          </w:tcPr>
-          <w:p>
-            <w:pPr>
-              <w:spacing w:before="40" w:after="40"/>
-            </w:pPr>
-            <w:r>
-              <w:rPr>
-                <w:sz w:val="20"/>
-              </w:rPr>
-              <w:t xml:space="preserve">A failed request leaves the page silent</w:t>
-            </w:r>
-          </w:p>
-        </w:tc>
-        <w:tc>
-          <w:tcPr>
-            <w:tcW w:w="1872" w:type="dxa"/>
-          </w:tcPr>
-          <w:p>
-            <w:pPr>
-              <w:spacing w:before="40" w:after="40"/>
-            </w:pPr>
-            <w:r>
-              <w:rPr>
-                <w:sz w:val="20"/>
-              </w:rPr>
-              <w:t xml:space="preserve">Critical</w:t>
-            </w:r>
-          </w:p>
-        </w:tc>
-        <w:tc>
-          <w:tcPr>
-            <w:tcW w:w="1872" w:type="dxa"/>
-          </w:tcPr>
-          <w:p>
-            <w:pPr>
-              <w:spacing w:before="40" w:after="40"/>
-            </w:pPr>
-            <w:r>
-              <w:rPr>
-                <w:sz w:val="20"/>
-              </w:rPr>
-              <w:t xml:space="preserve">all gateways</w:t>
-            </w:r>
-          </w:p>
-        </w:tc>
-      </w:tr>
-      <w:tr>
-        <w:tc>
-          <w:tcPr>
-            <w:tcW w:w="1872" w:type="dxa"/>
-          </w:tcPr>
-          <w:p>
-            <w:pPr>
-              <w:spacing w:before="40" w:after="40"/>
-            </w:pPr>
-            <w:r>
-              <w:rPr>
-                <w:sz w:val="20"/>
-              </w:rPr>
-              <w:t xml:space="preserve">11</w:t>
-            </w:r>
-          </w:p>
-        </w:tc>
-        <w:tc>
-          <w:tcPr>
-            <w:tcW w:w="1872" w:type="dxa"/>
-          </w:tcPr>
-          <w:p>
-            <w:pPr>
-              <w:spacing w:before="40" w:after="40"/>
-            </w:pPr>
-            <w:r>
-              <w:rPr>
-                <w:sz w:val="20"/>
-              </w:rPr>
-              <w:t xml:space="preserve">PS-NEG-02</w:t>
-            </w:r>
-          </w:p>
-        </w:tc>
-        <w:tc>
-          <w:tcPr>
-            <w:tcW w:w="1872" w:type="dxa"/>
-          </w:tcPr>
-          <w:p>
-            <w:pPr>
-              <w:spacing w:before="40" w:after="40"/>
-            </w:pPr>
-            <w:r>
-              <w:rPr>
-                <w:sz w:val="20"/>
-              </w:rPr>
-              <w:t xml:space="preserve">The failure handler hides the real error</w:t>
-            </w:r>
-          </w:p>
-        </w:tc>
-        <w:tc>
-          <w:tcPr>
-            <w:tcW w:w="1872" w:type="dxa"/>
-          </w:tcPr>
-          <w:p>
-            <w:pPr>
-              <w:spacing w:before="40" w:after="40"/>
-            </w:pPr>
-            <w:r>
-              <w:rPr>
-                <w:sz w:val="20"/>
-              </w:rPr>
-              <w:t xml:space="preserve">Medium</w:t>
-            </w:r>
-          </w:p>
-        </w:tc>
-        <w:tc>
-          <w:tcPr>
-            <w:tcW w:w="1872" w:type="dxa"/>
-          </w:tcPr>
-          <w:p>
-            <w:pPr>
-              <w:spacing w:before="40" w:after="40"/>
-            </w:pPr>
-            <w:r>
-              <w:rPr>
-                <w:sz w:val="20"/>
-              </w:rPr>
-              <w:t xml:space="preserve">all gateways</w:t>
-            </w:r>
-          </w:p>
-        </w:tc>
-      </w:tr>
-      <w:tr>
-        <w:tc>
-          <w:tcPr>
-            <w:tcW w:w="1872" w:type="dxa"/>
-          </w:tcPr>
-          <w:p>
-            <w:pPr>
-              <w:spacing w:before="40" w:after="40"/>
-            </w:pPr>
-            <w:r>
-              <w:rPr>
-                <w:sz w:val="20"/>
-              </w:rPr>
-              <w:t xml:space="preserve">12</w:t>
-            </w:r>
-          </w:p>
-        </w:tc>
-        <w:tc>
-          <w:tcPr>
-            <w:tcW w:w="1872" w:type="dxa"/>
-          </w:tcPr>
-          <w:p>
-            <w:pPr>
-              <w:spacing w:before="40" w:after="40"/>
-            </w:pPr>
-            <w:r>
-              <w:rPr>
-                <w:sz w:val="20"/>
-              </w:rPr>
-              <w:t xml:space="preserve">PS-NEG-11</w:t>
-            </w:r>
-          </w:p>
-        </w:tc>
-        <w:tc>
-          <w:tcPr>
-            <w:tcW w:w="1872" w:type="dxa"/>
-          </w:tcPr>
-          <w:p>
-            <w:pPr>
-              <w:spacing w:before="40" w:after="40"/>
-            </w:pPr>
-            <w:r>
-              <w:rPr>
-                <w:sz w:val="20"/>
-              </w:rPr>
-              <w:t xml:space="preserve">A page refresh loses the sub-merchant and empties the table</w:t>
-            </w:r>
-          </w:p>
-        </w:tc>
-        <w:tc>
-          <w:tcPr>
-            <w:tcW w:w="1872" w:type="dxa"/>
-          </w:tcPr>
-          <w:p>
-            <w:pPr>
-              <w:spacing w:before="40" w:after="40"/>
-            </w:pPr>
-            <w:r>
-              <w:rPr>
-                <w:sz w:val="20"/>
-              </w:rPr>
-              <w:t xml:space="preserve">Critical</w:t>
-            </w:r>
-          </w:p>
-        </w:tc>
-        <w:tc>
-          <w:tcPr>
-            <w:tcW w:w="1872" w:type="dxa"/>
-          </w:tcPr>
-          <w:p>
-            <w:pPr>
-              <w:spacing w:before="40" w:after="40"/>
-            </w:pPr>
-            <w:r>
-              <w:rPr>
-                <w:sz w:val="20"/>
-              </w:rPr>
-              <w:t xml:space="preserve">all gateways</w:t>
-            </w:r>
-          </w:p>
-        </w:tc>
-      </w:tr>
-      <w:tr>
-        <w:tc>
-          <w:tcPr>
-            <w:tcW w:w="1872" w:type="dxa"/>
-          </w:tcPr>
-          <w:p>
-            <w:pPr>
-              <w:spacing w:before="40" w:after="40"/>
-            </w:pPr>
-            <w:r>
-              <w:rPr>
-                <w:sz w:val="20"/>
-              </w:rPr>
-              <w:t xml:space="preserve">13</w:t>
-            </w:r>
-          </w:p>
-        </w:tc>
-        <w:tc>
-          <w:tcPr>
-            <w:tcW w:w="1872" w:type="dxa"/>
-          </w:tcPr>
-          <w:p>
-            <w:pPr>
-              <w:spacing w:before="40" w:after="40"/>
-            </w:pPr>
-            <w:r>
-              <w:rPr>
-                <w:sz w:val="20"/>
-              </w:rPr>
-              <w:t xml:space="preserve">PS-NEG-12</w:t>
-            </w:r>
-          </w:p>
-        </w:tc>
-        <w:tc>
-          <w:tcPr>
-            <w:tcW w:w="1872" w:type="dxa"/>
-          </w:tcPr>
-          <w:p>
-            <w:pPr>
-              <w:spacing w:before="40" w:after="40"/>
-            </w:pPr>
-            <w:r>
-              <w:rPr>
-                <w:sz w:val="20"/>
-              </w:rPr>
-              <w:t xml:space="preserve">The default date range sends a malformed month from October to December</w:t>
-            </w:r>
-          </w:p>
-        </w:tc>
-        <w:tc>
-          <w:tcPr>
-            <w:tcW w:w="1872" w:type="dxa"/>
-          </w:tcPr>
-          <w:p>
-            <w:pPr>
-              <w:spacing w:before="40" w:after="40"/>
-            </w:pPr>
-            <w:r>
-              <w:rPr>
-                <w:sz w:val="20"/>
-              </w:rPr>
-              <w:t xml:space="preserve">Critical</w:t>
-            </w:r>
-          </w:p>
-        </w:tc>
-        <w:tc>
-          <w:tcPr>
-            <w:tcW w:w="1872" w:type="dxa"/>
-          </w:tcPr>
-          <w:p>
-            <w:pPr>
-              <w:spacing w:before="40" w:after="40"/>
-            </w:pPr>
-            <w:r>
-              <w:rPr>
-                <w:sz w:val="20"/>
-              </w:rPr>
-              <w:t xml:space="preserve">all gateways</w:t>
             </w:r>
           </w:p>
         </w:tc>
@@ -1280,7 +610,7 @@
         <w:rPr>
           <w:sz w:val="22"/>
         </w:rPr>
-        <w:t xml:space="preserve">Two further Payment Stats cases cannot be run at all and are recorded as blocked rather than defective: PS-COL-09 needs an India merchant that does not exist in QA, and PS-NEG-04 needs the Transactions grid's Date &amp; Time filter, which does not filter.</w:t>
+        <w:t xml:space="preserve">Each is automated. The tests assert the intended behaviour and are marked expected-fail, so they turn red once the defect is fixed; PS-PQ-05's test records the partial recovery it leaves behind.</w:t>
       </w:r>
     </w:p>
     <w:p>
@@ -1991,348 +1321,7 @@
           <w:sz w:val="36"/>
           <w:b/>
         </w:rPr>
-        <w:t xml:space="preserve">2. PS-SUB-01 — Submit stays enabled when the date range is unusable</w:t>
-      </w:r>
-    </w:p>
-    <w:p>
-      <w:pPr>
-        <w:spacing w:before="0" w:after="120"/>
-        <w:rPr>
-          <w:sz w:val="22"/>
-        </w:rPr>
-      </w:pPr>
-      <w:r>
-        <w:rPr>
-          <w:sz w:val="22"/>
-          <w:b/>
-        </w:rPr>
-        <w:t xml:space="preserve">Priority:</w:t>
-      </w:r>
-      <w:r>
-        <w:rPr>
-          <w:sz w:val="22"/>
-        </w:rPr>
-        <w:t xml:space="preserve"> Medium · </w:t>
-      </w:r>
-      <w:r>
-        <w:rPr>
-          <w:sz w:val="22"/>
-          <w:b/>
-        </w:rPr>
-        <w:t xml:space="preserve">Gateways:</w:t>
-      </w:r>
-      <w:r>
-        <w:rPr>
-          <w:sz w:val="22"/>
-        </w:rPr>
-        <w:t xml:space="preserve"> all · </w:t>
-      </w:r>
-      <w:r>
-        <w:rPr>
-          <w:sz w:val="22"/>
-          <w:b/>
-        </w:rPr>
-        <w:t xml:space="preserve">Observed:</w:t>
-      </w:r>
-      <w:r>
-        <w:rPr>
-          <w:sz w:val="22"/>
-        </w:rPr>
-        <w:t xml:space="preserve"> 17 September 2026</w:t>
-      </w:r>
-    </w:p>
-    <w:p>
-      <w:pPr>
-        <w:spacing w:before="280" w:after="120"/>
-        <w:rPr>
-          <w:sz w:val="28"/>
-          <w:b/>
-        </w:rPr>
-      </w:pPr>
-      <w:r>
-        <w:rPr>
-          <w:sz w:val="28"/>
-          <w:b/>
-        </w:rPr>
-        <w:t xml:space="preserve">Summary</w:t>
-      </w:r>
-    </w:p>
-    <w:p>
-      <w:pPr>
-        <w:spacing w:before="0" w:after="120"/>
-        <w:rPr>
-          <w:sz w:val="22"/>
-        </w:rPr>
-      </w:pPr>
-      <w:r>
-        <w:rPr>
-          <w:sz w:val="22"/>
-        </w:rPr>
-        <w:t xml:space="preserve">The Submit button is never disabled, whatever state the date range is in. Clearing the From Date entirely leaves it fully clickable, so the merchant can submit a range the page cannot use and is told nothing beforehand.</w:t>
-      </w:r>
-    </w:p>
-    <w:p>
-      <w:pPr>
-        <w:spacing w:before="280" w:after="120"/>
-        <w:rPr>
-          <w:sz w:val="28"/>
-          <w:b/>
-        </w:rPr>
-      </w:pPr>
-      <w:r>
-        <w:rPr>
-          <w:sz w:val="28"/>
-          <w:b/>
-        </w:rPr>
-        <w:t xml:space="preserve">Steps to reproduce</w:t>
-      </w:r>
-    </w:p>
-    <w:p>
-      <w:pPr>
-        <w:spacing w:before="0" w:after="120"/>
-        <w:rPr>
-          <w:sz w:val="22"/>
-        </w:rPr>
-      </w:pPr>
-      <w:r>
-        <w:rPr>
-          <w:sz w:val="22"/>
-        </w:rPr>
-        <w:t xml:space="preserve">1. Open </w:t>
-      </w:r>
-      <w:r>
-        <w:rPr>
-          <w:sz w:val="22"/>
-          <w:b/>
-        </w:rPr>
-        <w:t xml:space="preserve">Payment Analytics → Payment Stats</w:t>
-      </w:r>
-      <w:r>
-        <w:rPr>
-          <w:sz w:val="22"/>
-        </w:rPr>
-        <w:t xml:space="preserve">. 2. Note that Submit is enabled on load. 3. Clear the </w:t>
-      </w:r>
-      <w:r>
-        <w:rPr>
-          <w:sz w:val="22"/>
-          <w:b/>
-        </w:rPr>
-        <w:t xml:space="preserve">From Date</w:t>
-      </w:r>
-      <w:r>
-        <w:rPr>
-          <w:sz w:val="22"/>
-        </w:rPr>
-        <w:t xml:space="preserve"> field completely. 4. Look at Submit.</w:t>
-      </w:r>
-    </w:p>
-    <w:p>
-      <w:pPr>
-        <w:spacing w:before="280" w:after="120"/>
-        <w:rPr>
-          <w:sz w:val="28"/>
-          <w:b/>
-        </w:rPr>
-      </w:pPr>
-      <w:r>
-        <w:rPr>
-          <w:sz w:val="28"/>
-          <w:b/>
-        </w:rPr>
-        <w:t xml:space="preserve">Expected result</w:t>
-      </w:r>
-    </w:p>
-    <w:p>
-      <w:pPr>
-        <w:spacing w:before="0" w:after="120"/>
-        <w:rPr>
-          <w:sz w:val="22"/>
-        </w:rPr>
-      </w:pPr>
-      <w:r>
-        <w:rPr>
-          <w:sz w:val="22"/>
-        </w:rPr>
-        <w:t xml:space="preserve">Submit is greyed out while the range is unusable, so the merchant sees the problem before pressing it.</w:t>
-      </w:r>
-    </w:p>
-    <w:p>
-      <w:pPr>
-        <w:spacing w:before="280" w:after="120"/>
-        <w:rPr>
-          <w:sz w:val="28"/>
-          <w:b/>
-        </w:rPr>
-      </w:pPr>
-      <w:r>
-        <w:rPr>
-          <w:sz w:val="28"/>
-          <w:b/>
-        </w:rPr>
-        <w:t xml:space="preserve">Actual result</w:t>
-      </w:r>
-    </w:p>
-    <w:p>
-      <w:pPr>
-        <w:spacing w:before="0" w:after="120"/>
-        <w:rPr>
-          <w:sz w:val="22"/>
-        </w:rPr>
-      </w:pPr>
-      <w:r>
-        <w:rPr>
-          <w:sz w:val="22"/>
-        </w:rPr>
-        <w:t xml:space="preserve">Submit reports enabled in every state a merchant can actually reach — on load, and with From Date cleared. The </w:t>
-      </w:r>
-      <w:r>
-        <w:rPr>
-          <w:sz w:val="22"/>
-          <w:rFonts w:ascii="Consolas" w:hAnsi="Consolas"/>
-          <w:sz w:val="20"/>
-        </w:rPr>
-        <w:t xml:space="preserve">disabled</w:t>
-      </w:r>
-      <w:r>
-        <w:rPr>
-          <w:sz w:val="22"/>
-        </w:rPr>
-        <w:t xml:space="preserve"> attribute is absent throughout.</w:t>
-      </w:r>
-    </w:p>
-    <w:p>
-      <w:pPr>
-        <w:spacing w:before="280" w:after="120"/>
-        <w:rPr>
-          <w:sz w:val="28"/>
-          <w:b/>
-        </w:rPr>
-      </w:pPr>
-      <w:r>
-        <w:rPr>
-          <w:sz w:val="28"/>
-          <w:b/>
-        </w:rPr>
-        <w:t xml:space="preserve">Notes for the developer</w:t>
-      </w:r>
-    </w:p>
-    <w:p>
-      <w:pPr>
-        <w:spacing w:before="0" w:after="120"/>
-        <w:rPr>
-          <w:sz w:val="22"/>
-        </w:rPr>
-      </w:pPr>
-      <w:r>
-        <w:rPr>
-          <w:sz w:val="22"/>
-        </w:rPr>
-        <w:t xml:space="preserve">This is not missing logic. </w:t>
-      </w:r>
-      <w:r>
-        <w:rPr>
-          <w:sz w:val="22"/>
-          <w:rFonts w:ascii="Consolas" w:hAnsi="Consolas"/>
-          <w:sz w:val="20"/>
-        </w:rPr>
-        <w:t xml:space="preserve">isSubmitButtonDisabled</w:t>
-      </w:r>
-      <w:r>
-        <w:rPr>
-          <w:sz w:val="22"/>
-        </w:rPr>
-        <w:t xml:space="preserve"> is declared at </w:t>
-      </w:r>
-      <w:r>
-        <w:rPr>
-          <w:sz w:val="22"/>
-          <w:rFonts w:ascii="Consolas" w:hAnsi="Consolas"/>
-          <w:sz w:val="20"/>
-        </w:rPr>
-        <w:t xml:space="preserve">index.js:86</w:t>
-      </w:r>
-      <w:r>
-        <w:rPr>
-          <w:sz w:val="22"/>
-        </w:rPr>
-        <w:t xml:space="preserve"> and updated in five places. The line that applies it is commented out:</w:t>
-      </w:r>
-    </w:p>
-    <w:p>
-      <w:pPr>
-        <w:spacing w:before="0" w:after="120"/>
-        <w:rPr>
-          <w:sz w:val="22"/>
-        </w:rPr>
-      </w:pPr>
-      <w:r>
-        <w:rPr>
-          <w:sz w:val="22"/>
-          <w:rFonts w:ascii="Consolas" w:hAnsi="Consolas"/>
-          <w:sz w:val="20"/>
-        </w:rPr>
-        <w:t xml:space="preserve"/>
-      </w:r>
-      <w:r>
-        <w:rPr>
-          <w:sz w:val="22"/>
-          <w:rFonts w:ascii="Consolas" w:hAnsi="Consolas"/>
-          <w:sz w:val="20"/>
-        </w:rPr>
-        <w:t xml:space="preserve"> index.js:606     // disabled={isSubmitButtonDisabled} </w:t>
-      </w:r>
-      <w:r>
-        <w:rPr>
-          <w:sz w:val="22"/>
-          <w:rFonts w:ascii="Consolas" w:hAnsi="Consolas"/>
-          <w:sz w:val="20"/>
-        </w:rPr>
-        <w:t xml:space="preserve"/>
-      </w:r>
-    </w:p>
-    <w:p>
-      <w:pPr>
-        <w:spacing w:before="0" w:after="120"/>
-        <w:rPr>
-          <w:sz w:val="22"/>
-        </w:rPr>
-      </w:pPr>
-      <w:r>
-        <w:rPr>
-          <w:sz w:val="22"/>
-        </w:rPr>
-        <w:t xml:space="preserve">Uncommenting it is the whole fix.</w:t>
-      </w:r>
-    </w:p>
-    <w:p>
-      <w:pPr>
-        <w:spacing w:before="0" w:after="120"/>
-        <w:rPr>
-          <w:sz w:val="22"/>
-        </w:rPr>
-      </w:pPr>
-      <w:r>
-        <w:rPr>
-          <w:sz w:val="22"/>
-        </w:rPr>
-        <w:t xml:space="preserve">One state was deliberately excluded from this case: an inverted range, where To Date is before From Date. The To calendar greys out every day before the current From Date, so that state cannot be produced from the UI at all.</w:t>
-      </w:r>
-    </w:p>
-    <w:p>
-      <w:pPr>
-        <w:spacing w:before="0" w:after="200"/>
-        <w:rPr>
-          <w:sz w:val="36"/>
-          <w:b/>
-        </w:rPr>
-      </w:pPr>
-      <w:r>
-        <w:rPr>
-          <w:sz w:val="36"/>
-          <w:b/>
-        </w:rPr>
-        <w:t xml:space="preserve">3. PS-SUB-03 — the first refresh click after page load is swallowed</w:t>
+        <w:t xml:space="preserve">2. PS-SUB-03 — the first refresh click after page load is swallowed</w:t>
       </w:r>
     </w:p>
     <w:p>
@@ -2968,318 +1957,7 @@
           <w:sz w:val="36"/>
           <w:b/>
         </w:rPr>
-        <w:t xml:space="preserve">4. PS-SUB-07 — every stats call carries the same client request id</w:t>
-      </w:r>
-    </w:p>
-    <w:p>
-      <w:pPr>
-        <w:spacing w:before="0" w:after="120"/>
-        <w:rPr>
-          <w:sz w:val="22"/>
-        </w:rPr>
-      </w:pPr>
-      <w:r>
-        <w:rPr>
-          <w:sz w:val="22"/>
-          <w:b/>
-        </w:rPr>
-        <w:t xml:space="preserve">Priority:</w:t>
-      </w:r>
-      <w:r>
-        <w:rPr>
-          <w:sz w:val="22"/>
-        </w:rPr>
-        <w:t xml:space="preserve"> Medium · </w:t>
-      </w:r>
-      <w:r>
-        <w:rPr>
-          <w:sz w:val="22"/>
-          <w:b/>
-        </w:rPr>
-        <w:t xml:space="preserve">Gateways:</w:t>
-      </w:r>
-      <w:r>
-        <w:rPr>
-          <w:sz w:val="22"/>
-        </w:rPr>
-        <w:t xml:space="preserve"> all · </w:t>
-      </w:r>
-      <w:r>
-        <w:rPr>
-          <w:sz w:val="22"/>
-          <w:b/>
-        </w:rPr>
-        <w:t xml:space="preserve">Observed:</w:t>
-      </w:r>
-      <w:r>
-        <w:rPr>
-          <w:sz w:val="22"/>
-        </w:rPr>
-        <w:t xml:space="preserve"> 17 September 2026</w:t>
-      </w:r>
-    </w:p>
-    <w:p>
-      <w:pPr>
-        <w:spacing w:before="280" w:after="120"/>
-        <w:rPr>
-          <w:sz w:val="28"/>
-          <w:b/>
-        </w:rPr>
-      </w:pPr>
-      <w:r>
-        <w:rPr>
-          <w:sz w:val="28"/>
-          <w:b/>
-        </w:rPr>
-        <w:t xml:space="preserve">Summary</w:t>
-      </w:r>
-    </w:p>
-    <w:p>
-      <w:pPr>
-        <w:spacing w:before="0" w:after="120"/>
-        <w:rPr>
-          <w:sz w:val="22"/>
-        </w:rPr>
-      </w:pPr>
-      <w:r>
-        <w:rPr>
-          <w:sz w:val="22"/>
-          <w:rFonts w:ascii="Consolas" w:hAnsi="Consolas"/>
-          <w:sz w:val="20"/>
-        </w:rPr>
-        <w:t xml:space="preserve">clientRequestId</w:t>
-      </w:r>
-      <w:r>
-        <w:rPr>
-          <w:sz w:val="22"/>
-        </w:rPr>
-        <w:t xml:space="preserve"> is meant to identify one call. Every Payment Stats request sends the same fixed value, so two calls cannot be told apart in logs or traced individually.</w:t>
-      </w:r>
-    </w:p>
-    <w:p>
-      <w:pPr>
-        <w:spacing w:before="280" w:after="120"/>
-        <w:rPr>
-          <w:sz w:val="28"/>
-          <w:b/>
-        </w:rPr>
-      </w:pPr>
-      <w:r>
-        <w:rPr>
-          <w:sz w:val="28"/>
-          <w:b/>
-        </w:rPr>
-        <w:t xml:space="preserve">Steps to reproduce</w:t>
-      </w:r>
-    </w:p>
-    <w:p>
-      <w:pPr>
-        <w:spacing w:before="0" w:after="120"/>
-        <w:rPr>
-          <w:sz w:val="22"/>
-        </w:rPr>
-      </w:pPr>
-      <w:r>
-        <w:rPr>
-          <w:sz w:val="22"/>
-        </w:rPr>
-        <w:t xml:space="preserve">1. Open DevTools, Network tab, filter on </w:t>
-      </w:r>
-      <w:r>
-        <w:rPr>
-          <w:sz w:val="22"/>
-          <w:rFonts w:ascii="Consolas" w:hAnsi="Consolas"/>
-          <w:sz w:val="20"/>
-        </w:rPr>
-        <w:t xml:space="preserve">payment_stats</w:t>
-      </w:r>
-      <w:r>
-        <w:rPr>
-          <w:sz w:val="22"/>
-        </w:rPr>
-        <w:t xml:space="preserve">. 2. Open </w:t>
-      </w:r>
-      <w:r>
-        <w:rPr>
-          <w:sz w:val="22"/>
-          <w:b/>
-        </w:rPr>
-        <w:t xml:space="preserve">Payment Analytics → Payment Stats</w:t>
-      </w:r>
-      <w:r>
-        <w:rPr>
-          <w:sz w:val="22"/>
-        </w:rPr>
-        <w:t xml:space="preserve"> from the sidebar. 3. Read </w:t>
-      </w:r>
-      <w:r>
-        <w:rPr>
-          <w:sz w:val="22"/>
-          <w:rFonts w:ascii="Consolas" w:hAnsi="Consolas"/>
-          <w:sz w:val="20"/>
-        </w:rPr>
-        <w:t xml:space="preserve">clientRequestId</w:t>
-      </w:r>
-      <w:r>
-        <w:rPr>
-          <w:sz w:val="22"/>
-        </w:rPr>
-        <w:t xml:space="preserve"> on the request. 4. Change a date, press </w:t>
-      </w:r>
-      <w:r>
-        <w:rPr>
-          <w:sz w:val="22"/>
-          <w:b/>
-        </w:rPr>
-        <w:t xml:space="preserve">Submit</w:t>
-      </w:r>
-      <w:r>
-        <w:rPr>
-          <w:sz w:val="22"/>
-        </w:rPr>
-        <w:t xml:space="preserve">, and read it again on the new request.</w:t>
-      </w:r>
-    </w:p>
-    <w:p>
-      <w:pPr>
-        <w:spacing w:before="280" w:after="120"/>
-        <w:rPr>
-          <w:sz w:val="28"/>
-          <w:b/>
-        </w:rPr>
-      </w:pPr>
-      <w:r>
-        <w:rPr>
-          <w:sz w:val="28"/>
-          <w:b/>
-        </w:rPr>
-        <w:t xml:space="preserve">Expected result</w:t>
-      </w:r>
-    </w:p>
-    <w:p>
-      <w:pPr>
-        <w:spacing w:before="0" w:after="120"/>
-        <w:rPr>
-          <w:sz w:val="22"/>
-        </w:rPr>
-      </w:pPr>
-      <w:r>
-        <w:rPr>
-          <w:sz w:val="22"/>
-        </w:rPr>
-        <w:t xml:space="preserve">Each call carries its own identifier.</w:t>
-      </w:r>
-    </w:p>
-    <w:p>
-      <w:pPr>
-        <w:spacing w:before="280" w:after="120"/>
-        <w:rPr>
-          <w:sz w:val="28"/>
-          <w:b/>
-        </w:rPr>
-      </w:pPr>
-      <w:r>
-        <w:rPr>
-          <w:sz w:val="28"/>
-          <w:b/>
-        </w:rPr>
-        <w:t xml:space="preserve">Actual result</w:t>
-      </w:r>
-    </w:p>
-    <w:p>
-      <w:pPr>
-        <w:spacing w:before="0" w:after="120"/>
-        <w:rPr>
-          <w:sz w:val="22"/>
-        </w:rPr>
-      </w:pPr>
-      <w:r>
-        <w:rPr>
-          <w:sz w:val="22"/>
-        </w:rPr>
-        <w:t xml:space="preserve">Every call carries </w:t>
-      </w:r>
-      <w:r>
-        <w:rPr>
-          <w:sz w:val="22"/>
-          <w:rFonts w:ascii="Consolas" w:hAnsi="Consolas"/>
-          <w:sz w:val="20"/>
-        </w:rPr>
-        <w:t xml:space="preserve">clientRequestId=1647602068707</w:t>
-      </w:r>
-      <w:r>
-        <w:rPr>
-          <w:sz w:val="22"/>
-        </w:rPr>
-        <w:t xml:space="preserve"> — on page load and after a date change, unchanged.</w:t>
-      </w:r>
-    </w:p>
-    <w:p>
-      <w:pPr>
-        <w:spacing w:before="280" w:after="120"/>
-        <w:rPr>
-          <w:sz w:val="28"/>
-          <w:b/>
-        </w:rPr>
-      </w:pPr>
-      <w:r>
-        <w:rPr>
-          <w:sz w:val="28"/>
-          <w:b/>
-        </w:rPr>
-        <w:t xml:space="preserve">Notes for the developer</w:t>
-      </w:r>
-    </w:p>
-    <w:p>
-      <w:pPr>
-        <w:spacing w:before="0" w:after="120"/>
-        <w:rPr>
-          <w:sz w:val="22"/>
-        </w:rPr>
-      </w:pPr>
-      <w:r>
-        <w:rPr>
-          <w:sz w:val="22"/>
-          <w:rFonts w:ascii="Consolas" w:hAnsi="Consolas"/>
-          <w:sz w:val="20"/>
-        </w:rPr>
-        <w:t xml:space="preserve">apis/payment.js:101</w:t>
-      </w:r>
-      <w:r>
-        <w:rPr>
-          <w:sz w:val="22"/>
-        </w:rPr>
-        <w:t xml:space="preserve"> hard-codes the value rather than generating one per request.</w:t>
-      </w:r>
-    </w:p>
-    <w:p>
-      <w:pPr>
-        <w:spacing w:before="0" w:after="120"/>
-        <w:rPr>
-          <w:sz w:val="22"/>
-        </w:rPr>
-      </w:pPr>
-      <w:r>
-        <w:rPr>
-          <w:sz w:val="22"/>
-        </w:rPr>
-        <w:t xml:space="preserve">This is one of the few checks that genuinely needs the network tab: the parameter has no surface on the page, so there is nothing on screen that could reveal it.</w:t>
-      </w:r>
-    </w:p>
-    <w:p>
-      <w:pPr>
-        <w:spacing w:before="0" w:after="200"/>
-        <w:rPr>
-          <w:sz w:val="36"/>
-          <w:b/>
-        </w:rPr>
-      </w:pPr>
-      <w:r>
-        <w:rPr>
-          <w:sz w:val="36"/>
-          <w:b/>
-        </w:rPr>
-        <w:t xml:space="preserve">5. PS-PQ-05 — Having and Execute never recover after Select is emptied</w:t>
+        <w:t xml:space="preserve">3. PS-PQ-05 — Having and Execute never recover after Select is emptied</w:t>
       </w:r>
     </w:p>
     <w:p>
@@ -4361,7 +3039,7 @@
           <w:sz w:val="36"/>
           <w:b/>
         </w:rPr>
-        <w:t xml:space="preserve">6. PS-PQ-13 — Execute straight after Cancel queries what the panel no longer shows</w:t>
+        <w:t xml:space="preserve">4. PS-PQ-13 — Execute straight after Cancel queries what the panel no longer shows</w:t>
       </w:r>
     </w:p>
     <w:p>
@@ -5437,784 +4115,7 @@
           <w:sz w:val="36"/>
           <w:b/>
         </w:rPr>
-        <w:t xml:space="preserve">7. PS-PQ-15 — a query is affected by the queries executed before it</w:t>
-      </w:r>
-    </w:p>
-    <w:p>
-      <w:pPr>
-        <w:spacing w:before="0" w:after="120"/>
-        <w:rPr>
-          <w:sz w:val="22"/>
-        </w:rPr>
-      </w:pPr>
-      <w:r>
-        <w:rPr>
-          <w:sz w:val="22"/>
-          <w:b/>
-        </w:rPr>
-        <w:t xml:space="preserve">Priority:</w:t>
-      </w:r>
-      <w:r>
-        <w:rPr>
-          <w:sz w:val="22"/>
-        </w:rPr>
-        <w:t xml:space="preserve"> High · </w:t>
-      </w:r>
-      <w:r>
-        <w:rPr>
-          <w:sz w:val="22"/>
-          <w:b/>
-        </w:rPr>
-        <w:t xml:space="preserve">Gateway:</w:t>
-      </w:r>
-      <w:r>
-        <w:rPr>
-          <w:sz w:val="22"/>
-        </w:rPr>
-        <w:t xml:space="preserve"> BillPay · </w:t>
-      </w:r>
-      <w:r>
-        <w:rPr>
-          <w:sz w:val="22"/>
-          <w:b/>
-        </w:rPr>
-        <w:t xml:space="preserve">Observed:</w:t>
-      </w:r>
-      <w:r>
-        <w:rPr>
-          <w:sz w:val="22"/>
-        </w:rPr>
-        <w:t xml:space="preserve"> 21 September 2026</w:t>
-      </w:r>
-    </w:p>
-    <w:p>
-      <w:pPr>
-        <w:spacing w:before="280" w:after="120"/>
-        <w:rPr>
-          <w:sz w:val="28"/>
-          <w:b/>
-        </w:rPr>
-      </w:pPr>
-      <w:r>
-        <w:rPr>
-          <w:sz w:val="28"/>
-          <w:b/>
-        </w:rPr>
-        <w:t xml:space="preserve">Summary</w:t>
-      </w:r>
-    </w:p>
-    <w:p>
-      <w:pPr>
-        <w:spacing w:before="0" w:after="120"/>
-        <w:rPr>
-          <w:sz w:val="22"/>
-        </w:rPr>
-      </w:pPr>
-      <w:r>
-        <w:rPr>
-          <w:sz w:val="22"/>
-        </w:rPr>
-        <w:t xml:space="preserve">The same Having clause returns different rows depending on what was executed before it. Run on a fresh panel it is correct; run after other clauses it returns a row that does not satisfy it.</w:t>
-      </w:r>
-    </w:p>
-    <w:p>
-      <w:pPr>
-        <w:spacing w:before="280" w:after="120"/>
-        <w:rPr>
-          <w:sz w:val="28"/>
-          <w:b/>
-        </w:rPr>
-      </w:pPr>
-      <w:r>
-        <w:rPr>
-          <w:sz w:val="28"/>
-          <w:b/>
-        </w:rPr>
-        <w:t xml:space="preserve">Steps to reproduce</w:t>
-      </w:r>
-    </w:p>
-    <w:p>
-      <w:pPr>
-        <w:spacing w:before="0" w:after="120"/>
-        <w:rPr>
-          <w:sz w:val="22"/>
-        </w:rPr>
-      </w:pPr>
-      <w:r>
-        <w:rPr>
-          <w:sz w:val="22"/>
-        </w:rPr>
-        <w:t xml:space="preserve">1. Open </w:t>
-      </w:r>
-      <w:r>
-        <w:rPr>
-          <w:sz w:val="22"/>
-          <w:b/>
-        </w:rPr>
-        <w:t xml:space="preserve">Payment Stats</w:t>
-      </w:r>
-      <w:r>
-        <w:rPr>
-          <w:sz w:val="22"/>
-        </w:rPr>
-        <w:t xml:space="preserve"> as BillPay, set a 90-day range and press </w:t>
-      </w:r>
-      <w:r>
-        <w:rPr>
-          <w:sz w:val="22"/>
-          <w:b/>
-        </w:rPr>
-        <w:t xml:space="preserve">Submit</w:t>
-      </w:r>
-      <w:r>
-        <w:rPr>
-          <w:sz w:val="22"/>
-        </w:rPr>
-        <w:t xml:space="preserve">. 2. Expand </w:t>
-      </w:r>
-      <w:r>
-        <w:rPr>
-          <w:sz w:val="22"/>
-          <w:b/>
-        </w:rPr>
-        <w:t xml:space="preserve">Prepare Query</w:t>
-      </w:r>
-      <w:r>
-        <w:rPr>
-          <w:sz w:val="22"/>
-        </w:rPr>
-        <w:t xml:space="preserve"> and press </w:t>
-      </w:r>
-      <w:r>
-        <w:rPr>
-          <w:sz w:val="22"/>
-          <w:b/>
-        </w:rPr>
-        <w:t xml:space="preserve">Execute</w:t>
-      </w:r>
-      <w:r>
-        <w:rPr>
-          <w:sz w:val="22"/>
-        </w:rPr>
-        <w:t xml:space="preserve"> once, unchanged. 3. Build </w:t>
-      </w:r>
-      <w:r>
-        <w:rPr>
-          <w:sz w:val="22"/>
-          <w:rFonts w:ascii="Consolas" w:hAnsi="Consolas"/>
-          <w:sz w:val="20"/>
-        </w:rPr>
-        <w:t xml:space="preserve">Displayed Fee Amount</w:t>
-      </w:r>
-      <w:r>
-        <w:rPr>
-          <w:sz w:val="22"/>
-        </w:rPr>
-        <w:t xml:space="preserve"> </w:t>
-      </w:r>
-      <w:r>
-        <w:rPr>
-          <w:sz w:val="22"/>
-          <w:rFonts w:ascii="Consolas" w:hAnsi="Consolas"/>
-          <w:sz w:val="20"/>
-        </w:rPr>
-        <w:t xml:space="preserve">is greater than</w:t>
-      </w:r>
-      <w:r>
-        <w:rPr>
-          <w:sz w:val="22"/>
-        </w:rPr>
-        <w:t xml:space="preserve"> </w:t>
-      </w:r>
-      <w:r>
-        <w:rPr>
-          <w:sz w:val="22"/>
-          <w:rFonts w:ascii="Consolas" w:hAnsi="Consolas"/>
-          <w:sz w:val="20"/>
-        </w:rPr>
-        <w:t xml:space="preserve">2.5</w:t>
-      </w:r>
-      <w:r>
-        <w:rPr>
-          <w:sz w:val="22"/>
-        </w:rPr>
-        <w:t xml:space="preserve"> and press </w:t>
-      </w:r>
-      <w:r>
-        <w:rPr>
-          <w:sz w:val="22"/>
-          <w:b/>
-        </w:rPr>
-        <w:t xml:space="preserve">Execute</w:t>
-      </w:r>
-      <w:r>
-        <w:rPr>
-          <w:sz w:val="22"/>
-        </w:rPr>
-        <w:t xml:space="preserve">. Count the rows. 4. Without reloading, build </w:t>
-      </w:r>
-      <w:r>
-        <w:rPr>
-          <w:sz w:val="22"/>
-          <w:rFonts w:ascii="Consolas" w:hAnsi="Consolas"/>
-          <w:sz w:val="20"/>
-        </w:rPr>
-        <w:t xml:space="preserve">Funding Method</w:t>
-      </w:r>
-      <w:r>
-        <w:rPr>
-          <w:sz w:val="22"/>
-        </w:rPr>
-        <w:t xml:space="preserve"> </w:t>
-      </w:r>
-      <w:r>
-        <w:rPr>
-          <w:sz w:val="22"/>
-          <w:rFonts w:ascii="Consolas" w:hAnsi="Consolas"/>
-          <w:sz w:val="20"/>
-        </w:rPr>
-        <w:t xml:space="preserve">is equal to</w:t>
-      </w:r>
-      <w:r>
-        <w:rPr>
-          <w:sz w:val="22"/>
-        </w:rPr>
-        <w:t xml:space="preserve"> </w:t>
-      </w:r>
-      <w:r>
-        <w:rPr>
-          <w:sz w:val="22"/>
-          <w:rFonts w:ascii="Consolas" w:hAnsi="Consolas"/>
-          <w:sz w:val="20"/>
-        </w:rPr>
-        <w:t xml:space="preserve">ACH</w:t>
-      </w:r>
-      <w:r>
-        <w:rPr>
-          <w:sz w:val="22"/>
-        </w:rPr>
-        <w:t xml:space="preserve"> and Execute. 5. Without reloading, build </w:t>
-      </w:r>
-      <w:r>
-        <w:rPr>
-          <w:sz w:val="22"/>
-          <w:rFonts w:ascii="Consolas" w:hAnsi="Consolas"/>
-          <w:sz w:val="20"/>
-        </w:rPr>
-        <w:t xml:space="preserve">Funding Method</w:t>
-      </w:r>
-      <w:r>
-        <w:rPr>
-          <w:sz w:val="22"/>
-        </w:rPr>
-        <w:t xml:space="preserve"> </w:t>
-      </w:r>
-      <w:r>
-        <w:rPr>
-          <w:sz w:val="22"/>
-          <w:rFonts w:ascii="Consolas" w:hAnsi="Consolas"/>
-          <w:sz w:val="20"/>
-        </w:rPr>
-        <w:t xml:space="preserve">is not equal to</w:t>
-      </w:r>
-      <w:r>
-        <w:rPr>
-          <w:sz w:val="22"/>
-        </w:rPr>
-        <w:t xml:space="preserve"> </w:t>
-      </w:r>
-      <w:r>
-        <w:rPr>
-          <w:sz w:val="22"/>
-          <w:rFonts w:ascii="Consolas" w:hAnsi="Consolas"/>
-          <w:sz w:val="20"/>
-        </w:rPr>
-        <w:t xml:space="preserve">ACH</w:t>
-      </w:r>
-      <w:r>
-        <w:rPr>
-          <w:sz w:val="22"/>
-        </w:rPr>
-        <w:t xml:space="preserve"> and Execute. 6. Without reloading, build the step 3 clause again and Execute. Count the rows again.</w:t>
-      </w:r>
-    </w:p>
-    <w:p>
-      <w:pPr>
-        <w:spacing w:before="280" w:after="120"/>
-        <w:rPr>
-          <w:sz w:val="28"/>
-          <w:b/>
-        </w:rPr>
-      </w:pPr>
-      <w:r>
-        <w:rPr>
-          <w:sz w:val="28"/>
-          <w:b/>
-        </w:rPr>
-        <w:t xml:space="preserve">Expected result</w:t>
-      </w:r>
-    </w:p>
-    <w:p>
-      <w:pPr>
-        <w:spacing w:before="0" w:after="120"/>
-        <w:rPr>
-          <w:sz w:val="22"/>
-        </w:rPr>
-      </w:pPr>
-      <w:r>
-        <w:rPr>
-          <w:sz w:val="22"/>
-        </w:rPr>
-        <w:t xml:space="preserve">The same clause returns the same rows every time, and every row satisfies it.</w:t>
-      </w:r>
-    </w:p>
-    <w:p>
-      <w:pPr>
-        <w:spacing w:before="280" w:after="120"/>
-        <w:rPr>
-          <w:sz w:val="28"/>
-          <w:b/>
-        </w:rPr>
-      </w:pPr>
-      <w:r>
-        <w:rPr>
-          <w:sz w:val="28"/>
-          <w:b/>
-        </w:rPr>
-        <w:t xml:space="preserve">Actual result</w:t>
-      </w:r>
-    </w:p>
-    <w:tbl>
-      <w:tblPr>
-        <w:tblW w:w="9360" w:type="dxa"/>
-        <w:tblBorders>
-          <w:top w:val="single" w:sz="4" w:space="0" w:color="BFBFBF"/>
-          <w:left w:val="single" w:sz="4" w:space="0" w:color="BFBFBF"/>
-          <w:bottom w:val="single" w:sz="4" w:space="0" w:color="BFBFBF"/>
-          <w:right w:val="single" w:sz="4" w:space="0" w:color="BFBFBF"/>
-          <w:insideH w:val="single" w:sz="4" w:space="0" w:color="BFBFBF"/>
-          <w:insideV w:val="single" w:sz="4" w:space="0" w:color="BFBFBF"/>
-        </w:tblBorders>
-      </w:tblPr>
-      <w:tr>
-        <w:tc>
-          <w:tcPr>
-            <w:tcW w:w="4680" w:type="dxa"/>
-            <w:shd w:val="clear" w:fill="F2F2F2"/>
-          </w:tcPr>
-          <w:p>
-            <w:pPr>
-              <w:spacing w:before="40" w:after="40"/>
-            </w:pPr>
-            <w:r>
-              <w:rPr>
-                <w:sz w:val="20"/>
-                <w:b/>
-              </w:rPr>
-              <w:t xml:space="preserve">displayed_fee_amount &gt; '2.5'</w:t>
-            </w:r>
-          </w:p>
-        </w:tc>
-        <w:tc>
-          <w:tcPr>
-            <w:tcW w:w="4680" w:type="dxa"/>
-            <w:shd w:val="clear" w:fill="F2F2F2"/>
-          </w:tcPr>
-          <w:p>
-            <w:pPr>
-              <w:spacing w:before="40" w:after="40"/>
-            </w:pPr>
-            <w:r>
-              <w:rPr>
-                <w:sz w:val="20"/>
-                <w:b/>
-              </w:rPr>
-              <w:t xml:space="preserve">Rows</w:t>
-            </w:r>
-          </w:p>
-        </w:tc>
-      </w:tr>
-      <w:tr>
-        <w:tc>
-          <w:tcPr>
-            <w:tcW w:w="4680" w:type="dxa"/>
-          </w:tcPr>
-          <w:p>
-            <w:pPr>
-              <w:spacing w:before="40" w:after="40"/>
-            </w:pPr>
-            <w:r>
-              <w:rPr>
-                <w:sz w:val="20"/>
-              </w:rPr>
-              <w:t xml:space="preserve">Run first, on a fresh panel</w:t>
-            </w:r>
-          </w:p>
-        </w:tc>
-        <w:tc>
-          <w:tcPr>
-            <w:tcW w:w="4680" w:type="dxa"/>
-          </w:tcPr>
-          <w:p>
-            <w:pPr>
-              <w:spacing w:before="40" w:after="40"/>
-            </w:pPr>
-            <w:r>
-              <w:rPr>
-                <w:sz w:val="20"/>
-              </w:rPr>
-              <w:t xml:space="preserve">6 — $2.50 correctly excluded</w:t>
-            </w:r>
-          </w:p>
-        </w:tc>
-      </w:tr>
-      <w:tr>
-        <w:tc>
-          <w:tcPr>
-            <w:tcW w:w="4680" w:type="dxa"/>
-          </w:tcPr>
-          <w:p>
-            <w:pPr>
-              <w:spacing w:before="40" w:after="40"/>
-            </w:pPr>
-            <w:r>
-              <w:rPr>
-                <w:sz w:val="20"/>
-              </w:rPr>
-              <w:t xml:space="preserve">Run again after the two clauses above</w:t>
-            </w:r>
-          </w:p>
-        </w:tc>
-        <w:tc>
-          <w:tcPr>
-            <w:tcW w:w="4680" w:type="dxa"/>
-          </w:tcPr>
-          <w:p>
-            <w:pPr>
-              <w:spacing w:before="40" w:after="40"/>
-            </w:pPr>
-            <w:r>
-              <w:rPr>
-                <w:sz w:val="20"/>
-              </w:rPr>
-              <w:t xml:space="preserve">7 — a $2.50 row appears</w:t>
-            </w:r>
-          </w:p>
-        </w:tc>
-      </w:tr>
-    </w:tbl>
-    <w:p>
-      <w:pPr>
-        <w:spacing w:after="120"/>
-      </w:pPr>
-    </w:p>
-    <w:p>
-      <w:pPr>
-        <w:spacing w:before="0" w:after="120"/>
-        <w:rPr>
-          <w:sz w:val="22"/>
-        </w:rPr>
-      </w:pPr>
-      <w:r>
-        <w:rPr>
-          <w:sz w:val="22"/>
-        </w:rPr>
-        <w:t xml:space="preserve">A </w:t>
-      </w:r>
-      <w:r>
-        <w:rPr>
-          <w:sz w:val="22"/>
-          <w:rFonts w:ascii="Consolas" w:hAnsi="Consolas"/>
-          <w:sz w:val="20"/>
-        </w:rPr>
-        <w:t xml:space="preserve">$2.50</w:t>
-      </w:r>
-      <w:r>
-        <w:rPr>
-          <w:sz w:val="22"/>
-        </w:rPr>
-        <w:t xml:space="preserve"> fee does not satisfy "greater than 2.5". The first answer is the correct one.</w:t>
-      </w:r>
-    </w:p>
-    <w:p>
-      <w:pPr>
-        <w:spacing w:before="280" w:after="120"/>
-        <w:rPr>
-          <w:sz w:val="28"/>
-          <w:b/>
-        </w:rPr>
-      </w:pPr>
-      <w:r>
-        <w:rPr>
-          <w:sz w:val="28"/>
-          <w:b/>
-        </w:rPr>
-        <w:t xml:space="preserve">What was ruled out</w:t>
-      </w:r>
-    </w:p>
-    <w:p>
-      <w:pPr>
-        <w:spacing w:before="0" w:after="80"/>
-        <w:ind w:left="360"/>
-        <w:rPr>
-          <w:sz w:val="22"/>
-        </w:rPr>
-      </w:pPr>
-      <w:r>
-        <w:rPr>
-          <w:sz w:val="22"/>
-        </w:rPr>
-        <w:t xml:space="preserve">• </w:t>
-      </w:r>
-      <w:r>
-        <w:rPr>
-          <w:sz w:val="22"/>
-          <w:b/>
-        </w:rPr>
-        <w:t xml:space="preserve">Not a stale read.</w:t>
-      </w:r>
-      <w:r>
-        <w:rPr>
-          <w:sz w:val="22"/>
-        </w:rPr>
-        <w:t xml:space="preserve"> The extra row survives after the page has fully settled.</w:t>
-      </w:r>
-    </w:p>
-    <w:p>
-      <w:pPr>
-        <w:spacing w:before="0" w:after="80"/>
-        <w:ind w:left="360"/>
-        <w:rPr>
-          <w:sz w:val="22"/>
-        </w:rPr>
-      </w:pPr>
-      <w:r>
-        <w:rPr>
-          <w:sz w:val="22"/>
-        </w:rPr>
-        <w:t xml:space="preserve">• </w:t>
-      </w:r>
-      <w:r>
-        <w:rPr>
-          <w:sz w:val="22"/>
-          <w:b/>
-        </w:rPr>
-        <w:t xml:space="preserve">Not regrouping.</w:t>
-      </w:r>
-      <w:r>
-        <w:rPr>
-          <w:sz w:val="22"/>
-        </w:rPr>
-        <w:t xml:space="preserve"> </w:t>
-      </w:r>
-      <w:r>
-        <w:rPr>
-          <w:sz w:val="22"/>
-          <w:rFonts w:ascii="Consolas" w:hAnsi="Consolas"/>
-          <w:sz w:val="20"/>
-        </w:rPr>
-        <w:t xml:space="preserve">select_fields</w:t>
-      </w:r>
-      <w:r>
-        <w:rPr>
-          <w:sz w:val="22"/>
-        </w:rPr>
-        <w:t xml:space="preserve"> and </w:t>
-      </w:r>
-      <w:r>
-        <w:rPr>
-          <w:sz w:val="22"/>
-          <w:rFonts w:ascii="Consolas" w:hAnsi="Consolas"/>
-          <w:sz w:val="20"/>
-        </w:rPr>
-        <w:t xml:space="preserve">groupby_fields</w:t>
-      </w:r>
-      <w:r>
-        <w:rPr>
-          <w:sz w:val="22"/>
-        </w:rPr>
-        <w:t xml:space="preserve"> were byte-identical across both executes, as was </w:t>
-      </w:r>
-      <w:r>
-        <w:rPr>
-          <w:sz w:val="22"/>
-          <w:rFonts w:ascii="Consolas" w:hAnsi="Consolas"/>
-          <w:sz w:val="20"/>
-        </w:rPr>
-        <w:t xml:space="preserve">having_fields</w:t>
-      </w:r>
-      <w:r>
-        <w:rPr>
-          <w:sz w:val="22"/>
-        </w:rPr>
-        <w:t xml:space="preserve">.</w:t>
-      </w:r>
-    </w:p>
-    <w:p>
-      <w:pPr>
-        <w:spacing w:before="0" w:after="80"/>
-        <w:ind w:left="360"/>
-        <w:rPr>
-          <w:sz w:val="22"/>
-        </w:rPr>
-      </w:pPr>
-      <w:r>
-        <w:rPr>
-          <w:sz w:val="22"/>
-        </w:rPr>
-        <w:t xml:space="preserve">• </w:t>
-      </w:r>
-      <w:r>
-        <w:rPr>
-          <w:sz w:val="22"/>
-          <w:b/>
-        </w:rPr>
-        <w:t xml:space="preserve">Not rounding.</w:t>
-      </w:r>
-      <w:r>
-        <w:rPr>
-          <w:sz w:val="22"/>
-        </w:rPr>
-        <w:t xml:space="preserve"> </w:t>
-      </w:r>
-      <w:r>
-        <w:rPr>
-          <w:sz w:val="22"/>
-          <w:rFonts w:ascii="Consolas" w:hAnsi="Consolas"/>
-          <w:sz w:val="20"/>
-        </w:rPr>
-        <w:t xml:space="preserve">displayed_fee_amount</w:t>
-      </w:r>
-      <w:r>
-        <w:rPr>
-          <w:sz w:val="22"/>
-        </w:rPr>
-        <w:t xml:space="preserve"> is a group key rather than an aggregate, so the </w:t>
-      </w:r>
-      <w:r>
-        <w:rPr>
-          <w:sz w:val="22"/>
-          <w:rFonts w:ascii="Consolas" w:hAnsi="Consolas"/>
-          <w:sz w:val="20"/>
-        </w:rPr>
-        <w:t xml:space="preserve">$2.50</w:t>
-      </w:r>
-      <w:r>
-        <w:rPr>
-          <w:sz w:val="22"/>
-        </w:rPr>
-        <w:t xml:space="preserve"> is the literal fee and cannot be a rounded total.</w:t>
-      </w:r>
-    </w:p>
-    <w:p>
-      <w:pPr>
-        <w:spacing w:before="280" w:after="120"/>
-        <w:rPr>
-          <w:sz w:val="28"/>
-          <w:b/>
-        </w:rPr>
-      </w:pPr>
-      <w:r>
-        <w:rPr>
-          <w:sz w:val="28"/>
-          <w:b/>
-        </w:rPr>
-        <w:t xml:space="preserve">Impact</w:t>
-      </w:r>
-    </w:p>
-    <w:p>
-      <w:pPr>
-        <w:spacing w:before="0" w:after="120"/>
-        <w:rPr>
-          <w:sz w:val="22"/>
-        </w:rPr>
-      </w:pPr>
-      <w:r>
-        <w:rPr>
-          <w:sz w:val="22"/>
-        </w:rPr>
-        <w:t xml:space="preserve">A merchant can be shown rows that contradict the filter on their screen, with nothing to indicate it. Because the result depends on history rather than on the query, the same filter can look correct one moment and wrong the next.</w:t>
-      </w:r>
-    </w:p>
-    <w:p>
-      <w:pPr>
-        <w:spacing w:before="0" w:after="120"/>
-        <w:rPr>
-          <w:sz w:val="22"/>
-        </w:rPr>
-      </w:pPr>
-      <w:r>
-        <w:rPr>
-          <w:sz w:val="22"/>
-          <w:b/>
-        </w:rPr>
-        <w:t xml:space="preserve">Workaround:</w:t>
-      </w:r>
-      <w:r>
-        <w:rPr>
-          <w:sz w:val="22"/>
-        </w:rPr>
-        <w:t xml:space="preserve"> reload the page before running a clause you intend to rely on.</w:t>
-      </w:r>
-    </w:p>
-    <w:p>
-      <w:pPr>
-        <w:spacing w:before="280" w:after="120"/>
-        <w:rPr>
-          <w:sz w:val="28"/>
-          <w:b/>
-        </w:rPr>
-      </w:pPr>
-      <w:r>
-        <w:rPr>
-          <w:sz w:val="28"/>
-          <w:b/>
-        </w:rPr>
-        <w:t xml:space="preserve">Notes for the developer</w:t>
-      </w:r>
-    </w:p>
-    <w:p>
-      <w:pPr>
-        <w:spacing w:before="0" w:after="120"/>
-        <w:rPr>
-          <w:sz w:val="22"/>
-        </w:rPr>
-      </w:pPr>
-      <w:r>
-        <w:rPr>
-          <w:sz w:val="22"/>
-        </w:rPr>
-        <w:t xml:space="preserve">The request is identical in both cases, so the divergence is on the answering side rather than in what the page sends.</w:t>
-      </w:r>
-    </w:p>
-    <w:p>
-      <w:pPr>
-        <w:spacing w:before="0" w:after="120"/>
-        <w:rPr>
-          <w:sz w:val="22"/>
-        </w:rPr>
-      </w:pPr>
-      <w:r>
-        <w:rPr>
-          <w:sz w:val="22"/>
-        </w:rPr>
-        <w:t xml:space="preserve">This also limits test coverage: the automated case walks six filter combinations, and because it fails at the third, the remaining three are never exercised on BillPay until this is fixed.</w:t>
-      </w:r>
-    </w:p>
-    <w:p>
-      <w:pPr>
-        <w:spacing w:before="0" w:after="200"/>
-        <w:rPr>
-          <w:sz w:val="36"/>
-          <w:b/>
-        </w:rPr>
-      </w:pPr>
-      <w:r>
-        <w:rPr>
-          <w:sz w:val="36"/>
-          <w:b/>
-        </w:rPr>
-        <w:t xml:space="preserve">8. PS-PQ-16 — the Prepare Query panel does not drive the table</w:t>
+        <w:t xml:space="preserve">5. PS-PQ-16 — the Prepare Query panel does not drive the table</w:t>
       </w:r>
     </w:p>
     <w:p>
@@ -6950,1941 +4851,6 @@
         <w:t xml:space="preserve">• An earlier note recorded this case as blocked because MerchantE returned an error. That is no longer true and should not be relied on: the request succeeds.</w:t>
       </w:r>
     </w:p>
-    <w:p>
-      <w:pPr>
-        <w:spacing w:before="0" w:after="200"/>
-        <w:rPr>
-          <w:sz w:val="36"/>
-          <w:b/>
-        </w:rPr>
-      </w:pPr>
-      <w:r>
-        <w:rPr>
-          <w:sz w:val="36"/>
-          <w:b/>
-        </w:rPr>
-        <w:t xml:space="preserve">9. PS-GR-06 — the statistics graph and the query table disagree</w:t>
-      </w:r>
-    </w:p>
-    <w:p>
-      <w:pPr>
-        <w:spacing w:before="0" w:after="120"/>
-        <w:rPr>
-          <w:sz w:val="22"/>
-        </w:rPr>
-      </w:pPr>
-      <w:r>
-        <w:rPr>
-          <w:sz w:val="22"/>
-          <w:b/>
-        </w:rPr>
-        <w:t xml:space="preserve">Priority:</w:t>
-      </w:r>
-      <w:r>
-        <w:rPr>
-          <w:sz w:val="22"/>
-        </w:rPr>
-        <w:t xml:space="preserve"> High · </w:t>
-      </w:r>
-      <w:r>
-        <w:rPr>
-          <w:sz w:val="22"/>
-          <w:b/>
-        </w:rPr>
-        <w:t xml:space="preserve">Gateway:</w:t>
-      </w:r>
-      <w:r>
-        <w:rPr>
-          <w:sz w:val="22"/>
-        </w:rPr>
-        <w:t xml:space="preserve"> BillPay · </w:t>
-      </w:r>
-      <w:r>
-        <w:rPr>
-          <w:sz w:val="22"/>
-          <w:b/>
-        </w:rPr>
-        <w:t xml:space="preserve">Observed:</w:t>
-      </w:r>
-      <w:r>
-        <w:rPr>
-          <w:sz w:val="22"/>
-        </w:rPr>
-        <w:t xml:space="preserve"> 21 September 2026</w:t>
-      </w:r>
-    </w:p>
-    <w:p>
-      <w:pPr>
-        <w:spacing w:before="280" w:after="120"/>
-        <w:rPr>
-          <w:sz w:val="28"/>
-          <w:b/>
-        </w:rPr>
-      </w:pPr>
-      <w:r>
-        <w:rPr>
-          <w:sz w:val="28"/>
-          <w:b/>
-        </w:rPr>
-        <w:t xml:space="preserve">Summary</w:t>
-      </w:r>
-    </w:p>
-    <w:p>
-      <w:pPr>
-        <w:spacing w:before="0" w:after="120"/>
-        <w:rPr>
-          <w:sz w:val="22"/>
-        </w:rPr>
-      </w:pPr>
-      <w:r>
-        <w:rPr>
-          <w:sz w:val="22"/>
-        </w:rPr>
-        <w:t xml:space="preserve">The Payment Statistics graph and the Prepare Query table describe the same payments over the same date range, and they do not agree on how many there are.</w:t>
-      </w:r>
-    </w:p>
-    <w:p>
-      <w:pPr>
-        <w:spacing w:before="280" w:after="120"/>
-        <w:rPr>
-          <w:sz w:val="28"/>
-          <w:b/>
-        </w:rPr>
-      </w:pPr>
-      <w:r>
-        <w:rPr>
-          <w:sz w:val="28"/>
-          <w:b/>
-        </w:rPr>
-        <w:t xml:space="preserve">Steps to reproduce</w:t>
-      </w:r>
-    </w:p>
-    <w:p>
-      <w:pPr>
-        <w:spacing w:before="0" w:after="120"/>
-        <w:rPr>
-          <w:sz w:val="22"/>
-        </w:rPr>
-      </w:pPr>
-      <w:r>
-        <w:rPr>
-          <w:sz w:val="22"/>
-        </w:rPr>
-        <w:t xml:space="preserve">1. Open </w:t>
-      </w:r>
-      <w:r>
-        <w:rPr>
-          <w:sz w:val="22"/>
-          <w:b/>
-        </w:rPr>
-        <w:t xml:space="preserve">Payment Stats</w:t>
-      </w:r>
-      <w:r>
-        <w:rPr>
-          <w:sz w:val="22"/>
-        </w:rPr>
-        <w:t xml:space="preserve"> as BillPay, set a 90-day range and press </w:t>
-      </w:r>
-      <w:r>
-        <w:rPr>
-          <w:sz w:val="22"/>
-          <w:b/>
-        </w:rPr>
-        <w:t xml:space="preserve">Submit</w:t>
-      </w:r>
-      <w:r>
-        <w:rPr>
-          <w:sz w:val="22"/>
-        </w:rPr>
-        <w:t xml:space="preserve">. 2. Read the ACH and Card percentages from the </w:t>
-      </w:r>
-      <w:r>
-        <w:rPr>
-          <w:sz w:val="22"/>
-          <w:b/>
-        </w:rPr>
-        <w:t xml:space="preserve">Payment Statistics</w:t>
-      </w:r>
-      <w:r>
-        <w:rPr>
-          <w:sz w:val="22"/>
-        </w:rPr>
-        <w:t xml:space="preserve"> graph. 3. Expand </w:t>
-      </w:r>
-      <w:r>
-        <w:rPr>
-          <w:sz w:val="22"/>
-          <w:b/>
-        </w:rPr>
-        <w:t xml:space="preserve">Prepare Query</w:t>
-      </w:r>
-      <w:r>
-        <w:rPr>
-          <w:sz w:val="22"/>
-        </w:rPr>
-        <w:t xml:space="preserve"> and press </w:t>
-      </w:r>
-      <w:r>
-        <w:rPr>
-          <w:sz w:val="22"/>
-          <w:b/>
-        </w:rPr>
-        <w:t xml:space="preserve">Execute</w:t>
-      </w:r>
-      <w:r>
-        <w:rPr>
-          <w:sz w:val="22"/>
-        </w:rPr>
-        <w:t xml:space="preserve"> with the default grouping. 4. Add up the </w:t>
-      </w:r>
-      <w:r>
-        <w:rPr>
-          <w:sz w:val="22"/>
-          <w:b/>
-        </w:rPr>
-        <w:t xml:space="preserve">Count</w:t>
-      </w:r>
-      <w:r>
-        <w:rPr>
-          <w:sz w:val="22"/>
-        </w:rPr>
-        <w:t xml:space="preserve"> column across the ACH rows, and separately across the card rows. The grid paints only the rows that fit the viewport, so scroll to reach them all. 5. Compare the two splits.</w:t>
-      </w:r>
-    </w:p>
-    <w:p>
-      <w:pPr>
-        <w:spacing w:before="280" w:after="120"/>
-        <w:rPr>
-          <w:sz w:val="28"/>
-          <w:b/>
-        </w:rPr>
-      </w:pPr>
-      <w:r>
-        <w:rPr>
-          <w:sz w:val="28"/>
-          <w:b/>
-        </w:rPr>
-        <w:t xml:space="preserve">Expected result</w:t>
-      </w:r>
-    </w:p>
-    <w:p>
-      <w:pPr>
-        <w:spacing w:before="0" w:after="120"/>
-        <w:rPr>
-          <w:sz w:val="22"/>
-        </w:rPr>
-      </w:pPr>
-      <w:r>
-        <w:rPr>
-          <w:sz w:val="22"/>
-        </w:rPr>
-        <w:t xml:space="preserve">Both views describe the same payments, so both report the same split.</w:t>
-      </w:r>
-    </w:p>
-    <w:p>
-      <w:pPr>
-        <w:spacing w:before="280" w:after="120"/>
-        <w:rPr>
-          <w:sz w:val="28"/>
-          <w:b/>
-        </w:rPr>
-      </w:pPr>
-      <w:r>
-        <w:rPr>
-          <w:sz w:val="28"/>
-          <w:b/>
-        </w:rPr>
-        <w:t xml:space="preserve">Actual result</w:t>
-      </w:r>
-    </w:p>
-    <w:tbl>
-      <w:tblPr>
-        <w:tblW w:w="9360" w:type="dxa"/>
-        <w:tblBorders>
-          <w:top w:val="single" w:sz="4" w:space="0" w:color="BFBFBF"/>
-          <w:left w:val="single" w:sz="4" w:space="0" w:color="BFBFBF"/>
-          <w:bottom w:val="single" w:sz="4" w:space="0" w:color="BFBFBF"/>
-          <w:right w:val="single" w:sz="4" w:space="0" w:color="BFBFBF"/>
-          <w:insideH w:val="single" w:sz="4" w:space="0" w:color="BFBFBF"/>
-          <w:insideV w:val="single" w:sz="4" w:space="0" w:color="BFBFBF"/>
-        </w:tblBorders>
-      </w:tblPr>
-      <w:tr>
-        <w:tc>
-          <w:tcPr>
-            <w:tcW w:w="2340" w:type="dxa"/>
-            <w:shd w:val="clear" w:fill="F2F2F2"/>
-          </w:tcPr>
-          <w:p>
-            <w:pPr>
-              <w:spacing w:before="40" w:after="40"/>
-            </w:pPr>
-            <w:r>
-              <w:rPr>
-                <w:sz w:val="20"/>
-                <w:b/>
-              </w:rPr>
-              <w:t xml:space="preserve"/>
-            </w:r>
-          </w:p>
-        </w:tc>
-        <w:tc>
-          <w:tcPr>
-            <w:tcW w:w="2340" w:type="dxa"/>
-            <w:shd w:val="clear" w:fill="F2F2F2"/>
-          </w:tcPr>
-          <w:p>
-            <w:pPr>
-              <w:spacing w:before="40" w:after="40"/>
-            </w:pPr>
-            <w:r>
-              <w:rPr>
-                <w:sz w:val="20"/>
-                <w:b/>
-              </w:rPr>
-              <w:t xml:space="preserve">ACH</w:t>
-            </w:r>
-          </w:p>
-        </w:tc>
-        <w:tc>
-          <w:tcPr>
-            <w:tcW w:w="2340" w:type="dxa"/>
-            <w:shd w:val="clear" w:fill="F2F2F2"/>
-          </w:tcPr>
-          <w:p>
-            <w:pPr>
-              <w:spacing w:before="40" w:after="40"/>
-            </w:pPr>
-            <w:r>
-              <w:rPr>
-                <w:sz w:val="20"/>
-                <w:b/>
-              </w:rPr>
-              <w:t xml:space="preserve">Card</w:t>
-            </w:r>
-          </w:p>
-        </w:tc>
-        <w:tc>
-          <w:tcPr>
-            <w:tcW w:w="2340" w:type="dxa"/>
-            <w:shd w:val="clear" w:fill="F2F2F2"/>
-          </w:tcPr>
-          <w:p>
-            <w:pPr>
-              <w:spacing w:before="40" w:after="40"/>
-            </w:pPr>
-            <w:r>
-              <w:rPr>
-                <w:sz w:val="20"/>
-                <w:b/>
-              </w:rPr>
-              <w:t xml:space="preserve">ACH share</w:t>
-            </w:r>
-          </w:p>
-        </w:tc>
-      </w:tr>
-      <w:tr>
-        <w:tc>
-          <w:tcPr>
-            <w:tcW w:w="2340" w:type="dxa"/>
-          </w:tcPr>
-          <w:p>
-            <w:pPr>
-              <w:spacing w:before="40" w:after="40"/>
-            </w:pPr>
-            <w:r>
-              <w:rPr>
-                <w:sz w:val="20"/>
-              </w:rPr>
-              <w:t xml:space="preserve">Query table</w:t>
-            </w:r>
-          </w:p>
-        </w:tc>
-        <w:tc>
-          <w:tcPr>
-            <w:tcW w:w="2340" w:type="dxa"/>
-          </w:tcPr>
-          <w:p>
-            <w:pPr>
-              <w:spacing w:before="40" w:after="40"/>
-            </w:pPr>
-            <w:r>
-              <w:rPr>
-                <w:sz w:val="20"/>
-              </w:rPr>
-              <w:t xml:space="preserve">95</w:t>
-            </w:r>
-          </w:p>
-        </w:tc>
-        <w:tc>
-          <w:tcPr>
-            <w:tcW w:w="2340" w:type="dxa"/>
-          </w:tcPr>
-          <w:p>
-            <w:pPr>
-              <w:spacing w:before="40" w:after="40"/>
-            </w:pPr>
-            <w:r>
-              <w:rPr>
-                <w:sz w:val="20"/>
-              </w:rPr>
-              <w:t xml:space="preserve">121</w:t>
-            </w:r>
-          </w:p>
-        </w:tc>
-        <w:tc>
-          <w:tcPr>
-            <w:tcW w:w="2340" w:type="dxa"/>
-          </w:tcPr>
-          <w:p>
-            <w:pPr>
-              <w:spacing w:before="40" w:after="40"/>
-            </w:pPr>
-            <w:r>
-              <w:rPr>
-                <w:sz w:val="20"/>
-              </w:rPr>
-              <w:t xml:space="preserve">43.98%</w:t>
-            </w:r>
-          </w:p>
-        </w:tc>
-      </w:tr>
-      <w:tr>
-        <w:tc>
-          <w:tcPr>
-            <w:tcW w:w="2340" w:type="dxa"/>
-          </w:tcPr>
-          <w:p>
-            <w:pPr>
-              <w:spacing w:before="40" w:after="40"/>
-            </w:pPr>
-            <w:r>
-              <w:rPr>
-                <w:sz w:val="20"/>
-              </w:rPr>
-              <w:t xml:space="preserve">Graph</w:t>
-            </w:r>
-          </w:p>
-        </w:tc>
-        <w:tc>
-          <w:tcPr>
-            <w:tcW w:w="2340" w:type="dxa"/>
-          </w:tcPr>
-          <w:p>
-            <w:pPr>
-              <w:spacing w:before="40" w:after="40"/>
-            </w:pPr>
-            <w:r>
-              <w:rPr>
-                <w:sz w:val="20"/>
-              </w:rPr>
-              <w:t xml:space="preserve">—</w:t>
-            </w:r>
-          </w:p>
-        </w:tc>
-        <w:tc>
-          <w:tcPr>
-            <w:tcW w:w="2340" w:type="dxa"/>
-          </w:tcPr>
-          <w:p>
-            <w:pPr>
-              <w:spacing w:before="40" w:after="40"/>
-            </w:pPr>
-            <w:r>
-              <w:rPr>
-                <w:sz w:val="20"/>
-              </w:rPr>
-              <w:t xml:space="preserve">—</w:t>
-            </w:r>
-          </w:p>
-        </w:tc>
-        <w:tc>
-          <w:tcPr>
-            <w:tcW w:w="2340" w:type="dxa"/>
-          </w:tcPr>
-          <w:p>
-            <w:pPr>
-              <w:spacing w:before="40" w:after="40"/>
-            </w:pPr>
-            <w:r>
-              <w:rPr>
-                <w:sz w:val="20"/>
-              </w:rPr>
-              <w:t xml:space="preserve">44.81%</w:t>
-            </w:r>
-          </w:p>
-        </w:tc>
-      </w:tr>
-    </w:tbl>
-    <w:p>
-      <w:pPr>
-        <w:spacing w:after="120"/>
-      </w:pPr>
-    </w:p>
-    <w:p>
-      <w:pPr>
-        <w:spacing w:before="0" w:after="120"/>
-        <w:rPr>
-          <w:sz w:val="22"/>
-        </w:rPr>
-      </w:pPr>
-      <w:r>
-        <w:rPr>
-          <w:sz w:val="22"/>
-        </w:rPr>
-        <w:t xml:space="preserve">Working back from 44.81%, the graph is counting 95 ACH and </w:t>
-      </w:r>
-      <w:r>
-        <w:rPr>
-          <w:sz w:val="22"/>
-          <w:b/>
-        </w:rPr>
-        <w:t xml:space="preserve">117</w:t>
-      </w:r>
-      <w:r>
-        <w:rPr>
-          <w:sz w:val="22"/>
-        </w:rPr>
-        <w:t xml:space="preserve"> card payments — four fewer card payments than the query finds over the identical range.</w:t>
-      </w:r>
-    </w:p>
-    <w:p>
-      <w:pPr>
-        <w:spacing w:before="280" w:after="120"/>
-        <w:rPr>
-          <w:sz w:val="28"/>
-          <w:b/>
-        </w:rPr>
-      </w:pPr>
-      <w:r>
-        <w:rPr>
-          <w:sz w:val="28"/>
-          <w:b/>
-        </w:rPr>
-        <w:t xml:space="preserve">Why it is the graph, not the query</w:t>
-      </w:r>
-    </w:p>
-    <w:p>
-      <w:pPr>
-        <w:spacing w:before="0" w:after="120"/>
-        <w:rPr>
-          <w:sz w:val="22"/>
-        </w:rPr>
-      </w:pPr>
-      <w:r>
-        <w:rPr>
-          <w:sz w:val="22"/>
-        </w:rPr>
-        <w:t xml:space="preserve">The query side is self-consistent. The default grouping, grouping by Funding Method alone, and a two-field grouping all return the same 95 and 121. A Having clause narrows the table from 7 rows to 6 and leaves the graph untouched, as it should.</w:t>
-      </w:r>
-    </w:p>
-    <w:p>
-      <w:pPr>
-        <w:spacing w:before="0" w:after="120"/>
-        <w:rPr>
-          <w:sz w:val="22"/>
-        </w:rPr>
-      </w:pPr>
-      <w:r>
-        <w:rPr>
-          <w:sz w:val="22"/>
-        </w:rPr>
-        <w:t xml:space="preserve">So the disagreement is between the two views, not within the query.</w:t>
-      </w:r>
-    </w:p>
-    <w:p>
-      <w:pPr>
-        <w:spacing w:before="280" w:after="120"/>
-        <w:rPr>
-          <w:sz w:val="28"/>
-          <w:b/>
-        </w:rPr>
-      </w:pPr>
-      <w:r>
-        <w:rPr>
-          <w:sz w:val="28"/>
-          <w:b/>
-        </w:rPr>
-        <w:t xml:space="preserve">Impact</w:t>
-      </w:r>
-    </w:p>
-    <w:p>
-      <w:pPr>
-        <w:spacing w:before="0" w:after="120"/>
-        <w:rPr>
-          <w:sz w:val="22"/>
-        </w:rPr>
-      </w:pPr>
-      <w:r>
-        <w:rPr>
-          <w:sz w:val="22"/>
-        </w:rPr>
-        <w:t xml:space="preserve">Two numbers for the same thing on the same screen. A merchant reading the graph and a merchant reading the table reach different conclusions, and nothing says which to trust.</w:t>
-      </w:r>
-    </w:p>
-    <w:p>
-      <w:pPr>
-        <w:spacing w:before="0" w:after="200"/>
-        <w:rPr>
-          <w:sz w:val="36"/>
-          <w:b/>
-        </w:rPr>
-      </w:pPr>
-      <w:r>
-        <w:rPr>
-          <w:sz w:val="36"/>
-          <w:b/>
-        </w:rPr>
-        <w:t xml:space="preserve">10. PS-NEG-01 — a failed request leaves the page silent</w:t>
-      </w:r>
-    </w:p>
-    <w:p>
-      <w:pPr>
-        <w:spacing w:before="0" w:after="120"/>
-        <w:rPr>
-          <w:sz w:val="22"/>
-        </w:rPr>
-      </w:pPr>
-      <w:r>
-        <w:rPr>
-          <w:sz w:val="22"/>
-          <w:b/>
-        </w:rPr>
-        <w:t xml:space="preserve">Priority:</w:t>
-      </w:r>
-      <w:r>
-        <w:rPr>
-          <w:sz w:val="22"/>
-        </w:rPr>
-        <w:t xml:space="preserve"> Critical · </w:t>
-      </w:r>
-      <w:r>
-        <w:rPr>
-          <w:sz w:val="22"/>
-          <w:b/>
-        </w:rPr>
-        <w:t xml:space="preserve">Gateways:</w:t>
-      </w:r>
-      <w:r>
-        <w:rPr>
-          <w:sz w:val="22"/>
-        </w:rPr>
-        <w:t xml:space="preserve"> all · </w:t>
-      </w:r>
-      <w:r>
-        <w:rPr>
-          <w:sz w:val="22"/>
-          <w:b/>
-        </w:rPr>
-        <w:t xml:space="preserve">Observed:</w:t>
-      </w:r>
-      <w:r>
-        <w:rPr>
-          <w:sz w:val="22"/>
-        </w:rPr>
-        <w:t xml:space="preserve"> 21 September 2026</w:t>
-      </w:r>
-    </w:p>
-    <w:p>
-      <w:pPr>
-        <w:spacing w:before="280" w:after="120"/>
-        <w:rPr>
-          <w:sz w:val="28"/>
-          <w:b/>
-        </w:rPr>
-      </w:pPr>
-      <w:r>
-        <w:rPr>
-          <w:sz w:val="28"/>
-          <w:b/>
-        </w:rPr>
-        <w:t xml:space="preserve">Summary</w:t>
-      </w:r>
-    </w:p>
-    <w:p>
-      <w:pPr>
-        <w:spacing w:before="0" w:after="120"/>
-        <w:rPr>
-          <w:sz w:val="22"/>
-        </w:rPr>
-      </w:pPr>
-      <w:r>
-        <w:rPr>
-          <w:sz w:val="22"/>
-        </w:rPr>
-        <w:t xml:space="preserve">When the stats request fails, the page says nothing at all. No toast, no banner, no inline message. A broken request looks exactly like a date range that had no payments.</w:t>
-      </w:r>
-    </w:p>
-    <w:p>
-      <w:pPr>
-        <w:spacing w:before="280" w:after="120"/>
-        <w:rPr>
-          <w:sz w:val="28"/>
-          <w:b/>
-        </w:rPr>
-      </w:pPr>
-      <w:r>
-        <w:rPr>
-          <w:sz w:val="28"/>
-          <w:b/>
-        </w:rPr>
-        <w:t xml:space="preserve">Steps to reproduce</w:t>
-      </w:r>
-    </w:p>
-    <w:p>
-      <w:pPr>
-        <w:spacing w:before="0" w:after="120"/>
-        <w:rPr>
-          <w:sz w:val="22"/>
-        </w:rPr>
-      </w:pPr>
-      <w:r>
-        <w:rPr>
-          <w:sz w:val="22"/>
-        </w:rPr>
-        <w:t xml:space="preserve">1. Open DevTools and add a request-block rule for </w:t>
-      </w:r>
-      <w:r>
-        <w:rPr>
-          <w:sz w:val="22"/>
-          <w:rFonts w:ascii="Consolas" w:hAnsi="Consolas"/>
-          <w:sz w:val="20"/>
-        </w:rPr>
-        <w:t xml:space="preserve">payment_stats_us</w:t>
-      </w:r>
-      <w:r>
-        <w:rPr>
-          <w:sz w:val="22"/>
-        </w:rPr>
-        <w:t xml:space="preserve">. 2. Navigate to </w:t>
-      </w:r>
-      <w:r>
-        <w:rPr>
-          <w:sz w:val="22"/>
-          <w:b/>
-        </w:rPr>
-        <w:t xml:space="preserve">Payment Stats</w:t>
-      </w:r>
-      <w:r>
-        <w:rPr>
-          <w:sz w:val="22"/>
-        </w:rPr>
-        <w:t xml:space="preserve"> through the sidebar. 3. Watch the page while the request fails.</w:t>
-      </w:r>
-    </w:p>
-    <w:p>
-      <w:pPr>
-        <w:spacing w:before="280" w:after="120"/>
-        <w:rPr>
-          <w:sz w:val="28"/>
-          <w:b/>
-        </w:rPr>
-      </w:pPr>
-      <w:r>
-        <w:rPr>
-          <w:sz w:val="28"/>
-          <w:b/>
-        </w:rPr>
-        <w:t xml:space="preserve">Expected result</w:t>
-      </w:r>
-    </w:p>
-    <w:p>
-      <w:pPr>
-        <w:spacing w:before="0" w:after="120"/>
-        <w:rPr>
-          <w:sz w:val="22"/>
-        </w:rPr>
-      </w:pPr>
-      <w:r>
-        <w:rPr>
-          <w:sz w:val="22"/>
-        </w:rPr>
-        <w:t xml:space="preserve">Something tells the merchant the data could not be loaded.</w:t>
-      </w:r>
-    </w:p>
-    <w:p>
-      <w:pPr>
-        <w:spacing w:before="280" w:after="120"/>
-        <w:rPr>
-          <w:sz w:val="28"/>
-          <w:b/>
-        </w:rPr>
-      </w:pPr>
-      <w:r>
-        <w:rPr>
-          <w:sz w:val="28"/>
-          <w:b/>
-        </w:rPr>
-        <w:t xml:space="preserve">Actual result</w:t>
-      </w:r>
-    </w:p>
-    <w:p>
-      <w:pPr>
-        <w:spacing w:before="0" w:after="120"/>
-        <w:rPr>
-          <w:sz w:val="22"/>
-        </w:rPr>
-      </w:pPr>
-      <w:r>
-        <w:rPr>
-          <w:sz w:val="22"/>
-        </w:rPr>
-        <w:t xml:space="preserve">The table renders its five column headings with no rows. The refresh icon is not spinning. There is no message of any kind anywhere on the page.</w:t>
-      </w:r>
-    </w:p>
-    <w:p>
-      <w:pPr>
-        <w:spacing w:before="0" w:after="120"/>
-        <w:rPr>
-          <w:sz w:val="22"/>
-        </w:rPr>
-      </w:pPr>
-      <w:r>
-        <w:rPr>
-          <w:sz w:val="22"/>
-        </w:rPr>
-        <w:t xml:space="preserve">The merchant cannot tell a failure from an empty range, and has no reason to retry.</w:t>
-      </w:r>
-    </w:p>
-    <w:p>
-      <w:pPr>
-        <w:spacing w:before="280" w:after="120"/>
-        <w:rPr>
-          <w:sz w:val="28"/>
-          <w:b/>
-        </w:rPr>
-      </w:pPr>
-      <w:r>
-        <w:rPr>
-          <w:sz w:val="28"/>
-          <w:b/>
-        </w:rPr>
-        <w:t xml:space="preserve">Impact</w:t>
-      </w:r>
-    </w:p>
-    <w:p>
-      <w:pPr>
-        <w:spacing w:before="0" w:after="120"/>
-        <w:rPr>
-          <w:sz w:val="22"/>
-        </w:rPr>
-      </w:pPr>
-      <w:r>
-        <w:rPr>
-          <w:sz w:val="22"/>
-        </w:rPr>
-        <w:t xml:space="preserve">This is what makes several other defects invisible. PS-NEG-11, where a refresh empties the table, is only silent because of this one.</w:t>
-      </w:r>
-    </w:p>
-    <w:p>
-      <w:pPr>
-        <w:spacing w:before="0" w:after="200"/>
-        <w:rPr>
-          <w:sz w:val="36"/>
-          <w:b/>
-        </w:rPr>
-      </w:pPr>
-      <w:r>
-        <w:rPr>
-          <w:sz w:val="36"/>
-          <w:b/>
-        </w:rPr>
-        <w:t xml:space="preserve">11. PS-NEG-02 — the failure handler hides the real error</w:t>
-      </w:r>
-    </w:p>
-    <w:p>
-      <w:pPr>
-        <w:spacing w:before="0" w:after="120"/>
-        <w:rPr>
-          <w:sz w:val="22"/>
-        </w:rPr>
-      </w:pPr>
-      <w:r>
-        <w:rPr>
-          <w:sz w:val="22"/>
-          <w:b/>
-        </w:rPr>
-        <w:t xml:space="preserve">Priority:</w:t>
-      </w:r>
-      <w:r>
-        <w:rPr>
-          <w:sz w:val="22"/>
-        </w:rPr>
-        <w:t xml:space="preserve"> Medium · </w:t>
-      </w:r>
-      <w:r>
-        <w:rPr>
-          <w:sz w:val="22"/>
-          <w:b/>
-        </w:rPr>
-        <w:t xml:space="preserve">Gateways:</w:t>
-      </w:r>
-      <w:r>
-        <w:rPr>
-          <w:sz w:val="22"/>
-        </w:rPr>
-        <w:t xml:space="preserve"> all · </w:t>
-      </w:r>
-      <w:r>
-        <w:rPr>
-          <w:sz w:val="22"/>
-          <w:b/>
-        </w:rPr>
-        <w:t xml:space="preserve">Observed:</w:t>
-      </w:r>
-      <w:r>
-        <w:rPr>
-          <w:sz w:val="22"/>
-        </w:rPr>
-        <w:t xml:space="preserve"> 21 September 2026</w:t>
-      </w:r>
-    </w:p>
-    <w:p>
-      <w:pPr>
-        <w:spacing w:before="280" w:after="120"/>
-        <w:rPr>
-          <w:sz w:val="28"/>
-          <w:b/>
-        </w:rPr>
-      </w:pPr>
-      <w:r>
-        <w:rPr>
-          <w:sz w:val="28"/>
-          <w:b/>
-        </w:rPr>
-        <w:t xml:space="preserve">Summary</w:t>
-      </w:r>
-    </w:p>
-    <w:p>
-      <w:pPr>
-        <w:spacing w:before="0" w:after="120"/>
-        <w:rPr>
-          <w:sz w:val="22"/>
-        </w:rPr>
-      </w:pPr>
-      <w:r>
-        <w:rPr>
-          <w:sz w:val="22"/>
-        </w:rPr>
-        <w:t xml:space="preserve">When a stats request fails, the page's own failure handler throws a </w:t>
-      </w:r>
-      <w:r>
-        <w:rPr>
-          <w:sz w:val="22"/>
-          <w:rFonts w:ascii="Consolas" w:hAnsi="Consolas"/>
-          <w:sz w:val="20"/>
-        </w:rPr>
-        <w:t xml:space="preserve">ReferenceError</w:t>
-      </w:r>
-      <w:r>
-        <w:rPr>
-          <w:sz w:val="22"/>
-        </w:rPr>
-        <w:t xml:space="preserve"> before it can report the API error. The real cause never reaches the console, so support has nothing to diagnose.</w:t>
-      </w:r>
-    </w:p>
-    <w:p>
-      <w:pPr>
-        <w:spacing w:before="280" w:after="120"/>
-        <w:rPr>
-          <w:sz w:val="28"/>
-          <w:b/>
-        </w:rPr>
-      </w:pPr>
-      <w:r>
-        <w:rPr>
-          <w:sz w:val="28"/>
-          <w:b/>
-        </w:rPr>
-        <w:t xml:space="preserve">Steps to reproduce</w:t>
-      </w:r>
-    </w:p>
-    <w:p>
-      <w:pPr>
-        <w:spacing w:before="0" w:after="120"/>
-        <w:rPr>
-          <w:sz w:val="22"/>
-        </w:rPr>
-      </w:pPr>
-      <w:r>
-        <w:rPr>
-          <w:sz w:val="22"/>
-        </w:rPr>
-        <w:t xml:space="preserve">1. Open DevTools, Console tab, and clear it. 2. Open </w:t>
-      </w:r>
-      <w:r>
-        <w:rPr>
-          <w:sz w:val="22"/>
-          <w:b/>
-        </w:rPr>
-        <w:t xml:space="preserve">Payment Stats</w:t>
-      </w:r>
-      <w:r>
-        <w:rPr>
-          <w:sz w:val="22"/>
-        </w:rPr>
-        <w:t xml:space="preserve"> normally and confirm the console is clean. This is the control. 3. Make the stats call fail — block </w:t>
-      </w:r>
-      <w:r>
-        <w:rPr>
-          <w:sz w:val="22"/>
-          <w:rFonts w:ascii="Consolas" w:hAnsi="Consolas"/>
-          <w:sz w:val="20"/>
-        </w:rPr>
-        <w:t xml:space="preserve">payment_stats_us</w:t>
-      </w:r>
-      <w:r>
-        <w:rPr>
-          <w:sz w:val="22"/>
-        </w:rPr>
-        <w:t xml:space="preserve">, or return a 500. 4. Reload Payment Stats and read the console.</w:t>
-      </w:r>
-    </w:p>
-    <w:p>
-      <w:pPr>
-        <w:spacing w:before="280" w:after="120"/>
-        <w:rPr>
-          <w:sz w:val="28"/>
-          <w:b/>
-        </w:rPr>
-      </w:pPr>
-      <w:r>
-        <w:rPr>
-          <w:sz w:val="28"/>
-          <w:b/>
-        </w:rPr>
-        <w:t xml:space="preserve">Expected result</w:t>
-      </w:r>
-    </w:p>
-    <w:p>
-      <w:pPr>
-        <w:spacing w:before="0" w:after="120"/>
-        <w:rPr>
-          <w:sz w:val="22"/>
-        </w:rPr>
-      </w:pPr>
-      <w:r>
-        <w:rPr>
-          <w:sz w:val="22"/>
-        </w:rPr>
-        <w:t xml:space="preserve">The genuine API error reaches the console.</w:t>
-      </w:r>
-    </w:p>
-    <w:p>
-      <w:pPr>
-        <w:spacing w:before="280" w:after="120"/>
-        <w:rPr>
-          <w:sz w:val="28"/>
-          <w:b/>
-        </w:rPr>
-      </w:pPr>
-      <w:r>
-        <w:rPr>
-          <w:sz w:val="28"/>
-          <w:b/>
-        </w:rPr>
-        <w:t xml:space="preserve">Actual result</w:t>
-      </w:r>
-    </w:p>
-    <w:p>
-      <w:pPr>
-        <w:spacing w:before="0" w:after="120"/>
-        <w:rPr>
-          <w:sz w:val="22"/>
-        </w:rPr>
-      </w:pPr>
-      <w:r>
-        <w:rPr>
-          <w:sz w:val="22"/>
-        </w:rPr>
-        <w:t xml:space="preserve">The console carries </w:t>
-      </w:r>
-      <w:r>
-        <w:rPr>
-          <w:sz w:val="22"/>
-          <w:rFonts w:ascii="Consolas" w:hAnsi="Consolas"/>
-          <w:sz w:val="20"/>
-        </w:rPr>
-        <w:t xml:space="preserve">err is not defined</w:t>
-      </w:r>
-      <w:r>
-        <w:rPr>
-          <w:sz w:val="22"/>
-        </w:rPr>
-        <w:t xml:space="preserve"> — the handler's own fault — instead of the error that caused it.</w:t>
-      </w:r>
-    </w:p>
-    <w:p>
-      <w:pPr>
-        <w:spacing w:before="280" w:after="120"/>
-        <w:rPr>
-          <w:sz w:val="28"/>
-          <w:b/>
-        </w:rPr>
-      </w:pPr>
-      <w:r>
-        <w:rPr>
-          <w:sz w:val="28"/>
-          <w:b/>
-        </w:rPr>
-        <w:t xml:space="preserve">Impact</w:t>
-      </w:r>
-    </w:p>
-    <w:p>
-      <w:pPr>
-        <w:spacing w:before="0" w:after="120"/>
-        <w:rPr>
-          <w:sz w:val="22"/>
-        </w:rPr>
-      </w:pPr>
-      <w:r>
-        <w:rPr>
-          <w:sz w:val="22"/>
-        </w:rPr>
-        <w:t xml:space="preserve">Invisible during normal use, because a healthy session never enters the failure handler. It only bites once something has already gone wrong, which is exactly when the information is needed.</w:t>
-      </w:r>
-    </w:p>
-    <w:p>
-      <w:pPr>
-        <w:spacing w:before="0" w:after="200"/>
-        <w:rPr>
-          <w:sz w:val="36"/>
-          <w:b/>
-        </w:rPr>
-      </w:pPr>
-      <w:r>
-        <w:rPr>
-          <w:sz w:val="36"/>
-          <w:b/>
-        </w:rPr>
-        <w:t xml:space="preserve">12. PS-NEG-11 — a page refresh loses the sub-merchant and empties the table</w:t>
-      </w:r>
-    </w:p>
-    <w:p>
-      <w:pPr>
-        <w:spacing w:before="0" w:after="120"/>
-        <w:rPr>
-          <w:sz w:val="22"/>
-        </w:rPr>
-      </w:pPr>
-      <w:r>
-        <w:rPr>
-          <w:sz w:val="22"/>
-          <w:b/>
-        </w:rPr>
-        <w:t xml:space="preserve">Priority:</w:t>
-      </w:r>
-      <w:r>
-        <w:rPr>
-          <w:sz w:val="22"/>
-        </w:rPr>
-        <w:t xml:space="preserve"> Critical · </w:t>
-      </w:r>
-      <w:r>
-        <w:rPr>
-          <w:sz w:val="22"/>
-          <w:b/>
-        </w:rPr>
-        <w:t xml:space="preserve">Gateways:</w:t>
-      </w:r>
-      <w:r>
-        <w:rPr>
-          <w:sz w:val="22"/>
-        </w:rPr>
-        <w:t xml:space="preserve"> all · </w:t>
-      </w:r>
-      <w:r>
-        <w:rPr>
-          <w:sz w:val="22"/>
-          <w:b/>
-        </w:rPr>
-        <w:t xml:space="preserve">Observed:</w:t>
-      </w:r>
-      <w:r>
-        <w:rPr>
-          <w:sz w:val="22"/>
-        </w:rPr>
-        <w:t xml:space="preserve"> 21 September 2026</w:t>
-      </w:r>
-    </w:p>
-    <w:p>
-      <w:pPr>
-        <w:spacing w:before="280" w:after="120"/>
-        <w:rPr>
-          <w:sz w:val="28"/>
-          <w:b/>
-        </w:rPr>
-      </w:pPr>
-      <w:r>
-        <w:rPr>
-          <w:sz w:val="28"/>
-          <w:b/>
-        </w:rPr>
-        <w:t xml:space="preserve">Summary</w:t>
-      </w:r>
-    </w:p>
-    <w:p>
-      <w:pPr>
-        <w:spacing w:before="0" w:after="120"/>
-        <w:rPr>
-          <w:sz w:val="22"/>
-        </w:rPr>
-      </w:pPr>
-      <w:r>
-        <w:rPr>
-          <w:sz w:val="22"/>
-        </w:rPr>
-        <w:t xml:space="preserve">Reaching Payment Stats through the sidebar works. Pressing F5 on that same page re-sends the request with an empty </w:t>
-      </w:r>
-      <w:r>
-        <w:rPr>
-          <w:sz w:val="22"/>
-          <w:rFonts w:ascii="Consolas" w:hAnsi="Consolas"/>
-          <w:sz w:val="20"/>
-        </w:rPr>
-        <w:t xml:space="preserve">sub_merchant_id</w:t>
-      </w:r>
-      <w:r>
-        <w:rPr>
-          <w:sz w:val="22"/>
-        </w:rPr>
-        <w:t xml:space="preserve">, the API answers 400, and the table empties — silently, because the page shows no error.</w:t>
-      </w:r>
-    </w:p>
-    <w:p>
-      <w:pPr>
-        <w:spacing w:before="280" w:after="120"/>
-        <w:rPr>
-          <w:sz w:val="28"/>
-          <w:b/>
-        </w:rPr>
-      </w:pPr>
-      <w:r>
-        <w:rPr>
-          <w:sz w:val="28"/>
-          <w:b/>
-        </w:rPr>
-        <w:t xml:space="preserve">Steps to reproduce</w:t>
-      </w:r>
-    </w:p>
-    <w:p>
-      <w:pPr>
-        <w:spacing w:before="0" w:after="120"/>
-        <w:rPr>
-          <w:sz w:val="22"/>
-        </w:rPr>
-      </w:pPr>
-      <w:r>
-        <w:rPr>
-          <w:sz w:val="22"/>
-        </w:rPr>
-        <w:t xml:space="preserve">1. Open DevTools, Network tab, filter on </w:t>
-      </w:r>
-      <w:r>
-        <w:rPr>
-          <w:sz w:val="22"/>
-          <w:rFonts w:ascii="Consolas" w:hAnsi="Consolas"/>
-          <w:sz w:val="20"/>
-        </w:rPr>
-        <w:t xml:space="preserve">payment_stats</w:t>
-      </w:r>
-      <w:r>
-        <w:rPr>
-          <w:sz w:val="22"/>
-        </w:rPr>
-        <w:t xml:space="preserve">. 2. Navigate to </w:t>
-      </w:r>
-      <w:r>
-        <w:rPr>
-          <w:sz w:val="22"/>
-          <w:b/>
-        </w:rPr>
-        <w:t xml:space="preserve">Payment Stats</w:t>
-      </w:r>
-      <w:r>
-        <w:rPr>
-          <w:sz w:val="22"/>
-        </w:rPr>
-        <w:t xml:space="preserve"> through the sidebar. The table renders and the request carries a populated </w:t>
-      </w:r>
-      <w:r>
-        <w:rPr>
-          <w:sz w:val="22"/>
-          <w:rFonts w:ascii="Consolas" w:hAnsi="Consolas"/>
-          <w:sz w:val="20"/>
-        </w:rPr>
-        <w:t xml:space="preserve">sub_merchant_id</w:t>
-      </w:r>
-      <w:r>
-        <w:rPr>
-          <w:sz w:val="22"/>
-        </w:rPr>
-        <w:t xml:space="preserve">. 3. Press </w:t>
-      </w:r>
-      <w:r>
-        <w:rPr>
-          <w:sz w:val="22"/>
-          <w:b/>
-        </w:rPr>
-        <w:t xml:space="preserve">F5</w:t>
-      </w:r>
-      <w:r>
-        <w:rPr>
-          <w:sz w:val="22"/>
-        </w:rPr>
-        <w:t xml:space="preserve"> on that same page. 4. Inspect the new request and the table.</w:t>
-      </w:r>
-    </w:p>
-    <w:p>
-      <w:pPr>
-        <w:spacing w:before="280" w:after="120"/>
-        <w:rPr>
-          <w:sz w:val="28"/>
-          <w:b/>
-        </w:rPr>
-      </w:pPr>
-      <w:r>
-        <w:rPr>
-          <w:sz w:val="28"/>
-          <w:b/>
-        </w:rPr>
-        <w:t xml:space="preserve">Expected result</w:t>
-      </w:r>
-    </w:p>
-    <w:p>
-      <w:pPr>
-        <w:spacing w:before="0" w:after="120"/>
-        <w:rPr>
-          <w:sz w:val="22"/>
-        </w:rPr>
-      </w:pPr>
-      <w:r>
-        <w:rPr>
-          <w:sz w:val="22"/>
-        </w:rPr>
-        <w:t xml:space="preserve">The page loads its data whichever way it is reached.</w:t>
-      </w:r>
-    </w:p>
-    <w:p>
-      <w:pPr>
-        <w:spacing w:before="280" w:after="120"/>
-        <w:rPr>
-          <w:sz w:val="28"/>
-          <w:b/>
-        </w:rPr>
-      </w:pPr>
-      <w:r>
-        <w:rPr>
-          <w:sz w:val="28"/>
-          <w:b/>
-        </w:rPr>
-        <w:t xml:space="preserve">Actual result</w:t>
-      </w:r>
-    </w:p>
-    <w:p>
-      <w:pPr>
-        <w:spacing w:before="0" w:after="120"/>
-        <w:rPr>
-          <w:sz w:val="22"/>
-        </w:rPr>
-      </w:pPr>
-      <w:r>
-        <w:rPr>
-          <w:sz w:val="22"/>
-        </w:rPr>
-        <w:t xml:space="preserve">The refreshed request goes out with </w:t>
-      </w:r>
-      <w:r>
-        <w:rPr>
-          <w:sz w:val="22"/>
-          <w:rFonts w:ascii="Consolas" w:hAnsi="Consolas"/>
-          <w:sz w:val="20"/>
-        </w:rPr>
-        <w:t xml:space="preserve">sub_merchant_id</w:t>
-      </w:r>
-      <w:r>
-        <w:rPr>
-          <w:sz w:val="22"/>
-        </w:rPr>
-        <w:t xml:space="preserve"> empty. The API answers 400 and the table empties, with nothing shown to the merchant.</w:t>
-      </w:r>
-    </w:p>
-    <w:p>
-      <w:pPr>
-        <w:spacing w:before="280" w:after="120"/>
-        <w:rPr>
-          <w:sz w:val="28"/>
-          <w:b/>
-        </w:rPr>
-      </w:pPr>
-      <w:r>
-        <w:rPr>
-          <w:sz w:val="28"/>
-          <w:b/>
-        </w:rPr>
-        <w:t xml:space="preserve">Impact</w:t>
-      </w:r>
-    </w:p>
-    <w:p>
-      <w:pPr>
-        <w:spacing w:before="0" w:after="120"/>
-        <w:rPr>
-          <w:sz w:val="22"/>
-        </w:rPr>
-      </w:pPr>
-      <w:r>
-        <w:rPr>
-          <w:sz w:val="22"/>
-        </w:rPr>
-        <w:t xml:space="preserve">Refreshing a page is the most ordinary thing a user can do, and here it breaks the screen with no explanation. Combined with PS-NEG-01, the merchant sees an empty table and has no way to know whether that means "no payments" or "something went wrong".</w:t>
-      </w:r>
-    </w:p>
-    <w:p>
-      <w:pPr>
-        <w:spacing w:before="0" w:after="120"/>
-        <w:rPr>
-          <w:sz w:val="22"/>
-        </w:rPr>
-      </w:pPr>
-      <w:r>
-        <w:rPr>
-          <w:sz w:val="22"/>
-          <w:b/>
-        </w:rPr>
-        <w:t xml:space="preserve">Workaround:</w:t>
-      </w:r>
-      <w:r>
-        <w:rPr>
-          <w:sz w:val="22"/>
-        </w:rPr>
-        <w:t xml:space="preserve"> navigate to the page from the sidebar rather than refreshing.</w:t>
-      </w:r>
-    </w:p>
-    <w:p>
-      <w:pPr>
-        <w:spacing w:before="0" w:after="200"/>
-        <w:rPr>
-          <w:sz w:val="36"/>
-          <w:b/>
-        </w:rPr>
-      </w:pPr>
-      <w:r>
-        <w:rPr>
-          <w:sz w:val="36"/>
-          <w:b/>
-        </w:rPr>
-        <w:t xml:space="preserve">13. PS-NEG-12 — the default date range sends a malformed month from October to December</w:t>
-      </w:r>
-    </w:p>
-    <w:p>
-      <w:pPr>
-        <w:spacing w:before="0" w:after="120"/>
-        <w:rPr>
-          <w:sz w:val="22"/>
-        </w:rPr>
-      </w:pPr>
-      <w:r>
-        <w:rPr>
-          <w:sz w:val="22"/>
-          <w:b/>
-        </w:rPr>
-        <w:t xml:space="preserve">Priority:</w:t>
-      </w:r>
-      <w:r>
-        <w:rPr>
-          <w:sz w:val="22"/>
-        </w:rPr>
-        <w:t xml:space="preserve"> Critical · </w:t>
-      </w:r>
-      <w:r>
-        <w:rPr>
-          <w:sz w:val="22"/>
-          <w:b/>
-        </w:rPr>
-        <w:t xml:space="preserve">Gateways:</w:t>
-      </w:r>
-      <w:r>
-        <w:rPr>
-          <w:sz w:val="22"/>
-        </w:rPr>
-        <w:t xml:space="preserve"> all · </w:t>
-      </w:r>
-      <w:r>
-        <w:rPr>
-          <w:sz w:val="22"/>
-          <w:b/>
-        </w:rPr>
-        <w:t xml:space="preserve">Observed:</w:t>
-      </w:r>
-      <w:r>
-        <w:rPr>
-          <w:sz w:val="22"/>
-        </w:rPr>
-        <w:t xml:space="preserve"> 21 September 2026</w:t>
-      </w:r>
-    </w:p>
-    <w:p>
-      <w:pPr>
-        <w:spacing w:before="280" w:after="120"/>
-        <w:rPr>
-          <w:sz w:val="28"/>
-          <w:b/>
-        </w:rPr>
-      </w:pPr>
-      <w:r>
-        <w:rPr>
-          <w:sz w:val="28"/>
-          <w:b/>
-        </w:rPr>
-        <w:t xml:space="preserve">Summary</w:t>
-      </w:r>
-    </w:p>
-    <w:p>
-      <w:pPr>
-        <w:spacing w:before="0" w:after="120"/>
-        <w:rPr>
-          <w:sz w:val="22"/>
-        </w:rPr>
-      </w:pPr>
-      <w:r>
-        <w:rPr>
-          <w:sz w:val="22"/>
-        </w:rPr>
-        <w:t xml:space="preserve">The default date range is built by string concatenation with a </w:t>
-      </w:r>
-      <w:r>
-        <w:rPr>
-          <w:sz w:val="22"/>
-          <w:b/>
-        </w:rPr>
-        <w:t xml:space="preserve">fixed leading zero</w:t>
-      </w:r>
-      <w:r>
-        <w:rPr>
-          <w:sz w:val="22"/>
-        </w:rPr>
-        <w:t xml:space="preserve">, so month 10 becomes </w:t>
-      </w:r>
-      <w:r>
-        <w:rPr>
-          <w:sz w:val="22"/>
-          <w:rFonts w:ascii="Consolas" w:hAnsi="Consolas"/>
-          <w:sz w:val="20"/>
-        </w:rPr>
-        <w:t xml:space="preserve">010</w:t>
-      </w:r>
-      <w:r>
-        <w:rPr>
-          <w:sz w:val="22"/>
-        </w:rPr>
-        <w:t xml:space="preserve">. The date pickers show perfectly valid dates throughout — only the request carries the malformed value, which is why nothing looks wrong on screen.</w:t>
-      </w:r>
-    </w:p>
-    <w:p>
-      <w:pPr>
-        <w:spacing w:before="280" w:after="120"/>
-        <w:rPr>
-          <w:sz w:val="28"/>
-          <w:b/>
-        </w:rPr>
-      </w:pPr>
-      <w:r>
-        <w:rPr>
-          <w:sz w:val="28"/>
-          <w:b/>
-        </w:rPr>
-        <w:t xml:space="preserve">Steps to reproduce</w:t>
-      </w:r>
-    </w:p>
-    <w:p>
-      <w:pPr>
-        <w:spacing w:before="0" w:after="120"/>
-        <w:rPr>
-          <w:sz w:val="22"/>
-        </w:rPr>
-      </w:pPr>
-      <w:r>
-        <w:rPr>
-          <w:sz w:val="22"/>
-        </w:rPr>
-        <w:t xml:space="preserve">1. Set the machine clock into October, November or December, or run this between those months. 2. Open </w:t>
-      </w:r>
-      <w:r>
-        <w:rPr>
-          <w:sz w:val="22"/>
-          <w:b/>
-        </w:rPr>
-        <w:t xml:space="preserve">Payment Stats</w:t>
-      </w:r>
-      <w:r>
-        <w:rPr>
-          <w:sz w:val="22"/>
-        </w:rPr>
-        <w:t xml:space="preserve">. 3. Read the From and To dates in the pickers — both look correct. 4. In DevTools, inspect </w:t>
-      </w:r>
-      <w:r>
-        <w:rPr>
-          <w:sz w:val="22"/>
-          <w:rFonts w:ascii="Consolas" w:hAnsi="Consolas"/>
-          <w:sz w:val="20"/>
-        </w:rPr>
-        <w:t xml:space="preserve">fromDate</w:t>
-      </w:r>
-      <w:r>
-        <w:rPr>
-          <w:sz w:val="22"/>
-        </w:rPr>
-        <w:t xml:space="preserve"> and </w:t>
-      </w:r>
-      <w:r>
-        <w:rPr>
-          <w:sz w:val="22"/>
-          <w:rFonts w:ascii="Consolas" w:hAnsi="Consolas"/>
-          <w:sz w:val="20"/>
-        </w:rPr>
-        <w:t xml:space="preserve">toDate</w:t>
-      </w:r>
-      <w:r>
-        <w:rPr>
-          <w:sz w:val="22"/>
-        </w:rPr>
-        <w:t xml:space="preserve"> on the stats request.</w:t>
-      </w:r>
-    </w:p>
-    <w:p>
-      <w:pPr>
-        <w:spacing w:before="280" w:after="120"/>
-        <w:rPr>
-          <w:sz w:val="28"/>
-          <w:b/>
-        </w:rPr>
-      </w:pPr>
-      <w:r>
-        <w:rPr>
-          <w:sz w:val="28"/>
-          <w:b/>
-        </w:rPr>
-        <w:t xml:space="preserve">Expected result</w:t>
-      </w:r>
-    </w:p>
-    <w:p>
-      <w:pPr>
-        <w:spacing w:before="0" w:after="120"/>
-        <w:rPr>
-          <w:sz w:val="22"/>
-        </w:rPr>
-      </w:pPr>
-      <w:r>
-        <w:rPr>
-          <w:sz w:val="22"/>
-        </w:rPr>
-        <w:t xml:space="preserve">The month is two digits in every month of the year.</w:t>
-      </w:r>
-    </w:p>
-    <w:p>
-      <w:pPr>
-        <w:spacing w:before="280" w:after="120"/>
-        <w:rPr>
-          <w:sz w:val="28"/>
-          <w:b/>
-        </w:rPr>
-      </w:pPr>
-      <w:r>
-        <w:rPr>
-          <w:sz w:val="28"/>
-          <w:b/>
-        </w:rPr>
-        <w:t xml:space="preserve">Actual result</w:t>
-      </w:r>
-    </w:p>
-    <w:p>
-      <w:pPr>
-        <w:spacing w:before="0" w:after="120"/>
-        <w:rPr>
-          <w:sz w:val="22"/>
-        </w:rPr>
-      </w:pPr>
-      <w:r>
-        <w:rPr>
-          <w:sz w:val="22"/>
-        </w:rPr>
-        <w:t xml:space="preserve">Captured with the browser clock moved:</w:t>
-      </w:r>
-    </w:p>
-    <w:tbl>
-      <w:tblPr>
-        <w:tblW w:w="9360" w:type="dxa"/>
-        <w:tblBorders>
-          <w:top w:val="single" w:sz="4" w:space="0" w:color="BFBFBF"/>
-          <w:left w:val="single" w:sz="4" w:space="0" w:color="BFBFBF"/>
-          <w:bottom w:val="single" w:sz="4" w:space="0" w:color="BFBFBF"/>
-          <w:right w:val="single" w:sz="4" w:space="0" w:color="BFBFBF"/>
-          <w:insideH w:val="single" w:sz="4" w:space="0" w:color="BFBFBF"/>
-          <w:insideV w:val="single" w:sz="4" w:space="0" w:color="BFBFBF"/>
-        </w:tblBorders>
-      </w:tblPr>
-      <w:tr>
-        <w:tc>
-          <w:tcPr>
-            <w:tcW w:w="4680" w:type="dxa"/>
-            <w:shd w:val="clear" w:fill="F2F2F2"/>
-          </w:tcPr>
-          <w:p>
-            <w:pPr>
-              <w:spacing w:before="40" w:after="40"/>
-            </w:pPr>
-            <w:r>
-              <w:rPr>
-                <w:sz w:val="20"/>
-                <w:b/>
-              </w:rPr>
-              <w:t xml:space="preserve">Month</w:t>
-            </w:r>
-          </w:p>
-        </w:tc>
-        <w:tc>
-          <w:tcPr>
-            <w:tcW w:w="4680" w:type="dxa"/>
-            <w:shd w:val="clear" w:fill="F2F2F2"/>
-          </w:tcPr>
-          <w:p>
-            <w:pPr>
-              <w:spacing w:before="40" w:after="40"/>
-            </w:pPr>
-            <w:r>
-              <w:rPr>
-                <w:sz w:val="20"/>
-                <w:b/>
-              </w:rPr>
-              <w:t xml:space="preserve">Parameter sent</w:t>
-            </w:r>
-          </w:p>
-        </w:tc>
-      </w:tr>
-      <w:tr>
-        <w:tc>
-          <w:tcPr>
-            <w:tcW w:w="4680" w:type="dxa"/>
-          </w:tcPr>
-          <w:p>
-            <w:pPr>
-              <w:spacing w:before="40" w:after="40"/>
-            </w:pPr>
-            <w:r>
-              <w:rPr>
-                <w:sz w:val="20"/>
-              </w:rPr>
-              <w:t xml:space="preserve">October</w:t>
-            </w:r>
-          </w:p>
-        </w:tc>
-        <w:tc>
-          <w:tcPr>
-            <w:tcW w:w="4680" w:type="dxa"/>
-          </w:tcPr>
-          <w:p>
-            <w:pPr>
-              <w:spacing w:before="40" w:after="40"/>
-            </w:pPr>
-            <w:r>
-              <w:rPr>
-                <w:sz w:val="20"/>
-              </w:rPr>
-              <w:t xml:space="preserve">toDate = 2026-010-15 10:00:00</w:t>
-            </w:r>
-          </w:p>
-        </w:tc>
-      </w:tr>
-      <w:tr>
-        <w:tc>
-          <w:tcPr>
-            <w:tcW w:w="4680" w:type="dxa"/>
-          </w:tcPr>
-          <w:p>
-            <w:pPr>
-              <w:spacing w:before="40" w:after="40"/>
-            </w:pPr>
-            <w:r>
-              <w:rPr>
-                <w:sz w:val="20"/>
-              </w:rPr>
-              <w:t xml:space="preserve">November</w:t>
-            </w:r>
-          </w:p>
-        </w:tc>
-        <w:tc>
-          <w:tcPr>
-            <w:tcW w:w="4680" w:type="dxa"/>
-          </w:tcPr>
-          <w:p>
-            <w:pPr>
-              <w:spacing w:before="40" w:after="40"/>
-            </w:pPr>
-            <w:r>
-              <w:rPr>
-                <w:sz w:val="20"/>
-              </w:rPr>
-              <w:t xml:space="preserve">fromDate = 2026-010-21 00:00:00</w:t>
-            </w:r>
-          </w:p>
-        </w:tc>
-      </w:tr>
-      <w:tr>
-        <w:tc>
-          <w:tcPr>
-            <w:tcW w:w="4680" w:type="dxa"/>
-          </w:tcPr>
-          <w:p>
-            <w:pPr>
-              <w:spacing w:before="40" w:after="40"/>
-            </w:pPr>
-            <w:r>
-              <w:rPr>
-                <w:sz w:val="20"/>
-              </w:rPr>
-              <w:t xml:space="preserve">December</w:t>
-            </w:r>
-          </w:p>
-        </w:tc>
-        <w:tc>
-          <w:tcPr>
-            <w:tcW w:w="4680" w:type="dxa"/>
-          </w:tcPr>
-          <w:p>
-            <w:pPr>
-              <w:spacing w:before="40" w:after="40"/>
-            </w:pPr>
-            <w:r>
-              <w:rPr>
-                <w:sz w:val="20"/>
-              </w:rPr>
-              <w:t xml:space="preserve">fromDate = 2026-011-5 00:00:00</w:t>
-            </w:r>
-          </w:p>
-        </w:tc>
-      </w:tr>
-    </w:tbl>
-    <w:p>
-      <w:pPr>
-        <w:spacing w:after="120"/>
-      </w:pPr>
-    </w:p>
-    <w:p>
-      <w:pPr>
-        <w:spacing w:before="0" w:after="120"/>
-        <w:rPr>
-          <w:sz w:val="22"/>
-        </w:rPr>
-      </w:pPr>
-      <w:r>
-        <w:rPr>
-          <w:sz w:val="22"/>
-        </w:rPr>
-        <w:t xml:space="preserve">December also shows a single-digit day. The pickers meanwhile displayed </w:t>
-      </w:r>
-      <w:r>
-        <w:rPr>
-          <w:sz w:val="22"/>
-          <w:rFonts w:ascii="Consolas" w:hAnsi="Consolas"/>
-          <w:sz w:val="20"/>
-        </w:rPr>
-        <w:t xml:space="preserve">09/15/2026</w:t>
-      </w:r>
-      <w:r>
-        <w:rPr>
-          <w:sz w:val="22"/>
-        </w:rPr>
-        <w:t xml:space="preserve"> and </w:t>
-      </w:r>
-      <w:r>
-        <w:rPr>
-          <w:sz w:val="22"/>
-          <w:rFonts w:ascii="Consolas" w:hAnsi="Consolas"/>
-          <w:sz w:val="20"/>
-        </w:rPr>
-        <w:t xml:space="preserve">10/21/2026</w:t>
-      </w:r>
-      <w:r>
-        <w:rPr>
-          <w:sz w:val="22"/>
-        </w:rPr>
-        <w:t xml:space="preserve"> — valid dates, correctly formatted.</w:t>
-      </w:r>
-    </w:p>
-    <w:p>
-      <w:pPr>
-        <w:spacing w:before="280" w:after="120"/>
-        <w:rPr>
-          <w:sz w:val="28"/>
-          <w:b/>
-        </w:rPr>
-      </w:pPr>
-      <w:r>
-        <w:rPr>
-          <w:sz w:val="28"/>
-          <w:b/>
-        </w:rPr>
-        <w:t xml:space="preserve">Impact</w:t>
-      </w:r>
-    </w:p>
-    <w:p>
-      <w:pPr>
-        <w:spacing w:before="0" w:after="120"/>
-        <w:rPr>
-          <w:sz w:val="22"/>
-        </w:rPr>
-      </w:pPr>
-      <w:r>
-        <w:rPr>
-          <w:sz w:val="22"/>
-        </w:rPr>
-        <w:t xml:space="preserve">A quarter of the year. This is the highest-value defect in the set because it is invisible on screen, it affects every gateway, and it arrives on a date rather than on an action — nobody will be testing when it starts.</w:t>
-      </w:r>
-    </w:p>
-    <w:p>
-      <w:pPr>
-        <w:spacing w:before="280" w:after="120"/>
-        <w:rPr>
-          <w:sz w:val="28"/>
-          <w:b/>
-        </w:rPr>
-      </w:pPr>
-      <w:r>
-        <w:rPr>
-          <w:sz w:val="28"/>
-          <w:b/>
-        </w:rPr>
-        <w:t xml:space="preserve">Notes for the developer</w:t>
-      </w:r>
-    </w:p>
-    <w:p>
-      <w:pPr>
-        <w:spacing w:before="0" w:after="120"/>
-        <w:rPr>
-          <w:sz w:val="22"/>
-        </w:rPr>
-      </w:pPr>
-      <w:r>
-        <w:rPr>
-          <w:sz w:val="22"/>
-        </w:rPr>
-        <w:t xml:space="preserve">Pad the month rather than prefixing a fixed </w:t>
-      </w:r>
-      <w:r>
-        <w:rPr>
-          <w:sz w:val="22"/>
-          <w:rFonts w:ascii="Consolas" w:hAnsi="Consolas"/>
-          <w:sz w:val="20"/>
-        </w:rPr>
-        <w:t xml:space="preserve">0</w:t>
-      </w:r>
-      <w:r>
-        <w:rPr>
-          <w:sz w:val="22"/>
-        </w:rPr>
-        <w:t xml:space="preserve">. The day needs the same treatment, as December shows.</w:t>
-      </w:r>
-    </w:p>
     <w:sectPr>
       <w:pgSz w:w="12240" w:h="15840"/>
       <w:pgMar w:top="1440" w:right="1440" w:bottom="1440" w:left="1440"/>

--- a/PaymentStats_Bugs.docx
+++ b/PaymentStats_Bugs.docx
@@ -589,6 +589,88 @@
                 <w:sz w:val="20"/>
               </w:rPr>
               <w:t xml:space="preserve">MerchantE</w:t>
+            </w:r>
+          </w:p>
+        </w:tc>
+      </w:tr>
+      <w:tr>
+        <w:tc>
+          <w:tcPr>
+            <w:tcW w:w="1872" w:type="dxa"/>
+          </w:tcPr>
+          <w:p>
+            <w:pPr>
+              <w:spacing w:before="40" w:after="40"/>
+            </w:pPr>
+            <w:r>
+              <w:rPr>
+                <w:sz w:val="20"/>
+              </w:rPr>
+              <w:t xml:space="preserve">6</w:t>
+            </w:r>
+          </w:p>
+        </w:tc>
+        <w:tc>
+          <w:tcPr>
+            <w:tcW w:w="1872" w:type="dxa"/>
+          </w:tcPr>
+          <w:p>
+            <w:pPr>
+              <w:spacing w:before="40" w:after="40"/>
+            </w:pPr>
+            <w:r>
+              <w:rPr>
+                <w:sz w:val="20"/>
+              </w:rPr>
+              <w:t xml:space="preserve">PS-NEG-11</w:t>
+            </w:r>
+          </w:p>
+        </w:tc>
+        <w:tc>
+          <w:tcPr>
+            <w:tcW w:w="1872" w:type="dxa"/>
+          </w:tcPr>
+          <w:p>
+            <w:pPr>
+              <w:spacing w:before="40" w:after="40"/>
+            </w:pPr>
+            <w:r>
+              <w:rPr>
+                <w:sz w:val="20"/>
+              </w:rPr>
+              <w:t xml:space="preserve">A page refresh empties the table</w:t>
+            </w:r>
+          </w:p>
+        </w:tc>
+        <w:tc>
+          <w:tcPr>
+            <w:tcW w:w="1872" w:type="dxa"/>
+          </w:tcPr>
+          <w:p>
+            <w:pPr>
+              <w:spacing w:before="40" w:after="40"/>
+            </w:pPr>
+            <w:r>
+              <w:rPr>
+                <w:sz w:val="20"/>
+              </w:rPr>
+              <w:t xml:space="preserve">Critical</w:t>
+            </w:r>
+          </w:p>
+        </w:tc>
+        <w:tc>
+          <w:tcPr>
+            <w:tcW w:w="1872" w:type="dxa"/>
+          </w:tcPr>
+          <w:p>
+            <w:pPr>
+              <w:spacing w:before="40" w:after="40"/>
+            </w:pPr>
+            <w:r>
+              <w:rPr>
+                <w:sz w:val="20"/>
+              </w:rPr>
+              <w:t xml:space="preserve">all gateways</w:t>
             </w:r>
           </w:p>
         </w:tc>
@@ -4851,6 +4933,675 @@
         <w:t xml:space="preserve">• An earlier note recorded this case as blocked because MerchantE returned an error. That is no longer true and should not be relied on: the request succeeds.</w:t>
       </w:r>
     </w:p>
+    <w:p>
+      <w:pPr>
+        <w:spacing w:before="0" w:after="200"/>
+        <w:rPr>
+          <w:sz w:val="36"/>
+          <w:b/>
+        </w:rPr>
+      </w:pPr>
+      <w:r>
+        <w:rPr>
+          <w:sz w:val="36"/>
+          <w:b/>
+        </w:rPr>
+        <w:t xml:space="preserve">6. PS-NEG-11 — a page refresh empties the table</w:t>
+      </w:r>
+    </w:p>
+    <w:p>
+      <w:pPr>
+        <w:spacing w:before="0" w:after="120"/>
+        <w:rPr>
+          <w:sz w:val="22"/>
+        </w:rPr>
+      </w:pPr>
+      <w:r>
+        <w:rPr>
+          <w:sz w:val="22"/>
+          <w:b/>
+        </w:rPr>
+        <w:t xml:space="preserve">Test case:</w:t>
+      </w:r>
+      <w:r>
+        <w:rPr>
+          <w:sz w:val="22"/>
+        </w:rPr>
+        <w:t xml:space="preserve"> PS-NEG-11 </w:t>
+      </w:r>
+      <w:r>
+        <w:rPr>
+          <w:sz w:val="22"/>
+          <w:b/>
+        </w:rPr>
+        <w:t xml:space="preserve">Priority:</w:t>
+      </w:r>
+      <w:r>
+        <w:rPr>
+          <w:sz w:val="22"/>
+        </w:rPr>
+        <w:t xml:space="preserve"> Critical </w:t>
+      </w:r>
+      <w:r>
+        <w:rPr>
+          <w:sz w:val="22"/>
+          <w:b/>
+        </w:rPr>
+        <w:t xml:space="preserve">Gateways:</w:t>
+      </w:r>
+      <w:r>
+        <w:rPr>
+          <w:sz w:val="22"/>
+        </w:rPr>
+        <w:t xml:space="preserve"> all — seen on IPG and SnapPay </w:t>
+      </w:r>
+      <w:r>
+        <w:rPr>
+          <w:sz w:val="22"/>
+          <w:b/>
+        </w:rPr>
+        <w:t xml:space="preserve">Date observed:</w:t>
+      </w:r>
+      <w:r>
+        <w:rPr>
+          <w:sz w:val="22"/>
+        </w:rPr>
+        <w:t xml:space="preserve"> 14 September 2026, re-confirmed 23 September 2026</w:t>
+      </w:r>
+    </w:p>
+    <w:p>
+      <w:pPr>
+        <w:spacing w:before="280" w:after="120"/>
+        <w:rPr>
+          <w:sz w:val="28"/>
+          <w:b/>
+        </w:rPr>
+      </w:pPr>
+      <w:r>
+        <w:rPr>
+          <w:sz w:val="28"/>
+          <w:b/>
+        </w:rPr>
+        <w:t xml:space="preserve">Summary</w:t>
+      </w:r>
+    </w:p>
+    <w:p>
+      <w:pPr>
+        <w:spacing w:before="0" w:after="120"/>
+        <w:rPr>
+          <w:sz w:val="22"/>
+        </w:rPr>
+      </w:pPr>
+      <w:r>
+        <w:rPr>
+          <w:sz w:val="22"/>
+        </w:rPr>
+        <w:t xml:space="preserve">Reaching Payment Stats through the sidebar works normally. Pressing F5 on that same page re-sends the request with an </w:t>
+      </w:r>
+      <w:r>
+        <w:rPr>
+          <w:sz w:val="22"/>
+          <w:b/>
+        </w:rPr>
+        <w:t xml:space="preserve">empty</w:t>
+      </w:r>
+      <w:r>
+        <w:rPr>
+          <w:sz w:val="22"/>
+        </w:rPr>
+        <w:t xml:space="preserve"> </w:t>
+      </w:r>
+      <w:r>
+        <w:rPr>
+          <w:sz w:val="22"/>
+          <w:rFonts w:ascii="Consolas" w:hAnsi="Consolas"/>
+          <w:sz w:val="20"/>
+        </w:rPr>
+        <w:t xml:space="preserve">sub_merchant_id</w:t>
+      </w:r>
+      <w:r>
+        <w:rPr>
+          <w:sz w:val="22"/>
+        </w:rPr>
+        <w:t xml:space="preserve">, the server rejects it, and the table empties.</w:t>
+      </w:r>
+    </w:p>
+    <w:p>
+      <w:pPr>
+        <w:spacing w:before="0" w:after="120"/>
+        <w:rPr>
+          <w:sz w:val="22"/>
+        </w:rPr>
+      </w:pPr>
+      <w:r>
+        <w:rPr>
+          <w:sz w:val="22"/>
+        </w:rPr>
+        <w:t xml:space="preserve">The merchant has done nothing unusual. Refreshing a page is the most ordinary action there is, and here it wipes the screen.</w:t>
+      </w:r>
+    </w:p>
+    <w:p>
+      <w:pPr>
+        <w:spacing w:before="280" w:after="120"/>
+        <w:rPr>
+          <w:sz w:val="28"/>
+          <w:b/>
+        </w:rPr>
+      </w:pPr>
+      <w:r>
+        <w:rPr>
+          <w:sz w:val="28"/>
+          <w:b/>
+        </w:rPr>
+        <w:t xml:space="preserve">Steps to reproduce</w:t>
+      </w:r>
+    </w:p>
+    <w:p>
+      <w:pPr>
+        <w:spacing w:before="0" w:after="120"/>
+        <w:rPr>
+          <w:sz w:val="22"/>
+        </w:rPr>
+      </w:pPr>
+      <w:r>
+        <w:rPr>
+          <w:sz w:val="22"/>
+        </w:rPr>
+        <w:t xml:space="preserve">1. Sign in on any gateway. 2. Go to </w:t>
+      </w:r>
+      <w:r>
+        <w:rPr>
+          <w:sz w:val="22"/>
+          <w:b/>
+        </w:rPr>
+        <w:t xml:space="preserve">Payment Analytics → Payment Stats</w:t>
+      </w:r>
+      <w:r>
+        <w:rPr>
+          <w:sz w:val="22"/>
+        </w:rPr>
+        <w:t xml:space="preserve"> from the sidebar. The table fills normally. 3. Press </w:t>
+      </w:r>
+      <w:r>
+        <w:rPr>
+          <w:sz w:val="22"/>
+          <w:b/>
+        </w:rPr>
+        <w:t xml:space="preserve">F5</w:t>
+      </w:r>
+      <w:r>
+        <w:rPr>
+          <w:sz w:val="22"/>
+        </w:rPr>
+        <w:t xml:space="preserve"> on that same page. 4. Look at the table. 5. Go back to the page through the sidebar — the data returns.</w:t>
+      </w:r>
+    </w:p>
+    <w:p>
+      <w:pPr>
+        <w:spacing w:before="280" w:after="120"/>
+        <w:rPr>
+          <w:sz w:val="28"/>
+          <w:b/>
+        </w:rPr>
+      </w:pPr>
+      <w:r>
+        <w:rPr>
+          <w:sz w:val="28"/>
+          <w:b/>
+        </w:rPr>
+        <w:t xml:space="preserve">Expected result</w:t>
+      </w:r>
+    </w:p>
+    <w:p>
+      <w:pPr>
+        <w:spacing w:before="0" w:after="120"/>
+        <w:rPr>
+          <w:sz w:val="22"/>
+        </w:rPr>
+      </w:pPr>
+      <w:r>
+        <w:rPr>
+          <w:sz w:val="22"/>
+        </w:rPr>
+        <w:t xml:space="preserve">The page loads its data whichever way it is reached. A refresh shows the same figures as before.</w:t>
+      </w:r>
+    </w:p>
+    <w:p>
+      <w:pPr>
+        <w:spacing w:before="280" w:after="120"/>
+        <w:rPr>
+          <w:sz w:val="28"/>
+          <w:b/>
+        </w:rPr>
+      </w:pPr>
+      <w:r>
+        <w:rPr>
+          <w:sz w:val="28"/>
+          <w:b/>
+        </w:rPr>
+        <w:t xml:space="preserve">Actual result</w:t>
+      </w:r>
+    </w:p>
+    <w:p>
+      <w:pPr>
+        <w:spacing w:before="0" w:after="120"/>
+        <w:rPr>
+          <w:sz w:val="22"/>
+        </w:rPr>
+      </w:pPr>
+      <w:r>
+        <w:rPr>
+          <w:sz w:val="22"/>
+        </w:rPr>
+        <w:t xml:space="preserve">The table empties and reads </w:t>
+      </w:r>
+      <w:r>
+        <w:rPr>
+          <w:sz w:val="22"/>
+          <w:b/>
+        </w:rPr>
+        <w:t xml:space="preserve">No rows</w:t>
+      </w:r>
+      <w:r>
+        <w:rPr>
+          <w:sz w:val="22"/>
+        </w:rPr>
+        <w:t xml:space="preserve">. A red toast appears carrying the server's rejection:</w:t>
+      </w:r>
+    </w:p>
+    <w:p>
+      <w:pPr>
+        <w:spacing w:before="0" w:after="120"/>
+        <w:rPr>
+          <w:sz w:val="22"/>
+        </w:rPr>
+      </w:pPr>
+      <w:r>
+        <w:rPr>
+          <w:sz w:val="22"/>
+          <w:rFonts w:ascii="Consolas" w:hAnsi="Consolas"/>
+          <w:sz w:val="20"/>
+        </w:rPr>
+        <w:t xml:space="preserve"/>
+      </w:r>
+      <w:r>
+        <w:rPr>
+          <w:sz w:val="22"/>
+          <w:rFonts w:ascii="Consolas" w:hAnsi="Consolas"/>
+          <w:sz w:val="20"/>
+        </w:rPr>
+        <w:t xml:space="preserve"> sub_merchant_id is required </w:t>
+      </w:r>
+      <w:r>
+        <w:rPr>
+          <w:sz w:val="22"/>
+          <w:rFonts w:ascii="Consolas" w:hAnsi="Consolas"/>
+          <w:sz w:val="20"/>
+        </w:rPr>
+        <w:t xml:space="preserve"/>
+      </w:r>
+    </w:p>
+    <w:p>
+      <w:pPr>
+        <w:spacing w:before="0" w:after="120"/>
+        <w:rPr>
+          <w:sz w:val="22"/>
+        </w:rPr>
+      </w:pPr>
+      <w:r>
+        <w:rPr>
+          <w:sz w:val="22"/>
+        </w:rPr>
+        <w:t xml:space="preserve">The request that went out had </w:t>
+      </w:r>
+      <w:r>
+        <w:rPr>
+          <w:sz w:val="22"/>
+          <w:rFonts w:ascii="Consolas" w:hAnsi="Consolas"/>
+          <w:sz w:val="20"/>
+        </w:rPr>
+        <w:t xml:space="preserve">sub_merchant_id</w:t>
+      </w:r>
+      <w:r>
+        <w:rPr>
+          <w:sz w:val="22"/>
+        </w:rPr>
+        <w:t xml:space="preserve"> empty, so the server answered 400.</w:t>
+      </w:r>
+    </w:p>
+    <w:p>
+      <w:pPr>
+        <w:spacing w:before="280" w:after="120"/>
+        <w:rPr>
+          <w:sz w:val="28"/>
+          <w:b/>
+        </w:rPr>
+      </w:pPr>
+      <w:r>
+        <w:rPr>
+          <w:sz w:val="28"/>
+          <w:b/>
+        </w:rPr>
+        <w:t xml:space="preserve">Evidence</w:t>
+      </w:r>
+    </w:p>
+    <w:p>
+      <w:pPr>
+        <w:spacing w:before="240" w:after="100"/>
+        <w:rPr>
+          <w:sz w:val="24"/>
+          <w:b/>
+        </w:rPr>
+      </w:pPr>
+      <w:r>
+        <w:rPr>
+          <w:sz w:val="24"/>
+          <w:b/>
+        </w:rPr>
+        <w:t xml:space="preserve">Before the refresh — the table is populated</w:t>
+      </w:r>
+    </w:p>
+    <w:p>
+      <w:pPr>
+        <w:spacing w:before="80" w:after="200"/>
+      </w:pPr>
+      <w:r>
+        <w:drawing>
+          <wp:inline distT="0" distB="0" distL="0" distR="0">
+            <wp:extent cx="5943600" cy="3343275"/>
+            <wp:docPr id="109" name="Picture 109"/>
+            <a:graphic xmlns:a="http://schemas.openxmlformats.org/drawingml/2006/main">
+              <a:graphicData uri="http://schemas.openxmlformats.org/drawingml/2006/picture">
+                <pic:pic xmlns:pic="http://schemas.openxmlformats.org/drawingml/2006/picture">
+                  <pic:nvPicPr>
+                    <pic:cNvPr id="109" name="Picture"/>
+                    <pic:cNvPicPr/>
+                  </pic:nvPicPr>
+                  <pic:blipFill>
+                    <a:blip r:embed="rId109"/>
+                    <a:stretch>
+                      <a:fillRect/>
+                    </a:stretch>
+                  </pic:blipFill>
+                  <pic:spPr>
+                    <a:xfrm>
+                      <a:off x="0" y="0"/>
+                      <a:ext cx="5943600" cy="3343275"/>
+                    </a:xfrm>
+                    <a:prstGeom prst="rect">
+                      <a:avLst/>
+                    </a:prstGeom>
+                  </pic:spPr>
+                </pic:pic>
+              </a:graphicData>
+            </a:graphic>
+          </wp:inline>
+        </w:drawing>
+      </w:r>
+    </w:p>
+    <w:p>
+      <w:pPr>
+        <w:spacing w:before="0" w:after="120"/>
+        <w:rPr>
+          <w:sz w:val="22"/>
+        </w:rPr>
+      </w:pPr>
+      <w:r>
+        <w:rPr>
+          <w:sz w:val="22"/>
+        </w:rPr>
+        <w:t xml:space="preserve">SnapPay, reached through the sidebar. Six CardSale rows with amounts, fees and counts.</w:t>
+      </w:r>
+    </w:p>
+    <w:p>
+      <w:pPr>
+        <w:spacing w:before="240" w:after="100"/>
+        <w:rPr>
+          <w:sz w:val="24"/>
+          <w:b/>
+        </w:rPr>
+      </w:pPr>
+      <w:r>
+        <w:rPr>
+          <w:sz w:val="24"/>
+          <w:b/>
+        </w:rPr>
+        <w:t xml:space="preserve">After pressing F5 — No rows, and the server's rejection</w:t>
+      </w:r>
+    </w:p>
+    <w:p>
+      <w:pPr>
+        <w:spacing w:before="80" w:after="200"/>
+      </w:pPr>
+      <w:r>
+        <w:drawing>
+          <wp:inline distT="0" distB="0" distL="0" distR="0">
+            <wp:extent cx="5943600" cy="3343275"/>
+            <wp:docPr id="110" name="Picture 110"/>
+            <a:graphic xmlns:a="http://schemas.openxmlformats.org/drawingml/2006/main">
+              <a:graphicData uri="http://schemas.openxmlformats.org/drawingml/2006/picture">
+                <pic:pic xmlns:pic="http://schemas.openxmlformats.org/drawingml/2006/picture">
+                  <pic:nvPicPr>
+                    <pic:cNvPr id="110" name="Picture"/>
+                    <pic:cNvPicPr/>
+                  </pic:nvPicPr>
+                  <pic:blipFill>
+                    <a:blip r:embed="rId110"/>
+                    <a:stretch>
+                      <a:fillRect/>
+                    </a:stretch>
+                  </pic:blipFill>
+                  <pic:spPr>
+                    <a:xfrm>
+                      <a:off x="0" y="0"/>
+                      <a:ext cx="5943600" cy="3343275"/>
+                    </a:xfrm>
+                    <a:prstGeom prst="rect">
+                      <a:avLst/>
+                    </a:prstGeom>
+                  </pic:spPr>
+                </pic:pic>
+              </a:graphicData>
+            </a:graphic>
+          </wp:inline>
+        </w:drawing>
+      </w:r>
+    </w:p>
+    <w:p>
+      <w:pPr>
+        <w:spacing w:before="0" w:after="120"/>
+        <w:rPr>
+          <w:sz w:val="22"/>
+        </w:rPr>
+      </w:pPr>
+      <w:r>
+        <w:rPr>
+          <w:sz w:val="22"/>
+        </w:rPr>
+        <w:t xml:space="preserve">The same page seconds later. The column headings remain, the body reads </w:t>
+      </w:r>
+      <w:r>
+        <w:rPr>
+          <w:sz w:val="22"/>
+          <w:b/>
+        </w:rPr>
+        <w:t xml:space="preserve">No rows</w:t>
+      </w:r>
+      <w:r>
+        <w:rPr>
+          <w:sz w:val="22"/>
+        </w:rPr>
+        <w:t xml:space="preserve">, and a red toast carries </w:t>
+      </w:r>
+      <w:r>
+        <w:rPr>
+          <w:sz w:val="22"/>
+          <w:rFonts w:ascii="Consolas" w:hAnsi="Consolas"/>
+          <w:sz w:val="20"/>
+        </w:rPr>
+        <w:t xml:space="preserve">sub_merchant_id is required</w:t>
+      </w:r>
+      <w:r>
+        <w:rPr>
+          <w:sz w:val="22"/>
+        </w:rPr>
+        <w:t xml:space="preserve">. The sub-merchant selector at the top still shows </w:t>
+      </w:r>
+      <w:r>
+        <w:rPr>
+          <w:sz w:val="22"/>
+          <w:rFonts w:ascii="Consolas" w:hAnsi="Consolas"/>
+          <w:sz w:val="20"/>
+        </w:rPr>
+        <w:t xml:space="preserve">989510541880</w:t>
+      </w:r>
+      <w:r>
+        <w:rPr>
+          <w:sz w:val="22"/>
+        </w:rPr>
+        <w:t xml:space="preserve">, so the page knows which sub-merchant it is on — it simply did not send it.</w:t>
+      </w:r>
+    </w:p>
+    <w:p>
+      <w:pPr>
+        <w:spacing w:before="280" w:after="120"/>
+        <w:rPr>
+          <w:sz w:val="28"/>
+          <w:b/>
+        </w:rPr>
+      </w:pPr>
+      <w:r>
+        <w:rPr>
+          <w:sz w:val="28"/>
+          <w:b/>
+        </w:rPr>
+        <w:t xml:space="preserve">Impact</w:t>
+      </w:r>
+    </w:p>
+    <w:p>
+      <w:pPr>
+        <w:spacing w:before="0" w:after="120"/>
+        <w:rPr>
+          <w:sz w:val="22"/>
+        </w:rPr>
+      </w:pPr>
+      <w:r>
+        <w:rPr>
+          <w:sz w:val="22"/>
+        </w:rPr>
+        <w:t xml:space="preserve">Any merchant who refreshes loses their data. There is no reason to expect that, and no obvious way back other than navigating away and returning.</w:t>
+      </w:r>
+    </w:p>
+    <w:p>
+      <w:pPr>
+        <w:spacing w:before="0" w:after="120"/>
+        <w:rPr>
+          <w:sz w:val="22"/>
+        </w:rPr>
+      </w:pPr>
+      <w:r>
+        <w:rPr>
+          <w:sz w:val="22"/>
+        </w:rPr>
+        <w:t xml:space="preserve">The message shown does not help them. </w:t>
+      </w:r>
+      <w:r>
+        <w:rPr>
+          <w:sz w:val="22"/>
+          <w:rFonts w:ascii="Consolas" w:hAnsi="Consolas"/>
+          <w:sz w:val="20"/>
+        </w:rPr>
+        <w:t xml:space="preserve">sub_merchant_id is required</w:t>
+      </w:r>
+      <w:r>
+        <w:rPr>
+          <w:sz w:val="22"/>
+        </w:rPr>
+        <w:t xml:space="preserve"> is the API's internal parameter name — it tells a developer what went wrong and tells a merchant nothing they can act on. It also leaks an internal field name into the customer-facing UI.</w:t>
+      </w:r>
+    </w:p>
+    <w:p>
+      <w:pPr>
+        <w:spacing w:before="0" w:after="120"/>
+        <w:rPr>
+          <w:sz w:val="22"/>
+        </w:rPr>
+      </w:pPr>
+      <w:r>
+        <w:rPr>
+          <w:sz w:val="22"/>
+          <w:b/>
+        </w:rPr>
+        <w:t xml:space="preserve">Workaround:</w:t>
+      </w:r>
+      <w:r>
+        <w:rPr>
+          <w:sz w:val="22"/>
+        </w:rPr>
+        <w:t xml:space="preserve"> navigate to the page from the sidebar instead of refreshing.</w:t>
+      </w:r>
+    </w:p>
+    <w:p>
+      <w:pPr>
+        <w:spacing w:before="280" w:after="120"/>
+        <w:rPr>
+          <w:sz w:val="28"/>
+          <w:b/>
+        </w:rPr>
+      </w:pPr>
+      <w:r>
+        <w:rPr>
+          <w:sz w:val="28"/>
+          <w:b/>
+        </w:rPr>
+        <w:t xml:space="preserve">Notes for the developer</w:t>
+      </w:r>
+    </w:p>
+    <w:p>
+      <w:pPr>
+        <w:spacing w:before="0" w:after="80"/>
+        <w:ind w:left="360"/>
+        <w:rPr>
+          <w:sz w:val="22"/>
+        </w:rPr>
+      </w:pPr>
+      <w:r>
+        <w:rPr>
+          <w:sz w:val="22"/>
+        </w:rPr>
+        <w:t xml:space="preserve">• The sub-merchant is known at the point of the refresh — the selector still displays it — so the value exists and is simply not included in the request that follows a reload.</w:t>
+      </w:r>
+    </w:p>
+    <w:p>
+      <w:pPr>
+        <w:spacing w:before="0" w:after="80"/>
+        <w:ind w:left="360"/>
+        <w:rPr>
+          <w:sz w:val="22"/>
+        </w:rPr>
+      </w:pPr>
+      <w:r>
+        <w:rPr>
+          <w:sz w:val="22"/>
+        </w:rPr>
+        <w:t xml:space="preserve">• The same request built from sidebar navigation carries it correctly. Comparing those two paths is the shortest route to the cause.</w:t>
+      </w:r>
+    </w:p>
+    <w:p>
+      <w:pPr>
+        <w:spacing w:before="0" w:after="80"/>
+        <w:ind w:left="360"/>
+        <w:rPr>
+          <w:sz w:val="22"/>
+        </w:rPr>
+      </w:pPr>
+      <w:r>
+        <w:rPr>
+          <w:sz w:val="22"/>
+        </w:rPr>
+        <w:t xml:space="preserve">• Worth reviewing what the merchant is shown when the server rejects a request. Passing the API's message straight through exposes parameter names and gives no guidance.</w:t>
+      </w:r>
+    </w:p>
     <w:sectPr>
       <w:pgSz w:w="12240" w:h="15840"/>
       <w:pgMar w:top="1440" w:right="1440" w:bottom="1440" w:left="1440"/>

--- a/PaymentStats_Bugs.docx
+++ b/PaymentStats_Bugs.docx
@@ -76,7 +76,7 @@
         <w:rPr>
           <w:sz w:val="22"/>
         </w:rPr>
-        <w:t xml:space="preserve"> 23 September 2026</w:t>
+        <w:t xml:space="preserve"> 24 September 2026</w:t>
       </w:r>
     </w:p>
     <w:tbl>
@@ -655,6 +655,88 @@
                 <w:sz w:val="20"/>
               </w:rPr>
               <w:t xml:space="preserve">Critical</w:t>
+            </w:r>
+          </w:p>
+        </w:tc>
+        <w:tc>
+          <w:tcPr>
+            <w:tcW w:w="1872" w:type="dxa"/>
+          </w:tcPr>
+          <w:p>
+            <w:pPr>
+              <w:spacing w:before="40" w:after="40"/>
+            </w:pPr>
+            <w:r>
+              <w:rPr>
+                <w:sz w:val="20"/>
+              </w:rPr>
+              <w:t xml:space="preserve">all gateways</w:t>
+            </w:r>
+          </w:p>
+        </w:tc>
+      </w:tr>
+      <w:tr>
+        <w:tc>
+          <w:tcPr>
+            <w:tcW w:w="1872" w:type="dxa"/>
+          </w:tcPr>
+          <w:p>
+            <w:pPr>
+              <w:spacing w:before="40" w:after="40"/>
+            </w:pPr>
+            <w:r>
+              <w:rPr>
+                <w:sz w:val="20"/>
+              </w:rPr>
+              <w:t xml:space="preserve">7</w:t>
+            </w:r>
+          </w:p>
+        </w:tc>
+        <w:tc>
+          <w:tcPr>
+            <w:tcW w:w="1872" w:type="dxa"/>
+          </w:tcPr>
+          <w:p>
+            <w:pPr>
+              <w:spacing w:before="40" w:after="40"/>
+            </w:pPr>
+            <w:r>
+              <w:rPr>
+                <w:sz w:val="20"/>
+              </w:rPr>
+              <w:t xml:space="preserve">PS-NEG-02</w:t>
+            </w:r>
+          </w:p>
+        </w:tc>
+        <w:tc>
+          <w:tcPr>
+            <w:tcW w:w="1872" w:type="dxa"/>
+          </w:tcPr>
+          <w:p>
+            <w:pPr>
+              <w:spacing w:before="40" w:after="40"/>
+            </w:pPr>
+            <w:r>
+              <w:rPr>
+                <w:sz w:val="20"/>
+              </w:rPr>
+              <w:t xml:space="preserve">A failed request leaves the old figures on screen and says nothing</w:t>
+            </w:r>
+          </w:p>
+        </w:tc>
+        <w:tc>
+          <w:tcPr>
+            <w:tcW w:w="1872" w:type="dxa"/>
+          </w:tcPr>
+          <w:p>
+            <w:pPr>
+              <w:spacing w:before="40" w:after="40"/>
+            </w:pPr>
+            <w:r>
+              <w:rPr>
+                <w:sz w:val="20"/>
+              </w:rPr>
+              <w:t xml:space="preserve">High</w:t>
             </w:r>
           </w:p>
         </w:tc>
@@ -5602,6 +5684,1333 @@
         <w:t xml:space="preserve">• Worth reviewing what the merchant is shown when the server rejects a request. Passing the API's message straight through exposes parameter names and gives no guidance.</w:t>
       </w:r>
     </w:p>
+    <w:p>
+      <w:pPr>
+        <w:spacing w:before="0" w:after="200"/>
+        <w:rPr>
+          <w:sz w:val="36"/>
+          <w:b/>
+        </w:rPr>
+      </w:pPr>
+      <w:r>
+        <w:rPr>
+          <w:sz w:val="36"/>
+          <w:b/>
+        </w:rPr>
+        <w:t xml:space="preserve">7. PS-NEG-02 — a failed request leaves the old figures on screen and says nothing</w:t>
+      </w:r>
+    </w:p>
+    <w:p>
+      <w:pPr>
+        <w:spacing w:before="0" w:after="120"/>
+        <w:rPr>
+          <w:sz w:val="22"/>
+        </w:rPr>
+      </w:pPr>
+      <w:r>
+        <w:rPr>
+          <w:sz w:val="22"/>
+          <w:b/>
+        </w:rPr>
+        <w:t xml:space="preserve">Test case:</w:t>
+      </w:r>
+      <w:r>
+        <w:rPr>
+          <w:sz w:val="22"/>
+        </w:rPr>
+        <w:t xml:space="preserve"> PS-NEG-02 </w:t>
+      </w:r>
+      <w:r>
+        <w:rPr>
+          <w:sz w:val="22"/>
+          <w:b/>
+        </w:rPr>
+        <w:t xml:space="preserve">Priority:</w:t>
+      </w:r>
+      <w:r>
+        <w:rPr>
+          <w:sz w:val="22"/>
+        </w:rPr>
+        <w:t xml:space="preserve"> High </w:t>
+      </w:r>
+      <w:r>
+        <w:rPr>
+          <w:sz w:val="22"/>
+          <w:b/>
+        </w:rPr>
+        <w:t xml:space="preserve">Gateways:</w:t>
+      </w:r>
+      <w:r>
+        <w:rPr>
+          <w:sz w:val="22"/>
+        </w:rPr>
+        <w:t xml:space="preserve"> all — measured on IPG, reproduced on wglUsa </w:t>
+      </w:r>
+      <w:r>
+        <w:rPr>
+          <w:sz w:val="22"/>
+          <w:b/>
+        </w:rPr>
+        <w:t xml:space="preserve">Date observed:</w:t>
+      </w:r>
+      <w:r>
+        <w:rPr>
+          <w:sz w:val="22"/>
+        </w:rPr>
+        <w:t xml:space="preserve"> 24 September 2026</w:t>
+      </w:r>
+    </w:p>
+    <w:p>
+      <w:pPr>
+        <w:spacing w:before="280" w:after="120"/>
+        <w:rPr>
+          <w:sz w:val="28"/>
+          <w:b/>
+        </w:rPr>
+      </w:pPr>
+      <w:r>
+        <w:rPr>
+          <w:sz w:val="28"/>
+          <w:b/>
+        </w:rPr>
+        <w:t xml:space="preserve">Summary</w:t>
+      </w:r>
+    </w:p>
+    <w:p>
+      <w:pPr>
+        <w:spacing w:before="0" w:after="120"/>
+        <w:rPr>
+          <w:sz w:val="22"/>
+        </w:rPr>
+      </w:pPr>
+      <w:r>
+        <w:rPr>
+          <w:sz w:val="22"/>
+        </w:rPr>
+        <w:t xml:space="preserve">When the stats request fails, the page does two things wrong at once.</w:t>
+      </w:r>
+    </w:p>
+    <w:p>
+      <w:pPr>
+        <w:spacing w:before="0" w:after="120"/>
+        <w:rPr>
+          <w:sz w:val="22"/>
+        </w:rPr>
+      </w:pPr>
+      <w:r>
+        <w:rPr>
+          <w:sz w:val="22"/>
+        </w:rPr>
+        <w:t xml:space="preserve">On screen, it keeps showing the </w:t>
+      </w:r>
+      <w:r>
+        <w:rPr>
+          <w:sz w:val="22"/>
+          <w:b/>
+        </w:rPr>
+        <w:t xml:space="preserve">previous</w:t>
+      </w:r>
+      <w:r>
+        <w:rPr>
+          <w:sz w:val="22"/>
+        </w:rPr>
+        <w:t xml:space="preserve"> results and gives no message. The merchant picked a new date range, pressed Submit, and is now looking at figures that answer the old one. Nothing on the page suggests anything went wrong.</w:t>
+      </w:r>
+    </w:p>
+    <w:p>
+      <w:pPr>
+        <w:spacing w:before="0" w:after="120"/>
+        <w:rPr>
+          <w:sz w:val="22"/>
+        </w:rPr>
+      </w:pPr>
+      <w:r>
+        <w:rPr>
+          <w:sz w:val="22"/>
+        </w:rPr>
+        <w:t xml:space="preserve">Behind that, the code meant to report the failure crashes three times over. It reads fields off a response that was never received.</w:t>
+      </w:r>
+    </w:p>
+    <w:p>
+      <w:pPr>
+        <w:spacing w:before="0" w:after="120"/>
+        <w:rPr>
+          <w:sz w:val="22"/>
+        </w:rPr>
+      </w:pPr>
+      <w:r>
+        <w:rPr>
+          <w:sz w:val="22"/>
+        </w:rPr>
+        <w:t xml:space="preserve">The first problem is the one a merchant will hit. The second is what stops the first from being fixed quickly.</w:t>
+      </w:r>
+    </w:p>
+    <w:p>
+      <w:pPr>
+        <w:spacing w:before="280" w:after="120"/>
+        <w:rPr>
+          <w:sz w:val="28"/>
+          <w:b/>
+        </w:rPr>
+      </w:pPr>
+      <w:r>
+        <w:rPr>
+          <w:sz w:val="28"/>
+          <w:b/>
+        </w:rPr>
+        <w:t xml:space="preserve">Steps to reproduce</w:t>
+      </w:r>
+    </w:p>
+    <w:p>
+      <w:pPr>
+        <w:spacing w:before="0" w:after="120"/>
+        <w:rPr>
+          <w:sz w:val="22"/>
+        </w:rPr>
+      </w:pPr>
+      <w:r>
+        <w:rPr>
+          <w:sz w:val="22"/>
+        </w:rPr>
+        <w:t xml:space="preserve">1. Sign in on any gateway and open </w:t>
+      </w:r>
+      <w:r>
+        <w:rPr>
+          <w:sz w:val="22"/>
+          <w:b/>
+        </w:rPr>
+        <w:t xml:space="preserve">Payment Analytics → Payment Stats</w:t>
+      </w:r>
+      <w:r>
+        <w:rPr>
+          <w:sz w:val="22"/>
+        </w:rPr>
+        <w:t xml:space="preserve">. Let the table fill. 2. Open </w:t>
+      </w:r>
+      <w:r>
+        <w:rPr>
+          <w:sz w:val="22"/>
+          <w:b/>
+        </w:rPr>
+        <w:t xml:space="preserve">DevTools</w:t>
+      </w:r>
+      <w:r>
+        <w:rPr>
+          <w:sz w:val="22"/>
+        </w:rPr>
+        <w:t xml:space="preserve"> and select the </w:t>
+      </w:r>
+      <w:r>
+        <w:rPr>
+          <w:sz w:val="22"/>
+          <w:b/>
+        </w:rPr>
+        <w:t xml:space="preserve">Console</w:t>
+      </w:r>
+      <w:r>
+        <w:rPr>
+          <w:sz w:val="22"/>
+        </w:rPr>
+        <w:t xml:space="preserve"> tab. Leave the level filter on </w:t>
+      </w:r>
+      <w:r>
+        <w:rPr>
+          <w:sz w:val="22"/>
+          <w:b/>
+        </w:rPr>
+        <w:t xml:space="preserve">Default levels</w:t>
+      </w:r>
+      <w:r>
+        <w:rPr>
+          <w:sz w:val="22"/>
+        </w:rPr>
+        <w:t xml:space="preserve"> — see the note below, because this matters. 3. Note the figures currently in the table. 4. Go to the </w:t>
+      </w:r>
+      <w:r>
+        <w:rPr>
+          <w:sz w:val="22"/>
+          <w:b/>
+        </w:rPr>
+        <w:t xml:space="preserve">Network</w:t>
+      </w:r>
+      <w:r>
+        <w:rPr>
+          <w:sz w:val="22"/>
+        </w:rPr>
+        <w:t xml:space="preserve"> tab and set the throttling dropdown from </w:t>
+      </w:r>
+      <w:r>
+        <w:rPr>
+          <w:sz w:val="22"/>
+          <w:b/>
+        </w:rPr>
+        <w:t xml:space="preserve">No throttling</w:t>
+      </w:r>
+      <w:r>
+        <w:rPr>
+          <w:sz w:val="22"/>
+        </w:rPr>
+        <w:t xml:space="preserve"> to </w:t>
+      </w:r>
+      <w:r>
+        <w:rPr>
+          <w:sz w:val="22"/>
+          <w:b/>
+        </w:rPr>
+        <w:t xml:space="preserve">Offline</w:t>
+      </w:r>
+      <w:r>
+        <w:rPr>
+          <w:sz w:val="22"/>
+        </w:rPr>
+        <w:t xml:space="preserve">. 5. Return to the page, change </w:t>
+      </w:r>
+      <w:r>
+        <w:rPr>
+          <w:sz w:val="22"/>
+          <w:b/>
+        </w:rPr>
+        <w:t xml:space="preserve">From Date</w:t>
+      </w:r>
+      <w:r>
+        <w:rPr>
+          <w:sz w:val="22"/>
+        </w:rPr>
+        <w:t xml:space="preserve"> to a different month, and press </w:t>
+      </w:r>
+      <w:r>
+        <w:rPr>
+          <w:sz w:val="22"/>
+          <w:b/>
+        </w:rPr>
+        <w:t xml:space="preserve">Submit</w:t>
+      </w:r>
+      <w:r>
+        <w:rPr>
+          <w:sz w:val="22"/>
+        </w:rPr>
+        <w:t xml:space="preserve">. 6. Watch the table. Then read the console.</w:t>
+      </w:r>
+    </w:p>
+    <w:p>
+      <w:pPr>
+        <w:spacing w:before="280" w:after="120"/>
+        <w:rPr>
+          <w:sz w:val="28"/>
+          <w:b/>
+        </w:rPr>
+      </w:pPr>
+      <w:r>
+        <w:rPr>
+          <w:sz w:val="28"/>
+          <w:b/>
+        </w:rPr>
+        <w:t xml:space="preserve">Expected result</w:t>
+      </w:r>
+    </w:p>
+    <w:p>
+      <w:pPr>
+        <w:spacing w:before="0" w:after="120"/>
+        <w:rPr>
+          <w:sz w:val="22"/>
+        </w:rPr>
+      </w:pPr>
+      <w:r>
+        <w:rPr>
+          <w:sz w:val="22"/>
+        </w:rPr>
+        <w:t xml:space="preserve">The merchant is told the figures could not be fetched. Either the table clears or it is marked as out of date — whichever is chosen, the screen must not present stale numbers as the answer to the range that was just requested.</w:t>
+      </w:r>
+    </w:p>
+    <w:p>
+      <w:pPr>
+        <w:spacing w:before="0" w:after="120"/>
+        <w:rPr>
+          <w:sz w:val="22"/>
+        </w:rPr>
+      </w:pPr>
+      <w:r>
+        <w:rPr>
+          <w:sz w:val="22"/>
+        </w:rPr>
+        <w:t xml:space="preserve">The console carries the network failure and nothing else. Handling a failed request is ordinary work and should not itself throw.</w:t>
+      </w:r>
+    </w:p>
+    <w:p>
+      <w:pPr>
+        <w:spacing w:before="280" w:after="120"/>
+        <w:rPr>
+          <w:sz w:val="28"/>
+          <w:b/>
+        </w:rPr>
+      </w:pPr>
+      <w:r>
+        <w:rPr>
+          <w:sz w:val="28"/>
+          <w:b/>
+        </w:rPr>
+        <w:t xml:space="preserve">Actual result</w:t>
+      </w:r>
+    </w:p>
+    <w:p>
+      <w:pPr>
+        <w:spacing w:before="0" w:after="120"/>
+        <w:rPr>
+          <w:sz w:val="22"/>
+        </w:rPr>
+      </w:pPr>
+      <w:r>
+        <w:rPr>
+          <w:sz w:val="22"/>
+          <w:b/>
+        </w:rPr>
+        <w:t xml:space="preserve">On screen: nothing happens.</w:t>
+      </w:r>
+      <w:r>
+        <w:rPr>
+          <w:sz w:val="22"/>
+        </w:rPr>
+        <w:t xml:space="preserve"> The table still lists the same rows. No toast, no banner, no inline message, no empty state. The only visible change is the date in the From Date box.</w:t>
+      </w:r>
+    </w:p>
+    <w:p>
+      <w:pPr>
+        <w:spacing w:before="0" w:after="120"/>
+        <w:rPr>
+          <w:sz w:val="22"/>
+        </w:rPr>
+      </w:pPr>
+      <w:r>
+        <w:rPr>
+          <w:sz w:val="22"/>
+          <w:b/>
+        </w:rPr>
+        <w:t xml:space="preserve">In the console:</w:t>
+      </w:r>
+      <w:r>
+        <w:rPr>
+          <w:sz w:val="22"/>
+        </w:rPr>
+        <w:t xml:space="preserve"> the browser logs the failed request, and then the failure handler adds three faults of its own.</w:t>
+      </w:r>
+    </w:p>
+    <w:p>
+      <w:pPr>
+        <w:spacing w:before="0" w:after="120"/>
+        <w:rPr>
+          <w:sz w:val="22"/>
+        </w:rPr>
+      </w:pPr>
+      <w:r>
+        <w:rPr>
+          <w:sz w:val="22"/>
+        </w:rPr>
+        <w:t xml:space="preserve">``` GET .../v2/payment/payment_stats_us?merchant_id=... net::ERR_INTERNET_DISCONNECTED</w:t>
+      </w:r>
+    </w:p>
+    <w:p>
+      <w:pPr>
+        <w:spacing w:before="0" w:after="120"/>
+        <w:rPr>
+          <w:sz w:val="22"/>
+        </w:rPr>
+      </w:pPr>
+      <w:r>
+        <w:rPr>
+          <w:sz w:val="22"/>
+        </w:rPr>
+        <w:t xml:space="preserve">err:  TypeError: Cannot convert undefined or null to object at Object.keys (&lt;anonymous&gt;)</w:t>
+      </w:r>
+    </w:p>
+    <w:p>
+      <w:pPr>
+        <w:spacing w:before="0" w:after="120"/>
+        <w:rPr>
+          <w:sz w:val="22"/>
+        </w:rPr>
+      </w:pPr>
+      <w:r>
+        <w:rPr>
+          <w:sz w:val="22"/>
+        </w:rPr>
+        <w:t xml:space="preserve">err:  TypeError: Cannot read properties of undefined (reading 'error_code')</w:t>
+      </w:r>
+    </w:p>
+    <w:p>
+      <w:pPr>
+        <w:spacing w:before="0" w:after="120"/>
+        <w:rPr>
+          <w:sz w:val="22"/>
+        </w:rPr>
+      </w:pPr>
+      <w:r>
+        <w:rPr>
+          <w:sz w:val="22"/>
+        </w:rPr>
+        <w:t xml:space="preserve">Uncaught (in promise) ReferenceError: err is not defined ```</w:t>
+      </w:r>
+    </w:p>
+    <w:p>
+      <w:pPr>
+        <w:spacing w:before="280" w:after="120"/>
+        <w:rPr>
+          <w:sz w:val="28"/>
+          <w:b/>
+        </w:rPr>
+      </w:pPr>
+      <w:r>
+        <w:rPr>
+          <w:sz w:val="28"/>
+          <w:b/>
+        </w:rPr>
+        <w:t xml:space="preserve">Evidence</w:t>
+      </w:r>
+    </w:p>
+    <w:p>
+      <w:pPr>
+        <w:spacing w:before="240" w:after="100"/>
+        <w:rPr>
+          <w:sz w:val="24"/>
+          <w:b/>
+        </w:rPr>
+      </w:pPr>
+      <w:r>
+        <w:rPr>
+          <w:sz w:val="24"/>
+          <w:b/>
+        </w:rPr>
+        <w:t xml:space="preserve">Before the failure — a healthy page</w:t>
+      </w:r>
+    </w:p>
+    <w:p>
+      <w:pPr>
+        <w:spacing w:before="80" w:after="200"/>
+      </w:pPr>
+      <w:r>
+        <w:drawing>
+          <wp:inline distT="0" distB="0" distL="0" distR="0">
+            <wp:extent cx="5943600" cy="3343275"/>
+            <wp:docPr id="111" name="Picture 111"/>
+            <a:graphic xmlns:a="http://schemas.openxmlformats.org/drawingml/2006/main">
+              <a:graphicData uri="http://schemas.openxmlformats.org/drawingml/2006/picture">
+                <pic:pic xmlns:pic="http://schemas.openxmlformats.org/drawingml/2006/picture">
+                  <pic:nvPicPr>
+                    <pic:cNvPr id="111" name="Picture"/>
+                    <pic:cNvPicPr/>
+                  </pic:nvPicPr>
+                  <pic:blipFill>
+                    <a:blip r:embed="rId111"/>
+                    <a:stretch>
+                      <a:fillRect/>
+                    </a:stretch>
+                  </pic:blipFill>
+                  <pic:spPr>
+                    <a:xfrm>
+                      <a:off x="0" y="0"/>
+                      <a:ext cx="5943600" cy="3343275"/>
+                    </a:xfrm>
+                    <a:prstGeom prst="rect">
+                      <a:avLst/>
+                    </a:prstGeom>
+                  </pic:spPr>
+                </pic:pic>
+              </a:graphicData>
+            </a:graphic>
+          </wp:inline>
+        </w:drawing>
+      </w:r>
+    </w:p>
+    <w:p>
+      <w:pPr>
+        <w:spacing w:before="0" w:after="120"/>
+        <w:rPr>
+          <w:sz w:val="22"/>
+        </w:rPr>
+      </w:pPr>
+      <w:r>
+        <w:rPr>
+          <w:sz w:val="22"/>
+        </w:rPr>
+        <w:t xml:space="preserve">From Date reads </w:t>
+      </w:r>
+      <w:r>
+        <w:rPr>
+          <w:sz w:val="22"/>
+          <w:b/>
+        </w:rPr>
+        <w:t xml:space="preserve">08/25/2026</w:t>
+      </w:r>
+      <w:r>
+        <w:rPr>
+          <w:sz w:val="22"/>
+        </w:rPr>
+        <w:t xml:space="preserve"> and the table lists ACH / CheckSale, DISCOVER / CreditSale, MASTERCARD / CreditSale and MASTERCARD / DebitSale, all on SmartPay.</w:t>
+      </w:r>
+    </w:p>
+    <w:p>
+      <w:pPr>
+        <w:spacing w:before="0" w:after="120"/>
+        <w:rPr>
+          <w:sz w:val="22"/>
+        </w:rPr>
+      </w:pPr>
+      <w:r>
+        <w:rPr>
+          <w:sz w:val="22"/>
+        </w:rPr>
+        <w:t xml:space="preserve">The console holds two unrelated entries and </w:t>
+      </w:r>
+      <w:r>
+        <w:rPr>
+          <w:sz w:val="22"/>
+          <w:b/>
+        </w:rPr>
+        <w:t xml:space="preserve">none of the three faults</w:t>
+      </w:r>
+      <w:r>
+        <w:rPr>
+          <w:sz w:val="22"/>
+        </w:rPr>
+        <w:t xml:space="preserve">. This is the control: whatever appears next was caused by the failure and was not already there.</w:t>
+      </w:r>
+    </w:p>
+    <w:p>
+      <w:pPr>
+        <w:spacing w:before="240" w:after="100"/>
+        <w:rPr>
+          <w:sz w:val="24"/>
+          <w:b/>
+        </w:rPr>
+      </w:pPr>
+      <w:r>
+        <w:rPr>
+          <w:sz w:val="24"/>
+          <w:b/>
+        </w:rPr>
+        <w:t xml:space="preserve">After the failure — same table, three new faults</w:t>
+      </w:r>
+    </w:p>
+    <w:p>
+      <w:pPr>
+        <w:spacing w:before="80" w:after="200"/>
+      </w:pPr>
+      <w:r>
+        <w:drawing>
+          <wp:inline distT="0" distB="0" distL="0" distR="0">
+            <wp:extent cx="5943600" cy="3343275"/>
+            <wp:docPr id="112" name="Picture 112"/>
+            <a:graphic xmlns:a="http://schemas.openxmlformats.org/drawingml/2006/main">
+              <a:graphicData uri="http://schemas.openxmlformats.org/drawingml/2006/picture">
+                <pic:pic xmlns:pic="http://schemas.openxmlformats.org/drawingml/2006/picture">
+                  <pic:nvPicPr>
+                    <pic:cNvPr id="112" name="Picture"/>
+                    <pic:cNvPicPr/>
+                  </pic:nvPicPr>
+                  <pic:blipFill>
+                    <a:blip r:embed="rId112"/>
+                    <a:stretch>
+                      <a:fillRect/>
+                    </a:stretch>
+                  </pic:blipFill>
+                  <pic:spPr>
+                    <a:xfrm>
+                      <a:off x="0" y="0"/>
+                      <a:ext cx="5943600" cy="3343275"/>
+                    </a:xfrm>
+                    <a:prstGeom prst="rect">
+                      <a:avLst/>
+                    </a:prstGeom>
+                  </pic:spPr>
+                </pic:pic>
+              </a:graphicData>
+            </a:graphic>
+          </wp:inline>
+        </w:drawing>
+      </w:r>
+    </w:p>
+    <w:p>
+      <w:pPr>
+        <w:spacing w:before="0" w:after="120"/>
+        <w:rPr>
+          <w:sz w:val="22"/>
+        </w:rPr>
+      </w:pPr>
+      <w:r>
+        <w:rPr>
+          <w:sz w:val="22"/>
+        </w:rPr>
+        <w:t xml:space="preserve">From Date now reads </w:t>
+      </w:r>
+      <w:r>
+        <w:rPr>
+          <w:sz w:val="22"/>
+          <w:b/>
+        </w:rPr>
+        <w:t xml:space="preserve">07/24/2026</w:t>
+      </w:r>
+      <w:r>
+        <w:rPr>
+          <w:sz w:val="22"/>
+        </w:rPr>
+        <w:t xml:space="preserve">. Submit has been pressed and the request has failed.</w:t>
+      </w:r>
+    </w:p>
+    <w:p>
+      <w:pPr>
+        <w:spacing w:before="0" w:after="120"/>
+        <w:rPr>
+          <w:sz w:val="22"/>
+        </w:rPr>
+      </w:pPr>
+      <w:r>
+        <w:rPr>
+          <w:sz w:val="22"/>
+          <w:b/>
+        </w:rPr>
+        <w:t xml:space="preserve">Compare the two tables. They are identical</w:t>
+      </w:r>
+      <w:r>
+        <w:rPr>
+          <w:sz w:val="22"/>
+        </w:rPr>
+        <w:t xml:space="preserve"> — the same four rows in the same order. A different date range was requested and the screen still shows the previous answer, with nothing to indicate that.</w:t>
+      </w:r>
+    </w:p>
+    <w:p>
+      <w:pPr>
+        <w:spacing w:before="0" w:after="120"/>
+        <w:rPr>
+          <w:sz w:val="22"/>
+        </w:rPr>
+      </w:pPr>
+      <w:r>
+        <w:rPr>
+          <w:sz w:val="22"/>
+        </w:rPr>
+        <w:t xml:space="preserve">In the console, below the </w:t>
+      </w:r>
+      <w:r>
+        <w:rPr>
+          <w:sz w:val="22"/>
+          <w:rFonts w:ascii="Consolas" w:hAnsi="Consolas"/>
+          <w:sz w:val="20"/>
+        </w:rPr>
+        <w:t xml:space="preserve">ERR_INTERNET_DISCONNECTED</w:t>
+      </w:r>
+      <w:r>
+        <w:rPr>
+          <w:sz w:val="22"/>
+        </w:rPr>
+        <w:t xml:space="preserve"> line for </w:t>
+      </w:r>
+      <w:r>
+        <w:rPr>
+          <w:sz w:val="22"/>
+          <w:rFonts w:ascii="Consolas" w:hAnsi="Consolas"/>
+          <w:sz w:val="20"/>
+        </w:rPr>
+        <w:t xml:space="preserve">payment_stats_us</w:t>
+      </w:r>
+      <w:r>
+        <w:rPr>
+          <w:sz w:val="22"/>
+        </w:rPr>
+        <w:t xml:space="preserve">, sit all three faults: </w:t>
+      </w:r>
+      <w:r>
+        <w:rPr>
+          <w:sz w:val="22"/>
+          <w:rFonts w:ascii="Consolas" w:hAnsi="Consolas"/>
+          <w:sz w:val="20"/>
+        </w:rPr>
+        <w:t xml:space="preserve">Cannot convert undefined or null to object</w:t>
+      </w:r>
+      <w:r>
+        <w:rPr>
+          <w:sz w:val="22"/>
+        </w:rPr>
+        <w:t xml:space="preserve">, </w:t>
+      </w:r>
+      <w:r>
+        <w:rPr>
+          <w:sz w:val="22"/>
+          <w:rFonts w:ascii="Consolas" w:hAnsi="Consolas"/>
+          <w:sz w:val="20"/>
+        </w:rPr>
+        <w:t xml:space="preserve">Cannot read properties of undefined (reading 'error_code')</w:t>
+      </w:r>
+      <w:r>
+        <w:rPr>
+          <w:sz w:val="22"/>
+        </w:rPr>
+        <w:t xml:space="preserve">, and </w:t>
+      </w:r>
+      <w:r>
+        <w:rPr>
+          <w:sz w:val="22"/>
+          <w:rFonts w:ascii="Consolas" w:hAnsi="Consolas"/>
+          <w:sz w:val="20"/>
+        </w:rPr>
+        <w:t xml:space="preserve">ReferenceError: err is not defined</w:t>
+      </w:r>
+      <w:r>
+        <w:rPr>
+          <w:sz w:val="22"/>
+        </w:rPr>
+        <w:t xml:space="preserve">.</w:t>
+      </w:r>
+    </w:p>
+    <w:p>
+      <w:pPr>
+        <w:spacing w:before="240" w:after="100"/>
+        <w:rPr>
+          <w:sz w:val="24"/>
+          <w:b/>
+        </w:rPr>
+      </w:pPr>
+      <w:r>
+        <w:rPr>
+          <w:sz w:val="24"/>
+          <w:b/>
+        </w:rPr>
+        <w:t xml:space="preserve">A note for whoever reproduces this</w:t>
+      </w:r>
+    </w:p>
+    <w:p>
+      <w:pPr>
+        <w:spacing w:before="0" w:after="120"/>
+        <w:rPr>
+          <w:sz w:val="22"/>
+        </w:rPr>
+      </w:pPr>
+      <w:r>
+        <w:rPr>
+          <w:sz w:val="22"/>
+        </w:rPr>
+        <w:t xml:space="preserve">Look at the icons beside the two </w:t>
+      </w:r>
+      <w:r>
+        <w:rPr>
+          <w:sz w:val="22"/>
+          <w:rFonts w:ascii="Consolas" w:hAnsi="Consolas"/>
+          <w:sz w:val="20"/>
+        </w:rPr>
+        <w:t xml:space="preserve">err:</w:t>
+      </w:r>
+      <w:r>
+        <w:rPr>
+          <w:sz w:val="22"/>
+        </w:rPr>
+        <w:t xml:space="preserve"> lines in that screenshot. </w:t>
+      </w:r>
+      <w:r>
+        <w:rPr>
+          <w:sz w:val="22"/>
+          <w:b/>
+        </w:rPr>
+        <w:t xml:space="preserve">They have no red error icon</w:t>
+      </w:r>
+      <w:r>
+        <w:rPr>
+          <w:sz w:val="22"/>
+        </w:rPr>
+        <w:t xml:space="preserve"> — the page logs those two through </w:t>
+      </w:r>
+      <w:r>
+        <w:rPr>
+          <w:sz w:val="22"/>
+          <w:rFonts w:ascii="Consolas" w:hAnsi="Consolas"/>
+          <w:sz w:val="20"/>
+        </w:rPr>
+        <w:t xml:space="preserve">console.log</w:t>
+      </w:r>
+      <w:r>
+        <w:rPr>
+          <w:sz w:val="22"/>
+        </w:rPr>
+        <w:t xml:space="preserve"> and </w:t>
+      </w:r>
+      <w:r>
+        <w:rPr>
+          <w:sz w:val="22"/>
+          <w:rFonts w:ascii="Consolas" w:hAnsi="Consolas"/>
+          <w:sz w:val="20"/>
+        </w:rPr>
+        <w:t xml:space="preserve">console.info</w:t>
+      </w:r>
+      <w:r>
+        <w:rPr>
+          <w:sz w:val="22"/>
+        </w:rPr>
+        <w:t xml:space="preserve">, not </w:t>
+      </w:r>
+      <w:r>
+        <w:rPr>
+          <w:sz w:val="22"/>
+          <w:rFonts w:ascii="Consolas" w:hAnsi="Consolas"/>
+          <w:sz w:val="20"/>
+        </w:rPr>
+        <w:t xml:space="preserve">console.error</w:t>
+      </w:r>
+      <w:r>
+        <w:rPr>
+          <w:sz w:val="22"/>
+        </w:rPr>
+        <w:t xml:space="preserve">.</w:t>
+      </w:r>
+    </w:p>
+    <w:p>
+      <w:pPr>
+        <w:spacing w:before="0" w:after="120"/>
+        <w:rPr>
+          <w:sz w:val="22"/>
+        </w:rPr>
+      </w:pPr>
+      <w:r>
+        <w:rPr>
+          <w:sz w:val="22"/>
+        </w:rPr>
+        <w:t xml:space="preserve">If the console filter is set to </w:t>
+      </w:r>
+      <w:r>
+        <w:rPr>
+          <w:sz w:val="22"/>
+          <w:b/>
+        </w:rPr>
+        <w:t xml:space="preserve">Errors</w:t>
+      </w:r>
+      <w:r>
+        <w:rPr>
+          <w:sz w:val="22"/>
+        </w:rPr>
+        <w:t xml:space="preserve"> only, those two lines do not appear and the defect looks smaller than it is. Leave the filter on </w:t>
+      </w:r>
+      <w:r>
+        <w:rPr>
+          <w:sz w:val="22"/>
+          <w:b/>
+        </w:rPr>
+        <w:t xml:space="preserve">Default levels</w:t>
+      </w:r>
+      <w:r>
+        <w:rPr>
+          <w:sz w:val="22"/>
+        </w:rPr>
+        <w:t xml:space="preserve">.</w:t>
+      </w:r>
+    </w:p>
+    <w:p>
+      <w:pPr>
+        <w:spacing w:before="0" w:after="120"/>
+        <w:rPr>
+          <w:sz w:val="22"/>
+        </w:rPr>
+      </w:pPr>
+      <w:r>
+        <w:rPr>
+          <w:sz w:val="22"/>
+        </w:rPr>
+        <w:t xml:space="preserve">This is worth stating plainly because it also caught the automation. A listener watching only </w:t>
+      </w:r>
+      <w:r>
+        <w:rPr>
+          <w:sz w:val="22"/>
+          <w:rFonts w:ascii="Consolas" w:hAnsi="Consolas"/>
+          <w:sz w:val="20"/>
+        </w:rPr>
+        <w:t xml:space="preserve">console.error</w:t>
+      </w:r>
+      <w:r>
+        <w:rPr>
+          <w:sz w:val="22"/>
+        </w:rPr>
+        <w:t xml:space="preserve"> saw one fault instead of three.</w:t>
+      </w:r>
+    </w:p>
+    <w:p>
+      <w:pPr>
+        <w:spacing w:before="280" w:after="120"/>
+        <w:rPr>
+          <w:sz w:val="28"/>
+          <w:b/>
+        </w:rPr>
+      </w:pPr>
+      <w:r>
+        <w:rPr>
+          <w:sz w:val="28"/>
+          <w:b/>
+        </w:rPr>
+        <w:t xml:space="preserve">What pins the cause</w:t>
+      </w:r>
+    </w:p>
+    <w:p>
+      <w:pPr>
+        <w:spacing w:before="0" w:after="120"/>
+        <w:rPr>
+          <w:sz w:val="22"/>
+        </w:rPr>
+      </w:pPr>
+      <w:r>
+        <w:rPr>
+          <w:sz w:val="22"/>
+        </w:rPr>
+        <w:t xml:space="preserve">The failure handler reads the response body before checking whether there is one.</w:t>
+      </w:r>
+    </w:p>
+    <w:p>
+      <w:pPr>
+        <w:spacing w:before="0" w:after="80"/>
+        <w:ind w:left="360"/>
+        <w:rPr>
+          <w:sz w:val="22"/>
+        </w:rPr>
+      </w:pPr>
+      <w:r>
+        <w:rPr>
+          <w:sz w:val="22"/>
+        </w:rPr>
+        <w:t xml:space="preserve">• </w:t>
+      </w:r>
+      <w:r>
+        <w:rPr>
+          <w:sz w:val="22"/>
+          <w:rFonts w:ascii="Consolas" w:hAnsi="Consolas"/>
+          <w:sz w:val="20"/>
+        </w:rPr>
+        <w:t xml:space="preserve">Cannot convert undefined or null to object</w:t>
+      </w:r>
+      <w:r>
+        <w:rPr>
+          <w:sz w:val="22"/>
+        </w:rPr>
+        <w:t xml:space="preserve"> at </w:t>
+      </w:r>
+      <w:r>
+        <w:rPr>
+          <w:sz w:val="22"/>
+          <w:rFonts w:ascii="Consolas" w:hAnsi="Consolas"/>
+          <w:sz w:val="20"/>
+        </w:rPr>
+        <w:t xml:space="preserve">Object.keys</w:t>
+      </w:r>
+      <w:r>
+        <w:rPr>
+          <w:sz w:val="22"/>
+        </w:rPr>
+        <w:t xml:space="preserve"> — something calls </w:t>
+      </w:r>
+      <w:r>
+        <w:rPr>
+          <w:sz w:val="22"/>
+          <w:rFonts w:ascii="Consolas" w:hAnsi="Consolas"/>
+          <w:sz w:val="20"/>
+        </w:rPr>
+        <w:t xml:space="preserve">Object.keys</w:t>
+      </w:r>
+      <w:r>
+        <w:rPr>
+          <w:sz w:val="22"/>
+        </w:rPr>
+        <w:t xml:space="preserve"> on the response, which is </w:t>
+      </w:r>
+      <w:r>
+        <w:rPr>
+          <w:sz w:val="22"/>
+          <w:rFonts w:ascii="Consolas" w:hAnsi="Consolas"/>
+          <w:sz w:val="20"/>
+        </w:rPr>
+        <w:t xml:space="preserve">undefined</w:t>
+      </w:r>
+      <w:r>
+        <w:rPr>
+          <w:sz w:val="22"/>
+        </w:rPr>
+        <w:t xml:space="preserve"> because the request never completed.</w:t>
+      </w:r>
+    </w:p>
+    <w:p>
+      <w:pPr>
+        <w:spacing w:before="0" w:after="80"/>
+        <w:ind w:left="360"/>
+        <w:rPr>
+          <w:sz w:val="22"/>
+        </w:rPr>
+      </w:pPr>
+      <w:r>
+        <w:rPr>
+          <w:sz w:val="22"/>
+        </w:rPr>
+        <w:t xml:space="preserve">• </w:t>
+      </w:r>
+      <w:r>
+        <w:rPr>
+          <w:sz w:val="22"/>
+          <w:rFonts w:ascii="Consolas" w:hAnsi="Consolas"/>
+          <w:sz w:val="20"/>
+        </w:rPr>
+        <w:t xml:space="preserve">Cannot read properties of undefined (reading 'error_code')</w:t>
+      </w:r>
+      <w:r>
+        <w:rPr>
+          <w:sz w:val="22"/>
+        </w:rPr>
+        <w:t xml:space="preserve"> — the same object is then read for an error code.</w:t>
+      </w:r>
+    </w:p>
+    <w:p>
+      <w:pPr>
+        <w:spacing w:before="0" w:after="80"/>
+        <w:ind w:left="360"/>
+        <w:rPr>
+          <w:sz w:val="22"/>
+        </w:rPr>
+      </w:pPr>
+      <w:r>
+        <w:rPr>
+          <w:sz w:val="22"/>
+        </w:rPr>
+        <w:t xml:space="preserve">• </w:t>
+      </w:r>
+      <w:r>
+        <w:rPr>
+          <w:sz w:val="22"/>
+          <w:rFonts w:ascii="Consolas" w:hAnsi="Consolas"/>
+          <w:sz w:val="20"/>
+        </w:rPr>
+        <w:t xml:space="preserve">ReferenceError: err is not defined</w:t>
+      </w:r>
+      <w:r>
+        <w:rPr>
+          <w:sz w:val="22"/>
+        </w:rPr>
+        <w:t xml:space="preserve"> — a </w:t>
+      </w:r>
+      <w:r>
+        <w:rPr>
+          <w:sz w:val="22"/>
+          <w:rFonts w:ascii="Consolas" w:hAnsi="Consolas"/>
+          <w:sz w:val="20"/>
+        </w:rPr>
+        <w:t xml:space="preserve">catch</w:t>
+      </w:r>
+      <w:r>
+        <w:rPr>
+          <w:sz w:val="22"/>
+        </w:rPr>
+        <w:t xml:space="preserve"> block refers to a variable that is not in scope, so the handler throws before it can report anything.</w:t>
+      </w:r>
+    </w:p>
+    <w:p>
+      <w:pPr>
+        <w:spacing w:before="0" w:after="120"/>
+        <w:rPr>
+          <w:sz w:val="22"/>
+        </w:rPr>
+      </w:pPr>
+      <w:r>
+        <w:rPr>
+          <w:sz w:val="22"/>
+        </w:rPr>
+        <w:t xml:space="preserve">That third one explains the silent screen. The handler never reaches whatever would have shown the message, because it throws on the way there.</w:t>
+      </w:r>
+    </w:p>
+    <w:p>
+      <w:pPr>
+        <w:spacing w:before="280" w:after="120"/>
+        <w:rPr>
+          <w:sz w:val="28"/>
+          <w:b/>
+        </w:rPr>
+      </w:pPr>
+      <w:r>
+        <w:rPr>
+          <w:sz w:val="28"/>
+          <w:b/>
+        </w:rPr>
+        <w:t xml:space="preserve">Impact</w:t>
+      </w:r>
+    </w:p>
+    <w:p>
+      <w:pPr>
+        <w:spacing w:before="0" w:after="120"/>
+        <w:rPr>
+          <w:sz w:val="22"/>
+        </w:rPr>
+      </w:pPr>
+      <w:r>
+        <w:rPr>
+          <w:sz w:val="22"/>
+        </w:rPr>
+        <w:t xml:space="preserve">A merchant on a dropped connection, a VPN blip or a brief server outage sees old figures presented as current ones. They have no way to know. If they act on those numbers — reconciliation, a report, a decision about a date range — they are acting on the wrong data.</w:t>
+      </w:r>
+    </w:p>
+    <w:p>
+      <w:pPr>
+        <w:spacing w:before="0" w:after="120"/>
+        <w:rPr>
+          <w:sz w:val="22"/>
+        </w:rPr>
+      </w:pPr>
+      <w:r>
+        <w:rPr>
+          <w:sz w:val="22"/>
+        </w:rPr>
+        <w:t xml:space="preserve">Staleness with no warning is worse than an error message. An error tells the merchant to try again; this tells them nothing and looks like a successful result.</w:t>
+      </w:r>
+    </w:p>
+    <w:p>
+      <w:pPr>
+        <w:spacing w:before="0" w:after="120"/>
+        <w:rPr>
+          <w:sz w:val="22"/>
+        </w:rPr>
+      </w:pPr>
+      <w:r>
+        <w:rPr>
+          <w:sz w:val="22"/>
+        </w:rPr>
+        <w:t xml:space="preserve">For whoever is diagnosing a support call, the console carries five errors, three of which come from the code that was supposed to be handling the problem. The real cause — </w:t>
+      </w:r>
+      <w:r>
+        <w:rPr>
+          <w:sz w:val="22"/>
+          <w:rFonts w:ascii="Consolas" w:hAnsi="Consolas"/>
+          <w:sz w:val="20"/>
+        </w:rPr>
+        <w:t xml:space="preserve">ERR_INTERNET_DISCONNECTED</w:t>
+      </w:r>
+      <w:r>
+        <w:rPr>
+          <w:sz w:val="22"/>
+        </w:rPr>
+        <w:t xml:space="preserve"> — is present, but it is buried among the handler's own noise.</w:t>
+      </w:r>
+    </w:p>
+    <w:p>
+      <w:pPr>
+        <w:spacing w:before="0" w:after="120"/>
+        <w:rPr>
+          <w:sz w:val="22"/>
+        </w:rPr>
+      </w:pPr>
+      <w:r>
+        <w:rPr>
+          <w:sz w:val="22"/>
+          <w:b/>
+        </w:rPr>
+        <w:t xml:space="preserve">Workaround:</w:t>
+      </w:r>
+      <w:r>
+        <w:rPr>
+          <w:sz w:val="22"/>
+        </w:rPr>
+        <w:t xml:space="preserve"> none for the merchant, because there is nothing to notice. Re-submitting once the connection returns gives the correct figures.</w:t>
+      </w:r>
+    </w:p>
+    <w:p>
+      <w:pPr>
+        <w:spacing w:before="280" w:after="120"/>
+        <w:rPr>
+          <w:sz w:val="28"/>
+          <w:b/>
+        </w:rPr>
+      </w:pPr>
+      <w:r>
+        <w:rPr>
+          <w:sz w:val="28"/>
+          <w:b/>
+        </w:rPr>
+        <w:t xml:space="preserve">Notes for the developer</w:t>
+      </w:r>
+    </w:p>
+    <w:p>
+      <w:pPr>
+        <w:spacing w:before="0" w:after="80"/>
+        <w:ind w:left="360"/>
+        <w:rPr>
+          <w:sz w:val="22"/>
+        </w:rPr>
+      </w:pPr>
+      <w:r>
+        <w:rPr>
+          <w:sz w:val="22"/>
+        </w:rPr>
+        <w:t xml:space="preserve">• Guard the response before reading it. Both TypeErrors come from touching a body that does not exist on a failed request.</w:t>
+      </w:r>
+    </w:p>
+    <w:p>
+      <w:pPr>
+        <w:spacing w:before="0" w:after="80"/>
+        <w:ind w:left="360"/>
+        <w:rPr>
+          <w:sz w:val="22"/>
+        </w:rPr>
+      </w:pPr>
+      <w:r>
+        <w:rPr>
+          <w:sz w:val="22"/>
+        </w:rPr>
+        <w:t xml:space="preserve">• Fix the </w:t>
+      </w:r>
+      <w:r>
+        <w:rPr>
+          <w:sz w:val="22"/>
+          <w:rFonts w:ascii="Consolas" w:hAnsi="Consolas"/>
+          <w:sz w:val="20"/>
+        </w:rPr>
+        <w:t xml:space="preserve">err is not defined</w:t>
+      </w:r>
+      <w:r>
+        <w:rPr>
+          <w:sz w:val="22"/>
+        </w:rPr>
+        <w:t xml:space="preserve"> reference first. Until the handler stops throwing, no message can reach the screen, so the silent-failure symptom cannot be fixed without it.</w:t>
+      </w:r>
+    </w:p>
+    <w:p>
+      <w:pPr>
+        <w:spacing w:before="0" w:after="80"/>
+        <w:ind w:left="360"/>
+        <w:rPr>
+          <w:sz w:val="22"/>
+        </w:rPr>
+      </w:pPr>
+      <w:r>
+        <w:rPr>
+          <w:sz w:val="22"/>
+        </w:rPr>
+        <w:t xml:space="preserve">• Decide what the merchant should see. Clearing the table is honest but abrupt; marking it as stale keeps the context. Either is better than leaving old figures unlabelled.</w:t>
+      </w:r>
+    </w:p>
+    <w:p>
+      <w:pPr>
+        <w:spacing w:before="0" w:after="80"/>
+        <w:ind w:left="360"/>
+        <w:rPr>
+          <w:sz w:val="22"/>
+        </w:rPr>
+      </w:pPr>
+      <w:r>
+        <w:rPr>
+          <w:sz w:val="22"/>
+        </w:rPr>
+        <w:t xml:space="preserve">• Log the two </w:t>
+      </w:r>
+      <w:r>
+        <w:rPr>
+          <w:sz w:val="22"/>
+          <w:rFonts w:ascii="Consolas" w:hAnsi="Consolas"/>
+          <w:sz w:val="20"/>
+        </w:rPr>
+        <w:t xml:space="preserve">err:</w:t>
+      </w:r>
+      <w:r>
+        <w:rPr>
+          <w:sz w:val="22"/>
+        </w:rPr>
+        <w:t xml:space="preserve"> lines at error level if they are kept. Logging a failure at info level hides it from anyone filtering the console normally.</w:t>
+      </w:r>
+    </w:p>
     <w:sectPr>
       <w:pgSz w:w="12240" w:h="15840"/>
       <w:pgMar w:top="1440" w:right="1440" w:bottom="1440" w:left="1440"/>

--- a/PaymentStats_Bugs.docx
+++ b/PaymentStats_Bugs.docx
@@ -5787,62 +5787,48 @@
         <w:rPr>
           <w:sz w:val="22"/>
         </w:rPr>
-        <w:t xml:space="preserve">When the stats request fails, the page does two things wrong at once.</w:t>
-      </w:r>
-    </w:p>
-    <w:p>
-      <w:pPr>
-        <w:spacing w:before="0" w:after="120"/>
-        <w:rPr>
-          <w:sz w:val="22"/>
-        </w:rPr>
-      </w:pPr>
-      <w:r>
-        <w:rPr>
-          <w:sz w:val="22"/>
-        </w:rPr>
-        <w:t xml:space="preserve">On screen, it keeps showing the </w:t>
-      </w:r>
-      <w:r>
-        <w:rPr>
-          <w:sz w:val="22"/>
-          <w:b/>
-        </w:rPr>
-        <w:t xml:space="preserve">previous</w:t>
-      </w:r>
-      <w:r>
-        <w:rPr>
-          <w:sz w:val="22"/>
-        </w:rPr>
-        <w:t xml:space="preserve"> results and gives no message. The merchant picked a new date range, pressed Submit, and is now looking at figures that answer the old one. Nothing on the page suggests anything went wrong.</w:t>
-      </w:r>
-    </w:p>
-    <w:p>
-      <w:pPr>
-        <w:spacing w:before="0" w:after="120"/>
-        <w:rPr>
-          <w:sz w:val="22"/>
-        </w:rPr>
-      </w:pPr>
-      <w:r>
-        <w:rPr>
-          <w:sz w:val="22"/>
-        </w:rPr>
-        <w:t xml:space="preserve">Behind that, the code meant to report the failure crashes three times over. It reads fields off a response that was never received.</w:t>
-      </w:r>
-    </w:p>
-    <w:p>
-      <w:pPr>
-        <w:spacing w:before="0" w:after="120"/>
-        <w:rPr>
-          <w:sz w:val="22"/>
-        </w:rPr>
-      </w:pPr>
-      <w:r>
-        <w:rPr>
-          <w:sz w:val="22"/>
-        </w:rPr>
-        <w:t xml:space="preserve">The first problem is the one a merchant will hit. The second is what stops the first from being fixed quickly.</w:t>
+        <w:t xml:space="preserve">The merchant picks a new date range and presses Submit. The request fails. The page keeps showing the </w:t>
+      </w:r>
+      <w:r>
+        <w:rPr>
+          <w:sz w:val="22"/>
+          <w:b/>
+        </w:rPr>
+        <w:t xml:space="preserve">old</w:t>
+      </w:r>
+      <w:r>
+        <w:rPr>
+          <w:sz w:val="22"/>
+        </w:rPr>
+        <w:t xml:space="preserve"> figures and says nothing at all.</w:t>
+      </w:r>
+    </w:p>
+    <w:p>
+      <w:pPr>
+        <w:spacing w:before="0" w:after="120"/>
+        <w:rPr>
+          <w:sz w:val="22"/>
+        </w:rPr>
+      </w:pPr>
+      <w:r>
+        <w:rPr>
+          <w:sz w:val="22"/>
+        </w:rPr>
+        <w:t xml:space="preserve">There is no message. No toast, no banner, nothing. The merchant has no way to know the numbers in front of them are the wrong ones.</w:t>
+      </w:r>
+    </w:p>
+    <w:p>
+      <w:pPr>
+        <w:spacing w:before="0" w:after="120"/>
+        <w:rPr>
+          <w:sz w:val="22"/>
+        </w:rPr>
+      </w:pPr>
+      <w:r>
+        <w:rPr>
+          <w:sz w:val="22"/>
+        </w:rPr>
+        <w:t xml:space="preserve">The reason it says nothing is that the code meant to report the failure crashes first. It crashes three times over, because it tries to read a reply that never arrived.</w:t>
       </w:r>
     </w:p>
     <w:p>
@@ -5872,7 +5858,7 @@
         <w:rPr>
           <w:sz w:val="22"/>
         </w:rPr>
-        <w:t xml:space="preserve">1. Sign in on any gateway and open </w:t>
+        <w:t xml:space="preserve">1. Sign in on any gateway. Open </w:t>
       </w:r>
       <w:r>
         <w:rPr>
@@ -5885,7 +5871,7 @@
         <w:rPr>
           <w:sz w:val="22"/>
         </w:rPr>
-        <w:t xml:space="preserve">. Let the table fill. 2. Open </w:t>
+        <w:t xml:space="preserve">. Wait for the table to fill. 2. Open </w:t>
       </w:r>
       <w:r>
         <w:rPr>
@@ -5898,7 +5884,7 @@
         <w:rPr>
           <w:sz w:val="22"/>
         </w:rPr>
-        <w:t xml:space="preserve"> and select the </w:t>
+        <w:t xml:space="preserve"> and click the </w:t>
       </w:r>
       <w:r>
         <w:rPr>
@@ -5924,7 +5910,7 @@
         <w:rPr>
           <w:sz w:val="22"/>
         </w:rPr>
-        <w:t xml:space="preserve"> — see the note below, because this matters. 3. Note the figures currently in the table. 4. Go to the </w:t>
+        <w:t xml:space="preserve">. This matters — see the warning below. 3. Write down the rows you can see in the table. 4. Click the </w:t>
       </w:r>
       <w:r>
         <w:rPr>
@@ -5937,7 +5923,7 @@
         <w:rPr>
           <w:sz w:val="22"/>
         </w:rPr>
-        <w:t xml:space="preserve"> tab and set the throttling dropdown from </w:t>
+        <w:t xml:space="preserve"> tab. Change the throttling dropdown from </w:t>
       </w:r>
       <w:r>
         <w:rPr>
@@ -5963,7 +5949,7 @@
         <w:rPr>
           <w:sz w:val="22"/>
         </w:rPr>
-        <w:t xml:space="preserve">. 5. Return to the page, change </w:t>
+        <w:t xml:space="preserve">. 5. Go back to the page. Change </w:t>
       </w:r>
       <w:r>
         <w:rPr>
@@ -5976,7 +5962,7 @@
         <w:rPr>
           <w:sz w:val="22"/>
         </w:rPr>
-        <w:t xml:space="preserve"> to a different month, and press </w:t>
+        <w:t xml:space="preserve"> to a different month. Press </w:t>
       </w:r>
       <w:r>
         <w:rPr>
@@ -5989,7 +5975,7 @@
         <w:rPr>
           <w:sz w:val="22"/>
         </w:rPr>
-        <w:t xml:space="preserve">. 6. Watch the table. Then read the console.</w:t>
+        <w:t xml:space="preserve">. 6. Look at the table. Then look at the console.</w:t>
       </w:r>
     </w:p>
     <w:p>
@@ -6019,21 +6005,35 @@
         <w:rPr>
           <w:sz w:val="22"/>
         </w:rPr>
-        <w:t xml:space="preserve">The merchant is told the figures could not be fetched. Either the table clears or it is marked as out of date — whichever is chosen, the screen must not present stale numbers as the answer to the range that was just requested.</w:t>
-      </w:r>
-    </w:p>
-    <w:p>
-      <w:pPr>
-        <w:spacing w:before="0" w:after="120"/>
-        <w:rPr>
-          <w:sz w:val="22"/>
-        </w:rPr>
-      </w:pPr>
-      <w:r>
-        <w:rPr>
-          <w:sz w:val="22"/>
-        </w:rPr>
-        <w:t xml:space="preserve">The console carries the network failure and nothing else. Handling a failed request is ordinary work and should not itself throw.</w:t>
+        <w:t xml:space="preserve">The merchant is told the figures could not be fetched.</w:t>
+      </w:r>
+    </w:p>
+    <w:p>
+      <w:pPr>
+        <w:spacing w:before="0" w:after="120"/>
+        <w:rPr>
+          <w:sz w:val="22"/>
+        </w:rPr>
+      </w:pPr>
+      <w:r>
+        <w:rPr>
+          <w:sz w:val="22"/>
+        </w:rPr>
+        <w:t xml:space="preserve">The screen must not keep showing old numbers as if they answered the new date range. Either clear the table or mark it as out of date. Either is fine. Showing stale figures with no warning is not.</w:t>
+      </w:r>
+    </w:p>
+    <w:p>
+      <w:pPr>
+        <w:spacing w:before="0" w:after="120"/>
+        <w:rPr>
+          <w:sz w:val="22"/>
+        </w:rPr>
+      </w:pPr>
+      <w:r>
+        <w:rPr>
+          <w:sz w:val="22"/>
+        </w:rPr>
+        <w:t xml:space="preserve">The console should carry the network failure and nothing else. Handling a failed request is normal work. It should not crash.</w:t>
       </w:r>
     </w:p>
     <w:p>
@@ -6070,84 +6070,329 @@
         <w:rPr>
           <w:sz w:val="22"/>
         </w:rPr>
-        <w:t xml:space="preserve"> The table still lists the same rows. No toast, no banner, no inline message, no empty state. The only visible change is the date in the From Date box.</w:t>
-      </w:r>
-    </w:p>
-    <w:p>
-      <w:pPr>
-        <w:spacing w:before="0" w:after="120"/>
-        <w:rPr>
-          <w:sz w:val="22"/>
-        </w:rPr>
-      </w:pPr>
-      <w:r>
-        <w:rPr>
-          <w:sz w:val="22"/>
-          <w:b/>
-        </w:rPr>
-        <w:t xml:space="preserve">In the console:</w:t>
-      </w:r>
-      <w:r>
-        <w:rPr>
-          <w:sz w:val="22"/>
-        </w:rPr>
-        <w:t xml:space="preserve"> the browser logs the failed request, and then the failure handler adds three faults of its own.</w:t>
-      </w:r>
-    </w:p>
-    <w:p>
-      <w:pPr>
-        <w:spacing w:before="0" w:after="120"/>
-        <w:rPr>
-          <w:sz w:val="22"/>
-        </w:rPr>
-      </w:pPr>
-      <w:r>
-        <w:rPr>
-          <w:sz w:val="22"/>
-        </w:rPr>
-        <w:t xml:space="preserve">``` GET .../v2/payment/payment_stats_us?merchant_id=... net::ERR_INTERNET_DISCONNECTED</w:t>
-      </w:r>
-    </w:p>
-    <w:p>
-      <w:pPr>
-        <w:spacing w:before="0" w:after="120"/>
-        <w:rPr>
-          <w:sz w:val="22"/>
-        </w:rPr>
-      </w:pPr>
-      <w:r>
-        <w:rPr>
-          <w:sz w:val="22"/>
-        </w:rPr>
-        <w:t xml:space="preserve">err:  TypeError: Cannot convert undefined or null to object at Object.keys (&lt;anonymous&gt;)</w:t>
-      </w:r>
-    </w:p>
-    <w:p>
-      <w:pPr>
-        <w:spacing w:before="0" w:after="120"/>
-        <w:rPr>
-          <w:sz w:val="22"/>
-        </w:rPr>
-      </w:pPr>
-      <w:r>
-        <w:rPr>
-          <w:sz w:val="22"/>
-        </w:rPr>
-        <w:t xml:space="preserve">err:  TypeError: Cannot read properties of undefined (reading 'error_code')</w:t>
-      </w:r>
-    </w:p>
-    <w:p>
-      <w:pPr>
-        <w:spacing w:before="0" w:after="120"/>
-        <w:rPr>
-          <w:sz w:val="22"/>
-        </w:rPr>
-      </w:pPr>
-      <w:r>
-        <w:rPr>
-          <w:sz w:val="22"/>
-        </w:rPr>
-        <w:t xml:space="preserve">Uncaught (in promise) ReferenceError: err is not defined ```</w:t>
+        <w:t xml:space="preserve"> The table shows the same rows as before. Only the date in the box has changed.</w:t>
+      </w:r>
+    </w:p>
+    <w:p>
+      <w:pPr>
+        <w:spacing w:before="0" w:after="120"/>
+        <w:rPr>
+          <w:sz w:val="22"/>
+        </w:rPr>
+      </w:pPr>
+      <w:r>
+        <w:rPr>
+          <w:sz w:val="22"/>
+          <w:b/>
+        </w:rPr>
+        <w:t xml:space="preserve">In the console: four things appear.</w:t>
+      </w:r>
+      <w:r>
+        <w:rPr>
+          <w:sz w:val="22"/>
+        </w:rPr>
+        <w:t xml:space="preserve"> One is the real cause. The other three are the handler crashing.</w:t>
+      </w:r>
+    </w:p>
+    <w:tbl>
+      <w:tblPr>
+        <w:tblW w:w="9360" w:type="dxa"/>
+        <w:tblBorders>
+          <w:top w:val="single" w:sz="4" w:space="0" w:color="BFBFBF"/>
+          <w:left w:val="single" w:sz="4" w:space="0" w:color="BFBFBF"/>
+          <w:bottom w:val="single" w:sz="4" w:space="0" w:color="BFBFBF"/>
+          <w:right w:val="single" w:sz="4" w:space="0" w:color="BFBFBF"/>
+          <w:insideH w:val="single" w:sz="4" w:space="0" w:color="BFBFBF"/>
+          <w:insideV w:val="single" w:sz="4" w:space="0" w:color="BFBFBF"/>
+        </w:tblBorders>
+      </w:tblPr>
+      <w:tr>
+        <w:tc>
+          <w:tcPr>
+            <w:tcW w:w="3120" w:type="dxa"/>
+            <w:shd w:val="clear" w:fill="F2F2F2"/>
+          </w:tcPr>
+          <w:p>
+            <w:pPr>
+              <w:spacing w:before="40" w:after="40"/>
+            </w:pPr>
+            <w:r>
+              <w:rPr>
+                <w:sz w:val="20"/>
+                <w:b/>
+              </w:rPr>
+              <w:t xml:space="preserve">Marked</w:t>
+            </w:r>
+          </w:p>
+        </w:tc>
+        <w:tc>
+          <w:tcPr>
+            <w:tcW w:w="3120" w:type="dxa"/>
+            <w:shd w:val="clear" w:fill="F2F2F2"/>
+          </w:tcPr>
+          <w:p>
+            <w:pPr>
+              <w:spacing w:before="40" w:after="40"/>
+            </w:pPr>
+            <w:r>
+              <w:rPr>
+                <w:sz w:val="20"/>
+                <w:b/>
+              </w:rPr>
+              <w:t xml:space="preserve">Console line</w:t>
+            </w:r>
+          </w:p>
+        </w:tc>
+        <w:tc>
+          <w:tcPr>
+            <w:tcW w:w="3120" w:type="dxa"/>
+            <w:shd w:val="clear" w:fill="F2F2F2"/>
+          </w:tcPr>
+          <w:p>
+            <w:pPr>
+              <w:spacing w:before="40" w:after="40"/>
+            </w:pPr>
+            <w:r>
+              <w:rPr>
+                <w:sz w:val="20"/>
+                <w:b/>
+              </w:rPr>
+              <w:t xml:space="preserve">What it is</w:t>
+            </w:r>
+          </w:p>
+        </w:tc>
+      </w:tr>
+      <w:tr>
+        <w:tc>
+          <w:tcPr>
+            <w:tcW w:w="3120" w:type="dxa"/>
+          </w:tcPr>
+          <w:p>
+            <w:pPr>
+              <w:spacing w:before="40" w:after="40"/>
+            </w:pPr>
+            <w:r>
+              <w:rPr>
+                <w:sz w:val="20"/>
+              </w:rPr>
+              <w:t xml:space="preserve">CAUSE</w:t>
+            </w:r>
+          </w:p>
+        </w:tc>
+        <w:tc>
+          <w:tcPr>
+            <w:tcW w:w="3120" w:type="dxa"/>
+          </w:tcPr>
+          <w:p>
+            <w:pPr>
+              <w:spacing w:before="40" w:after="40"/>
+            </w:pPr>
+            <w:r>
+              <w:rPr>
+                <w:sz w:val="20"/>
+              </w:rPr>
+              <w:t xml:space="preserve">payment_stats_us ... net::ERR_INTERNET_DISCONNECTED</w:t>
+            </w:r>
+          </w:p>
+        </w:tc>
+        <w:tc>
+          <w:tcPr>
+            <w:tcW w:w="3120" w:type="dxa"/>
+          </w:tcPr>
+          <w:p>
+            <w:pPr>
+              <w:spacing w:before="40" w:after="40"/>
+            </w:pPr>
+            <w:r>
+              <w:rPr>
+                <w:sz w:val="20"/>
+              </w:rPr>
+              <w:t xml:space="preserve">The stats request never completed. This is the real problem.</w:t>
+            </w:r>
+          </w:p>
+        </w:tc>
+      </w:tr>
+      <w:tr>
+        <w:tc>
+          <w:tcPr>
+            <w:tcW w:w="3120" w:type="dxa"/>
+          </w:tcPr>
+          <w:p>
+            <w:pPr>
+              <w:spacing w:before="40" w:after="40"/>
+            </w:pPr>
+            <w:r>
+              <w:rPr>
+                <w:sz w:val="20"/>
+              </w:rPr>
+              <w:t xml:space="preserve">1</w:t>
+            </w:r>
+          </w:p>
+        </w:tc>
+        <w:tc>
+          <w:tcPr>
+            <w:tcW w:w="3120" w:type="dxa"/>
+          </w:tcPr>
+          <w:p>
+            <w:pPr>
+              <w:spacing w:before="40" w:after="40"/>
+            </w:pPr>
+            <w:r>
+              <w:rPr>
+                <w:sz w:val="20"/>
+              </w:rPr>
+              <w:t xml:space="preserve">err: TypeError: Cannot convert undefined or null to object</w:t>
+            </w:r>
+          </w:p>
+        </w:tc>
+        <w:tc>
+          <w:tcPr>
+            <w:tcW w:w="3120" w:type="dxa"/>
+          </w:tcPr>
+          <w:p>
+            <w:pPr>
+              <w:spacing w:before="40" w:after="40"/>
+            </w:pPr>
+            <w:r>
+              <w:rPr>
+                <w:sz w:val="20"/>
+              </w:rPr>
+              <w:t xml:space="preserve">The handler runs Object.keys on a reply that does not exist.</w:t>
+            </w:r>
+          </w:p>
+        </w:tc>
+      </w:tr>
+      <w:tr>
+        <w:tc>
+          <w:tcPr>
+            <w:tcW w:w="3120" w:type="dxa"/>
+          </w:tcPr>
+          <w:p>
+            <w:pPr>
+              <w:spacing w:before="40" w:after="40"/>
+            </w:pPr>
+            <w:r>
+              <w:rPr>
+                <w:sz w:val="20"/>
+              </w:rPr>
+              <w:t xml:space="preserve">2</w:t>
+            </w:r>
+          </w:p>
+        </w:tc>
+        <w:tc>
+          <w:tcPr>
+            <w:tcW w:w="3120" w:type="dxa"/>
+          </w:tcPr>
+          <w:p>
+            <w:pPr>
+              <w:spacing w:before="40" w:after="40"/>
+            </w:pPr>
+            <w:r>
+              <w:rPr>
+                <w:sz w:val="20"/>
+              </w:rPr>
+              <w:t xml:space="preserve">err: TypeError: Cannot read properties of undefined (reading 'error_code')</w:t>
+            </w:r>
+          </w:p>
+        </w:tc>
+        <w:tc>
+          <w:tcPr>
+            <w:tcW w:w="3120" w:type="dxa"/>
+          </w:tcPr>
+          <w:p>
+            <w:pPr>
+              <w:spacing w:before="40" w:after="40"/>
+            </w:pPr>
+            <w:r>
+              <w:rPr>
+                <w:sz w:val="20"/>
+              </w:rPr>
+              <w:t xml:space="preserve">The handler then reads an error code off that same missing reply.</w:t>
+            </w:r>
+          </w:p>
+        </w:tc>
+      </w:tr>
+      <w:tr>
+        <w:tc>
+          <w:tcPr>
+            <w:tcW w:w="3120" w:type="dxa"/>
+          </w:tcPr>
+          <w:p>
+            <w:pPr>
+              <w:spacing w:before="40" w:after="40"/>
+            </w:pPr>
+            <w:r>
+              <w:rPr>
+                <w:sz w:val="20"/>
+              </w:rPr>
+              <w:t xml:space="preserve">3</w:t>
+            </w:r>
+          </w:p>
+        </w:tc>
+        <w:tc>
+          <w:tcPr>
+            <w:tcW w:w="3120" w:type="dxa"/>
+          </w:tcPr>
+          <w:p>
+            <w:pPr>
+              <w:spacing w:before="40" w:after="40"/>
+            </w:pPr>
+            <w:r>
+              <w:rPr>
+                <w:sz w:val="20"/>
+              </w:rPr>
+              <w:t xml:space="preserve">Uncaught (in promise) ReferenceError: err is not defined</w:t>
+            </w:r>
+          </w:p>
+        </w:tc>
+        <w:tc>
+          <w:tcPr>
+            <w:tcW w:w="3120" w:type="dxa"/>
+          </w:tcPr>
+          <w:p>
+            <w:pPr>
+              <w:spacing w:before="40" w:after="40"/>
+            </w:pPr>
+            <w:r>
+              <w:rPr>
+                <w:sz w:val="20"/>
+              </w:rPr>
+              <w:t xml:space="preserve">The catch block uses a variable that is not there, so it throws.</w:t>
+            </w:r>
+          </w:p>
+        </w:tc>
+      </w:tr>
+    </w:tbl>
+    <w:p>
+      <w:pPr>
+        <w:spacing w:after="120"/>
+      </w:pPr>
+    </w:p>
+    <w:p>
+      <w:pPr>
+        <w:spacing w:before="0" w:after="120"/>
+        <w:rPr>
+          <w:sz w:val="22"/>
+        </w:rPr>
+      </w:pPr>
+      <w:r>
+        <w:rPr>
+          <w:sz w:val="22"/>
+        </w:rPr>
+        <w:t xml:space="preserve">Fault </w:t>
+      </w:r>
+      <w:r>
+        <w:rPr>
+          <w:sz w:val="22"/>
+          <w:b/>
+        </w:rPr>
+        <w:t xml:space="preserve">3</w:t>
+      </w:r>
+      <w:r>
+        <w:rPr>
+          <w:sz w:val="22"/>
+        </w:rPr>
+        <w:t xml:space="preserve"> is why the screen stays silent. The handler throws before it reaches the code that would have shown a message.</w:t>
       </w:r>
     </w:p>
     <w:p>
@@ -6168,6 +6413,20 @@
     </w:p>
     <w:p>
       <w:pPr>
+        <w:spacing w:before="0" w:after="120"/>
+        <w:rPr>
+          <w:sz w:val="22"/>
+        </w:rPr>
+      </w:pPr>
+      <w:r>
+        <w:rPr>
+          <w:sz w:val="22"/>
+        </w:rPr>
+        <w:t xml:space="preserve">The three faults and the real cause are boxed and numbered in the pictures below.</w:t>
+      </w:r>
+    </w:p>
+    <w:p>
+      <w:pPr>
         <w:spacing w:before="240" w:after="100"/>
         <w:rPr>
           <w:sz w:val="24"/>
@@ -6179,7 +6438,7 @@
           <w:sz w:val="24"/>
           <w:b/>
         </w:rPr>
-        <w:t xml:space="preserve">Before the failure — a healthy page</w:t>
+        <w:t xml:space="preserve">Before the failure — the control</w:t>
       </w:r>
     </w:p>
     <w:p>
@@ -6244,34 +6503,48 @@
         <w:rPr>
           <w:sz w:val="22"/>
         </w:rPr>
-        <w:t xml:space="preserve"> and the table lists ACH / CheckSale, DISCOVER / CreditSale, MASTERCARD / CreditSale and MASTERCARD / DebitSale, all on SmartPay.</w:t>
-      </w:r>
-    </w:p>
-    <w:p>
-      <w:pPr>
-        <w:spacing w:before="0" w:after="120"/>
-        <w:rPr>
-          <w:sz w:val="22"/>
-        </w:rPr>
-      </w:pPr>
-      <w:r>
-        <w:rPr>
-          <w:sz w:val="22"/>
-        </w:rPr>
-        <w:t xml:space="preserve">The console holds two unrelated entries and </w:t>
-      </w:r>
-      <w:r>
-        <w:rPr>
-          <w:sz w:val="22"/>
-          <w:b/>
-        </w:rPr>
-        <w:t xml:space="preserve">none of the three faults</w:t>
-      </w:r>
-      <w:r>
-        <w:rPr>
-          <w:sz w:val="22"/>
-        </w:rPr>
-        <w:t xml:space="preserve">. This is the control: whatever appears next was caused by the failure and was not already there.</w:t>
+        <w:t xml:space="preserve">. The table lists four rows: ACH / CheckSale, DISCOVER / CreditSale, MASTERCARD / CreditSale, MASTERCARD / DebitSale.</w:t>
+      </w:r>
+    </w:p>
+    <w:p>
+      <w:pPr>
+        <w:spacing w:before="0" w:after="120"/>
+        <w:rPr>
+          <w:sz w:val="22"/>
+        </w:rPr>
+      </w:pPr>
+      <w:r>
+        <w:rPr>
+          <w:sz w:val="22"/>
+        </w:rPr>
+        <w:t xml:space="preserve">The green box marks the whole console. </w:t>
+      </w:r>
+      <w:r>
+        <w:rPr>
+          <w:sz w:val="22"/>
+          <w:b/>
+        </w:rPr>
+        <w:t xml:space="preserve">None of the three faults are in it.</w:t>
+      </w:r>
+      <w:r>
+        <w:rPr>
+          <w:sz w:val="22"/>
+        </w:rPr>
+        <w:t xml:space="preserve"> The two entries there are unrelated and were already on the page.</w:t>
+      </w:r>
+    </w:p>
+    <w:p>
+      <w:pPr>
+        <w:spacing w:before="0" w:after="120"/>
+        <w:rPr>
+          <w:sz w:val="22"/>
+        </w:rPr>
+      </w:pPr>
+      <w:r>
+        <w:rPr>
+          <w:sz w:val="22"/>
+        </w:rPr>
+        <w:t xml:space="preserve">This picture matters. It proves the faults in the next picture were caused by the failure and were not sitting there beforehand.</w:t>
       </w:r>
     </w:p>
     <w:p>
@@ -6287,7 +6560,7 @@
           <w:sz w:val="24"/>
           <w:b/>
         </w:rPr>
-        <w:t xml:space="preserve">After the failure — same table, three new faults</w:t>
+        <w:t xml:space="preserve">After the failure — the same table, three new faults</w:t>
       </w:r>
     </w:p>
     <w:p>
@@ -6352,42 +6625,324 @@
         <w:rPr>
           <w:sz w:val="22"/>
         </w:rPr>
-        <w:t xml:space="preserve">. Submit has been pressed and the request has failed.</w:t>
-      </w:r>
-    </w:p>
-    <w:p>
-      <w:pPr>
-        <w:spacing w:before="0" w:after="120"/>
-        <w:rPr>
-          <w:sz w:val="22"/>
-        </w:rPr>
-      </w:pPr>
-      <w:r>
-        <w:rPr>
-          <w:sz w:val="22"/>
-          <w:b/>
-        </w:rPr>
-        <w:t xml:space="preserve">Compare the two tables. They are identical</w:t>
-      </w:r>
-      <w:r>
-        <w:rPr>
-          <w:sz w:val="22"/>
-        </w:rPr>
-        <w:t xml:space="preserve"> — the same four rows in the same order. A different date range was requested and the screen still shows the previous answer, with nothing to indicate that.</w:t>
-      </w:r>
-    </w:p>
-    <w:p>
-      <w:pPr>
-        <w:spacing w:before="0" w:after="120"/>
-        <w:rPr>
-          <w:sz w:val="22"/>
-        </w:rPr>
-      </w:pPr>
-      <w:r>
-        <w:rPr>
-          <w:sz w:val="22"/>
-        </w:rPr>
-        <w:t xml:space="preserve">In the console, below the </w:t>
+        <w:t xml:space="preserve">. Submit has been pressed. The request has failed.</w:t>
+      </w:r>
+    </w:p>
+    <w:p>
+      <w:pPr>
+        <w:spacing w:before="0" w:after="120"/>
+        <w:rPr>
+          <w:sz w:val="22"/>
+        </w:rPr>
+      </w:pPr>
+      <w:r>
+        <w:rPr>
+          <w:sz w:val="22"/>
+          <w:b/>
+        </w:rPr>
+        <w:t xml:space="preserve">Look at the orange box round the table. It holds the same four rows as the picture before.</w:t>
+      </w:r>
+      <w:r>
+        <w:rPr>
+          <w:sz w:val="22"/>
+        </w:rPr>
+        <w:t xml:space="preserve"> Nothing on the page has changed except the date. That is the defect.</w:t>
+      </w:r>
+    </w:p>
+    <w:p>
+      <w:pPr>
+        <w:spacing w:before="0" w:after="120"/>
+        <w:rPr>
+          <w:sz w:val="22"/>
+        </w:rPr>
+      </w:pPr>
+      <w:r>
+        <w:rPr>
+          <w:sz w:val="22"/>
+        </w:rPr>
+        <w:t xml:space="preserve">In the console, the blue </w:t>
+      </w:r>
+      <w:r>
+        <w:rPr>
+          <w:sz w:val="22"/>
+          <w:b/>
+        </w:rPr>
+        <w:t xml:space="preserve">CAUSE</w:t>
+      </w:r>
+      <w:r>
+        <w:rPr>
+          <w:sz w:val="22"/>
+        </w:rPr>
+        <w:t xml:space="preserve"> box is the stats request failing. The three red boxes — </w:t>
+      </w:r>
+      <w:r>
+        <w:rPr>
+          <w:sz w:val="22"/>
+          <w:b/>
+        </w:rPr>
+        <w:t xml:space="preserve">1</w:t>
+      </w:r>
+      <w:r>
+        <w:rPr>
+          <w:sz w:val="22"/>
+        </w:rPr>
+        <w:t xml:space="preserve">, </w:t>
+      </w:r>
+      <w:r>
+        <w:rPr>
+          <w:sz w:val="22"/>
+          <w:b/>
+        </w:rPr>
+        <w:t xml:space="preserve">2</w:t>
+      </w:r>
+      <w:r>
+        <w:rPr>
+          <w:sz w:val="22"/>
+        </w:rPr>
+        <w:t xml:space="preserve"> and </w:t>
+      </w:r>
+      <w:r>
+        <w:rPr>
+          <w:sz w:val="22"/>
+          <w:b/>
+        </w:rPr>
+        <w:t xml:space="preserve">3</w:t>
+      </w:r>
+      <w:r>
+        <w:rPr>
+          <w:sz w:val="22"/>
+        </w:rPr>
+        <w:t xml:space="preserve"> — are the handler crashing afterwards.</w:t>
+      </w:r>
+    </w:p>
+    <w:p>
+      <w:pPr>
+        <w:spacing w:before="240" w:after="100"/>
+        <w:rPr>
+          <w:sz w:val="24"/>
+          <w:b/>
+        </w:rPr>
+      </w:pPr>
+      <w:r>
+        <w:rPr>
+          <w:sz w:val="24"/>
+          <w:b/>
+        </w:rPr>
+        <w:t xml:space="preserve">The console, close up</w:t>
+      </w:r>
+    </w:p>
+    <w:p>
+      <w:pPr>
+        <w:spacing w:before="80" w:after="200"/>
+      </w:pPr>
+      <w:r>
+        <w:drawing>
+          <wp:inline distT="0" distB="0" distL="0" distR="0">
+            <wp:extent cx="5943600" cy="2557130"/>
+            <wp:docPr id="113" name="Picture 113"/>
+            <a:graphic xmlns:a="http://schemas.openxmlformats.org/drawingml/2006/main">
+              <a:graphicData uri="http://schemas.openxmlformats.org/drawingml/2006/picture">
+                <pic:pic xmlns:pic="http://schemas.openxmlformats.org/drawingml/2006/picture">
+                  <pic:nvPicPr>
+                    <pic:cNvPr id="113" name="Picture"/>
+                    <pic:cNvPicPr/>
+                  </pic:nvPicPr>
+                  <pic:blipFill>
+                    <a:blip r:embed="rId113"/>
+                    <a:stretch>
+                      <a:fillRect/>
+                    </a:stretch>
+                  </pic:blipFill>
+                  <pic:spPr>
+                    <a:xfrm>
+                      <a:off x="0" y="0"/>
+                      <a:ext cx="5943600" cy="2557130"/>
+                    </a:xfrm>
+                    <a:prstGeom prst="rect">
+                      <a:avLst/>
+                    </a:prstGeom>
+                  </pic:spPr>
+                </pic:pic>
+              </a:graphicData>
+            </a:graphic>
+          </wp:inline>
+        </w:drawing>
+      </w:r>
+    </w:p>
+    <w:p>
+      <w:pPr>
+        <w:spacing w:before="0" w:after="120"/>
+        <w:rPr>
+          <w:sz w:val="22"/>
+        </w:rPr>
+      </w:pPr>
+      <w:r>
+        <w:rPr>
+          <w:sz w:val="22"/>
+        </w:rPr>
+        <w:t xml:space="preserve">The same four entries, enlarged so the text can be read.</w:t>
+      </w:r>
+    </w:p>
+    <w:p>
+      <w:pPr>
+        <w:spacing w:before="0" w:after="120"/>
+        <w:rPr>
+          <w:sz w:val="22"/>
+        </w:rPr>
+      </w:pPr>
+      <w:r>
+        <w:rPr>
+          <w:sz w:val="22"/>
+        </w:rPr>
+        <w:t xml:space="preserve">Notice the background colour. Boxes </w:t>
+      </w:r>
+      <w:r>
+        <w:rPr>
+          <w:sz w:val="22"/>
+          <w:b/>
+        </w:rPr>
+        <w:t xml:space="preserve">1</w:t>
+      </w:r>
+      <w:r>
+        <w:rPr>
+          <w:sz w:val="22"/>
+        </w:rPr>
+        <w:t xml:space="preserve"> and </w:t>
+      </w:r>
+      <w:r>
+        <w:rPr>
+          <w:sz w:val="22"/>
+          <w:b/>
+        </w:rPr>
+        <w:t xml:space="preserve">2</w:t>
+      </w:r>
+      <w:r>
+        <w:rPr>
+          <w:sz w:val="22"/>
+        </w:rPr>
+        <w:t xml:space="preserve"> sit on </w:t>
+      </w:r>
+      <w:r>
+        <w:rPr>
+          <w:sz w:val="22"/>
+          <w:b/>
+        </w:rPr>
+        <w:t xml:space="preserve">white</w:t>
+      </w:r>
+      <w:r>
+        <w:rPr>
+          <w:sz w:val="22"/>
+        </w:rPr>
+        <w:t xml:space="preserve">, with no red ✗ icon. The </w:t>
+      </w:r>
+      <w:r>
+        <w:rPr>
+          <w:sz w:val="22"/>
+          <w:b/>
+        </w:rPr>
+        <w:t xml:space="preserve">CAUSE</w:t>
+      </w:r>
+      <w:r>
+        <w:rPr>
+          <w:sz w:val="22"/>
+        </w:rPr>
+        <w:t xml:space="preserve"> box and box </w:t>
+      </w:r>
+      <w:r>
+        <w:rPr>
+          <w:sz w:val="22"/>
+          <w:b/>
+        </w:rPr>
+        <w:t xml:space="preserve">3</w:t>
+      </w:r>
+      <w:r>
+        <w:rPr>
+          <w:sz w:val="22"/>
+        </w:rPr>
+        <w:t xml:space="preserve"> sit on </w:t>
+      </w:r>
+      <w:r>
+        <w:rPr>
+          <w:sz w:val="22"/>
+          <w:b/>
+        </w:rPr>
+        <w:t xml:space="preserve">pink</w:t>
+      </w:r>
+      <w:r>
+        <w:rPr>
+          <w:sz w:val="22"/>
+        </w:rPr>
+        <w:t xml:space="preserve">, with the icon.</w:t>
+      </w:r>
+    </w:p>
+    <w:p>
+      <w:pPr>
+        <w:spacing w:before="0" w:after="120"/>
+        <w:rPr>
+          <w:sz w:val="22"/>
+        </w:rPr>
+      </w:pPr>
+      <w:r>
+        <w:rPr>
+          <w:sz w:val="22"/>
+        </w:rPr>
+        <w:t xml:space="preserve">That difference is not cosmetic. It is the warning below.</w:t>
+      </w:r>
+    </w:p>
+    <w:p>
+      <w:pPr>
+        <w:spacing w:before="240" w:after="100"/>
+        <w:rPr>
+          <w:sz w:val="24"/>
+          <w:b/>
+        </w:rPr>
+      </w:pPr>
+      <w:r>
+        <w:rPr>
+          <w:sz w:val="24"/>
+          <w:b/>
+        </w:rPr>
+        <w:t xml:space="preserve">Warning — two of the faults are easy to miss</w:t>
+      </w:r>
+    </w:p>
+    <w:p>
+      <w:pPr>
+        <w:spacing w:before="0" w:after="120"/>
+        <w:rPr>
+          <w:sz w:val="22"/>
+        </w:rPr>
+      </w:pPr>
+      <w:r>
+        <w:rPr>
+          <w:sz w:val="22"/>
+        </w:rPr>
+        <w:t xml:space="preserve">The page logs faults </w:t>
+      </w:r>
+      <w:r>
+        <w:rPr>
+          <w:sz w:val="22"/>
+          <w:b/>
+        </w:rPr>
+        <w:t xml:space="preserve">1</w:t>
+      </w:r>
+      <w:r>
+        <w:rPr>
+          <w:sz w:val="22"/>
+        </w:rPr>
+        <w:t xml:space="preserve"> and </w:t>
+      </w:r>
+      <w:r>
+        <w:rPr>
+          <w:sz w:val="22"/>
+          <w:b/>
+        </w:rPr>
+        <w:t xml:space="preserve">2</w:t>
+      </w:r>
+      <w:r>
+        <w:rPr>
+          <w:sz w:val="22"/>
+        </w:rPr>
+        <w:t xml:space="preserve"> through </w:t>
       </w:r>
       <w:r>
         <w:rPr>
@@ -6395,13 +6950,13 @@
           <w:rFonts w:ascii="Consolas" w:hAnsi="Consolas"/>
           <w:sz w:val="20"/>
         </w:rPr>
-        <w:t xml:space="preserve">ERR_INTERNET_DISCONNECTED</w:t>
-      </w:r>
-      <w:r>
-        <w:rPr>
-          <w:sz w:val="22"/>
-        </w:rPr>
-        <w:t xml:space="preserve"> line for </w:t>
+        <w:t xml:space="preserve">console.log</w:t>
+      </w:r>
+      <w:r>
+        <w:rPr>
+          <w:sz w:val="22"/>
+        </w:rPr>
+        <w:t xml:space="preserve"> and </w:t>
       </w:r>
       <w:r>
         <w:rPr>
@@ -6409,13 +6964,80 @@
           <w:rFonts w:ascii="Consolas" w:hAnsi="Consolas"/>
           <w:sz w:val="20"/>
         </w:rPr>
-        <w:t xml:space="preserve">payment_stats_us</w:t>
-      </w:r>
-      <w:r>
-        <w:rPr>
-          <w:sz w:val="22"/>
-        </w:rPr>
-        <w:t xml:space="preserve">, sit all three faults: </w:t>
+        <w:t xml:space="preserve">console.info</w:t>
+      </w:r>
+      <w:r>
+        <w:rPr>
+          <w:sz w:val="22"/>
+        </w:rPr>
+        <w:t xml:space="preserve">. It does not log them as errors.</w:t>
+      </w:r>
+    </w:p>
+    <w:p>
+      <w:pPr>
+        <w:spacing w:before="0" w:after="120"/>
+        <w:rPr>
+          <w:sz w:val="22"/>
+        </w:rPr>
+      </w:pPr>
+      <w:r>
+        <w:rPr>
+          <w:sz w:val="22"/>
+        </w:rPr>
+        <w:t xml:space="preserve">So if the console filter is set to </w:t>
+      </w:r>
+      <w:r>
+        <w:rPr>
+          <w:sz w:val="22"/>
+          <w:b/>
+        </w:rPr>
+        <w:t xml:space="preserve">Errors</w:t>
+      </w:r>
+      <w:r>
+        <w:rPr>
+          <w:sz w:val="22"/>
+        </w:rPr>
+        <w:t xml:space="preserve">, those two lines </w:t>
+      </w:r>
+      <w:r>
+        <w:rPr>
+          <w:sz w:val="22"/>
+          <w:b/>
+        </w:rPr>
+        <w:t xml:space="preserve">do not appear</w:t>
+      </w:r>
+      <w:r>
+        <w:rPr>
+          <w:sz w:val="22"/>
+        </w:rPr>
+        <w:t xml:space="preserve">. The bug looks smaller than it is. Leave the filter on </w:t>
+      </w:r>
+      <w:r>
+        <w:rPr>
+          <w:sz w:val="22"/>
+          <w:b/>
+        </w:rPr>
+        <w:t xml:space="preserve">Default levels</w:t>
+      </w:r>
+      <w:r>
+        <w:rPr>
+          <w:sz w:val="22"/>
+        </w:rPr>
+        <w:t xml:space="preserve">.</w:t>
+      </w:r>
+    </w:p>
+    <w:p>
+      <w:pPr>
+        <w:spacing w:before="0" w:after="120"/>
+        <w:rPr>
+          <w:sz w:val="22"/>
+        </w:rPr>
+      </w:pPr>
+      <w:r>
+        <w:rPr>
+          <w:sz w:val="22"/>
+        </w:rPr>
+        <w:t xml:space="preserve">This is worth saying plainly because it caught the automated test too. A listener watching only </w:t>
       </w:r>
       <w:r>
         <w:rPr>
@@ -6423,13 +7045,138 @@
           <w:rFonts w:ascii="Consolas" w:hAnsi="Consolas"/>
           <w:sz w:val="20"/>
         </w:rPr>
-        <w:t xml:space="preserve">Cannot convert undefined or null to object</w:t>
-      </w:r>
-      <w:r>
-        <w:rPr>
-          <w:sz w:val="22"/>
-        </w:rPr>
-        <w:t xml:space="preserve">, </w:t>
+        <w:t xml:space="preserve">console.error</w:t>
+      </w:r>
+      <w:r>
+        <w:rPr>
+          <w:sz w:val="22"/>
+        </w:rPr>
+        <w:t xml:space="preserve"> found one fault instead of three.</w:t>
+      </w:r>
+    </w:p>
+    <w:p>
+      <w:pPr>
+        <w:spacing w:before="280" w:after="120"/>
+        <w:rPr>
+          <w:sz w:val="28"/>
+          <w:b/>
+        </w:rPr>
+      </w:pPr>
+      <w:r>
+        <w:rPr>
+          <w:sz w:val="28"/>
+          <w:b/>
+        </w:rPr>
+        <w:t xml:space="preserve">Impact</w:t>
+      </w:r>
+    </w:p>
+    <w:p>
+      <w:pPr>
+        <w:spacing w:before="0" w:after="120"/>
+        <w:rPr>
+          <w:sz w:val="22"/>
+        </w:rPr>
+      </w:pPr>
+      <w:r>
+        <w:rPr>
+          <w:sz w:val="22"/>
+        </w:rPr>
+        <w:t xml:space="preserve">A merchant on a dropped connection, a VPN blip or a short outage sees old figures shown as current ones. They cannot tell. If they use those numbers for reconciliation, a report or a decision about a date range, they are using the wrong data.</w:t>
+      </w:r>
+    </w:p>
+    <w:p>
+      <w:pPr>
+        <w:spacing w:before="0" w:after="120"/>
+        <w:rPr>
+          <w:sz w:val="22"/>
+        </w:rPr>
+      </w:pPr>
+      <w:r>
+        <w:rPr>
+          <w:sz w:val="22"/>
+        </w:rPr>
+        <w:t xml:space="preserve">This is worse than an error message. An error tells the merchant to try again. Silence looks like success.</w:t>
+      </w:r>
+    </w:p>
+    <w:p>
+      <w:pPr>
+        <w:spacing w:before="0" w:after="120"/>
+        <w:rPr>
+          <w:sz w:val="22"/>
+        </w:rPr>
+      </w:pPr>
+      <w:r>
+        <w:rPr>
+          <w:sz w:val="22"/>
+        </w:rPr>
+        <w:t xml:space="preserve">For anyone handling a support call, the console holds five errors. Three of them come from the code that was supposed to handle the problem. The real cause is in there, but it is buried.</w:t>
+      </w:r>
+    </w:p>
+    <w:p>
+      <w:pPr>
+        <w:spacing w:before="0" w:after="120"/>
+        <w:rPr>
+          <w:sz w:val="22"/>
+        </w:rPr>
+      </w:pPr>
+      <w:r>
+        <w:rPr>
+          <w:sz w:val="22"/>
+          <w:b/>
+        </w:rPr>
+        <w:t xml:space="preserve">Workaround:</w:t>
+      </w:r>
+      <w:r>
+        <w:rPr>
+          <w:sz w:val="22"/>
+        </w:rPr>
+        <w:t xml:space="preserve"> none for the merchant, because there is nothing to notice. Submitting again once the connection is back gives the right figures.</w:t>
+      </w:r>
+    </w:p>
+    <w:p>
+      <w:pPr>
+        <w:spacing w:before="280" w:after="120"/>
+        <w:rPr>
+          <w:sz w:val="28"/>
+          <w:b/>
+        </w:rPr>
+      </w:pPr>
+      <w:r>
+        <w:rPr>
+          <w:sz w:val="28"/>
+          <w:b/>
+        </w:rPr>
+        <w:t xml:space="preserve">Notes for the developer</w:t>
+      </w:r>
+    </w:p>
+    <w:p>
+      <w:pPr>
+        <w:spacing w:before="0" w:after="80"/>
+        <w:ind w:left="360"/>
+        <w:rPr>
+          <w:sz w:val="22"/>
+        </w:rPr>
+      </w:pPr>
+      <w:r>
+        <w:rPr>
+          <w:sz w:val="22"/>
+        </w:rPr>
+        <w:t xml:space="preserve">• Check the reply exists before reading it. Both TypeErrors come from touching a body that is not there on a failed request.</w:t>
+      </w:r>
+    </w:p>
+    <w:p>
+      <w:pPr>
+        <w:spacing w:before="0" w:after="80"/>
+        <w:ind w:left="360"/>
+        <w:rPr>
+          <w:sz w:val="22"/>
+        </w:rPr>
+      </w:pPr>
+      <w:r>
+        <w:rPr>
+          <w:sz w:val="22"/>
+        </w:rPr>
+        <w:t xml:space="preserve">• Fix </w:t>
       </w:r>
       <w:r>
         <w:rPr>
@@ -6437,13 +7184,43 @@
           <w:rFonts w:ascii="Consolas" w:hAnsi="Consolas"/>
           <w:sz w:val="20"/>
         </w:rPr>
-        <w:t xml:space="preserve">Cannot read properties of undefined (reading 'error_code')</w:t>
-      </w:r>
-      <w:r>
-        <w:rPr>
-          <w:sz w:val="22"/>
-        </w:rPr>
-        <w:t xml:space="preserve">, and </w:t>
+        <w:t xml:space="preserve">err is not defined</w:t>
+      </w:r>
+      <w:r>
+        <w:rPr>
+          <w:sz w:val="22"/>
+        </w:rPr>
+        <w:t xml:space="preserve"> first. Until the handler stops throwing, no message can reach the screen. The silent-failure symptom cannot be fixed without it.</w:t>
+      </w:r>
+    </w:p>
+    <w:p>
+      <w:pPr>
+        <w:spacing w:before="0" w:after="80"/>
+        <w:ind w:left="360"/>
+        <w:rPr>
+          <w:sz w:val="22"/>
+        </w:rPr>
+      </w:pPr>
+      <w:r>
+        <w:rPr>
+          <w:sz w:val="22"/>
+        </w:rPr>
+        <w:t xml:space="preserve">• Decide what the merchant should see. Clearing the table is blunt but honest. Marking it out of date keeps the context. Either beats leaving old figures unlabelled.</w:t>
+      </w:r>
+    </w:p>
+    <w:p>
+      <w:pPr>
+        <w:spacing w:before="0" w:after="80"/>
+        <w:ind w:left="360"/>
+        <w:rPr>
+          <w:sz w:val="22"/>
+        </w:rPr>
+      </w:pPr>
+      <w:r>
+        <w:rPr>
+          <w:sz w:val="22"/>
+        </w:rPr>
+        <w:t xml:space="preserve">• If the two </w:t>
       </w:r>
       <w:r>
         <w:rPr>
@@ -6451,564 +7228,13 @@
           <w:rFonts w:ascii="Consolas" w:hAnsi="Consolas"/>
           <w:sz w:val="20"/>
         </w:rPr>
-        <w:t xml:space="preserve">ReferenceError: err is not defined</w:t>
-      </w:r>
-      <w:r>
-        <w:rPr>
-          <w:sz w:val="22"/>
-        </w:rPr>
-        <w:t xml:space="preserve">.</w:t>
-      </w:r>
-    </w:p>
-    <w:p>
-      <w:pPr>
-        <w:spacing w:before="240" w:after="100"/>
-        <w:rPr>
-          <w:sz w:val="24"/>
-          <w:b/>
-        </w:rPr>
-      </w:pPr>
-      <w:r>
-        <w:rPr>
-          <w:sz w:val="24"/>
-          <w:b/>
-        </w:rPr>
-        <w:t xml:space="preserve">A note for whoever reproduces this</w:t>
-      </w:r>
-    </w:p>
-    <w:p>
-      <w:pPr>
-        <w:spacing w:before="0" w:after="120"/>
-        <w:rPr>
-          <w:sz w:val="22"/>
-        </w:rPr>
-      </w:pPr>
-      <w:r>
-        <w:rPr>
-          <w:sz w:val="22"/>
-        </w:rPr>
-        <w:t xml:space="preserve">Look at the icons beside the two </w:t>
-      </w:r>
-      <w:r>
-        <w:rPr>
-          <w:sz w:val="22"/>
-          <w:rFonts w:ascii="Consolas" w:hAnsi="Consolas"/>
-          <w:sz w:val="20"/>
-        </w:rPr>
         <w:t xml:space="preserve">err:</w:t>
       </w:r>
       <w:r>
         <w:rPr>
           <w:sz w:val="22"/>
         </w:rPr>
-        <w:t xml:space="preserve"> lines in that screenshot. </w:t>
-      </w:r>
-      <w:r>
-        <w:rPr>
-          <w:sz w:val="22"/>
-          <w:b/>
-        </w:rPr>
-        <w:t xml:space="preserve">They have no red error icon</w:t>
-      </w:r>
-      <w:r>
-        <w:rPr>
-          <w:sz w:val="22"/>
-        </w:rPr>
-        <w:t xml:space="preserve"> — the page logs those two through </w:t>
-      </w:r>
-      <w:r>
-        <w:rPr>
-          <w:sz w:val="22"/>
-          <w:rFonts w:ascii="Consolas" w:hAnsi="Consolas"/>
-          <w:sz w:val="20"/>
-        </w:rPr>
-        <w:t xml:space="preserve">console.log</w:t>
-      </w:r>
-      <w:r>
-        <w:rPr>
-          <w:sz w:val="22"/>
-        </w:rPr>
-        <w:t xml:space="preserve"> and </w:t>
-      </w:r>
-      <w:r>
-        <w:rPr>
-          <w:sz w:val="22"/>
-          <w:rFonts w:ascii="Consolas" w:hAnsi="Consolas"/>
-          <w:sz w:val="20"/>
-        </w:rPr>
-        <w:t xml:space="preserve">console.info</w:t>
-      </w:r>
-      <w:r>
-        <w:rPr>
-          <w:sz w:val="22"/>
-        </w:rPr>
-        <w:t xml:space="preserve">, not </w:t>
-      </w:r>
-      <w:r>
-        <w:rPr>
-          <w:sz w:val="22"/>
-          <w:rFonts w:ascii="Consolas" w:hAnsi="Consolas"/>
-          <w:sz w:val="20"/>
-        </w:rPr>
-        <w:t xml:space="preserve">console.error</w:t>
-      </w:r>
-      <w:r>
-        <w:rPr>
-          <w:sz w:val="22"/>
-        </w:rPr>
-        <w:t xml:space="preserve">.</w:t>
-      </w:r>
-    </w:p>
-    <w:p>
-      <w:pPr>
-        <w:spacing w:before="0" w:after="120"/>
-        <w:rPr>
-          <w:sz w:val="22"/>
-        </w:rPr>
-      </w:pPr>
-      <w:r>
-        <w:rPr>
-          <w:sz w:val="22"/>
-        </w:rPr>
-        <w:t xml:space="preserve">If the console filter is set to </w:t>
-      </w:r>
-      <w:r>
-        <w:rPr>
-          <w:sz w:val="22"/>
-          <w:b/>
-        </w:rPr>
-        <w:t xml:space="preserve">Errors</w:t>
-      </w:r>
-      <w:r>
-        <w:rPr>
-          <w:sz w:val="22"/>
-        </w:rPr>
-        <w:t xml:space="preserve"> only, those two lines do not appear and the defect looks smaller than it is. Leave the filter on </w:t>
-      </w:r>
-      <w:r>
-        <w:rPr>
-          <w:sz w:val="22"/>
-          <w:b/>
-        </w:rPr>
-        <w:t xml:space="preserve">Default levels</w:t>
-      </w:r>
-      <w:r>
-        <w:rPr>
-          <w:sz w:val="22"/>
-        </w:rPr>
-        <w:t xml:space="preserve">.</w:t>
-      </w:r>
-    </w:p>
-    <w:p>
-      <w:pPr>
-        <w:spacing w:before="0" w:after="120"/>
-        <w:rPr>
-          <w:sz w:val="22"/>
-        </w:rPr>
-      </w:pPr>
-      <w:r>
-        <w:rPr>
-          <w:sz w:val="22"/>
-        </w:rPr>
-        <w:t xml:space="preserve">This is worth stating plainly because it also caught the automation. A listener watching only </w:t>
-      </w:r>
-      <w:r>
-        <w:rPr>
-          <w:sz w:val="22"/>
-          <w:rFonts w:ascii="Consolas" w:hAnsi="Consolas"/>
-          <w:sz w:val="20"/>
-        </w:rPr>
-        <w:t xml:space="preserve">console.error</w:t>
-      </w:r>
-      <w:r>
-        <w:rPr>
-          <w:sz w:val="22"/>
-        </w:rPr>
-        <w:t xml:space="preserve"> saw one fault instead of three.</w:t>
-      </w:r>
-    </w:p>
-    <w:p>
-      <w:pPr>
-        <w:spacing w:before="280" w:after="120"/>
-        <w:rPr>
-          <w:sz w:val="28"/>
-          <w:b/>
-        </w:rPr>
-      </w:pPr>
-      <w:r>
-        <w:rPr>
-          <w:sz w:val="28"/>
-          <w:b/>
-        </w:rPr>
-        <w:t xml:space="preserve">What pins the cause</w:t>
-      </w:r>
-    </w:p>
-    <w:p>
-      <w:pPr>
-        <w:spacing w:before="0" w:after="120"/>
-        <w:rPr>
-          <w:sz w:val="22"/>
-        </w:rPr>
-      </w:pPr>
-      <w:r>
-        <w:rPr>
-          <w:sz w:val="22"/>
-        </w:rPr>
-        <w:t xml:space="preserve">The failure handler reads the response body before checking whether there is one.</w:t>
-      </w:r>
-    </w:p>
-    <w:p>
-      <w:pPr>
-        <w:spacing w:before="0" w:after="80"/>
-        <w:ind w:left="360"/>
-        <w:rPr>
-          <w:sz w:val="22"/>
-        </w:rPr>
-      </w:pPr>
-      <w:r>
-        <w:rPr>
-          <w:sz w:val="22"/>
-        </w:rPr>
-        <w:t xml:space="preserve">• </w:t>
-      </w:r>
-      <w:r>
-        <w:rPr>
-          <w:sz w:val="22"/>
-          <w:rFonts w:ascii="Consolas" w:hAnsi="Consolas"/>
-          <w:sz w:val="20"/>
-        </w:rPr>
-        <w:t xml:space="preserve">Cannot convert undefined or null to object</w:t>
-      </w:r>
-      <w:r>
-        <w:rPr>
-          <w:sz w:val="22"/>
-        </w:rPr>
-        <w:t xml:space="preserve"> at </w:t>
-      </w:r>
-      <w:r>
-        <w:rPr>
-          <w:sz w:val="22"/>
-          <w:rFonts w:ascii="Consolas" w:hAnsi="Consolas"/>
-          <w:sz w:val="20"/>
-        </w:rPr>
-        <w:t xml:space="preserve">Object.keys</w:t>
-      </w:r>
-      <w:r>
-        <w:rPr>
-          <w:sz w:val="22"/>
-        </w:rPr>
-        <w:t xml:space="preserve"> — something calls </w:t>
-      </w:r>
-      <w:r>
-        <w:rPr>
-          <w:sz w:val="22"/>
-          <w:rFonts w:ascii="Consolas" w:hAnsi="Consolas"/>
-          <w:sz w:val="20"/>
-        </w:rPr>
-        <w:t xml:space="preserve">Object.keys</w:t>
-      </w:r>
-      <w:r>
-        <w:rPr>
-          <w:sz w:val="22"/>
-        </w:rPr>
-        <w:t xml:space="preserve"> on the response, which is </w:t>
-      </w:r>
-      <w:r>
-        <w:rPr>
-          <w:sz w:val="22"/>
-          <w:rFonts w:ascii="Consolas" w:hAnsi="Consolas"/>
-          <w:sz w:val="20"/>
-        </w:rPr>
-        <w:t xml:space="preserve">undefined</w:t>
-      </w:r>
-      <w:r>
-        <w:rPr>
-          <w:sz w:val="22"/>
-        </w:rPr>
-        <w:t xml:space="preserve"> because the request never completed.</w:t>
-      </w:r>
-    </w:p>
-    <w:p>
-      <w:pPr>
-        <w:spacing w:before="0" w:after="80"/>
-        <w:ind w:left="360"/>
-        <w:rPr>
-          <w:sz w:val="22"/>
-        </w:rPr>
-      </w:pPr>
-      <w:r>
-        <w:rPr>
-          <w:sz w:val="22"/>
-        </w:rPr>
-        <w:t xml:space="preserve">• </w:t>
-      </w:r>
-      <w:r>
-        <w:rPr>
-          <w:sz w:val="22"/>
-          <w:rFonts w:ascii="Consolas" w:hAnsi="Consolas"/>
-          <w:sz w:val="20"/>
-        </w:rPr>
-        <w:t xml:space="preserve">Cannot read properties of undefined (reading 'error_code')</w:t>
-      </w:r>
-      <w:r>
-        <w:rPr>
-          <w:sz w:val="22"/>
-        </w:rPr>
-        <w:t xml:space="preserve"> — the same object is then read for an error code.</w:t>
-      </w:r>
-    </w:p>
-    <w:p>
-      <w:pPr>
-        <w:spacing w:before="0" w:after="80"/>
-        <w:ind w:left="360"/>
-        <w:rPr>
-          <w:sz w:val="22"/>
-        </w:rPr>
-      </w:pPr>
-      <w:r>
-        <w:rPr>
-          <w:sz w:val="22"/>
-        </w:rPr>
-        <w:t xml:space="preserve">• </w:t>
-      </w:r>
-      <w:r>
-        <w:rPr>
-          <w:sz w:val="22"/>
-          <w:rFonts w:ascii="Consolas" w:hAnsi="Consolas"/>
-          <w:sz w:val="20"/>
-        </w:rPr>
-        <w:t xml:space="preserve">ReferenceError: err is not defined</w:t>
-      </w:r>
-      <w:r>
-        <w:rPr>
-          <w:sz w:val="22"/>
-        </w:rPr>
-        <w:t xml:space="preserve"> — a </w:t>
-      </w:r>
-      <w:r>
-        <w:rPr>
-          <w:sz w:val="22"/>
-          <w:rFonts w:ascii="Consolas" w:hAnsi="Consolas"/>
-          <w:sz w:val="20"/>
-        </w:rPr>
-        <w:t xml:space="preserve">catch</w:t>
-      </w:r>
-      <w:r>
-        <w:rPr>
-          <w:sz w:val="22"/>
-        </w:rPr>
-        <w:t xml:space="preserve"> block refers to a variable that is not in scope, so the handler throws before it can report anything.</w:t>
-      </w:r>
-    </w:p>
-    <w:p>
-      <w:pPr>
-        <w:spacing w:before="0" w:after="120"/>
-        <w:rPr>
-          <w:sz w:val="22"/>
-        </w:rPr>
-      </w:pPr>
-      <w:r>
-        <w:rPr>
-          <w:sz w:val="22"/>
-        </w:rPr>
-        <w:t xml:space="preserve">That third one explains the silent screen. The handler never reaches whatever would have shown the message, because it throws on the way there.</w:t>
-      </w:r>
-    </w:p>
-    <w:p>
-      <w:pPr>
-        <w:spacing w:before="280" w:after="120"/>
-        <w:rPr>
-          <w:sz w:val="28"/>
-          <w:b/>
-        </w:rPr>
-      </w:pPr>
-      <w:r>
-        <w:rPr>
-          <w:sz w:val="28"/>
-          <w:b/>
-        </w:rPr>
-        <w:t xml:space="preserve">Impact</w:t>
-      </w:r>
-    </w:p>
-    <w:p>
-      <w:pPr>
-        <w:spacing w:before="0" w:after="120"/>
-        <w:rPr>
-          <w:sz w:val="22"/>
-        </w:rPr>
-      </w:pPr>
-      <w:r>
-        <w:rPr>
-          <w:sz w:val="22"/>
-        </w:rPr>
-        <w:t xml:space="preserve">A merchant on a dropped connection, a VPN blip or a brief server outage sees old figures presented as current ones. They have no way to know. If they act on those numbers — reconciliation, a report, a decision about a date range — they are acting on the wrong data.</w:t>
-      </w:r>
-    </w:p>
-    <w:p>
-      <w:pPr>
-        <w:spacing w:before="0" w:after="120"/>
-        <w:rPr>
-          <w:sz w:val="22"/>
-        </w:rPr>
-      </w:pPr>
-      <w:r>
-        <w:rPr>
-          <w:sz w:val="22"/>
-        </w:rPr>
-        <w:t xml:space="preserve">Staleness with no warning is worse than an error message. An error tells the merchant to try again; this tells them nothing and looks like a successful result.</w:t>
-      </w:r>
-    </w:p>
-    <w:p>
-      <w:pPr>
-        <w:spacing w:before="0" w:after="120"/>
-        <w:rPr>
-          <w:sz w:val="22"/>
-        </w:rPr>
-      </w:pPr>
-      <w:r>
-        <w:rPr>
-          <w:sz w:val="22"/>
-        </w:rPr>
-        <w:t xml:space="preserve">For whoever is diagnosing a support call, the console carries five errors, three of which come from the code that was supposed to be handling the problem. The real cause — </w:t>
-      </w:r>
-      <w:r>
-        <w:rPr>
-          <w:sz w:val="22"/>
-          <w:rFonts w:ascii="Consolas" w:hAnsi="Consolas"/>
-          <w:sz w:val="20"/>
-        </w:rPr>
-        <w:t xml:space="preserve">ERR_INTERNET_DISCONNECTED</w:t>
-      </w:r>
-      <w:r>
-        <w:rPr>
-          <w:sz w:val="22"/>
-        </w:rPr>
-        <w:t xml:space="preserve"> — is present, but it is buried among the handler's own noise.</w:t>
-      </w:r>
-    </w:p>
-    <w:p>
-      <w:pPr>
-        <w:spacing w:before="0" w:after="120"/>
-        <w:rPr>
-          <w:sz w:val="22"/>
-        </w:rPr>
-      </w:pPr>
-      <w:r>
-        <w:rPr>
-          <w:sz w:val="22"/>
-          <w:b/>
-        </w:rPr>
-        <w:t xml:space="preserve">Workaround:</w:t>
-      </w:r>
-      <w:r>
-        <w:rPr>
-          <w:sz w:val="22"/>
-        </w:rPr>
-        <w:t xml:space="preserve"> none for the merchant, because there is nothing to notice. Re-submitting once the connection returns gives the correct figures.</w:t>
-      </w:r>
-    </w:p>
-    <w:p>
-      <w:pPr>
-        <w:spacing w:before="280" w:after="120"/>
-        <w:rPr>
-          <w:sz w:val="28"/>
-          <w:b/>
-        </w:rPr>
-      </w:pPr>
-      <w:r>
-        <w:rPr>
-          <w:sz w:val="28"/>
-          <w:b/>
-        </w:rPr>
-        <w:t xml:space="preserve">Notes for the developer</w:t>
-      </w:r>
-    </w:p>
-    <w:p>
-      <w:pPr>
-        <w:spacing w:before="0" w:after="80"/>
-        <w:ind w:left="360"/>
-        <w:rPr>
-          <w:sz w:val="22"/>
-        </w:rPr>
-      </w:pPr>
-      <w:r>
-        <w:rPr>
-          <w:sz w:val="22"/>
-        </w:rPr>
-        <w:t xml:space="preserve">• Guard the response before reading it. Both TypeErrors come from touching a body that does not exist on a failed request.</w:t>
-      </w:r>
-    </w:p>
-    <w:p>
-      <w:pPr>
-        <w:spacing w:before="0" w:after="80"/>
-        <w:ind w:left="360"/>
-        <w:rPr>
-          <w:sz w:val="22"/>
-        </w:rPr>
-      </w:pPr>
-      <w:r>
-        <w:rPr>
-          <w:sz w:val="22"/>
-        </w:rPr>
-        <w:t xml:space="preserve">• Fix the </w:t>
-      </w:r>
-      <w:r>
-        <w:rPr>
-          <w:sz w:val="22"/>
-          <w:rFonts w:ascii="Consolas" w:hAnsi="Consolas"/>
-          <w:sz w:val="20"/>
-        </w:rPr>
-        <w:t xml:space="preserve">err is not defined</w:t>
-      </w:r>
-      <w:r>
-        <w:rPr>
-          <w:sz w:val="22"/>
-        </w:rPr>
-        <w:t xml:space="preserve"> reference first. Until the handler stops throwing, no message can reach the screen, so the silent-failure symptom cannot be fixed without it.</w:t>
-      </w:r>
-    </w:p>
-    <w:p>
-      <w:pPr>
-        <w:spacing w:before="0" w:after="80"/>
-        <w:ind w:left="360"/>
-        <w:rPr>
-          <w:sz w:val="22"/>
-        </w:rPr>
-      </w:pPr>
-      <w:r>
-        <w:rPr>
-          <w:sz w:val="22"/>
-        </w:rPr>
-        <w:t xml:space="preserve">• Decide what the merchant should see. Clearing the table is honest but abrupt; marking it as stale keeps the context. Either is better than leaving old figures unlabelled.</w:t>
-      </w:r>
-    </w:p>
-    <w:p>
-      <w:pPr>
-        <w:spacing w:before="0" w:after="80"/>
-        <w:ind w:left="360"/>
-        <w:rPr>
-          <w:sz w:val="22"/>
-        </w:rPr>
-      </w:pPr>
-      <w:r>
-        <w:rPr>
-          <w:sz w:val="22"/>
-        </w:rPr>
-        <w:t xml:space="preserve">• Log the two </w:t>
-      </w:r>
-      <w:r>
-        <w:rPr>
-          <w:sz w:val="22"/>
-          <w:rFonts w:ascii="Consolas" w:hAnsi="Consolas"/>
-          <w:sz w:val="20"/>
-        </w:rPr>
-        <w:t xml:space="preserve">err:</w:t>
-      </w:r>
-      <w:r>
-        <w:rPr>
-          <w:sz w:val="22"/>
-        </w:rPr>
-        <w:t xml:space="preserve"> lines at error level if they are kept. Logging a failure at info level hides it from anyone filtering the console normally.</w:t>
+        <w:t xml:space="preserve"> lines are kept, log them at error level. A failure logged at info level is hidden from anyone filtering the console normally.</w:t>
       </w:r>
     </w:p>
     <w:sectPr>

--- a/PaymentStats_Bugs.docx
+++ b/PaymentStats_Bugs.docx
@@ -753,6 +753,88 @@
                 <w:sz w:val="20"/>
               </w:rPr>
               <w:t xml:space="preserve">all gateways</w:t>
+            </w:r>
+          </w:p>
+        </w:tc>
+      </w:tr>
+      <w:tr>
+        <w:tc>
+          <w:tcPr>
+            <w:tcW w:w="1872" w:type="dxa"/>
+          </w:tcPr>
+          <w:p>
+            <w:pPr>
+              <w:spacing w:before="40" w:after="40"/>
+            </w:pPr>
+            <w:r>
+              <w:rPr>
+                <w:sz w:val="20"/>
+              </w:rPr>
+              <w:t xml:space="preserve">8</w:t>
+            </w:r>
+          </w:p>
+        </w:tc>
+        <w:tc>
+          <w:tcPr>
+            <w:tcW w:w="1872" w:type="dxa"/>
+          </w:tcPr>
+          <w:p>
+            <w:pPr>
+              <w:spacing w:before="40" w:after="40"/>
+            </w:pPr>
+            <w:r>
+              <w:rPr>
+                <w:sz w:val="20"/>
+              </w:rPr>
+              <w:t xml:space="preserve">PS-GR-06</w:t>
+            </w:r>
+          </w:p>
+        </w:tc>
+        <w:tc>
+          <w:tcPr>
+            <w:tcW w:w="1872" w:type="dxa"/>
+          </w:tcPr>
+          <w:p>
+            <w:pPr>
+              <w:spacing w:before="40" w:after="40"/>
+            </w:pPr>
+            <w:r>
+              <w:rPr>
+                <w:sz w:val="20"/>
+              </w:rPr>
+              <w:t xml:space="preserve">The graph counts fewer card payments than the query table</w:t>
+            </w:r>
+          </w:p>
+        </w:tc>
+        <w:tc>
+          <w:tcPr>
+            <w:tcW w:w="1872" w:type="dxa"/>
+          </w:tcPr>
+          <w:p>
+            <w:pPr>
+              <w:spacing w:before="40" w:after="40"/>
+            </w:pPr>
+            <w:r>
+              <w:rPr>
+                <w:sz w:val="20"/>
+              </w:rPr>
+              <w:t xml:space="preserve">High</w:t>
+            </w:r>
+          </w:p>
+        </w:tc>
+        <w:tc>
+          <w:tcPr>
+            <w:tcW w:w="1872" w:type="dxa"/>
+          </w:tcPr>
+          <w:p>
+            <w:pPr>
+              <w:spacing w:before="40" w:after="40"/>
+            </w:pPr>
+            <w:r>
+              <w:rPr>
+                <w:sz w:val="20"/>
+              </w:rPr>
+              <w:t xml:space="preserve">BillPay</w:t>
             </w:r>
           </w:p>
         </w:tc>
@@ -7237,6 +7319,1429 @@
         <w:t xml:space="preserve"> lines are kept, log them at error level. A failure logged at info level is hidden from anyone filtering the console normally.</w:t>
       </w:r>
     </w:p>
+    <w:p>
+      <w:pPr>
+        <w:spacing w:before="0" w:after="200"/>
+        <w:rPr>
+          <w:sz w:val="36"/>
+          <w:b/>
+        </w:rPr>
+      </w:pPr>
+      <w:r>
+        <w:rPr>
+          <w:sz w:val="36"/>
+          <w:b/>
+        </w:rPr>
+        <w:t xml:space="preserve">8. PS-GR-06 — the graph counts fewer card payments than the query table</w:t>
+      </w:r>
+    </w:p>
+    <w:p>
+      <w:pPr>
+        <w:spacing w:before="0" w:after="120"/>
+        <w:rPr>
+          <w:sz w:val="22"/>
+        </w:rPr>
+      </w:pPr>
+      <w:r>
+        <w:rPr>
+          <w:sz w:val="22"/>
+          <w:b/>
+        </w:rPr>
+        <w:t xml:space="preserve">Test case:</w:t>
+      </w:r>
+      <w:r>
+        <w:rPr>
+          <w:sz w:val="22"/>
+        </w:rPr>
+        <w:t xml:space="preserve"> PS-GR-06 </w:t>
+      </w:r>
+      <w:r>
+        <w:rPr>
+          <w:sz w:val="22"/>
+          <w:b/>
+        </w:rPr>
+        <w:t xml:space="preserve">Priority:</w:t>
+      </w:r>
+      <w:r>
+        <w:rPr>
+          <w:sz w:val="22"/>
+        </w:rPr>
+        <w:t xml:space="preserve"> High </w:t>
+      </w:r>
+      <w:r>
+        <w:rPr>
+          <w:sz w:val="22"/>
+          <w:b/>
+        </w:rPr>
+        <w:t xml:space="preserve">Gateways:</w:t>
+      </w:r>
+      <w:r>
+        <w:rPr>
+          <w:sz w:val="22"/>
+        </w:rPr>
+        <w:t xml:space="preserve"> BillPay (the only gateway that can run this check) </w:t>
+      </w:r>
+      <w:r>
+        <w:rPr>
+          <w:sz w:val="22"/>
+          <w:b/>
+        </w:rPr>
+        <w:t xml:space="preserve">Date observed:</w:t>
+      </w:r>
+      <w:r>
+        <w:rPr>
+          <w:sz w:val="22"/>
+        </w:rPr>
+        <w:t xml:space="preserve"> 21 September 2026, re-confirmed by hand 24 September 2026</w:t>
+      </w:r>
+    </w:p>
+    <w:p>
+      <w:pPr>
+        <w:spacing w:before="280" w:after="120"/>
+        <w:rPr>
+          <w:sz w:val="28"/>
+          <w:b/>
+        </w:rPr>
+      </w:pPr>
+      <w:r>
+        <w:rPr>
+          <w:sz w:val="28"/>
+          <w:b/>
+        </w:rPr>
+        <w:t xml:space="preserve">Summary</w:t>
+      </w:r>
+    </w:p>
+    <w:p>
+      <w:pPr>
+        <w:spacing w:before="0" w:after="120"/>
+        <w:rPr>
+          <w:sz w:val="22"/>
+        </w:rPr>
+      </w:pPr>
+      <w:r>
+        <w:rPr>
+          <w:sz w:val="22"/>
+        </w:rPr>
+        <w:t xml:space="preserve">The Payment Statistics graph and the query table describe the same payments over the same dates. They give different numbers.</w:t>
+      </w:r>
+    </w:p>
+    <w:p>
+      <w:pPr>
+        <w:spacing w:before="0" w:after="120"/>
+        <w:rPr>
+          <w:sz w:val="22"/>
+        </w:rPr>
+      </w:pPr>
+      <w:r>
+        <w:rPr>
+          <w:sz w:val="22"/>
+        </w:rPr>
+        <w:t xml:space="preserve">The ACH figure agrees. The card figure does not. The graph draws fewer card payments than the table counts.</w:t>
+      </w:r>
+    </w:p>
+    <w:p>
+      <w:pPr>
+        <w:spacing w:before="0" w:after="120"/>
+        <w:rPr>
+          <w:sz w:val="22"/>
+        </w:rPr>
+      </w:pPr>
+      <w:r>
+        <w:rPr>
+          <w:sz w:val="22"/>
+        </w:rPr>
+        <w:t xml:space="preserve">On the run below the table counts 117 card payments. The graph is drawing 114. Three payments are missing from the graph.</w:t>
+      </w:r>
+    </w:p>
+    <w:p>
+      <w:pPr>
+        <w:spacing w:before="280" w:after="120"/>
+        <w:rPr>
+          <w:sz w:val="28"/>
+          <w:b/>
+        </w:rPr>
+      </w:pPr>
+      <w:r>
+        <w:rPr>
+          <w:sz w:val="28"/>
+          <w:b/>
+        </w:rPr>
+        <w:t xml:space="preserve">Steps to reproduce</w:t>
+      </w:r>
+    </w:p>
+    <w:p>
+      <w:pPr>
+        <w:spacing w:before="0" w:after="120"/>
+        <w:rPr>
+          <w:sz w:val="22"/>
+        </w:rPr>
+      </w:pPr>
+      <w:r>
+        <w:rPr>
+          <w:sz w:val="22"/>
+        </w:rPr>
+        <w:t xml:space="preserve">1. Sign in as the </w:t>
+      </w:r>
+      <w:r>
+        <w:rPr>
+          <w:sz w:val="22"/>
+          <w:b/>
+        </w:rPr>
+        <w:t xml:space="preserve">BillPay</w:t>
+      </w:r>
+      <w:r>
+        <w:rPr>
+          <w:sz w:val="22"/>
+        </w:rPr>
+        <w:t xml:space="preserve"> merchant. Open </w:t>
+      </w:r>
+      <w:r>
+        <w:rPr>
+          <w:sz w:val="22"/>
+          <w:b/>
+        </w:rPr>
+        <w:t xml:space="preserve">Payment Analytics → Payment Stats</w:t>
+      </w:r>
+      <w:r>
+        <w:rPr>
+          <w:sz w:val="22"/>
+        </w:rPr>
+        <w:t xml:space="preserve">. 2. Set </w:t>
+      </w:r>
+      <w:r>
+        <w:rPr>
+          <w:sz w:val="22"/>
+          <w:b/>
+        </w:rPr>
+        <w:t xml:space="preserve">From Date</w:t>
+      </w:r>
+      <w:r>
+        <w:rPr>
+          <w:sz w:val="22"/>
+        </w:rPr>
+        <w:t xml:space="preserve"> to </w:t>
+      </w:r>
+      <w:r>
+        <w:rPr>
+          <w:sz w:val="22"/>
+          <w:rFonts w:ascii="Consolas" w:hAnsi="Consolas"/>
+          <w:sz w:val="20"/>
+        </w:rPr>
+        <w:t xml:space="preserve">06/26/2026 12:00 AM</w:t>
+      </w:r>
+      <w:r>
+        <w:rPr>
+          <w:sz w:val="22"/>
+        </w:rPr>
+        <w:t xml:space="preserve"> and </w:t>
+      </w:r>
+      <w:r>
+        <w:rPr>
+          <w:sz w:val="22"/>
+          <w:b/>
+        </w:rPr>
+        <w:t xml:space="preserve">To Date</w:t>
+      </w:r>
+      <w:r>
+        <w:rPr>
+          <w:sz w:val="22"/>
+        </w:rPr>
+        <w:t xml:space="preserve"> to today at </w:t>
+      </w:r>
+      <w:r>
+        <w:rPr>
+          <w:sz w:val="22"/>
+          <w:rFonts w:ascii="Consolas" w:hAnsi="Consolas"/>
+          <w:sz w:val="20"/>
+        </w:rPr>
+        <w:t xml:space="preserve">11:59 PM</w:t>
+      </w:r>
+      <w:r>
+        <w:rPr>
+          <w:sz w:val="22"/>
+        </w:rPr>
+        <w:t xml:space="preserve">. A 90-day range is needed. See the note below about shorter ranges. 3. Press </w:t>
+      </w:r>
+      <w:r>
+        <w:rPr>
+          <w:sz w:val="22"/>
+          <w:b/>
+        </w:rPr>
+        <w:t xml:space="preserve">Submit</w:t>
+      </w:r>
+      <w:r>
+        <w:rPr>
+          <w:sz w:val="22"/>
+        </w:rPr>
+        <w:t xml:space="preserve"> and wait for the table. 4. Expand </w:t>
+      </w:r>
+      <w:r>
+        <w:rPr>
+          <w:sz w:val="22"/>
+          <w:b/>
+        </w:rPr>
+        <w:t xml:space="preserve">Prepare Query</w:t>
+      </w:r>
+      <w:r>
+        <w:rPr>
+          <w:sz w:val="22"/>
+        </w:rPr>
+        <w:t xml:space="preserve">. 5. In </w:t>
+      </w:r>
+      <w:r>
+        <w:rPr>
+          <w:sz w:val="22"/>
+          <w:b/>
+        </w:rPr>
+        <w:t xml:space="preserve">Select</w:t>
+      </w:r>
+      <w:r>
+        <w:rPr>
+          <w:sz w:val="22"/>
+        </w:rPr>
+        <w:t xml:space="preserve">, remove every chip except </w:t>
+      </w:r>
+      <w:r>
+        <w:rPr>
+          <w:sz w:val="22"/>
+          <w:b/>
+        </w:rPr>
+        <w:t xml:space="preserve">Funding Method</w:t>
+      </w:r>
+      <w:r>
+        <w:rPr>
+          <w:sz w:val="22"/>
+        </w:rPr>
+        <w:t xml:space="preserve">. Do the same in </w:t>
+      </w:r>
+      <w:r>
+        <w:rPr>
+          <w:sz w:val="22"/>
+          <w:b/>
+        </w:rPr>
+        <w:t xml:space="preserve">Group</w:t>
+      </w:r>
+      <w:r>
+        <w:rPr>
+          <w:sz w:val="22"/>
+        </w:rPr>
+        <w:t xml:space="preserve">. This collapses the breakdown into one row per funding method, so the counts can be read directly instead of being added up across dozens of rows. 6. Press </w:t>
+      </w:r>
+      <w:r>
+        <w:rPr>
+          <w:sz w:val="22"/>
+          <w:b/>
+        </w:rPr>
+        <w:t xml:space="preserve">Execute</w:t>
+      </w:r>
+      <w:r>
+        <w:rPr>
+          <w:sz w:val="22"/>
+        </w:rPr>
+        <w:t xml:space="preserve">. 7. Add the Count column: the ACH row on its own, and every other row together. 8. Scroll down to </w:t>
+      </w:r>
+      <w:r>
+        <w:rPr>
+          <w:sz w:val="22"/>
+          <w:b/>
+        </w:rPr>
+        <w:t xml:space="preserve">Payment Statistics</w:t>
+      </w:r>
+      <w:r>
+        <w:rPr>
+          <w:sz w:val="22"/>
+        </w:rPr>
+        <w:t xml:space="preserve"> and read the two percentages. 9. Work out the table's own ACH share and compare it with the graph's.</w:t>
+      </w:r>
+    </w:p>
+    <w:p>
+      <w:pPr>
+        <w:spacing w:before="280" w:after="120"/>
+        <w:rPr>
+          <w:sz w:val="28"/>
+          <w:b/>
+        </w:rPr>
+      </w:pPr>
+      <w:r>
+        <w:rPr>
+          <w:sz w:val="28"/>
+          <w:b/>
+        </w:rPr>
+        <w:t xml:space="preserve">Expected result</w:t>
+      </w:r>
+    </w:p>
+    <w:p>
+      <w:pPr>
+        <w:spacing w:before="0" w:after="120"/>
+        <w:rPr>
+          <w:sz w:val="22"/>
+        </w:rPr>
+      </w:pPr>
+      <w:r>
+        <w:rPr>
+          <w:sz w:val="22"/>
+        </w:rPr>
+        <w:t xml:space="preserve">Both views describe the same payments over the same range, so they must agree. The share the table works out to is the share the graph draws.</w:t>
+      </w:r>
+    </w:p>
+    <w:p>
+      <w:pPr>
+        <w:spacing w:before="280" w:after="120"/>
+        <w:rPr>
+          <w:sz w:val="28"/>
+          <w:b/>
+        </w:rPr>
+      </w:pPr>
+      <w:r>
+        <w:rPr>
+          <w:sz w:val="28"/>
+          <w:b/>
+        </w:rPr>
+        <w:t xml:space="preserve">Actual result</w:t>
+      </w:r>
+    </w:p>
+    <w:p>
+      <w:pPr>
+        <w:spacing w:before="0" w:after="120"/>
+        <w:rPr>
+          <w:sz w:val="22"/>
+        </w:rPr>
+      </w:pPr>
+      <w:r>
+        <w:rPr>
+          <w:sz w:val="22"/>
+        </w:rPr>
+        <w:t xml:space="preserve">They disagree.</w:t>
+      </w:r>
+    </w:p>
+    <w:tbl>
+      <w:tblPr>
+        <w:tblW w:w="9360" w:type="dxa"/>
+        <w:tblBorders>
+          <w:top w:val="single" w:sz="4" w:space="0" w:color="BFBFBF"/>
+          <w:left w:val="single" w:sz="4" w:space="0" w:color="BFBFBF"/>
+          <w:bottom w:val="single" w:sz="4" w:space="0" w:color="BFBFBF"/>
+          <w:right w:val="single" w:sz="4" w:space="0" w:color="BFBFBF"/>
+          <w:insideH w:val="single" w:sz="4" w:space="0" w:color="BFBFBF"/>
+          <w:insideV w:val="single" w:sz="4" w:space="0" w:color="BFBFBF"/>
+        </w:tblBorders>
+      </w:tblPr>
+      <w:tr>
+        <w:tc>
+          <w:tcPr>
+            <w:tcW w:w="1872" w:type="dxa"/>
+            <w:shd w:val="clear" w:fill="F2F2F2"/>
+          </w:tcPr>
+          <w:p>
+            <w:pPr>
+              <w:spacing w:before="40" w:after="40"/>
+            </w:pPr>
+            <w:r>
+              <w:rPr>
+                <w:sz w:val="20"/>
+                <w:b/>
+              </w:rPr>
+              <w:t xml:space="preserve"/>
+            </w:r>
+          </w:p>
+        </w:tc>
+        <w:tc>
+          <w:tcPr>
+            <w:tcW w:w="1872" w:type="dxa"/>
+            <w:shd w:val="clear" w:fill="F2F2F2"/>
+          </w:tcPr>
+          <w:p>
+            <w:pPr>
+              <w:spacing w:before="40" w:after="40"/>
+            </w:pPr>
+            <w:r>
+              <w:rPr>
+                <w:sz w:val="20"/>
+                <w:b/>
+              </w:rPr>
+              <w:t xml:space="preserve">ACH</w:t>
+            </w:r>
+          </w:p>
+        </w:tc>
+        <w:tc>
+          <w:tcPr>
+            <w:tcW w:w="1872" w:type="dxa"/>
+            <w:shd w:val="clear" w:fill="F2F2F2"/>
+          </w:tcPr>
+          <w:p>
+            <w:pPr>
+              <w:spacing w:before="40" w:after="40"/>
+            </w:pPr>
+            <w:r>
+              <w:rPr>
+                <w:sz w:val="20"/>
+                <w:b/>
+              </w:rPr>
+              <w:t xml:space="preserve">Card</w:t>
+            </w:r>
+          </w:p>
+        </w:tc>
+        <w:tc>
+          <w:tcPr>
+            <w:tcW w:w="1872" w:type="dxa"/>
+            <w:shd w:val="clear" w:fill="F2F2F2"/>
+          </w:tcPr>
+          <w:p>
+            <w:pPr>
+              <w:spacing w:before="40" w:after="40"/>
+            </w:pPr>
+            <w:r>
+              <w:rPr>
+                <w:sz w:val="20"/>
+                <w:b/>
+              </w:rPr>
+              <w:t xml:space="preserve">Total</w:t>
+            </w:r>
+          </w:p>
+        </w:tc>
+        <w:tc>
+          <w:tcPr>
+            <w:tcW w:w="1872" w:type="dxa"/>
+            <w:shd w:val="clear" w:fill="F2F2F2"/>
+          </w:tcPr>
+          <w:p>
+            <w:pPr>
+              <w:spacing w:before="40" w:after="40"/>
+            </w:pPr>
+            <w:r>
+              <w:rPr>
+                <w:sz w:val="20"/>
+                <w:b/>
+              </w:rPr>
+              <w:t xml:space="preserve">ACH share</w:t>
+            </w:r>
+          </w:p>
+        </w:tc>
+      </w:tr>
+      <w:tr>
+        <w:tc>
+          <w:tcPr>
+            <w:tcW w:w="1872" w:type="dxa"/>
+          </w:tcPr>
+          <w:p>
+            <w:pPr>
+              <w:spacing w:before="40" w:after="40"/>
+            </w:pPr>
+            <w:r>
+              <w:rPr>
+                <w:sz w:val="20"/>
+              </w:rPr>
+              <w:t xml:space="preserve">Query table counts</w:t>
+            </w:r>
+          </w:p>
+        </w:tc>
+        <w:tc>
+          <w:tcPr>
+            <w:tcW w:w="1872" w:type="dxa"/>
+          </w:tcPr>
+          <w:p>
+            <w:pPr>
+              <w:spacing w:before="40" w:after="40"/>
+            </w:pPr>
+            <w:r>
+              <w:rPr>
+                <w:sz w:val="20"/>
+              </w:rPr>
+              <w:t xml:space="preserve">95</w:t>
+            </w:r>
+          </w:p>
+        </w:tc>
+        <w:tc>
+          <w:tcPr>
+            <w:tcW w:w="1872" w:type="dxa"/>
+          </w:tcPr>
+          <w:p>
+            <w:pPr>
+              <w:spacing w:before="40" w:after="40"/>
+            </w:pPr>
+            <w:r>
+              <w:rPr>
+                <w:sz w:val="20"/>
+              </w:rPr>
+              <w:t xml:space="preserve">117</w:t>
+            </w:r>
+          </w:p>
+        </w:tc>
+        <w:tc>
+          <w:tcPr>
+            <w:tcW w:w="1872" w:type="dxa"/>
+          </w:tcPr>
+          <w:p>
+            <w:pPr>
+              <w:spacing w:before="40" w:after="40"/>
+            </w:pPr>
+            <w:r>
+              <w:rPr>
+                <w:sz w:val="20"/>
+              </w:rPr>
+              <w:t xml:space="preserve">212</w:t>
+            </w:r>
+          </w:p>
+        </w:tc>
+        <w:tc>
+          <w:tcPr>
+            <w:tcW w:w="1872" w:type="dxa"/>
+          </w:tcPr>
+          <w:p>
+            <w:pPr>
+              <w:spacing w:before="40" w:after="40"/>
+            </w:pPr>
+            <w:r>
+              <w:rPr>
+                <w:sz w:val="20"/>
+              </w:rPr>
+              <w:t xml:space="preserve">44.81 %</w:t>
+            </w:r>
+          </w:p>
+        </w:tc>
+      </w:tr>
+      <w:tr>
+        <w:tc>
+          <w:tcPr>
+            <w:tcW w:w="1872" w:type="dxa"/>
+          </w:tcPr>
+          <w:p>
+            <w:pPr>
+              <w:spacing w:before="40" w:after="40"/>
+            </w:pPr>
+            <w:r>
+              <w:rPr>
+                <w:sz w:val="20"/>
+              </w:rPr>
+              <w:t xml:space="preserve">Graph is drawing</w:t>
+            </w:r>
+          </w:p>
+        </w:tc>
+        <w:tc>
+          <w:tcPr>
+            <w:tcW w:w="1872" w:type="dxa"/>
+          </w:tcPr>
+          <w:p>
+            <w:pPr>
+              <w:spacing w:before="40" w:after="40"/>
+            </w:pPr>
+            <w:r>
+              <w:rPr>
+                <w:sz w:val="20"/>
+              </w:rPr>
+              <w:t xml:space="preserve">95</w:t>
+            </w:r>
+          </w:p>
+        </w:tc>
+        <w:tc>
+          <w:tcPr>
+            <w:tcW w:w="1872" w:type="dxa"/>
+          </w:tcPr>
+          <w:p>
+            <w:pPr>
+              <w:spacing w:before="40" w:after="40"/>
+            </w:pPr>
+            <w:r>
+              <w:rPr>
+                <w:sz w:val="20"/>
+              </w:rPr>
+              <w:t xml:space="preserve">114</w:t>
+            </w:r>
+          </w:p>
+        </w:tc>
+        <w:tc>
+          <w:tcPr>
+            <w:tcW w:w="1872" w:type="dxa"/>
+          </w:tcPr>
+          <w:p>
+            <w:pPr>
+              <w:spacing w:before="40" w:after="40"/>
+            </w:pPr>
+            <w:r>
+              <w:rPr>
+                <w:sz w:val="20"/>
+              </w:rPr>
+              <w:t xml:space="preserve">209</w:t>
+            </w:r>
+          </w:p>
+        </w:tc>
+        <w:tc>
+          <w:tcPr>
+            <w:tcW w:w="1872" w:type="dxa"/>
+          </w:tcPr>
+          <w:p>
+            <w:pPr>
+              <w:spacing w:before="40" w:after="40"/>
+            </w:pPr>
+            <w:r>
+              <w:rPr>
+                <w:sz w:val="20"/>
+              </w:rPr>
+              <w:t xml:space="preserve">45.45 %</w:t>
+            </w:r>
+          </w:p>
+        </w:tc>
+      </w:tr>
+    </w:tbl>
+    <w:p>
+      <w:pPr>
+        <w:spacing w:after="120"/>
+      </w:pPr>
+    </w:p>
+    <w:p>
+      <w:pPr>
+        <w:spacing w:before="0" w:after="120"/>
+        <w:rPr>
+          <w:sz w:val="22"/>
+        </w:rPr>
+      </w:pPr>
+      <w:r>
+        <w:rPr>
+          <w:sz w:val="22"/>
+        </w:rPr>
+        <w:t xml:space="preserve">The ACH count is the same in both. The card count is three lower on the graph.</w:t>
+      </w:r>
+    </w:p>
+    <w:p>
+      <w:pPr>
+        <w:spacing w:before="0" w:after="120"/>
+        <w:rPr>
+          <w:sz w:val="22"/>
+        </w:rPr>
+      </w:pPr>
+      <w:r>
+        <w:rPr>
+          <w:sz w:val="22"/>
+        </w:rPr>
+        <w:t xml:space="preserve">Working back from the graph: it shows ACH at 45.45 %, and 95 ÷ 0.4545 gives 209 payments in total, which leaves 114 card. The table counts 117.</w:t>
+      </w:r>
+    </w:p>
+    <w:p>
+      <w:pPr>
+        <w:spacing w:before="280" w:after="120"/>
+        <w:rPr>
+          <w:sz w:val="28"/>
+          <w:b/>
+        </w:rPr>
+      </w:pPr>
+      <w:r>
+        <w:rPr>
+          <w:sz w:val="28"/>
+          <w:b/>
+        </w:rPr>
+        <w:t xml:space="preserve">Evidence</w:t>
+      </w:r>
+    </w:p>
+    <w:p>
+      <w:pPr>
+        <w:spacing w:before="240" w:after="100"/>
+        <w:rPr>
+          <w:sz w:val="24"/>
+          <w:b/>
+        </w:rPr>
+      </w:pPr>
+      <w:r>
+        <w:rPr>
+          <w:sz w:val="24"/>
+          <w:b/>
+        </w:rPr>
+        <w:t xml:space="preserve">What was run</w:t>
+      </w:r>
+    </w:p>
+    <w:p>
+      <w:pPr>
+        <w:spacing w:before="80" w:after="200"/>
+      </w:pPr>
+      <w:r>
+        <w:drawing>
+          <wp:inline distT="0" distB="0" distL="0" distR="0">
+            <wp:extent cx="5943600" cy="3343275"/>
+            <wp:docPr id="114" name="Picture 114"/>
+            <a:graphic xmlns:a="http://schemas.openxmlformats.org/drawingml/2006/main">
+              <a:graphicData uri="http://schemas.openxmlformats.org/drawingml/2006/picture">
+                <pic:pic xmlns:pic="http://schemas.openxmlformats.org/drawingml/2006/picture">
+                  <pic:nvPicPr>
+                    <pic:cNvPr id="114" name="Picture"/>
+                    <pic:cNvPicPr/>
+                  </pic:nvPicPr>
+                  <pic:blipFill>
+                    <a:blip r:embed="rId114"/>
+                    <a:stretch>
+                      <a:fillRect/>
+                    </a:stretch>
+                  </pic:blipFill>
+                  <pic:spPr>
+                    <a:xfrm>
+                      <a:off x="0" y="0"/>
+                      <a:ext cx="5943600" cy="3343275"/>
+                    </a:xfrm>
+                    <a:prstGeom prst="rect">
+                      <a:avLst/>
+                    </a:prstGeom>
+                  </pic:spPr>
+                </pic:pic>
+              </a:graphicData>
+            </a:graphic>
+          </wp:inline>
+        </w:drawing>
+      </w:r>
+    </w:p>
+    <w:p>
+      <w:pPr>
+        <w:spacing w:before="0" w:after="120"/>
+        <w:rPr>
+          <w:sz w:val="22"/>
+        </w:rPr>
+      </w:pPr>
+      <w:r>
+        <w:rPr>
+          <w:sz w:val="22"/>
+        </w:rPr>
+        <w:t xml:space="preserve">The 90-day range is boxed in orange. Select and Group hold only </w:t>
+      </w:r>
+      <w:r>
+        <w:rPr>
+          <w:sz w:val="22"/>
+          <w:b/>
+        </w:rPr>
+        <w:t xml:space="preserve">Funding Method</w:t>
+      </w:r>
+      <w:r>
+        <w:rPr>
+          <w:sz w:val="22"/>
+        </w:rPr>
+        <w:t xml:space="preserve">, boxed in blue. Having is empty. Nothing is filtered — this is the whole range, grouped one way.</w:t>
+      </w:r>
+    </w:p>
+    <w:p>
+      <w:pPr>
+        <w:spacing w:before="240" w:after="100"/>
+        <w:rPr>
+          <w:sz w:val="24"/>
+          <w:b/>
+        </w:rPr>
+      </w:pPr>
+      <w:r>
+        <w:rPr>
+          <w:sz w:val="24"/>
+          <w:b/>
+        </w:rPr>
+        <w:t xml:space="preserve">The table and the graph, in one picture</w:t>
+      </w:r>
+    </w:p>
+    <w:p>
+      <w:pPr>
+        <w:spacing w:before="80" w:after="200"/>
+      </w:pPr>
+      <w:r>
+        <w:drawing>
+          <wp:inline distT="0" distB="0" distL="0" distR="0">
+            <wp:extent cx="5943600" cy="3343275"/>
+            <wp:docPr id="115" name="Picture 115"/>
+            <a:graphic xmlns:a="http://schemas.openxmlformats.org/drawingml/2006/main">
+              <a:graphicData uri="http://schemas.openxmlformats.org/drawingml/2006/picture">
+                <pic:pic xmlns:pic="http://schemas.openxmlformats.org/drawingml/2006/picture">
+                  <pic:nvPicPr>
+                    <pic:cNvPr id="115" name="Picture"/>
+                    <pic:cNvPicPr/>
+                  </pic:nvPicPr>
+                  <pic:blipFill>
+                    <a:blip r:embed="rId115"/>
+                    <a:stretch>
+                      <a:fillRect/>
+                    </a:stretch>
+                  </pic:blipFill>
+                  <pic:spPr>
+                    <a:xfrm>
+                      <a:off x="0" y="0"/>
+                      <a:ext cx="5943600" cy="3343275"/>
+                    </a:xfrm>
+                    <a:prstGeom prst="rect">
+                      <a:avLst/>
+                    </a:prstGeom>
+                  </pic:spPr>
+                </pic:pic>
+              </a:graphicData>
+            </a:graphic>
+          </wp:inline>
+        </w:drawing>
+      </w:r>
+    </w:p>
+    <w:p>
+      <w:pPr>
+        <w:spacing w:before="0" w:after="120"/>
+        <w:rPr>
+          <w:sz w:val="22"/>
+        </w:rPr>
+      </w:pPr>
+      <w:r>
+        <w:rPr>
+          <w:sz w:val="22"/>
+        </w:rPr>
+        <w:t xml:space="preserve">The green box is the ACH count: </w:t>
+      </w:r>
+      <w:r>
+        <w:rPr>
+          <w:sz w:val="22"/>
+          <w:b/>
+        </w:rPr>
+        <w:t xml:space="preserve">95</w:t>
+      </w:r>
+      <w:r>
+        <w:rPr>
+          <w:sz w:val="22"/>
+        </w:rPr>
+        <w:t xml:space="preserve">.</w:t>
+      </w:r>
+    </w:p>
+    <w:p>
+      <w:pPr>
+        <w:spacing w:before="0" w:after="120"/>
+        <w:rPr>
+          <w:sz w:val="22"/>
+        </w:rPr>
+      </w:pPr>
+      <w:r>
+        <w:rPr>
+          <w:sz w:val="22"/>
+        </w:rPr>
+        <w:t xml:space="preserve">The orange box is every card row: DISCOVER 21, MASTERCARD 45, PULSE 2, VISA 49. That is </w:t>
+      </w:r>
+      <w:r>
+        <w:rPr>
+          <w:sz w:val="22"/>
+          <w:b/>
+        </w:rPr>
+        <w:t xml:space="preserve">117</w:t>
+      </w:r>
+      <w:r>
+        <w:rPr>
+          <w:sz w:val="22"/>
+        </w:rPr>
+        <w:t xml:space="preserve">.</w:t>
+      </w:r>
+    </w:p>
+    <w:p>
+      <w:pPr>
+        <w:spacing w:before="0" w:after="120"/>
+        <w:rPr>
+          <w:sz w:val="22"/>
+        </w:rPr>
+      </w:pPr>
+      <w:r>
+        <w:rPr>
+          <w:sz w:val="22"/>
+        </w:rPr>
+        <w:t xml:space="preserve">So the table holds 212 payments and ACH is 44.81 % of them.</w:t>
+      </w:r>
+    </w:p>
+    <w:p>
+      <w:pPr>
+        <w:spacing w:before="0" w:after="120"/>
+        <w:rPr>
+          <w:sz w:val="22"/>
+        </w:rPr>
+      </w:pPr>
+      <w:r>
+        <w:rPr>
+          <w:sz w:val="22"/>
+        </w:rPr>
+        <w:t xml:space="preserve">The red box at the bottom is the graph. It says ACH is </w:t>
+      </w:r>
+      <w:r>
+        <w:rPr>
+          <w:sz w:val="22"/>
+          <w:b/>
+        </w:rPr>
+        <w:t xml:space="preserve">45.45 %</w:t>
+      </w:r>
+      <w:r>
+        <w:rPr>
+          <w:sz w:val="22"/>
+        </w:rPr>
+        <w:t xml:space="preserve">. For that to be true with 95 ACH payments there would have to be 209 payments in total — which means the graph is only counting 114 card payments, not 117.</w:t>
+      </w:r>
+    </w:p>
+    <w:p>
+      <w:pPr>
+        <w:spacing w:before="0" w:after="120"/>
+        <w:rPr>
+          <w:sz w:val="22"/>
+        </w:rPr>
+      </w:pPr>
+      <w:r>
+        <w:rPr>
+          <w:sz w:val="22"/>
+        </w:rPr>
+        <w:t xml:space="preserve">Both numbers are in the same picture, so there is nothing to line up between screenshots.</w:t>
+      </w:r>
+    </w:p>
+    <w:p>
+      <w:pPr>
+        <w:spacing w:before="280" w:after="120"/>
+        <w:rPr>
+          <w:sz w:val="28"/>
+          <w:b/>
+        </w:rPr>
+      </w:pPr>
+      <w:r>
+        <w:rPr>
+          <w:sz w:val="28"/>
+          <w:b/>
+        </w:rPr>
+        <w:t xml:space="preserve">What pins the cause</w:t>
+      </w:r>
+    </w:p>
+    <w:p>
+      <w:pPr>
+        <w:spacing w:before="0" w:after="120"/>
+        <w:rPr>
+          <w:sz w:val="22"/>
+        </w:rPr>
+      </w:pPr>
+      <w:r>
+        <w:rPr>
+          <w:sz w:val="22"/>
+        </w:rPr>
+        <w:t xml:space="preserve">The gap is exactly </w:t>
+      </w:r>
+      <w:r>
+        <w:rPr>
+          <w:sz w:val="22"/>
+          <w:b/>
+        </w:rPr>
+        <w:t xml:space="preserve">three</w:t>
+      </w:r>
+      <w:r>
+        <w:rPr>
+          <w:sz w:val="22"/>
+        </w:rPr>
+        <w:t xml:space="preserve"> payments. Two rows in the detailed breakdown account for exactly three:</w:t>
+      </w:r>
+    </w:p>
+    <w:p>
+      <w:pPr>
+        <w:spacing w:before="240" w:after="100"/>
+        <w:rPr>
+          <w:sz w:val="24"/>
+          <w:b/>
+        </w:rPr>
+      </w:pPr>
+      <w:r>
+        <w:rPr>
+          <w:sz w:val="24"/>
+          <w:b/>
+        </w:rPr>
+        <w:t xml:space="preserve">A payment recorded as AppleSale</w:t>
+      </w:r>
+    </w:p>
+    <w:p>
+      <w:pPr>
+        <w:spacing w:before="80" w:after="200"/>
+      </w:pPr>
+      <w:r>
+        <w:drawing>
+          <wp:inline distT="0" distB="0" distL="0" distR="0">
+            <wp:extent cx="5943600" cy="3343275"/>
+            <wp:docPr id="116" name="Picture 116"/>
+            <a:graphic xmlns:a="http://schemas.openxmlformats.org/drawingml/2006/main">
+              <a:graphicData uri="http://schemas.openxmlformats.org/drawingml/2006/picture">
+                <pic:pic xmlns:pic="http://schemas.openxmlformats.org/drawingml/2006/picture">
+                  <pic:nvPicPr>
+                    <pic:cNvPr id="116" name="Picture"/>
+                    <pic:cNvPicPr/>
+                  </pic:nvPicPr>
+                  <pic:blipFill>
+                    <a:blip r:embed="rId116"/>
+                    <a:stretch>
+                      <a:fillRect/>
+                    </a:stretch>
+                  </pic:blipFill>
+                  <pic:spPr>
+                    <a:xfrm>
+                      <a:off x="0" y="0"/>
+                      <a:ext cx="5943600" cy="3343275"/>
+                    </a:xfrm>
+                    <a:prstGeom prst="rect">
+                      <a:avLst/>
+                    </a:prstGeom>
+                  </pic:spPr>
+                </pic:pic>
+              </a:graphicData>
+            </a:graphic>
+          </wp:inline>
+        </w:drawing>
+      </w:r>
+    </w:p>
+    <w:p>
+      <w:pPr>
+        <w:spacing w:before="0" w:after="120"/>
+        <w:rPr>
+          <w:sz w:val="22"/>
+        </w:rPr>
+      </w:pPr>
+      <w:r>
+        <w:rPr>
+          <w:sz w:val="22"/>
+        </w:rPr>
+        <w:t xml:space="preserve">One MASTERCARD payment with the category </w:t>
+      </w:r>
+      <w:r>
+        <w:rPr>
+          <w:sz w:val="22"/>
+          <w:b/>
+        </w:rPr>
+        <w:t xml:space="preserve">AppleSale</w:t>
+      </w:r>
+      <w:r>
+        <w:rPr>
+          <w:sz w:val="22"/>
+        </w:rPr>
+        <w:t xml:space="preserve"> rather than CreditSale or DebitSale.</w:t>
+      </w:r>
+    </w:p>
+    <w:p>
+      <w:pPr>
+        <w:spacing w:before="240" w:after="100"/>
+        <w:rPr>
+          <w:sz w:val="24"/>
+          <w:b/>
+        </w:rPr>
+      </w:pPr>
+      <w:r>
+        <w:rPr>
+          <w:sz w:val="24"/>
+          <w:b/>
+        </w:rPr>
+        <w:t xml:space="preserve">Two payments on the PULSE network</w:t>
+      </w:r>
+    </w:p>
+    <w:p>
+      <w:pPr>
+        <w:spacing w:before="80" w:after="200"/>
+      </w:pPr>
+      <w:r>
+        <w:drawing>
+          <wp:inline distT="0" distB="0" distL="0" distR="0">
+            <wp:extent cx="5943600" cy="3343275"/>
+            <wp:docPr id="117" name="Picture 117"/>
+            <a:graphic xmlns:a="http://schemas.openxmlformats.org/drawingml/2006/main">
+              <a:graphicData uri="http://schemas.openxmlformats.org/drawingml/2006/picture">
+                <pic:pic xmlns:pic="http://schemas.openxmlformats.org/drawingml/2006/picture">
+                  <pic:nvPicPr>
+                    <pic:cNvPr id="117" name="Picture"/>
+                    <pic:cNvPicPr/>
+                  </pic:nvPicPr>
+                  <pic:blipFill>
+                    <a:blip r:embed="rId117"/>
+                    <a:stretch>
+                      <a:fillRect/>
+                    </a:stretch>
+                  </pic:blipFill>
+                  <pic:spPr>
+                    <a:xfrm>
+                      <a:off x="0" y="0"/>
+                      <a:ext cx="5943600" cy="3343275"/>
+                    </a:xfrm>
+                    <a:prstGeom prst="rect">
+                      <a:avLst/>
+                    </a:prstGeom>
+                  </pic:spPr>
+                </pic:pic>
+              </a:graphicData>
+            </a:graphic>
+          </wp:inline>
+        </w:drawing>
+      </w:r>
+    </w:p>
+    <w:p>
+      <w:pPr>
+        <w:spacing w:before="0" w:after="120"/>
+        <w:rPr>
+          <w:sz w:val="22"/>
+        </w:rPr>
+      </w:pPr>
+      <w:r>
+        <w:rPr>
+          <w:sz w:val="22"/>
+        </w:rPr>
+        <w:t xml:space="preserve">Two payments with the funding method </w:t>
+      </w:r>
+      <w:r>
+        <w:rPr>
+          <w:sz w:val="22"/>
+          <w:b/>
+        </w:rPr>
+        <w:t xml:space="preserve">PULSE</w:t>
+      </w:r>
+      <w:r>
+        <w:rPr>
+          <w:sz w:val="22"/>
+        </w:rPr>
+        <w:t xml:space="preserve">, a debit network rather than a card brand.</w:t>
+      </w:r>
+    </w:p>
+    <w:p>
+      <w:pPr>
+        <w:spacing w:before="0" w:after="120"/>
+        <w:rPr>
+          <w:sz w:val="22"/>
+        </w:rPr>
+      </w:pPr>
+      <w:r>
+        <w:rPr>
+          <w:sz w:val="22"/>
+          <w:b/>
+        </w:rPr>
+        <w:t xml:space="preserve">1 + 2 = 3</w:t>
+      </w:r>
+      <w:r>
+        <w:rPr>
+          <w:sz w:val="22"/>
+        </w:rPr>
+        <w:t xml:space="preserve">, which is the gap exactly.</w:t>
+      </w:r>
+    </w:p>
+    <w:p>
+      <w:pPr>
+        <w:spacing w:before="0" w:after="120"/>
+        <w:rPr>
+          <w:sz w:val="22"/>
+        </w:rPr>
+      </w:pPr>
+      <w:r>
+        <w:rPr>
+          <w:sz w:val="22"/>
+        </w:rPr>
+        <w:t xml:space="preserve">This is a strong lead, not a proven cause. It suggests the graph decides what counts as a card payment from a fixed list of brands or categories, and anything outside that list is dropped. The query table has no such list — it reports whatever is there.</w:t>
+      </w:r>
+    </w:p>
+    <w:p>
+      <w:pPr>
+        <w:spacing w:before="0" w:after="120"/>
+        <w:rPr>
+          <w:sz w:val="22"/>
+        </w:rPr>
+      </w:pPr>
+      <w:r>
+        <w:rPr>
+          <w:sz w:val="22"/>
+        </w:rPr>
+        <w:t xml:space="preserve">It should be checked before it is believed. The arithmetic below is what is proven; the AppleSale and PULSE explanation is what should be looked at first.</w:t>
+      </w:r>
+    </w:p>
+    <w:p>
+      <w:pPr>
+        <w:spacing w:before="280" w:after="120"/>
+        <w:rPr>
+          <w:sz w:val="28"/>
+          <w:b/>
+        </w:rPr>
+      </w:pPr>
+      <w:r>
+        <w:rPr>
+          <w:sz w:val="28"/>
+          <w:b/>
+        </w:rPr>
+        <w:t xml:space="preserve">Why the range matters</w:t>
+      </w:r>
+    </w:p>
+    <w:p>
+      <w:pPr>
+        <w:spacing w:before="0" w:after="120"/>
+        <w:rPr>
+          <w:sz w:val="22"/>
+        </w:rPr>
+      </w:pPr>
+      <w:r>
+        <w:rPr>
+          <w:sz w:val="22"/>
+        </w:rPr>
+        <w:t xml:space="preserve">On a 30-day range the two views </w:t>
+      </w:r>
+      <w:r>
+        <w:rPr>
+          <w:sz w:val="22"/>
+          <w:b/>
+        </w:rPr>
+        <w:t xml:space="preserve">agree exactly</w:t>
+      </w:r>
+      <w:r>
+        <w:rPr>
+          <w:sz w:val="22"/>
+        </w:rPr>
+        <w:t xml:space="preserve">. Checked by hand on 24 September: the table counted 40 ACH and 46 card, and the graph drew 46.51 % and 53.49 %, matching to the decimal.</w:t>
+      </w:r>
+    </w:p>
+    <w:p>
+      <w:pPr>
+        <w:spacing w:before="0" w:after="120"/>
+        <w:rPr>
+          <w:sz w:val="22"/>
+        </w:rPr>
+      </w:pPr>
+      <w:r>
+        <w:rPr>
+          <w:sz w:val="22"/>
+        </w:rPr>
+        <w:t xml:space="preserve">Anyone reproducing this on the default range will conclude there is no defect. Use 90 days, or any range that contains an AppleSale or PULSE payment.</w:t>
+      </w:r>
+    </w:p>
+    <w:p>
+      <w:pPr>
+        <w:spacing w:before="280" w:after="120"/>
+        <w:rPr>
+          <w:sz w:val="28"/>
+          <w:b/>
+        </w:rPr>
+      </w:pPr>
+      <w:r>
+        <w:rPr>
+          <w:sz w:val="28"/>
+          <w:b/>
+        </w:rPr>
+        <w:t xml:space="preserve">Impact</w:t>
+      </w:r>
+    </w:p>
+    <w:p>
+      <w:pPr>
+        <w:spacing w:before="0" w:after="120"/>
+        <w:rPr>
+          <w:sz w:val="22"/>
+        </w:rPr>
+      </w:pPr>
+      <w:r>
+        <w:rPr>
+          <w:sz w:val="22"/>
+        </w:rPr>
+        <w:t xml:space="preserve">The graph is the first thing on the page a merchant looks at. It is the summary. If it disagrees with the table below it, one of the two is wrong and the merchant has no way to tell which.</w:t>
+      </w:r>
+    </w:p>
+    <w:p>
+      <w:pPr>
+        <w:spacing w:before="0" w:after="120"/>
+        <w:rPr>
+          <w:sz w:val="22"/>
+        </w:rPr>
+      </w:pPr>
+      <w:r>
+        <w:rPr>
+          <w:sz w:val="22"/>
+        </w:rPr>
+        <w:t xml:space="preserve">Here the graph is the wrong one, and it is wrong in a quiet way. Three payments out of 212 shifts the split by less than a percentage point. Nobody notices by eye. It is only caught by adding the table up.</w:t>
+      </w:r>
+    </w:p>
+    <w:p>
+      <w:pPr>
+        <w:spacing w:before="0" w:after="120"/>
+        <w:rPr>
+          <w:sz w:val="22"/>
+        </w:rPr>
+      </w:pPr>
+      <w:r>
+        <w:rPr>
+          <w:sz w:val="22"/>
+        </w:rPr>
+        <w:t xml:space="preserve">The number of missing payments depends on how many unusual payment types fall in the range, so the error grows as those become more common. A merchant taking a lot of Apple Pay would see a bigger gap.</w:t>
+      </w:r>
+    </w:p>
+    <w:p>
+      <w:pPr>
+        <w:spacing w:before="0" w:after="120"/>
+        <w:rPr>
+          <w:sz w:val="22"/>
+        </w:rPr>
+      </w:pPr>
+      <w:r>
+        <w:rPr>
+          <w:sz w:val="22"/>
+          <w:b/>
+        </w:rPr>
+        <w:t xml:space="preserve">Workaround:</w:t>
+      </w:r>
+      <w:r>
+        <w:rPr>
+          <w:sz w:val="22"/>
+        </w:rPr>
+        <w:t xml:space="preserve"> trust the query table, not the graph.</w:t>
+      </w:r>
+    </w:p>
+    <w:p>
+      <w:pPr>
+        <w:spacing w:before="280" w:after="120"/>
+        <w:rPr>
+          <w:sz w:val="28"/>
+          <w:b/>
+        </w:rPr>
+      </w:pPr>
+      <w:r>
+        <w:rPr>
+          <w:sz w:val="28"/>
+          <w:b/>
+        </w:rPr>
+        <w:t xml:space="preserve">Notes for the developer</w:t>
+      </w:r>
+    </w:p>
+    <w:p>
+      <w:pPr>
+        <w:spacing w:before="0" w:after="80"/>
+        <w:ind w:left="360"/>
+        <w:rPr>
+          <w:sz w:val="22"/>
+        </w:rPr>
+      </w:pPr>
+      <w:r>
+        <w:rPr>
+          <w:sz w:val="22"/>
+        </w:rPr>
+        <w:t xml:space="preserve">• Compare how each side decides a payment is a card payment. The table appears to treat anything that is not ACH as card. The graph appears to use a narrower rule.</w:t>
+      </w:r>
+    </w:p>
+    <w:p>
+      <w:pPr>
+        <w:spacing w:before="0" w:after="80"/>
+        <w:ind w:left="360"/>
+        <w:rPr>
+          <w:sz w:val="22"/>
+        </w:rPr>
+      </w:pPr>
+      <w:r>
+        <w:rPr>
+          <w:sz w:val="22"/>
+        </w:rPr>
+        <w:t xml:space="preserve">• Start with AppleSale and PULSE. They account for the gap exactly on this run.</w:t>
+      </w:r>
+    </w:p>
+    <w:p>
+      <w:pPr>
+        <w:spacing w:before="0" w:after="80"/>
+        <w:ind w:left="360"/>
+        <w:rPr>
+          <w:sz w:val="22"/>
+        </w:rPr>
+      </w:pPr>
+      <w:r>
+        <w:rPr>
+          <w:sz w:val="22"/>
+        </w:rPr>
+        <w:t xml:space="preserve">• Whatever the rule is, both views should share it. Two places deciding the same thing separately is how they drifted apart.</w:t>
+      </w:r>
+    </w:p>
+    <w:p>
+      <w:pPr>
+        <w:spacing w:before="0" w:after="80"/>
+        <w:ind w:left="360"/>
+        <w:rPr>
+          <w:sz w:val="22"/>
+        </w:rPr>
+      </w:pPr>
+      <w:r>
+        <w:rPr>
+          <w:sz w:val="22"/>
+        </w:rPr>
+        <w:t xml:space="preserve">• The query side is self-consistent. The default grouping, grouping by Funding Method alone and the two-field grouping all return the same 95 and 117, so the disagreement is between the graph and the query, not within the query.</w:t>
+      </w:r>
+    </w:p>
     <w:sectPr>
       <w:pgSz w:w="12240" w:h="15840"/>
       <w:pgMar w:top="1440" w:right="1440" w:bottom="1440" w:left="1440"/>

--- a/PaymentStats_Bugs.docx
+++ b/PaymentStats_Bugs.docx
@@ -7392,134 +7392,28 @@
         <w:rPr>
           <w:sz w:val="22"/>
         </w:rPr>
-        <w:t xml:space="preserve"> 21 September 2026, re-confirmed by hand 24 September 2026</w:t>
-      </w:r>
-    </w:p>
-    <w:p>
-      <w:pPr>
-        <w:spacing w:before="280" w:after="120"/>
-        <w:rPr>
-          <w:sz w:val="28"/>
-          <w:b/>
-        </w:rPr>
-      </w:pPr>
-      <w:r>
-        <w:rPr>
-          <w:sz w:val="28"/>
-          <w:b/>
-        </w:rPr>
-        <w:t xml:space="preserve">Summary</w:t>
-      </w:r>
-    </w:p>
-    <w:p>
-      <w:pPr>
-        <w:spacing w:before="0" w:after="120"/>
-        <w:rPr>
-          <w:sz w:val="22"/>
-        </w:rPr>
-      </w:pPr>
-      <w:r>
-        <w:rPr>
-          <w:sz w:val="22"/>
-        </w:rPr>
-        <w:t xml:space="preserve">The Payment Statistics graph and the query table describe the same payments over the same dates. They give different numbers.</w:t>
-      </w:r>
-    </w:p>
-    <w:p>
-      <w:pPr>
-        <w:spacing w:before="0" w:after="120"/>
-        <w:rPr>
-          <w:sz w:val="22"/>
-        </w:rPr>
-      </w:pPr>
-      <w:r>
-        <w:rPr>
-          <w:sz w:val="22"/>
-        </w:rPr>
-        <w:t xml:space="preserve">The ACH figure agrees. The card figure does not. The graph draws fewer card payments than the table counts.</w:t>
-      </w:r>
-    </w:p>
-    <w:p>
-      <w:pPr>
-        <w:spacing w:before="0" w:after="120"/>
-        <w:rPr>
-          <w:sz w:val="22"/>
-        </w:rPr>
-      </w:pPr>
-      <w:r>
-        <w:rPr>
-          <w:sz w:val="22"/>
-        </w:rPr>
-        <w:t xml:space="preserve">On the run below the table counts 117 card payments. The graph is drawing 114. Three payments are missing from the graph.</w:t>
-      </w:r>
-    </w:p>
-    <w:p>
-      <w:pPr>
-        <w:spacing w:before="280" w:after="120"/>
-        <w:rPr>
-          <w:sz w:val="28"/>
-          <w:b/>
-        </w:rPr>
-      </w:pPr>
-      <w:r>
-        <w:rPr>
-          <w:sz w:val="28"/>
-          <w:b/>
-        </w:rPr>
-        <w:t xml:space="preserve">Steps to reproduce</w:t>
-      </w:r>
-    </w:p>
-    <w:p>
-      <w:pPr>
-        <w:spacing w:before="0" w:after="120"/>
-        <w:rPr>
-          <w:sz w:val="22"/>
-        </w:rPr>
-      </w:pPr>
-      <w:r>
-        <w:rPr>
-          <w:sz w:val="22"/>
-        </w:rPr>
-        <w:t xml:space="preserve">1. Sign in as the </w:t>
-      </w:r>
-      <w:r>
-        <w:rPr>
-          <w:sz w:val="22"/>
-          <w:b/>
-        </w:rPr>
-        <w:t xml:space="preserve">BillPay</w:t>
-      </w:r>
-      <w:r>
-        <w:rPr>
-          <w:sz w:val="22"/>
-        </w:rPr>
-        <w:t xml:space="preserve"> merchant. Open </w:t>
-      </w:r>
-      <w:r>
-        <w:rPr>
-          <w:sz w:val="22"/>
-          <w:b/>
-        </w:rPr>
-        <w:t xml:space="preserve">Payment Analytics → Payment Stats</w:t>
-      </w:r>
-      <w:r>
-        <w:rPr>
-          <w:sz w:val="22"/>
-        </w:rPr>
-        <w:t xml:space="preserve">. 2. Set </w:t>
-      </w:r>
-      <w:r>
-        <w:rPr>
-          <w:sz w:val="22"/>
-          <w:b/>
-        </w:rPr>
-        <w:t xml:space="preserve">From Date</w:t>
-      </w:r>
-      <w:r>
-        <w:rPr>
-          <w:sz w:val="22"/>
-        </w:rPr>
-        <w:t xml:space="preserve"> to </w:t>
+        <w:t xml:space="preserve"> 21 September 2026, re-confirmed by hand 24 September 2026, 19:41</w:t>
+      </w:r>
+    </w:p>
+    <w:p>
+      <w:pPr>
+        <w:spacing w:before="0" w:after="120"/>
+        <w:rPr>
+          <w:sz w:val="22"/>
+        </w:rPr>
+      </w:pPr>
+      <w:r>
+        <w:rPr>
+          <w:sz w:val="22"/>
+          <w:b/>
+        </w:rPr>
+        <w:t xml:space="preserve">Environment:</w:t>
+      </w:r>
+      <w:r>
+        <w:rPr>
+          <w:sz w:val="22"/>
+        </w:rPr>
+        <w:t xml:space="preserve"> QA — </w:t>
       </w:r>
       <w:r>
         <w:rPr>
@@ -7527,26 +7421,26 @@
           <w:rFonts w:ascii="Consolas" w:hAnsi="Consolas"/>
           <w:sz w:val="20"/>
         </w:rPr>
-        <w:t xml:space="preserve">06/26/2026 12:00 AM</w:t>
-      </w:r>
-      <w:r>
-        <w:rPr>
-          <w:sz w:val="22"/>
-        </w:rPr>
-        <w:t xml:space="preserve"> and </w:t>
-      </w:r>
-      <w:r>
-        <w:rPr>
-          <w:sz w:val="22"/>
-          <w:b/>
-        </w:rPr>
-        <w:t xml:space="preserve">To Date</w:t>
-      </w:r>
-      <w:r>
-        <w:rPr>
-          <w:sz w:val="22"/>
-        </w:rPr>
-        <w:t xml:space="preserve"> to today at </w:t>
+        <w:t xml:space="preserve">https://qagps.tillipay.com/portal/paymentstats</w:t>
+      </w:r>
+      <w:r>
+        <w:rPr>
+          <w:sz w:val="22"/>
+        </w:rPr>
+        <w:t xml:space="preserve"> </w:t>
+      </w:r>
+      <w:r>
+        <w:rPr>
+          <w:sz w:val="22"/>
+          <w:b/>
+        </w:rPr>
+        <w:t xml:space="preserve">Account:</w:t>
+      </w:r>
+      <w:r>
+        <w:rPr>
+          <w:sz w:val="22"/>
+        </w:rPr>
+        <w:t xml:space="preserve"> the WGL / BillPay QA merchant, </w:t>
       </w:r>
       <w:r>
         <w:rPr>
@@ -7554,13 +7448,249 @@
           <w:rFonts w:ascii="Consolas" w:hAnsi="Consolas"/>
           <w:sz w:val="20"/>
         </w:rPr>
-        <w:t xml:space="preserve">11:59 PM</w:t>
-      </w:r>
-      <w:r>
-        <w:rPr>
-          <w:sz w:val="22"/>
-        </w:rPr>
-        <w:t xml:space="preserve">. A 90-day range is needed. See the note below about shorter ranges. 3. Press </w:t>
+        <w:t xml:space="preserve">ramamuraria+wgl@tilli.pro</w:t>
+      </w:r>
+      <w:r>
+        <w:rPr>
+          <w:sz w:val="22"/>
+        </w:rPr>
+        <w:t xml:space="preserve"> </w:t>
+      </w:r>
+      <w:r>
+        <w:rPr>
+          <w:sz w:val="22"/>
+          <w:b/>
+        </w:rPr>
+        <w:t xml:space="preserve">Range used:</w:t>
+      </w:r>
+      <w:r>
+        <w:rPr>
+          <w:sz w:val="22"/>
+        </w:rPr>
+        <w:t xml:space="preserve"> </w:t>
+      </w:r>
+      <w:r>
+        <w:rPr>
+          <w:sz w:val="22"/>
+          <w:rFonts w:ascii="Consolas" w:hAnsi="Consolas"/>
+          <w:sz w:val="20"/>
+        </w:rPr>
+        <w:t xml:space="preserve">06/26/2026 12:00 AM</w:t>
+      </w:r>
+      <w:r>
+        <w:rPr>
+          <w:sz w:val="22"/>
+        </w:rPr>
+        <w:t xml:space="preserve"> to </w:t>
+      </w:r>
+      <w:r>
+        <w:rPr>
+          <w:sz w:val="22"/>
+          <w:rFonts w:ascii="Consolas" w:hAnsi="Consolas"/>
+          <w:sz w:val="20"/>
+        </w:rPr>
+        <w:t xml:space="preserve">09/24/2026 07:41 PM</w:t>
+      </w:r>
+      <w:r>
+        <w:rPr>
+          <w:sz w:val="22"/>
+        </w:rPr>
+        <w:t xml:space="preserve">, timezone UTC, Live Mode </w:t>
+      </w:r>
+      <w:r>
+        <w:rPr>
+          <w:sz w:val="22"/>
+          <w:b/>
+        </w:rPr>
+        <w:t xml:space="preserve">Automated test:</w:t>
+      </w:r>
+      <w:r>
+        <w:rPr>
+          <w:sz w:val="22"/>
+        </w:rPr>
+        <w:t xml:space="preserve"> </w:t>
+      </w:r>
+      <w:r>
+        <w:rPr>
+          <w:sz w:val="22"/>
+          <w:rFonts w:ascii="Consolas" w:hAnsi="Consolas"/>
+          <w:sz w:val="20"/>
+        </w:rPr>
+        <w:t xml:space="preserve">Payment Stats graph split matches the query totals @PS-GR-06</w:t>
+      </w:r>
+      <w:r>
+        <w:rPr>
+          <w:sz w:val="22"/>
+        </w:rPr>
+        <w:t xml:space="preserve"> in </w:t>
+      </w:r>
+      <w:r>
+        <w:rPr>
+          <w:sz w:val="22"/>
+          <w:rFonts w:ascii="Consolas" w:hAnsi="Consolas"/>
+          <w:sz w:val="20"/>
+        </w:rPr>
+        <w:t xml:space="preserve">tests/customer/payment-analytics/payment-analytics.spec.ts</w:t>
+      </w:r>
+      <w:r>
+        <w:rPr>
+          <w:sz w:val="22"/>
+        </w:rPr>
+        <w:t xml:space="preserve">. It is marked expected-fail, so it turns red the day this is fixed.</w:t>
+      </w:r>
+    </w:p>
+    <w:p>
+      <w:pPr>
+        <w:spacing w:before="280" w:after="120"/>
+        <w:rPr>
+          <w:sz w:val="28"/>
+          <w:b/>
+        </w:rPr>
+      </w:pPr>
+      <w:r>
+        <w:rPr>
+          <w:sz w:val="28"/>
+          <w:b/>
+        </w:rPr>
+        <w:t xml:space="preserve">Summary</w:t>
+      </w:r>
+    </w:p>
+    <w:p>
+      <w:pPr>
+        <w:spacing w:before="0" w:after="120"/>
+        <w:rPr>
+          <w:sz w:val="22"/>
+        </w:rPr>
+      </w:pPr>
+      <w:r>
+        <w:rPr>
+          <w:sz w:val="22"/>
+        </w:rPr>
+        <w:t xml:space="preserve">The Payment Statistics graph and the query table describe the same payments over the same dates. They give different numbers.</w:t>
+      </w:r>
+    </w:p>
+    <w:p>
+      <w:pPr>
+        <w:spacing w:before="0" w:after="120"/>
+        <w:rPr>
+          <w:sz w:val="22"/>
+        </w:rPr>
+      </w:pPr>
+      <w:r>
+        <w:rPr>
+          <w:sz w:val="22"/>
+        </w:rPr>
+        <w:t xml:space="preserve">The ACH figure agrees. The card figure does not. The graph draws fewer card payments than the table counts.</w:t>
+      </w:r>
+    </w:p>
+    <w:p>
+      <w:pPr>
+        <w:spacing w:before="0" w:after="120"/>
+        <w:rPr>
+          <w:sz w:val="22"/>
+        </w:rPr>
+      </w:pPr>
+      <w:r>
+        <w:rPr>
+          <w:sz w:val="22"/>
+        </w:rPr>
+        <w:t xml:space="preserve">On the run below the table counts 117 card payments. The graph is drawing 114. Three payments are missing from the graph.</w:t>
+      </w:r>
+    </w:p>
+    <w:p>
+      <w:pPr>
+        <w:spacing w:before="280" w:after="120"/>
+        <w:rPr>
+          <w:sz w:val="28"/>
+          <w:b/>
+        </w:rPr>
+      </w:pPr>
+      <w:r>
+        <w:rPr>
+          <w:sz w:val="28"/>
+          <w:b/>
+        </w:rPr>
+        <w:t xml:space="preserve">Steps to reproduce</w:t>
+      </w:r>
+    </w:p>
+    <w:p>
+      <w:pPr>
+        <w:spacing w:before="0" w:after="120"/>
+        <w:rPr>
+          <w:sz w:val="22"/>
+        </w:rPr>
+      </w:pPr>
+      <w:r>
+        <w:rPr>
+          <w:sz w:val="22"/>
+        </w:rPr>
+        <w:t xml:space="preserve">1. Sign in as the </w:t>
+      </w:r>
+      <w:r>
+        <w:rPr>
+          <w:sz w:val="22"/>
+          <w:b/>
+        </w:rPr>
+        <w:t xml:space="preserve">BillPay</w:t>
+      </w:r>
+      <w:r>
+        <w:rPr>
+          <w:sz w:val="22"/>
+        </w:rPr>
+        <w:t xml:space="preserve"> merchant. Open </w:t>
+      </w:r>
+      <w:r>
+        <w:rPr>
+          <w:sz w:val="22"/>
+          <w:b/>
+        </w:rPr>
+        <w:t xml:space="preserve">Payment Analytics → Payment Stats</w:t>
+      </w:r>
+      <w:r>
+        <w:rPr>
+          <w:sz w:val="22"/>
+        </w:rPr>
+        <w:t xml:space="preserve">. 2. Set </w:t>
+      </w:r>
+      <w:r>
+        <w:rPr>
+          <w:sz w:val="22"/>
+          <w:b/>
+        </w:rPr>
+        <w:t xml:space="preserve">From Date</w:t>
+      </w:r>
+      <w:r>
+        <w:rPr>
+          <w:sz w:val="22"/>
+        </w:rPr>
+        <w:t xml:space="preserve"> to </w:t>
+      </w:r>
+      <w:r>
+        <w:rPr>
+          <w:sz w:val="22"/>
+          <w:rFonts w:ascii="Consolas" w:hAnsi="Consolas"/>
+          <w:sz w:val="20"/>
+        </w:rPr>
+        <w:t xml:space="preserve">06/26/2026 12:00 AM</w:t>
+      </w:r>
+      <w:r>
+        <w:rPr>
+          <w:sz w:val="22"/>
+        </w:rPr>
+        <w:t xml:space="preserve"> and leave </w:t>
+      </w:r>
+      <w:r>
+        <w:rPr>
+          <w:sz w:val="22"/>
+          <w:b/>
+        </w:rPr>
+        <w:t xml:space="preserve">To Date</w:t>
+      </w:r>
+      <w:r>
+        <w:rPr>
+          <w:sz w:val="22"/>
+        </w:rPr>
+        <w:t xml:space="preserve"> at the current time. A 90-day range is needed. See the note below about shorter ranges. 3. Press </w:t>
       </w:r>
       <w:r>
         <w:rPr>
@@ -7652,6 +7782,63 @@
           <w:sz w:val="22"/>
         </w:rPr>
         <w:t xml:space="preserve"> and read the two percentages. 9. Work out the table's own ACH share and compare it with the graph's.</w:t>
+      </w:r>
+    </w:p>
+    <w:p>
+      <w:pPr>
+        <w:spacing w:before="280" w:after="120"/>
+        <w:rPr>
+          <w:sz w:val="28"/>
+          <w:b/>
+        </w:rPr>
+      </w:pPr>
+      <w:r>
+        <w:rPr>
+          <w:sz w:val="28"/>
+          <w:b/>
+        </w:rPr>
+        <w:t xml:space="preserve">Why the range matters</w:t>
+      </w:r>
+    </w:p>
+    <w:p>
+      <w:pPr>
+        <w:spacing w:before="0" w:after="120"/>
+        <w:rPr>
+          <w:sz w:val="22"/>
+        </w:rPr>
+      </w:pPr>
+      <w:r>
+        <w:rPr>
+          <w:sz w:val="22"/>
+        </w:rPr>
+        <w:t xml:space="preserve">On a 30-day range the two views </w:t>
+      </w:r>
+      <w:r>
+        <w:rPr>
+          <w:sz w:val="22"/>
+          <w:b/>
+        </w:rPr>
+        <w:t xml:space="preserve">agree exactly</w:t>
+      </w:r>
+      <w:r>
+        <w:rPr>
+          <w:sz w:val="22"/>
+        </w:rPr>
+        <w:t xml:space="preserve">. Checked by hand on 24 September: the table counted 40 ACH and 46 card, and the graph drew 46.51 % and 53.49 %, matching to the decimal.</w:t>
+      </w:r>
+    </w:p>
+    <w:p>
+      <w:pPr>
+        <w:spacing w:before="0" w:after="120"/>
+        <w:rPr>
+          <w:sz w:val="22"/>
+        </w:rPr>
+      </w:pPr>
+      <w:r>
+        <w:rPr>
+          <w:sz w:val="22"/>
+        </w:rPr>
+        <w:t xml:space="preserve">Anyone reproducing this on the default range will conclude there is no defect. Use 90 days, or any range that contains an AppleSale or PULSE payment.</w:t>
       </w:r>
     </w:p>
     <w:p>
@@ -8543,48 +8730,434 @@
           <w:sz w:val="28"/>
           <w:b/>
         </w:rPr>
-        <w:t xml:space="preserve">Why the range matters</w:t>
-      </w:r>
-    </w:p>
-    <w:p>
-      <w:pPr>
-        <w:spacing w:before="0" w:after="120"/>
-        <w:rPr>
-          <w:sz w:val="22"/>
-        </w:rPr>
-      </w:pPr>
-      <w:r>
-        <w:rPr>
-          <w:sz w:val="22"/>
-        </w:rPr>
-        <w:t xml:space="preserve">On a 30-day range the two views </w:t>
-      </w:r>
-      <w:r>
-        <w:rPr>
-          <w:sz w:val="22"/>
-          <w:b/>
-        </w:rPr>
-        <w:t xml:space="preserve">agree exactly</w:t>
-      </w:r>
-      <w:r>
-        <w:rPr>
-          <w:sz w:val="22"/>
-        </w:rPr>
-        <w:t xml:space="preserve">. Checked by hand on 24 September: the table counted 40 ACH and 46 card, and the graph drew 46.51 % and 53.49 %, matching to the decimal.</w:t>
-      </w:r>
-    </w:p>
-    <w:p>
-      <w:pPr>
-        <w:spacing w:before="0" w:after="120"/>
-        <w:rPr>
-          <w:sz w:val="22"/>
-        </w:rPr>
-      </w:pPr>
-      <w:r>
-        <w:rPr>
-          <w:sz w:val="22"/>
-        </w:rPr>
-        <w:t xml:space="preserve">Anyone reproducing this on the default range will conclude there is no defect. Use 90 days, or any range that contains an AppleSale or PULSE payment.</w:t>
+        <w:t xml:space="preserve">What this is not</w:t>
+      </w:r>
+    </w:p>
+    <w:p>
+      <w:pPr>
+        <w:spacing w:before="0" w:after="120"/>
+        <w:rPr>
+          <w:sz w:val="22"/>
+        </w:rPr>
+      </w:pPr>
+      <w:r>
+        <w:rPr>
+          <w:sz w:val="22"/>
+        </w:rPr>
+        <w:t xml:space="preserve">Two easy explanations were checked and both are ruled out.</w:t>
+      </w:r>
+    </w:p>
+    <w:p>
+      <w:pPr>
+        <w:spacing w:before="0" w:after="120"/>
+        <w:rPr>
+          <w:sz w:val="22"/>
+        </w:rPr>
+      </w:pPr>
+      <w:r>
+        <w:rPr>
+          <w:sz w:val="22"/>
+          <w:b/>
+        </w:rPr>
+        <w:t xml:space="preserve">It is not that the graph splits by amount instead of count.</w:t>
+      </w:r>
+      <w:r>
+        <w:rPr>
+          <w:sz w:val="22"/>
+        </w:rPr>
+        <w:t xml:space="preserve"> The amounts on the same run are ACH </w:t>
+      </w:r>
+      <w:r>
+        <w:rPr>
+          <w:sz w:val="22"/>
+          <w:rFonts w:ascii="Consolas" w:hAnsi="Consolas"/>
+          <w:sz w:val="20"/>
+        </w:rPr>
+        <w:t xml:space="preserve">$16,039.11</w:t>
+      </w:r>
+      <w:r>
+        <w:rPr>
+          <w:sz w:val="22"/>
+        </w:rPr>
+        <w:t xml:space="preserve"> and card </w:t>
+      </w:r>
+      <w:r>
+        <w:rPr>
+          <w:sz w:val="22"/>
+          <w:rFonts w:ascii="Consolas" w:hAnsi="Consolas"/>
+          <w:sz w:val="20"/>
+        </w:rPr>
+        <w:t xml:space="preserve">$22,936.00</w:t>
+      </w:r>
+      <w:r>
+        <w:rPr>
+          <w:sz w:val="22"/>
+        </w:rPr>
+        <w:t xml:space="preserve">, a total of </w:t>
+      </w:r>
+      <w:r>
+        <w:rPr>
+          <w:sz w:val="22"/>
+          <w:rFonts w:ascii="Consolas" w:hAnsi="Consolas"/>
+          <w:sz w:val="20"/>
+        </w:rPr>
+        <w:t xml:space="preserve">$38,975.11</w:t>
+      </w:r>
+      <w:r>
+        <w:rPr>
+          <w:sz w:val="22"/>
+        </w:rPr>
+        <w:t xml:space="preserve">. That makes ACH 41.15 % by value. The graph shows 45.45 %, so it is not drawing value either.</w:t>
+      </w:r>
+    </w:p>
+    <w:tbl>
+      <w:tblPr>
+        <w:tblW w:w="9360" w:type="dxa"/>
+        <w:tblBorders>
+          <w:top w:val="single" w:sz="4" w:space="0" w:color="BFBFBF"/>
+          <w:left w:val="single" w:sz="4" w:space="0" w:color="BFBFBF"/>
+          <w:bottom w:val="single" w:sz="4" w:space="0" w:color="BFBFBF"/>
+          <w:right w:val="single" w:sz="4" w:space="0" w:color="BFBFBF"/>
+          <w:insideH w:val="single" w:sz="4" w:space="0" w:color="BFBFBF"/>
+          <w:insideV w:val="single" w:sz="4" w:space="0" w:color="BFBFBF"/>
+        </w:tblBorders>
+      </w:tblPr>
+      <w:tr>
+        <w:tc>
+          <w:tcPr>
+            <w:tcW w:w="4680" w:type="dxa"/>
+            <w:shd w:val="clear" w:fill="F2F2F2"/>
+          </w:tcPr>
+          <w:p>
+            <w:pPr>
+              <w:spacing w:before="40" w:after="40"/>
+            </w:pPr>
+            <w:r>
+              <w:rPr>
+                <w:sz w:val="20"/>
+                <w:b/>
+              </w:rPr>
+              <w:t xml:space="preserve">How the split is worked out</w:t>
+            </w:r>
+          </w:p>
+        </w:tc>
+        <w:tc>
+          <w:tcPr>
+            <w:tcW w:w="4680" w:type="dxa"/>
+            <w:shd w:val="clear" w:fill="F2F2F2"/>
+          </w:tcPr>
+          <w:p>
+            <w:pPr>
+              <w:spacing w:before="40" w:after="40"/>
+            </w:pPr>
+            <w:r>
+              <w:rPr>
+                <w:sz w:val="20"/>
+                <w:b/>
+              </w:rPr>
+              <w:t xml:space="preserve">ACH share</w:t>
+            </w:r>
+          </w:p>
+        </w:tc>
+      </w:tr>
+      <w:tr>
+        <w:tc>
+          <w:tcPr>
+            <w:tcW w:w="4680" w:type="dxa"/>
+          </w:tcPr>
+          <w:p>
+            <w:pPr>
+              <w:spacing w:before="40" w:after="40"/>
+            </w:pPr>
+            <w:r>
+              <w:rPr>
+                <w:sz w:val="20"/>
+              </w:rPr>
+              <w:t xml:space="preserve">By count (the table)</w:t>
+            </w:r>
+          </w:p>
+        </w:tc>
+        <w:tc>
+          <w:tcPr>
+            <w:tcW w:w="4680" w:type="dxa"/>
+          </w:tcPr>
+          <w:p>
+            <w:pPr>
+              <w:spacing w:before="40" w:after="40"/>
+            </w:pPr>
+            <w:r>
+              <w:rPr>
+                <w:sz w:val="20"/>
+              </w:rPr>
+              <w:t xml:space="preserve">44.81 %</w:t>
+            </w:r>
+          </w:p>
+        </w:tc>
+      </w:tr>
+      <w:tr>
+        <w:tc>
+          <w:tcPr>
+            <w:tcW w:w="4680" w:type="dxa"/>
+          </w:tcPr>
+          <w:p>
+            <w:pPr>
+              <w:spacing w:before="40" w:after="40"/>
+            </w:pPr>
+            <w:r>
+              <w:rPr>
+                <w:sz w:val="20"/>
+              </w:rPr>
+              <w:t xml:space="preserve">By amount</w:t>
+            </w:r>
+          </w:p>
+        </w:tc>
+        <w:tc>
+          <w:tcPr>
+            <w:tcW w:w="4680" w:type="dxa"/>
+          </w:tcPr>
+          <w:p>
+            <w:pPr>
+              <w:spacing w:before="40" w:after="40"/>
+            </w:pPr>
+            <w:r>
+              <w:rPr>
+                <w:sz w:val="20"/>
+              </w:rPr>
+              <w:t xml:space="preserve">41.15 %</w:t>
+            </w:r>
+          </w:p>
+        </w:tc>
+      </w:tr>
+      <w:tr>
+        <w:tc>
+          <w:tcPr>
+            <w:tcW w:w="4680" w:type="dxa"/>
+          </w:tcPr>
+          <w:p>
+            <w:pPr>
+              <w:spacing w:before="40" w:after="40"/>
+            </w:pPr>
+            <w:r>
+              <w:rPr>
+                <w:sz w:val="20"/>
+              </w:rPr>
+              <w:t xml:space="preserve">What the graph draws</w:t>
+            </w:r>
+          </w:p>
+        </w:tc>
+        <w:tc>
+          <w:tcPr>
+            <w:tcW w:w="4680" w:type="dxa"/>
+          </w:tcPr>
+          <w:p>
+            <w:pPr>
+              <w:spacing w:before="40" w:after="40"/>
+            </w:pPr>
+            <w:r>
+              <w:rPr>
+                <w:sz w:val="20"/>
+              </w:rPr>
+              <w:t xml:space="preserve">45.45 %</w:t>
+            </w:r>
+          </w:p>
+        </w:tc>
+      </w:tr>
+    </w:tbl>
+    <w:p>
+      <w:pPr>
+        <w:spacing w:after="120"/>
+      </w:pPr>
+    </w:p>
+    <w:p>
+      <w:pPr>
+        <w:spacing w:before="0" w:after="120"/>
+        <w:rPr>
+          <w:sz w:val="22"/>
+        </w:rPr>
+      </w:pPr>
+      <w:r>
+        <w:rPr>
+          <w:sz w:val="22"/>
+        </w:rPr>
+        <w:t xml:space="preserve">The graph matches neither. It is counting payments, but not all of them.</w:t>
+      </w:r>
+    </w:p>
+    <w:p>
+      <w:pPr>
+        <w:spacing w:before="0" w:after="120"/>
+        <w:rPr>
+          <w:sz w:val="22"/>
+        </w:rPr>
+      </w:pPr>
+      <w:r>
+        <w:rPr>
+          <w:sz w:val="22"/>
+          <w:b/>
+        </w:rPr>
+        <w:t xml:space="preserve">It is not rounding.</w:t>
+      </w:r>
+      <w:r>
+        <w:rPr>
+          <w:sz w:val="22"/>
+        </w:rPr>
+        <w:t xml:space="preserve"> The two figures are 0.64 percentage points apart. Rounding to two decimals moves a number by at most 0.005. The gap is a hundred times larger than that, and it resolves to a whole number of payments — exactly three.</w:t>
+      </w:r>
+    </w:p>
+    <w:p>
+      <w:pPr>
+        <w:spacing w:before="280" w:after="120"/>
+        <w:rPr>
+          <w:sz w:val="28"/>
+          <w:b/>
+        </w:rPr>
+      </w:pPr>
+      <w:r>
+        <w:rPr>
+          <w:sz w:val="28"/>
+          <w:b/>
+        </w:rPr>
+        <w:t xml:space="preserve">An open question for the product owner</w:t>
+      </w:r>
+    </w:p>
+    <w:p>
+      <w:pPr>
+        <w:spacing w:before="0" w:after="120"/>
+        <w:rPr>
+          <w:sz w:val="22"/>
+        </w:rPr>
+      </w:pPr>
+      <w:r>
+        <w:rPr>
+          <w:sz w:val="22"/>
+        </w:rPr>
+        <w:t xml:space="preserve">This report says the graph is the side that is wrong. That assumes an Apple Pay payment and a PULSE payment are card payments.</w:t>
+      </w:r>
+    </w:p>
+    <w:p>
+      <w:pPr>
+        <w:spacing w:before="0" w:after="120"/>
+        <w:rPr>
+          <w:sz w:val="22"/>
+        </w:rPr>
+      </w:pPr>
+      <w:r>
+        <w:rPr>
+          <w:sz w:val="22"/>
+        </w:rPr>
+        <w:t xml:space="preserve">That assumption should be confirmed rather than taken for granted. If </w:t>
+      </w:r>
+      <w:r>
+        <w:rPr>
+          <w:sz w:val="22"/>
+          <w:b/>
+        </w:rPr>
+        <w:t xml:space="preserve">Card Payments</w:t>
+      </w:r>
+      <w:r>
+        <w:rPr>
+          <w:sz w:val="22"/>
+        </w:rPr>
+        <w:t xml:space="preserve"> is meant to cover every payment that is not ACH, the graph is undercounting and should be fixed. If it is meant to cover branded cards only, the graph is behaving as intended and the label is what misleads — in which case the table needs a clearer heading, or the graph needs a third bar for everything else.</w:t>
+      </w:r>
+    </w:p>
+    <w:p>
+      <w:pPr>
+        <w:spacing w:before="0" w:after="120"/>
+        <w:rPr>
+          <w:sz w:val="22"/>
+        </w:rPr>
+      </w:pPr>
+      <w:r>
+        <w:rPr>
+          <w:sz w:val="22"/>
+        </w:rPr>
+        <w:t xml:space="preserve">Either way there is a defect, because two views of the same payments disagree and the merchant cannot tell which to trust. What should change depends on the answer.</w:t>
+      </w:r>
+    </w:p>
+    <w:p>
+      <w:pPr>
+        <w:spacing w:before="0" w:after="120"/>
+        <w:rPr>
+          <w:sz w:val="22"/>
+        </w:rPr>
+      </w:pPr>
+      <w:r>
+        <w:rPr>
+          <w:sz w:val="22"/>
+        </w:rPr>
+        <w:t xml:space="preserve">Worth settling before the fix is written, so the fix lands on the right side.</w:t>
+      </w:r>
+    </w:p>
+    <w:p>
+      <w:pPr>
+        <w:spacing w:before="280" w:after="120"/>
+        <w:rPr>
+          <w:sz w:val="28"/>
+          <w:b/>
+        </w:rPr>
+      </w:pPr>
+      <w:r>
+        <w:rPr>
+          <w:sz w:val="28"/>
+          <w:b/>
+        </w:rPr>
+        <w:t xml:space="preserve">How to tell it is fixed</w:t>
+      </w:r>
+    </w:p>
+    <w:p>
+      <w:pPr>
+        <w:spacing w:before="0" w:after="120"/>
+        <w:rPr>
+          <w:sz w:val="22"/>
+        </w:rPr>
+      </w:pPr>
+      <w:r>
+        <w:rPr>
+          <w:sz w:val="22"/>
+        </w:rPr>
+        <w:t xml:space="preserve">Over the same 90-day range on the same account:</w:t>
+      </w:r>
+    </w:p>
+    <w:p>
+      <w:pPr>
+        <w:spacing w:before="0" w:after="120"/>
+        <w:rPr>
+          <w:sz w:val="22"/>
+        </w:rPr>
+      </w:pPr>
+      <w:r>
+        <w:rPr>
+          <w:sz w:val="22"/>
+        </w:rPr>
+        <w:t xml:space="preserve">1. Group by Funding Method alone and Execute. 2. Add the Count column: ACH on its own, everything else together. 3. Divide the ACH count by the total. 4. That figure must equal what the graph draws, to the decimal place shown.</w:t>
+      </w:r>
+    </w:p>
+    <w:p>
+      <w:pPr>
+        <w:spacing w:before="0" w:after="120"/>
+        <w:rPr>
+          <w:sz w:val="22"/>
+        </w:rPr>
+      </w:pPr>
+      <w:r>
+        <w:rPr>
+          <w:sz w:val="22"/>
+        </w:rPr>
+        <w:t xml:space="preserve">The check must also hold with an AppleSale or PULSE payment inside the range, since those are what the graph currently appears to drop. A fix that only works on ordinary card brands has not fixed it.</w:t>
+      </w:r>
+    </w:p>
+    <w:p>
+      <w:pPr>
+        <w:spacing w:before="0" w:after="120"/>
+        <w:rPr>
+          <w:sz w:val="22"/>
+        </w:rPr>
+      </w:pPr>
+      <w:r>
+        <w:rPr>
+          <w:sz w:val="22"/>
+        </w:rPr>
+        <w:t xml:space="preserve">The automated test named above performs exactly this comparison and is marked expected-fail. When the defect is fixed that test will start failing, which is the signal to remove the marking.</w:t>
       </w:r>
     </w:p>
     <w:p>

--- a/PaymentStats_Bugs.docx
+++ b/PaymentStats_Bugs.docx
@@ -835,6 +835,88 @@
                 <w:sz w:val="20"/>
               </w:rPr>
               <w:t xml:space="preserve">BillPay</w:t>
+            </w:r>
+          </w:p>
+        </w:tc>
+      </w:tr>
+      <w:tr>
+        <w:tc>
+          <w:tcPr>
+            <w:tcW w:w="1872" w:type="dxa"/>
+          </w:tcPr>
+          <w:p>
+            <w:pPr>
+              <w:spacing w:before="40" w:after="40"/>
+            </w:pPr>
+            <w:r>
+              <w:rPr>
+                <w:sz w:val="20"/>
+              </w:rPr>
+              <w:t xml:space="preserve">9</w:t>
+            </w:r>
+          </w:p>
+        </w:tc>
+        <w:tc>
+          <w:tcPr>
+            <w:tcW w:w="1872" w:type="dxa"/>
+          </w:tcPr>
+          <w:p>
+            <w:pPr>
+              <w:spacing w:before="40" w:after="40"/>
+            </w:pPr>
+            <w:r>
+              <w:rPr>
+                <w:sz w:val="20"/>
+              </w:rPr>
+              <w:t xml:space="preserve">PS-NEG-12</w:t>
+            </w:r>
+          </w:p>
+        </w:tc>
+        <w:tc>
+          <w:tcPr>
+            <w:tcW w:w="1872" w:type="dxa"/>
+          </w:tcPr>
+          <w:p>
+            <w:pPr>
+              <w:spacing w:before="40" w:after="40"/>
+            </w:pPr>
+            <w:r>
+              <w:rPr>
+                <w:sz w:val="20"/>
+              </w:rPr>
+              <w:t xml:space="preserve">From 1 October the page shows all zeros, with no warning</w:t>
+            </w:r>
+          </w:p>
+        </w:tc>
+        <w:tc>
+          <w:tcPr>
+            <w:tcW w:w="1872" w:type="dxa"/>
+          </w:tcPr>
+          <w:p>
+            <w:pPr>
+              <w:spacing w:before="40" w:after="40"/>
+            </w:pPr>
+            <w:r>
+              <w:rPr>
+                <w:sz w:val="20"/>
+              </w:rPr>
+              <w:t xml:space="preserve">Critical</w:t>
+            </w:r>
+          </w:p>
+        </w:tc>
+        <w:tc>
+          <w:tcPr>
+            <w:tcW w:w="1872" w:type="dxa"/>
+          </w:tcPr>
+          <w:p>
+            <w:pPr>
+              <w:spacing w:before="40" w:after="40"/>
+            </w:pPr>
+            <w:r>
+              <w:rPr>
+                <w:sz w:val="20"/>
+              </w:rPr>
+              <w:t xml:space="preserve">all gateways</w:t>
             </w:r>
           </w:p>
         </w:tc>
@@ -9315,6 +9397,1252 @@
         <w:t xml:space="preserve">• The query side is self-consistent. The default grouping, grouping by Funding Method alone and the two-field grouping all return the same 95 and 117, so the disagreement is between the graph and the query, not within the query.</w:t>
       </w:r>
     </w:p>
+    <w:p>
+      <w:pPr>
+        <w:spacing w:before="0" w:after="200"/>
+        <w:rPr>
+          <w:sz w:val="36"/>
+          <w:b/>
+        </w:rPr>
+      </w:pPr>
+      <w:r>
+        <w:rPr>
+          <w:sz w:val="36"/>
+          <w:b/>
+        </w:rPr>
+        <w:t xml:space="preserve">9. PS-NEG-12 — from 1 October the page shows all zeros, with no warning</w:t>
+      </w:r>
+    </w:p>
+    <w:p>
+      <w:pPr>
+        <w:spacing w:before="0" w:after="120"/>
+        <w:rPr>
+          <w:sz w:val="22"/>
+        </w:rPr>
+      </w:pPr>
+      <w:r>
+        <w:rPr>
+          <w:sz w:val="22"/>
+          <w:b/>
+        </w:rPr>
+        <w:t xml:space="preserve">Test case:</w:t>
+      </w:r>
+      <w:r>
+        <w:rPr>
+          <w:sz w:val="22"/>
+        </w:rPr>
+        <w:t xml:space="preserve"> PS-NEG-12 </w:t>
+      </w:r>
+      <w:r>
+        <w:rPr>
+          <w:sz w:val="22"/>
+          <w:b/>
+        </w:rPr>
+        <w:t xml:space="preserve">Priority:</w:t>
+      </w:r>
+      <w:r>
+        <w:rPr>
+          <w:sz w:val="22"/>
+        </w:rPr>
+        <w:t xml:space="preserve"> Critical </w:t>
+      </w:r>
+      <w:r>
+        <w:rPr>
+          <w:sz w:val="22"/>
+          <w:b/>
+        </w:rPr>
+        <w:t xml:space="preserve">Gateways:</w:t>
+      </w:r>
+      <w:r>
+        <w:rPr>
+          <w:sz w:val="22"/>
+        </w:rPr>
+        <w:t xml:space="preserve"> all — measured on IPG </w:t>
+      </w:r>
+      <w:r>
+        <w:rPr>
+          <w:sz w:val="22"/>
+          <w:b/>
+        </w:rPr>
+        <w:t xml:space="preserve">Date observed:</w:t>
+      </w:r>
+      <w:r>
+        <w:rPr>
+          <w:sz w:val="22"/>
+        </w:rPr>
+        <w:t xml:space="preserve"> 21 September 2026, impact confirmed 24 September 2026</w:t>
+      </w:r>
+    </w:p>
+    <w:p>
+      <w:pPr>
+        <w:spacing w:before="0" w:after="120"/>
+        <w:rPr>
+          <w:sz w:val="22"/>
+        </w:rPr>
+      </w:pPr>
+      <w:r>
+        <w:rPr>
+          <w:sz w:val="22"/>
+        </w:rPr>
+        <w:t xml:space="preserve">&gt; </w:t>
+      </w:r>
+      <w:r>
+        <w:rPr>
+          <w:sz w:val="22"/>
+          <w:b/>
+        </w:rPr>
+        <w:t xml:space="preserve">This has not happened yet. It starts on 1 October 2026.</w:t>
+      </w:r>
+      <w:r>
+        <w:rPr>
+          <w:sz w:val="22"/>
+        </w:rPr>
+        <w:t xml:space="preserve"> &gt; Nothing needs to go wrong and nobody needs to do anything unusual. It arrives with the &gt; calendar. There are seven days left at the time of writing.</w:t>
+      </w:r>
+    </w:p>
+    <w:p>
+      <w:pPr>
+        <w:spacing w:before="280" w:after="120"/>
+        <w:rPr>
+          <w:sz w:val="28"/>
+          <w:b/>
+        </w:rPr>
+      </w:pPr>
+      <w:r>
+        <w:rPr>
+          <w:sz w:val="28"/>
+          <w:b/>
+        </w:rPr>
+        <w:t xml:space="preserve">Summary</w:t>
+      </w:r>
+    </w:p>
+    <w:p>
+      <w:pPr>
+        <w:spacing w:before="0" w:after="120"/>
+        <w:rPr>
+          <w:sz w:val="22"/>
+        </w:rPr>
+      </w:pPr>
+      <w:r>
+        <w:rPr>
+          <w:sz w:val="22"/>
+        </w:rPr>
+        <w:t xml:space="preserve">The default date range is built by joining text together with a </w:t>
+      </w:r>
+      <w:r>
+        <w:rPr>
+          <w:sz w:val="22"/>
+          <w:b/>
+        </w:rPr>
+        <w:t xml:space="preserve">fixed leading zero</w:t>
+      </w:r>
+      <w:r>
+        <w:rPr>
+          <w:sz w:val="22"/>
+        </w:rPr>
+        <w:t xml:space="preserve"> in front of the month. For months 1 to 9 that is correct — </w:t>
+      </w:r>
+      <w:r>
+        <w:rPr>
+          <w:sz w:val="22"/>
+          <w:rFonts w:ascii="Consolas" w:hAnsi="Consolas"/>
+          <w:sz w:val="20"/>
+        </w:rPr>
+        <w:t xml:space="preserve">09</w:t>
+      </w:r>
+      <w:r>
+        <w:rPr>
+          <w:sz w:val="22"/>
+        </w:rPr>
+        <w:t xml:space="preserve"> is right. From month 10 it is not: October becomes </w:t>
+      </w:r>
+      <w:r>
+        <w:rPr>
+          <w:sz w:val="22"/>
+          <w:rFonts w:ascii="Consolas" w:hAnsi="Consolas"/>
+          <w:sz w:val="20"/>
+        </w:rPr>
+        <w:t xml:space="preserve">010</w:t>
+      </w:r>
+      <w:r>
+        <w:rPr>
+          <w:sz w:val="22"/>
+        </w:rPr>
+        <w:t xml:space="preserve">, November </w:t>
+      </w:r>
+      <w:r>
+        <w:rPr>
+          <w:sz w:val="22"/>
+          <w:rFonts w:ascii="Consolas" w:hAnsi="Consolas"/>
+          <w:sz w:val="20"/>
+        </w:rPr>
+        <w:t xml:space="preserve">011</w:t>
+      </w:r>
+      <w:r>
+        <w:rPr>
+          <w:sz w:val="22"/>
+        </w:rPr>
+        <w:t xml:space="preserve">, December </w:t>
+      </w:r>
+      <w:r>
+        <w:rPr>
+          <w:sz w:val="22"/>
+          <w:rFonts w:ascii="Consolas" w:hAnsi="Consolas"/>
+          <w:sz w:val="20"/>
+        </w:rPr>
+        <w:t xml:space="preserve">012</w:t>
+      </w:r>
+      <w:r>
+        <w:rPr>
+          <w:sz w:val="22"/>
+        </w:rPr>
+        <w:t xml:space="preserve">.</w:t>
+      </w:r>
+    </w:p>
+    <w:p>
+      <w:pPr>
+        <w:spacing w:before="0" w:after="120"/>
+        <w:rPr>
+          <w:sz w:val="22"/>
+        </w:rPr>
+      </w:pPr>
+      <w:r>
+        <w:rPr>
+          <w:sz w:val="22"/>
+        </w:rPr>
+        <w:t xml:space="preserve">The date boxes on screen stay perfectly correct throughout. </w:t>
+      </w:r>
+      <w:r>
+        <w:rPr>
+          <w:sz w:val="22"/>
+          <w:rFonts w:ascii="Consolas" w:hAnsi="Consolas"/>
+          <w:sz w:val="20"/>
+        </w:rPr>
+        <w:t xml:space="preserve">10/21/2026</w:t>
+      </w:r>
+      <w:r>
+        <w:rPr>
+          <w:sz w:val="22"/>
+        </w:rPr>
+        <w:t xml:space="preserve"> and </w:t>
+      </w:r>
+      <w:r>
+        <w:rPr>
+          <w:sz w:val="22"/>
+          <w:rFonts w:ascii="Consolas" w:hAnsi="Consolas"/>
+          <w:sz w:val="20"/>
+        </w:rPr>
+        <w:t xml:space="preserve">11/20/2026</w:t>
+      </w:r>
+      <w:r>
+        <w:rPr>
+          <w:sz w:val="22"/>
+        </w:rPr>
+        <w:t xml:space="preserve"> are what a merchant sees. Only the value the page sends out carries the extra digit.</w:t>
+      </w:r>
+    </w:p>
+    <w:p>
+      <w:pPr>
+        <w:spacing w:before="0" w:after="120"/>
+        <w:rPr>
+          <w:sz w:val="22"/>
+        </w:rPr>
+      </w:pPr>
+      <w:r>
+        <w:rPr>
+          <w:sz w:val="22"/>
+        </w:rPr>
+        <w:t xml:space="preserve">The result is that from October the figures are wrong, and from November the page reads </w:t>
+      </w:r>
+      <w:r>
+        <w:rPr>
+          <w:sz w:val="22"/>
+          <w:b/>
+        </w:rPr>
+        <w:t xml:space="preserve">all zeros</w:t>
+      </w:r>
+      <w:r>
+        <w:rPr>
+          <w:sz w:val="22"/>
+        </w:rPr>
+        <w:t xml:space="preserve">. No error is shown at any point.</w:t>
+      </w:r>
+    </w:p>
+    <w:p>
+      <w:pPr>
+        <w:spacing w:before="280" w:after="120"/>
+        <w:rPr>
+          <w:sz w:val="28"/>
+          <w:b/>
+        </w:rPr>
+      </w:pPr>
+      <w:r>
+        <w:rPr>
+          <w:sz w:val="28"/>
+          <w:b/>
+        </w:rPr>
+        <w:t xml:space="preserve">Steps to reproduce</w:t>
+      </w:r>
+    </w:p>
+    <w:p>
+      <w:pPr>
+        <w:spacing w:before="0" w:after="120"/>
+        <w:rPr>
+          <w:sz w:val="22"/>
+        </w:rPr>
+      </w:pPr>
+      <w:r>
+        <w:rPr>
+          <w:sz w:val="22"/>
+        </w:rPr>
+        <w:t xml:space="preserve">Waiting for October is one way. To see it now:</w:t>
+      </w:r>
+    </w:p>
+    <w:p>
+      <w:pPr>
+        <w:spacing w:before="0" w:after="120"/>
+        <w:rPr>
+          <w:sz w:val="22"/>
+        </w:rPr>
+      </w:pPr>
+      <w:r>
+        <w:rPr>
+          <w:sz w:val="22"/>
+        </w:rPr>
+        <w:t xml:space="preserve">1. Sign in on any gateway and open </w:t>
+      </w:r>
+      <w:r>
+        <w:rPr>
+          <w:sz w:val="22"/>
+          <w:b/>
+        </w:rPr>
+        <w:t xml:space="preserve">Payment Analytics → Payment Stats</w:t>
+      </w:r>
+      <w:r>
+        <w:rPr>
+          <w:sz w:val="22"/>
+        </w:rPr>
+        <w:t xml:space="preserve">. Let the page load with real figures. 2. Change the machine's date to </w:t>
+      </w:r>
+      <w:r>
+        <w:rPr>
+          <w:sz w:val="22"/>
+          <w:b/>
+        </w:rPr>
+        <w:t xml:space="preserve">20 November 2026</w:t>
+      </w:r>
+      <w:r>
+        <w:rPr>
+          <w:sz w:val="22"/>
+        </w:rPr>
+        <w:t xml:space="preserve">. 3. Press the </w:t>
+      </w:r>
+      <w:r>
+        <w:rPr>
+          <w:sz w:val="22"/>
+          <w:b/>
+        </w:rPr>
+        <w:t xml:space="preserve">refresh</w:t>
+      </w:r>
+      <w:r>
+        <w:rPr>
+          <w:sz w:val="22"/>
+        </w:rPr>
+        <w:t xml:space="preserve"> icon beside the Payment Stats heading. Press it </w:t>
+      </w:r>
+      <w:r>
+        <w:rPr>
+          <w:sz w:val="22"/>
+          <w:b/>
+        </w:rPr>
+        <w:t xml:space="preserve">twice</w:t>
+      </w:r>
+      <w:r>
+        <w:rPr>
+          <w:sz w:val="22"/>
+        </w:rPr>
+        <w:t xml:space="preserve"> — the first click after page load is swallowed, which is a separate defect (PS-SUB-03). 4. Read the table, the graph and the two date boxes.</w:t>
+      </w:r>
+    </w:p>
+    <w:p>
+      <w:pPr>
+        <w:spacing w:before="0" w:after="120"/>
+        <w:rPr>
+          <w:sz w:val="22"/>
+        </w:rPr>
+      </w:pPr>
+      <w:r>
+        <w:rPr>
+          <w:sz w:val="22"/>
+        </w:rPr>
+        <w:t xml:space="preserve">The date must be changed </w:t>
+      </w:r>
+      <w:r>
+        <w:rPr>
+          <w:sz w:val="22"/>
+          <w:b/>
+        </w:rPr>
+        <w:t xml:space="preserve">after</w:t>
+      </w:r>
+      <w:r>
+        <w:rPr>
+          <w:sz w:val="22"/>
+        </w:rPr>
+        <w:t xml:space="preserve"> the page is open. Changing it first and then navigating does not rebuild the range.</w:t>
+      </w:r>
+    </w:p>
+    <w:p>
+      <w:pPr>
+        <w:spacing w:before="280" w:after="120"/>
+        <w:rPr>
+          <w:sz w:val="28"/>
+          <w:b/>
+        </w:rPr>
+      </w:pPr>
+      <w:r>
+        <w:rPr>
+          <w:sz w:val="28"/>
+          <w:b/>
+        </w:rPr>
+        <w:t xml:space="preserve">Expected result</w:t>
+      </w:r>
+    </w:p>
+    <w:p>
+      <w:pPr>
+        <w:spacing w:before="0" w:after="120"/>
+        <w:rPr>
+          <w:sz w:val="22"/>
+        </w:rPr>
+      </w:pPr>
+      <w:r>
+        <w:rPr>
+          <w:sz w:val="22"/>
+        </w:rPr>
+        <w:t xml:space="preserve">The default range works the same in every month of the year. December is not special.</w:t>
+      </w:r>
+    </w:p>
+    <w:p>
+      <w:pPr>
+        <w:spacing w:before="280" w:after="120"/>
+        <w:rPr>
+          <w:sz w:val="28"/>
+          <w:b/>
+        </w:rPr>
+      </w:pPr>
+      <w:r>
+        <w:rPr>
+          <w:sz w:val="28"/>
+          <w:b/>
+        </w:rPr>
+        <w:t xml:space="preserve">Actual result</w:t>
+      </w:r>
+    </w:p>
+    <w:p>
+      <w:pPr>
+        <w:spacing w:before="0" w:after="120"/>
+        <w:rPr>
+          <w:sz w:val="22"/>
+        </w:rPr>
+      </w:pPr>
+      <w:r>
+        <w:rPr>
+          <w:sz w:val="22"/>
+        </w:rPr>
+        <w:t xml:space="preserve">Every figure on the page reads zero and the graph disappears. The date boxes still show a sensible range, and nothing tells the merchant anything is wrong.</w:t>
+      </w:r>
+    </w:p>
+    <w:tbl>
+      <w:tblPr>
+        <w:tblW w:w="9360" w:type="dxa"/>
+        <w:tblBorders>
+          <w:top w:val="single" w:sz="4" w:space="0" w:color="BFBFBF"/>
+          <w:left w:val="single" w:sz="4" w:space="0" w:color="BFBFBF"/>
+          <w:bottom w:val="single" w:sz="4" w:space="0" w:color="BFBFBF"/>
+          <w:right w:val="single" w:sz="4" w:space="0" w:color="BFBFBF"/>
+          <w:insideH w:val="single" w:sz="4" w:space="0" w:color="BFBFBF"/>
+          <w:insideV w:val="single" w:sz="4" w:space="0" w:color="BFBFBF"/>
+        </w:tblBorders>
+      </w:tblPr>
+      <w:tr>
+        <w:tc>
+          <w:tcPr>
+            <w:tcW w:w="3120" w:type="dxa"/>
+            <w:shd w:val="clear" w:fill="F2F2F2"/>
+          </w:tcPr>
+          <w:p>
+            <w:pPr>
+              <w:spacing w:before="40" w:after="40"/>
+            </w:pPr>
+            <w:r>
+              <w:rPr>
+                <w:sz w:val="20"/>
+                <w:b/>
+              </w:rPr>
+              <w:t xml:space="preserve">What the page sends</w:t>
+            </w:r>
+          </w:p>
+        </w:tc>
+        <w:tc>
+          <w:tcPr>
+            <w:tcW w:w="3120" w:type="dxa"/>
+            <w:shd w:val="clear" w:fill="F2F2F2"/>
+          </w:tcPr>
+          <w:p>
+            <w:pPr>
+              <w:spacing w:before="40" w:after="40"/>
+            </w:pPr>
+            <w:r>
+              <w:rPr>
+                <w:sz w:val="20"/>
+                <w:b/>
+              </w:rPr>
+              <w:t xml:space="preserve">Month</w:t>
+            </w:r>
+          </w:p>
+        </w:tc>
+        <w:tc>
+          <w:tcPr>
+            <w:tcW w:w="3120" w:type="dxa"/>
+            <w:shd w:val="clear" w:fill="F2F2F2"/>
+          </w:tcPr>
+          <w:p>
+            <w:pPr>
+              <w:spacing w:before="40" w:after="40"/>
+            </w:pPr>
+            <w:r>
+              <w:rPr>
+                <w:sz w:val="20"/>
+                <w:b/>
+              </w:rPr>
+              <w:t xml:space="preserve">Result on screen</w:t>
+            </w:r>
+          </w:p>
+        </w:tc>
+      </w:tr>
+      <w:tr>
+        <w:tc>
+          <w:tcPr>
+            <w:tcW w:w="3120" w:type="dxa"/>
+          </w:tcPr>
+          <w:p>
+            <w:pPr>
+              <w:spacing w:before="40" w:after="40"/>
+            </w:pPr>
+            <w:r>
+              <w:rPr>
+                <w:sz w:val="20"/>
+              </w:rPr>
+              <w:t xml:space="preserve">2026-09-15 → 2026-010-15</w:t>
+            </w:r>
+          </w:p>
+        </w:tc>
+        <w:tc>
+          <w:tcPr>
+            <w:tcW w:w="3120" w:type="dxa"/>
+          </w:tcPr>
+          <w:p>
+            <w:pPr>
+              <w:spacing w:before="40" w:after="40"/>
+            </w:pPr>
+            <w:r>
+              <w:rPr>
+                <w:sz w:val="20"/>
+              </w:rPr>
+              <w:t xml:space="preserve">October</w:t>
+            </w:r>
+          </w:p>
+        </w:tc>
+        <w:tc>
+          <w:tcPr>
+            <w:tcW w:w="3120" w:type="dxa"/>
+          </w:tcPr>
+          <w:p>
+            <w:pPr>
+              <w:spacing w:before="40" w:after="40"/>
+            </w:pPr>
+            <w:r>
+              <w:rPr>
+                <w:sz w:val="20"/>
+              </w:rPr>
+              <w:t xml:space="preserve">figures shown, but for the wrong window</w:t>
+            </w:r>
+          </w:p>
+        </w:tc>
+      </w:tr>
+      <w:tr>
+        <w:tc>
+          <w:tcPr>
+            <w:tcW w:w="3120" w:type="dxa"/>
+          </w:tcPr>
+          <w:p>
+            <w:pPr>
+              <w:spacing w:before="40" w:after="40"/>
+            </w:pPr>
+            <w:r>
+              <w:rPr>
+                <w:sz w:val="20"/>
+              </w:rPr>
+              <w:t xml:space="preserve">2026-010-21 → 2026-011-20</w:t>
+            </w:r>
+          </w:p>
+        </w:tc>
+        <w:tc>
+          <w:tcPr>
+            <w:tcW w:w="3120" w:type="dxa"/>
+          </w:tcPr>
+          <w:p>
+            <w:pPr>
+              <w:spacing w:before="40" w:after="40"/>
+            </w:pPr>
+            <w:r>
+              <w:rPr>
+                <w:sz w:val="20"/>
+              </w:rPr>
+              <w:t xml:space="preserve">November</w:t>
+            </w:r>
+          </w:p>
+        </w:tc>
+        <w:tc>
+          <w:tcPr>
+            <w:tcW w:w="3120" w:type="dxa"/>
+          </w:tcPr>
+          <w:p>
+            <w:pPr>
+              <w:spacing w:before="40" w:after="40"/>
+            </w:pPr>
+            <w:r>
+              <w:rPr>
+                <w:sz w:val="20"/>
+              </w:rPr>
+              <w:t xml:space="preserve">everything reads zero</w:t>
+            </w:r>
+          </w:p>
+        </w:tc>
+      </w:tr>
+      <w:tr>
+        <w:tc>
+          <w:tcPr>
+            <w:tcW w:w="3120" w:type="dxa"/>
+          </w:tcPr>
+          <w:p>
+            <w:pPr>
+              <w:spacing w:before="40" w:after="40"/>
+            </w:pPr>
+            <w:r>
+              <w:rPr>
+                <w:sz w:val="20"/>
+              </w:rPr>
+              <w:t xml:space="preserve">2026-011-5 → 2026-012-05</w:t>
+            </w:r>
+          </w:p>
+        </w:tc>
+        <w:tc>
+          <w:tcPr>
+            <w:tcW w:w="3120" w:type="dxa"/>
+          </w:tcPr>
+          <w:p>
+            <w:pPr>
+              <w:spacing w:before="40" w:after="40"/>
+            </w:pPr>
+            <w:r>
+              <w:rPr>
+                <w:sz w:val="20"/>
+              </w:rPr>
+              <w:t xml:space="preserve">December</w:t>
+            </w:r>
+          </w:p>
+        </w:tc>
+        <w:tc>
+          <w:tcPr>
+            <w:tcW w:w="3120" w:type="dxa"/>
+          </w:tcPr>
+          <w:p>
+            <w:pPr>
+              <w:spacing w:before="40" w:after="40"/>
+            </w:pPr>
+            <w:r>
+              <w:rPr>
+                <w:sz w:val="20"/>
+              </w:rPr>
+              <w:t xml:space="preserve">same as November</w:t>
+            </w:r>
+          </w:p>
+        </w:tc>
+      </w:tr>
+    </w:tbl>
+    <w:p>
+      <w:pPr>
+        <w:spacing w:after="120"/>
+      </w:pPr>
+    </w:p>
+    <w:p>
+      <w:pPr>
+        <w:spacing w:before="0" w:after="120"/>
+        <w:rPr>
+          <w:sz w:val="22"/>
+        </w:rPr>
+      </w:pPr>
+      <w:r>
+        <w:rPr>
+          <w:sz w:val="22"/>
+        </w:rPr>
+        <w:t xml:space="preserve">October is the milder case because only the closing date is malformed. From November both dates carry the extra digit and nothing is returned at all.</w:t>
+      </w:r>
+    </w:p>
+    <w:p>
+      <w:pPr>
+        <w:spacing w:before="0" w:after="120"/>
+        <w:rPr>
+          <w:sz w:val="22"/>
+        </w:rPr>
+      </w:pPr>
+      <w:r>
+        <w:rPr>
+          <w:sz w:val="22"/>
+        </w:rPr>
+        <w:t xml:space="preserve">Note the December value </w:t>
+      </w:r>
+      <w:r>
+        <w:rPr>
+          <w:sz w:val="22"/>
+          <w:rFonts w:ascii="Consolas" w:hAnsi="Consolas"/>
+          <w:sz w:val="20"/>
+        </w:rPr>
+        <w:t xml:space="preserve">2026-011-5</w:t>
+      </w:r>
+      <w:r>
+        <w:rPr>
+          <w:sz w:val="22"/>
+        </w:rPr>
+        <w:t xml:space="preserve"> — the </w:t>
+      </w:r>
+      <w:r>
+        <w:rPr>
+          <w:sz w:val="22"/>
+          <w:b/>
+        </w:rPr>
+        <w:t xml:space="preserve">day</w:t>
+      </w:r>
+      <w:r>
+        <w:rPr>
+          <w:sz w:val="22"/>
+        </w:rPr>
+        <w:t xml:space="preserve"> loses its leading zero as well.</w:t>
+      </w:r>
+    </w:p>
+    <w:p>
+      <w:pPr>
+        <w:spacing w:before="280" w:after="120"/>
+        <w:rPr>
+          <w:sz w:val="28"/>
+          <w:b/>
+        </w:rPr>
+      </w:pPr>
+      <w:r>
+        <w:rPr>
+          <w:sz w:val="28"/>
+          <w:b/>
+        </w:rPr>
+        <w:t xml:space="preserve">Evidence</w:t>
+      </w:r>
+    </w:p>
+    <w:p>
+      <w:pPr>
+        <w:spacing w:before="240" w:after="100"/>
+        <w:rPr>
+          <w:sz w:val="24"/>
+          <w:b/>
+        </w:rPr>
+      </w:pPr>
+      <w:r>
+        <w:rPr>
+          <w:sz w:val="24"/>
+          <w:b/>
+        </w:rPr>
+        <w:t xml:space="preserve">September — the page working normally</w:t>
+      </w:r>
+    </w:p>
+    <w:p>
+      <w:pPr>
+        <w:spacing w:before="80" w:after="200"/>
+      </w:pPr>
+      <w:r>
+        <w:drawing>
+          <wp:inline distT="0" distB="0" distL="0" distR="0">
+            <wp:extent cx="5943600" cy="3714750"/>
+            <wp:docPr id="118" name="Picture 118"/>
+            <a:graphic xmlns:a="http://schemas.openxmlformats.org/drawingml/2006/main">
+              <a:graphicData uri="http://schemas.openxmlformats.org/drawingml/2006/picture">
+                <pic:pic xmlns:pic="http://schemas.openxmlformats.org/drawingml/2006/picture">
+                  <pic:nvPicPr>
+                    <pic:cNvPr id="118" name="Picture"/>
+                    <pic:cNvPicPr/>
+                  </pic:nvPicPr>
+                  <pic:blipFill>
+                    <a:blip r:embed="rId118"/>
+                    <a:stretch>
+                      <a:fillRect/>
+                    </a:stretch>
+                  </pic:blipFill>
+                  <pic:spPr>
+                    <a:xfrm>
+                      <a:off x="0" y="0"/>
+                      <a:ext cx="5943600" cy="3714750"/>
+                    </a:xfrm>
+                    <a:prstGeom prst="rect">
+                      <a:avLst/>
+                    </a:prstGeom>
+                  </pic:spPr>
+                </pic:pic>
+              </a:graphicData>
+            </a:graphic>
+          </wp:inline>
+        </w:drawing>
+      </w:r>
+    </w:p>
+    <w:p>
+      <w:pPr>
+        <w:spacing w:before="0" w:after="120"/>
+        <w:rPr>
+          <w:sz w:val="22"/>
+        </w:rPr>
+      </w:pPr>
+      <w:r>
+        <w:rPr>
+          <w:sz w:val="22"/>
+        </w:rPr>
+        <w:t xml:space="preserve">Card Payments </w:t>
+      </w:r>
+      <w:r>
+        <w:rPr>
+          <w:sz w:val="22"/>
+          <w:rFonts w:ascii="Consolas" w:hAnsi="Consolas"/>
+          <w:sz w:val="20"/>
+        </w:rPr>
+        <w:t xml:space="preserve">$44,903.20</w:t>
+      </w:r>
+      <w:r>
+        <w:rPr>
+          <w:sz w:val="22"/>
+        </w:rPr>
+        <w:t xml:space="preserve"> across 708 payments, Card Voids </w:t>
+      </w:r>
+      <w:r>
+        <w:rPr>
+          <w:sz w:val="22"/>
+          <w:rFonts w:ascii="Consolas" w:hAnsi="Consolas"/>
+          <w:sz w:val="20"/>
+        </w:rPr>
+        <w:t xml:space="preserve">$510.00</w:t>
+      </w:r>
+      <w:r>
+        <w:rPr>
+          <w:sz w:val="22"/>
+        </w:rPr>
+        <w:t xml:space="preserve"> across 8. The graph draws both bars.</w:t>
+      </w:r>
+    </w:p>
+    <w:p>
+      <w:pPr>
+        <w:spacing w:before="240" w:after="100"/>
+        <w:rPr>
+          <w:sz w:val="24"/>
+          <w:b/>
+        </w:rPr>
+      </w:pPr>
+      <w:r>
+        <w:rPr>
+          <w:sz w:val="24"/>
+          <w:b/>
+        </w:rPr>
+        <w:t xml:space="preserve">November — the same account, minutes later</w:t>
+      </w:r>
+    </w:p>
+    <w:p>
+      <w:pPr>
+        <w:spacing w:before="80" w:after="200"/>
+      </w:pPr>
+      <w:r>
+        <w:drawing>
+          <wp:inline distT="0" distB="0" distL="0" distR="0">
+            <wp:extent cx="5943600" cy="3714750"/>
+            <wp:docPr id="119" name="Picture 119"/>
+            <a:graphic xmlns:a="http://schemas.openxmlformats.org/drawingml/2006/main">
+              <a:graphicData uri="http://schemas.openxmlformats.org/drawingml/2006/picture">
+                <pic:pic xmlns:pic="http://schemas.openxmlformats.org/drawingml/2006/picture">
+                  <pic:nvPicPr>
+                    <pic:cNvPr id="119" name="Picture"/>
+                    <pic:cNvPicPr/>
+                  </pic:nvPicPr>
+                  <pic:blipFill>
+                    <a:blip r:embed="rId119"/>
+                    <a:stretch>
+                      <a:fillRect/>
+                    </a:stretch>
+                  </pic:blipFill>
+                  <pic:spPr>
+                    <a:xfrm>
+                      <a:off x="0" y="0"/>
+                      <a:ext cx="5943600" cy="3714750"/>
+                    </a:xfrm>
+                    <a:prstGeom prst="rect">
+                      <a:avLst/>
+                    </a:prstGeom>
+                  </pic:spPr>
+                </pic:pic>
+              </a:graphicData>
+            </a:graphic>
+          </wp:inline>
+        </w:drawing>
+      </w:r>
+    </w:p>
+    <w:p>
+      <w:pPr>
+        <w:spacing w:before="0" w:after="120"/>
+        <w:rPr>
+          <w:sz w:val="22"/>
+        </w:rPr>
+      </w:pPr>
+      <w:r>
+        <w:rPr>
+          <w:sz w:val="22"/>
+        </w:rPr>
+        <w:t xml:space="preserve">Same merchant. Same data in the system. The clock has been moved forward and the range rebuilt.</w:t>
+      </w:r>
+    </w:p>
+    <w:p>
+      <w:pPr>
+        <w:spacing w:before="0" w:after="120"/>
+        <w:rPr>
+          <w:sz w:val="22"/>
+        </w:rPr>
+      </w:pPr>
+      <w:r>
+        <w:rPr>
+          <w:sz w:val="22"/>
+          <w:b/>
+        </w:rPr>
+        <w:t xml:space="preserve">Every row now reads `$0.00` and `0`.</w:t>
+      </w:r>
+      <w:r>
+        <w:rPr>
+          <w:sz w:val="22"/>
+        </w:rPr>
+        <w:t xml:space="preserve"> The graph is empty.</w:t>
+      </w:r>
+    </w:p>
+    <w:p>
+      <w:pPr>
+        <w:spacing w:before="0" w:after="120"/>
+        <w:rPr>
+          <w:sz w:val="22"/>
+        </w:rPr>
+      </w:pPr>
+      <w:r>
+        <w:rPr>
+          <w:sz w:val="22"/>
+        </w:rPr>
+        <w:t xml:space="preserve">The date boxes read </w:t>
+      </w:r>
+      <w:r>
+        <w:rPr>
+          <w:sz w:val="22"/>
+          <w:rFonts w:ascii="Consolas" w:hAnsi="Consolas"/>
+          <w:sz w:val="20"/>
+        </w:rPr>
+        <w:t xml:space="preserve">10/21/2026</w:t>
+      </w:r>
+      <w:r>
+        <w:rPr>
+          <w:sz w:val="22"/>
+        </w:rPr>
+        <w:t xml:space="preserve"> and </w:t>
+      </w:r>
+      <w:r>
+        <w:rPr>
+          <w:sz w:val="22"/>
+          <w:rFonts w:ascii="Consolas" w:hAnsi="Consolas"/>
+          <w:sz w:val="20"/>
+        </w:rPr>
+        <w:t xml:space="preserve">11/20/2026</w:t>
+      </w:r>
+      <w:r>
+        <w:rPr>
+          <w:sz w:val="22"/>
+        </w:rPr>
+        <w:t xml:space="preserve"> — boxed in orange, and entirely reasonable. There is no toast, no banner and no empty-state message. The page looks like it worked.</w:t>
+      </w:r>
+    </w:p>
+    <w:p>
+      <w:pPr>
+        <w:spacing w:before="280" w:after="120"/>
+        <w:rPr>
+          <w:sz w:val="28"/>
+          <w:b/>
+        </w:rPr>
+      </w:pPr>
+      <w:r>
+        <w:rPr>
+          <w:sz w:val="28"/>
+          <w:b/>
+        </w:rPr>
+        <w:t xml:space="preserve">Impact</w:t>
+      </w:r>
+    </w:p>
+    <w:p>
+      <w:pPr>
+        <w:spacing w:before="0" w:after="120"/>
+        <w:rPr>
+          <w:sz w:val="22"/>
+        </w:rPr>
+      </w:pPr>
+      <w:r>
+        <w:rPr>
+          <w:sz w:val="22"/>
+        </w:rPr>
+        <w:t xml:space="preserve">For three months of the year, every merchant on every gateway opens Payment Stats and is told they took no payments.</w:t>
+      </w:r>
+    </w:p>
+    <w:p>
+      <w:pPr>
+        <w:spacing w:before="0" w:after="120"/>
+        <w:rPr>
+          <w:sz w:val="22"/>
+        </w:rPr>
+      </w:pPr>
+      <w:r>
+        <w:rPr>
+          <w:sz w:val="22"/>
+        </w:rPr>
+        <w:t xml:space="preserve">The obvious conclusion is that business stopped. The figures are not marked as unavailable or stale — they are presented as the answer. A merchant reconciling their month, or checking whether a busy day landed, gets zero and has no reason to doubt it.</w:t>
+      </w:r>
+    </w:p>
+    <w:p>
+      <w:pPr>
+        <w:spacing w:before="0" w:after="120"/>
+        <w:rPr>
+          <w:sz w:val="22"/>
+        </w:rPr>
+      </w:pPr>
+      <w:r>
+        <w:rPr>
+          <w:sz w:val="22"/>
+        </w:rPr>
+        <w:t xml:space="preserve">It affects everyone at once, on the same day, without warning. Support will not get one call, it will get a great many, and the page will offer no clue as to why.</w:t>
+      </w:r>
+    </w:p>
+    <w:p>
+      <w:pPr>
+        <w:spacing w:before="0" w:after="120"/>
+        <w:rPr>
+          <w:sz w:val="22"/>
+        </w:rPr>
+      </w:pPr>
+      <w:r>
+        <w:rPr>
+          <w:sz w:val="22"/>
+          <w:b/>
+        </w:rPr>
+        <w:t xml:space="preserve">Workaround:</w:t>
+      </w:r>
+      <w:r>
+        <w:rPr>
+          <w:sz w:val="22"/>
+        </w:rPr>
+        <w:t xml:space="preserve"> setting the dates by hand works. The picker writes a correctly formatted value; only the range the page builds on its own is affected. Merchants will not know to do this.</w:t>
+      </w:r>
+    </w:p>
+    <w:p>
+      <w:pPr>
+        <w:spacing w:before="280" w:after="120"/>
+        <w:rPr>
+          <w:sz w:val="28"/>
+          <w:b/>
+        </w:rPr>
+      </w:pPr>
+      <w:r>
+        <w:rPr>
+          <w:sz w:val="28"/>
+          <w:b/>
+        </w:rPr>
+        <w:t xml:space="preserve">Notes for the developer</w:t>
+      </w:r>
+    </w:p>
+    <w:p>
+      <w:pPr>
+        <w:spacing w:before="0" w:after="80"/>
+        <w:ind w:left="360"/>
+        <w:rPr>
+          <w:sz w:val="22"/>
+        </w:rPr>
+      </w:pPr>
+      <w:r>
+        <w:rPr>
+          <w:sz w:val="22"/>
+        </w:rPr>
+        <w:t xml:space="preserve">• The fault is a hard-coded </w:t>
+      </w:r>
+      <w:r>
+        <w:rPr>
+          <w:sz w:val="22"/>
+          <w:rFonts w:ascii="Consolas" w:hAnsi="Consolas"/>
+          <w:sz w:val="20"/>
+        </w:rPr>
+        <w:t xml:space="preserve">0</w:t>
+      </w:r>
+      <w:r>
+        <w:rPr>
+          <w:sz w:val="22"/>
+        </w:rPr>
+        <w:t xml:space="preserve"> in front of the month rather than padding to two digits. Pad the month, and pad the day for the same reason — the December value shows the day losing its leading zero too.</w:t>
+      </w:r>
+    </w:p>
+    <w:p>
+      <w:pPr>
+        <w:spacing w:before="0" w:after="80"/>
+        <w:ind w:left="360"/>
+        <w:rPr>
+          <w:sz w:val="22"/>
+        </w:rPr>
+      </w:pPr>
+      <w:r>
+        <w:rPr>
+          <w:sz w:val="22"/>
+        </w:rPr>
+        <w:t xml:space="preserve">• Check everywhere the default range is built, not just the first occurrence. October is milder than November because only one of the two dates is wrong, which means the two ends of the range are built in different places.</w:t>
+      </w:r>
+    </w:p>
+    <w:p>
+      <w:pPr>
+        <w:spacing w:before="0" w:after="80"/>
+        <w:ind w:left="360"/>
+        <w:rPr>
+          <w:sz w:val="22"/>
+        </w:rPr>
+      </w:pPr>
+      <w:r>
+        <w:rPr>
+          <w:sz w:val="22"/>
+        </w:rPr>
+        <w:t xml:space="preserve">• The date pickers are not involved and do not need changing. They were correct in every month tested.</w:t>
+      </w:r>
+    </w:p>
+    <w:p>
+      <w:pPr>
+        <w:spacing w:before="0" w:after="80"/>
+        <w:ind w:left="360"/>
+        <w:rPr>
+          <w:sz w:val="22"/>
+        </w:rPr>
+      </w:pPr>
+      <w:r>
+        <w:rPr>
+          <w:sz w:val="22"/>
+        </w:rPr>
+        <w:t xml:space="preserve">• Worth deciding separately what the page should do when a request comes back with nothing. Showing zeros with no message is what turns this from a wrong date into a merchant believing they took no money.</w:t>
+      </w:r>
+    </w:p>
+    <w:p>
+      <w:pPr>
+        <w:spacing w:before="0" w:after="80"/>
+        <w:ind w:left="360"/>
+        <w:rPr>
+          <w:sz w:val="22"/>
+        </w:rPr>
+      </w:pPr>
+      <w:r>
+        <w:rPr>
+          <w:sz w:val="22"/>
+        </w:rPr>
+        <w:t xml:space="preserve">• Three automated tests cover this, one per month, by moving the browser clock. They are in </w:t>
+      </w:r>
+      <w:r>
+        <w:rPr>
+          <w:sz w:val="22"/>
+          <w:rFonts w:ascii="Consolas" w:hAnsi="Consolas"/>
+          <w:sz w:val="20"/>
+        </w:rPr>
+        <w:t xml:space="preserve">tests/customer/payment-analytics/payment-analytics.spec.ts</w:t>
+      </w:r>
+      <w:r>
+        <w:rPr>
+          <w:sz w:val="22"/>
+        </w:rPr>
+        <w:t xml:space="preserve"> under </w:t>
+      </w:r>
+      <w:r>
+        <w:rPr>
+          <w:sz w:val="22"/>
+          <w:rFonts w:ascii="Consolas" w:hAnsi="Consolas"/>
+          <w:sz w:val="20"/>
+        </w:rPr>
+        <w:t xml:space="preserve">@PS-NEG-12</w:t>
+      </w:r>
+      <w:r>
+        <w:rPr>
+          <w:sz w:val="22"/>
+        </w:rPr>
+        <w:t xml:space="preserve"> and are marked expected-fail.</w:t>
+      </w:r>
+    </w:p>
+    <w:p>
+      <w:pPr>
+        <w:spacing w:before="280" w:after="120"/>
+        <w:rPr>
+          <w:sz w:val="28"/>
+          <w:b/>
+        </w:rPr>
+      </w:pPr>
+      <w:r>
+        <w:rPr>
+          <w:sz w:val="28"/>
+          <w:b/>
+        </w:rPr>
+        <w:t xml:space="preserve">How to tell it is fixed</w:t>
+      </w:r>
+    </w:p>
+    <w:p>
+      <w:pPr>
+        <w:spacing w:before="0" w:after="120"/>
+        <w:rPr>
+          <w:sz w:val="22"/>
+        </w:rPr>
+      </w:pPr>
+      <w:r>
+        <w:rPr>
+          <w:sz w:val="22"/>
+        </w:rPr>
+        <w:t xml:space="preserve">With the machine clock set to any date in October, November and December in turn:</w:t>
+      </w:r>
+    </w:p>
+    <w:p>
+      <w:pPr>
+        <w:spacing w:before="0" w:after="120"/>
+        <w:rPr>
+          <w:sz w:val="22"/>
+        </w:rPr>
+      </w:pPr>
+      <w:r>
+        <w:rPr>
+          <w:sz w:val="22"/>
+        </w:rPr>
+        <w:t xml:space="preserve">1. Open Payment Stats and rebuild the default range with the refresh icon. 2. The figures must match what the same account shows for an equivalent range in September. 3. Both date boxes must still read a valid date.</w:t>
+      </w:r>
+    </w:p>
+    <w:p>
+      <w:pPr>
+        <w:spacing w:before="0" w:after="120"/>
+        <w:rPr>
+          <w:sz w:val="22"/>
+        </w:rPr>
+      </w:pPr>
+      <w:r>
+        <w:rPr>
+          <w:sz w:val="22"/>
+        </w:rPr>
+        <w:t xml:space="preserve">All three months must pass. October alone is not enough, because it fails differently from the other two.</w:t>
+      </w:r>
+    </w:p>
     <w:sectPr>
       <w:pgSz w:w="12240" w:h="15840"/>
       <w:pgMar w:top="1440" w:right="1440" w:bottom="1440" w:left="1440"/>

--- a/PaymentStats_Bugs.docx
+++ b/PaymentStats_Bugs.docx
@@ -901,6 +901,88 @@
                 <w:sz w:val="20"/>
               </w:rPr>
               <w:t xml:space="preserve">Critical</w:t>
+            </w:r>
+          </w:p>
+        </w:tc>
+        <w:tc>
+          <w:tcPr>
+            <w:tcW w:w="1872" w:type="dxa"/>
+          </w:tcPr>
+          <w:p>
+            <w:pPr>
+              <w:spacing w:before="40" w:after="40"/>
+            </w:pPr>
+            <w:r>
+              <w:rPr>
+                <w:sz w:val="20"/>
+              </w:rPr>
+              <w:t xml:space="preserve">all gateways</w:t>
+            </w:r>
+          </w:p>
+        </w:tc>
+      </w:tr>
+      <w:tr>
+        <w:tc>
+          <w:tcPr>
+            <w:tcW w:w="1872" w:type="dxa"/>
+          </w:tcPr>
+          <w:p>
+            <w:pPr>
+              <w:spacing w:before="40" w:after="40"/>
+            </w:pPr>
+            <w:r>
+              <w:rPr>
+                <w:sz w:val="20"/>
+              </w:rPr>
+              <w:t xml:space="preserve">10</w:t>
+            </w:r>
+          </w:p>
+        </w:tc>
+        <w:tc>
+          <w:tcPr>
+            <w:tcW w:w="1872" w:type="dxa"/>
+          </w:tcPr>
+          <w:p>
+            <w:pPr>
+              <w:spacing w:before="40" w:after="40"/>
+            </w:pPr>
+            <w:r>
+              <w:rPr>
+                <w:sz w:val="20"/>
+              </w:rPr>
+              <w:t xml:space="preserve">PS-SUB-01</w:t>
+            </w:r>
+          </w:p>
+        </w:tc>
+        <w:tc>
+          <w:tcPr>
+            <w:tcW w:w="1872" w:type="dxa"/>
+          </w:tcPr>
+          <w:p>
+            <w:pPr>
+              <w:spacing w:before="40" w:after="40"/>
+            </w:pPr>
+            <w:r>
+              <w:rPr>
+                <w:sz w:val="20"/>
+              </w:rPr>
+              <w:t xml:space="preserve">Submit runs with no start date and returns figures for an unknown period</w:t>
+            </w:r>
+          </w:p>
+        </w:tc>
+        <w:tc>
+          <w:tcPr>
+            <w:tcW w:w="1872" w:type="dxa"/>
+          </w:tcPr>
+          <w:p>
+            <w:pPr>
+              <w:spacing w:before="40" w:after="40"/>
+            </w:pPr>
+            <w:r>
+              <w:rPr>
+                <w:sz w:val="20"/>
+              </w:rPr>
+              <w:t xml:space="preserve">Medium</w:t>
             </w:r>
           </w:p>
         </w:tc>
@@ -10643,6 +10725,1072 @@
         <w:t xml:space="preserve">All three months must pass. October alone is not enough, because it fails differently from the other two.</w:t>
       </w:r>
     </w:p>
+    <w:p>
+      <w:pPr>
+        <w:spacing w:before="0" w:after="200"/>
+        <w:rPr>
+          <w:sz w:val="36"/>
+          <w:b/>
+        </w:rPr>
+      </w:pPr>
+      <w:r>
+        <w:rPr>
+          <w:sz w:val="36"/>
+          <w:b/>
+        </w:rPr>
+        <w:t xml:space="preserve">10. PS-SUB-01 — Submit runs with no start date and returns figures for an unknown period</w:t>
+      </w:r>
+    </w:p>
+    <w:p>
+      <w:pPr>
+        <w:spacing w:before="0" w:after="120"/>
+        <w:rPr>
+          <w:sz w:val="22"/>
+        </w:rPr>
+      </w:pPr>
+      <w:r>
+        <w:rPr>
+          <w:sz w:val="22"/>
+          <w:b/>
+        </w:rPr>
+        <w:t xml:space="preserve">Test case:</w:t>
+      </w:r>
+      <w:r>
+        <w:rPr>
+          <w:sz w:val="22"/>
+        </w:rPr>
+        <w:t xml:space="preserve"> PS-SUB-01 </w:t>
+      </w:r>
+      <w:r>
+        <w:rPr>
+          <w:sz w:val="22"/>
+          <w:b/>
+        </w:rPr>
+        <w:t xml:space="preserve">Priority:</w:t>
+      </w:r>
+      <w:r>
+        <w:rPr>
+          <w:sz w:val="22"/>
+        </w:rPr>
+        <w:t xml:space="preserve"> Medium </w:t>
+      </w:r>
+      <w:r>
+        <w:rPr>
+          <w:sz w:val="22"/>
+          <w:b/>
+        </w:rPr>
+        <w:t xml:space="preserve">Gateways:</w:t>
+      </w:r>
+      <w:r>
+        <w:rPr>
+          <w:sz w:val="22"/>
+        </w:rPr>
+        <w:t xml:space="preserve"> all — measured on IPG </w:t>
+      </w:r>
+      <w:r>
+        <w:rPr>
+          <w:sz w:val="22"/>
+          <w:b/>
+        </w:rPr>
+        <w:t xml:space="preserve">Date observed:</w:t>
+      </w:r>
+      <w:r>
+        <w:rPr>
+          <w:sz w:val="22"/>
+        </w:rPr>
+        <w:t xml:space="preserve"> 17 September 2026, re-confirmed 24 September 2026</w:t>
+      </w:r>
+    </w:p>
+    <w:p>
+      <w:pPr>
+        <w:spacing w:before="280" w:after="120"/>
+        <w:rPr>
+          <w:sz w:val="28"/>
+          <w:b/>
+        </w:rPr>
+      </w:pPr>
+      <w:r>
+        <w:rPr>
+          <w:sz w:val="28"/>
+          <w:b/>
+        </w:rPr>
+        <w:t xml:space="preserve">Summary</w:t>
+      </w:r>
+    </w:p>
+    <w:p>
+      <w:pPr>
+        <w:spacing w:before="0" w:after="120"/>
+        <w:rPr>
+          <w:sz w:val="22"/>
+        </w:rPr>
+      </w:pPr>
+      <w:r>
+        <w:rPr>
+          <w:sz w:val="22"/>
+        </w:rPr>
+        <w:t xml:space="preserve">The From Date box can be cleared. Submit stays enabled. Pressing it runs the query anyway and the page fills with figures.</w:t>
+      </w:r>
+    </w:p>
+    <w:p>
+      <w:pPr>
+        <w:spacing w:before="0" w:after="120"/>
+        <w:rPr>
+          <w:sz w:val="22"/>
+        </w:rPr>
+      </w:pPr>
+      <w:r>
+        <w:rPr>
+          <w:sz w:val="22"/>
+        </w:rPr>
+        <w:t xml:space="preserve">Those figures cover some period, but the merchant is not told which. The box that would say so is empty.</w:t>
+      </w:r>
+    </w:p>
+    <w:p>
+      <w:pPr>
+        <w:spacing w:before="280" w:after="120"/>
+        <w:rPr>
+          <w:sz w:val="28"/>
+          <w:b/>
+        </w:rPr>
+      </w:pPr>
+      <w:r>
+        <w:rPr>
+          <w:sz w:val="28"/>
+          <w:b/>
+        </w:rPr>
+        <w:t xml:space="preserve">Steps to reproduce</w:t>
+      </w:r>
+    </w:p>
+    <w:p>
+      <w:pPr>
+        <w:spacing w:before="0" w:after="120"/>
+        <w:rPr>
+          <w:sz w:val="22"/>
+        </w:rPr>
+      </w:pPr>
+      <w:r>
+        <w:rPr>
+          <w:sz w:val="22"/>
+        </w:rPr>
+        <w:t xml:space="preserve">1. Sign in on any gateway and open </w:t>
+      </w:r>
+      <w:r>
+        <w:rPr>
+          <w:sz w:val="22"/>
+          <w:b/>
+        </w:rPr>
+        <w:t xml:space="preserve">Payment Analytics → Payment Stats</w:t>
+      </w:r>
+      <w:r>
+        <w:rPr>
+          <w:sz w:val="22"/>
+        </w:rPr>
+        <w:t xml:space="preserve">. 2. Clear the </w:t>
+      </w:r>
+      <w:r>
+        <w:rPr>
+          <w:sz w:val="22"/>
+          <w:b/>
+        </w:rPr>
+        <w:t xml:space="preserve">From Date</w:t>
+      </w:r>
+      <w:r>
+        <w:rPr>
+          <w:sz w:val="22"/>
+        </w:rPr>
+        <w:t xml:space="preserve"> box completely. 3. Look at the </w:t>
+      </w:r>
+      <w:r>
+        <w:rPr>
+          <w:sz w:val="22"/>
+          <w:b/>
+        </w:rPr>
+        <w:t xml:space="preserve">Submit</w:t>
+      </w:r>
+      <w:r>
+        <w:rPr>
+          <w:sz w:val="22"/>
+        </w:rPr>
+        <w:t xml:space="preserve"> button. 4. Press it.</w:t>
+      </w:r>
+    </w:p>
+    <w:p>
+      <w:pPr>
+        <w:spacing w:before="280" w:after="120"/>
+        <w:rPr>
+          <w:sz w:val="28"/>
+          <w:b/>
+        </w:rPr>
+      </w:pPr>
+      <w:r>
+        <w:rPr>
+          <w:sz w:val="28"/>
+          <w:b/>
+        </w:rPr>
+        <w:t xml:space="preserve">Expected result</w:t>
+      </w:r>
+    </w:p>
+    <w:p>
+      <w:pPr>
+        <w:spacing w:before="0" w:after="120"/>
+        <w:rPr>
+          <w:sz w:val="22"/>
+        </w:rPr>
+      </w:pPr>
+      <w:r>
+        <w:rPr>
+          <w:sz w:val="22"/>
+        </w:rPr>
+        <w:t xml:space="preserve">Submit is unavailable while a required date is missing. The merchant is stopped before they can ask a question the page cannot answer.</w:t>
+      </w:r>
+    </w:p>
+    <w:p>
+      <w:pPr>
+        <w:spacing w:before="0" w:after="120"/>
+        <w:rPr>
+          <w:sz w:val="22"/>
+        </w:rPr>
+      </w:pPr>
+      <w:r>
+        <w:rPr>
+          <w:sz w:val="22"/>
+        </w:rPr>
+        <w:t xml:space="preserve">If the button is to stay available, the page must say what range it used.</w:t>
+      </w:r>
+    </w:p>
+    <w:p>
+      <w:pPr>
+        <w:spacing w:before="280" w:after="120"/>
+        <w:rPr>
+          <w:sz w:val="28"/>
+          <w:b/>
+        </w:rPr>
+      </w:pPr>
+      <w:r>
+        <w:rPr>
+          <w:sz w:val="28"/>
+          <w:b/>
+        </w:rPr>
+        <w:t xml:space="preserve">Actual result</w:t>
+      </w:r>
+    </w:p>
+    <w:p>
+      <w:pPr>
+        <w:spacing w:before="0" w:after="120"/>
+        <w:rPr>
+          <w:sz w:val="22"/>
+        </w:rPr>
+      </w:pPr>
+      <w:r>
+        <w:rPr>
+          <w:sz w:val="22"/>
+        </w:rPr>
+        <w:t xml:space="preserve">Submit stays enabled, accepts the click, and the page returns a full set of figures with From Date still empty.</w:t>
+      </w:r>
+    </w:p>
+    <w:tbl>
+      <w:tblPr>
+        <w:tblW w:w="9360" w:type="dxa"/>
+        <w:tblBorders>
+          <w:top w:val="single" w:sz="4" w:space="0" w:color="BFBFBF"/>
+          <w:left w:val="single" w:sz="4" w:space="0" w:color="BFBFBF"/>
+          <w:bottom w:val="single" w:sz="4" w:space="0" w:color="BFBFBF"/>
+          <w:right w:val="single" w:sz="4" w:space="0" w:color="BFBFBF"/>
+          <w:insideH w:val="single" w:sz="4" w:space="0" w:color="BFBFBF"/>
+          <w:insideV w:val="single" w:sz="4" w:space="0" w:color="BFBFBF"/>
+        </w:tblBorders>
+      </w:tblPr>
+      <w:tr>
+        <w:tc>
+          <w:tcPr>
+            <w:tcW w:w="3120" w:type="dxa"/>
+            <w:shd w:val="clear" w:fill="F2F2F2"/>
+          </w:tcPr>
+          <w:p>
+            <w:pPr>
+              <w:spacing w:before="40" w:after="40"/>
+            </w:pPr>
+            <w:r>
+              <w:rPr>
+                <w:sz w:val="20"/>
+                <w:b/>
+              </w:rPr>
+              <w:t xml:space="preserve">State</w:t>
+            </w:r>
+          </w:p>
+        </w:tc>
+        <w:tc>
+          <w:tcPr>
+            <w:tcW w:w="3120" w:type="dxa"/>
+            <w:shd w:val="clear" w:fill="F2F2F2"/>
+          </w:tcPr>
+          <w:p>
+            <w:pPr>
+              <w:spacing w:before="40" w:after="40"/>
+            </w:pPr>
+            <w:r>
+              <w:rPr>
+                <w:sz w:val="20"/>
+                <w:b/>
+              </w:rPr>
+              <w:t xml:space="preserve">Submit</w:t>
+            </w:r>
+          </w:p>
+        </w:tc>
+        <w:tc>
+          <w:tcPr>
+            <w:tcW w:w="3120" w:type="dxa"/>
+            <w:shd w:val="clear" w:fill="F2F2F2"/>
+          </w:tcPr>
+          <w:p>
+            <w:pPr>
+              <w:spacing w:before="40" w:after="40"/>
+            </w:pPr>
+            <w:r>
+              <w:rPr>
+                <w:sz w:val="20"/>
+                <w:b/>
+              </w:rPr>
+              <w:t xml:space="preserve">disabled attribute</w:t>
+            </w:r>
+          </w:p>
+        </w:tc>
+      </w:tr>
+      <w:tr>
+        <w:tc>
+          <w:tcPr>
+            <w:tcW w:w="3120" w:type="dxa"/>
+          </w:tcPr>
+          <w:p>
+            <w:pPr>
+              <w:spacing w:before="40" w:after="40"/>
+            </w:pPr>
+            <w:r>
+              <w:rPr>
+                <w:sz w:val="20"/>
+              </w:rPr>
+              <w:t xml:space="preserve">On load, both dates filled</w:t>
+            </w:r>
+          </w:p>
+        </w:tc>
+        <w:tc>
+          <w:tcPr>
+            <w:tcW w:w="3120" w:type="dxa"/>
+          </w:tcPr>
+          <w:p>
+            <w:pPr>
+              <w:spacing w:before="40" w:after="40"/>
+            </w:pPr>
+            <w:r>
+              <w:rPr>
+                <w:sz w:val="20"/>
+              </w:rPr>
+              <w:t xml:space="preserve">enabled</w:t>
+            </w:r>
+          </w:p>
+        </w:tc>
+        <w:tc>
+          <w:tcPr>
+            <w:tcW w:w="3120" w:type="dxa"/>
+          </w:tcPr>
+          <w:p>
+            <w:pPr>
+              <w:spacing w:before="40" w:after="40"/>
+            </w:pPr>
+            <w:r>
+              <w:rPr>
+                <w:sz w:val="20"/>
+              </w:rPr>
+              <w:t xml:space="preserve">absent</w:t>
+            </w:r>
+          </w:p>
+        </w:tc>
+      </w:tr>
+      <w:tr>
+        <w:tc>
+          <w:tcPr>
+            <w:tcW w:w="3120" w:type="dxa"/>
+          </w:tcPr>
+          <w:p>
+            <w:pPr>
+              <w:spacing w:before="40" w:after="40"/>
+            </w:pPr>
+            <w:r>
+              <w:rPr>
+                <w:sz w:val="20"/>
+              </w:rPr>
+              <w:t xml:space="preserve">From Date cleared</w:t>
+            </w:r>
+          </w:p>
+        </w:tc>
+        <w:tc>
+          <w:tcPr>
+            <w:tcW w:w="3120" w:type="dxa"/>
+          </w:tcPr>
+          <w:p>
+            <w:pPr>
+              <w:spacing w:before="40" w:after="40"/>
+            </w:pPr>
+            <w:r>
+              <w:rPr>
+                <w:sz w:val="20"/>
+              </w:rPr>
+              <w:t xml:space="preserve">enabled</w:t>
+            </w:r>
+          </w:p>
+        </w:tc>
+        <w:tc>
+          <w:tcPr>
+            <w:tcW w:w="3120" w:type="dxa"/>
+          </w:tcPr>
+          <w:p>
+            <w:pPr>
+              <w:spacing w:before="40" w:after="40"/>
+            </w:pPr>
+            <w:r>
+              <w:rPr>
+                <w:sz w:val="20"/>
+              </w:rPr>
+              <w:t xml:space="preserve">absent</w:t>
+            </w:r>
+          </w:p>
+        </w:tc>
+      </w:tr>
+    </w:tbl>
+    <w:p>
+      <w:pPr>
+        <w:spacing w:after="120"/>
+      </w:pPr>
+    </w:p>
+    <w:p>
+      <w:pPr>
+        <w:spacing w:before="0" w:after="120"/>
+        <w:rPr>
+          <w:sz w:val="22"/>
+        </w:rPr>
+      </w:pPr>
+      <w:r>
+        <w:rPr>
+          <w:sz w:val="22"/>
+        </w:rPr>
+        <w:t xml:space="preserve">The button is not merely styled as though it were available. The </w:t>
+      </w:r>
+      <w:r>
+        <w:rPr>
+          <w:sz w:val="22"/>
+          <w:rFonts w:ascii="Consolas" w:hAnsi="Consolas"/>
+          <w:sz w:val="20"/>
+        </w:rPr>
+        <w:t xml:space="preserve">disabled</w:t>
+      </w:r>
+      <w:r>
+        <w:rPr>
+          <w:sz w:val="22"/>
+        </w:rPr>
+        <w:t xml:space="preserve"> attribute is absent, the click lands, and a query runs.</w:t>
+      </w:r>
+    </w:p>
+    <w:p>
+      <w:pPr>
+        <w:spacing w:before="280" w:after="120"/>
+        <w:rPr>
+          <w:sz w:val="28"/>
+          <w:b/>
+        </w:rPr>
+      </w:pPr>
+      <w:r>
+        <w:rPr>
+          <w:sz w:val="28"/>
+          <w:b/>
+        </w:rPr>
+        <w:t xml:space="preserve">Evidence</w:t>
+      </w:r>
+    </w:p>
+    <w:p>
+      <w:pPr>
+        <w:spacing w:before="240" w:after="100"/>
+        <w:rPr>
+          <w:sz w:val="24"/>
+          <w:b/>
+        </w:rPr>
+      </w:pPr>
+      <w:r>
+        <w:rPr>
+          <w:sz w:val="24"/>
+          <w:b/>
+        </w:rPr>
+        <w:t xml:space="preserve">Normal — both dates filled</w:t>
+      </w:r>
+    </w:p>
+    <w:p>
+      <w:pPr>
+        <w:spacing w:before="80" w:after="200"/>
+      </w:pPr>
+      <w:r>
+        <w:drawing>
+          <wp:inline distT="0" distB="0" distL="0" distR="0">
+            <wp:extent cx="5943600" cy="2823210"/>
+            <wp:docPr id="120" name="Picture 120"/>
+            <a:graphic xmlns:a="http://schemas.openxmlformats.org/drawingml/2006/main">
+              <a:graphicData uri="http://schemas.openxmlformats.org/drawingml/2006/picture">
+                <pic:pic xmlns:pic="http://schemas.openxmlformats.org/drawingml/2006/picture">
+                  <pic:nvPicPr>
+                    <pic:cNvPr id="120" name="Picture"/>
+                    <pic:cNvPicPr/>
+                  </pic:nvPicPr>
+                  <pic:blipFill>
+                    <a:blip r:embed="rId120"/>
+                    <a:stretch>
+                      <a:fillRect/>
+                    </a:stretch>
+                  </pic:blipFill>
+                  <pic:spPr>
+                    <a:xfrm>
+                      <a:off x="0" y="0"/>
+                      <a:ext cx="5943600" cy="2823210"/>
+                    </a:xfrm>
+                    <a:prstGeom prst="rect">
+                      <a:avLst/>
+                    </a:prstGeom>
+                  </pic:spPr>
+                </pic:pic>
+              </a:graphicData>
+            </a:graphic>
+          </wp:inline>
+        </w:drawing>
+      </w:r>
+    </w:p>
+    <w:p>
+      <w:pPr>
+        <w:spacing w:before="0" w:after="120"/>
+        <w:rPr>
+          <w:sz w:val="22"/>
+        </w:rPr>
+      </w:pPr>
+      <w:r>
+        <w:rPr>
+          <w:sz w:val="22"/>
+        </w:rPr>
+        <w:t xml:space="preserve">Submit is enabled, which is correct in this state.</w:t>
+      </w:r>
+    </w:p>
+    <w:p>
+      <w:pPr>
+        <w:spacing w:before="240" w:after="100"/>
+        <w:rPr>
+          <w:sz w:val="24"/>
+          <w:b/>
+        </w:rPr>
+      </w:pPr>
+      <w:r>
+        <w:rPr>
+          <w:sz w:val="24"/>
+          <w:b/>
+        </w:rPr>
+        <w:t xml:space="preserve">From Date cleared — Submit unchanged</w:t>
+      </w:r>
+    </w:p>
+    <w:p>
+      <w:pPr>
+        <w:spacing w:before="80" w:after="200"/>
+      </w:pPr>
+      <w:r>
+        <w:drawing>
+          <wp:inline distT="0" distB="0" distL="0" distR="0">
+            <wp:extent cx="5943600" cy="2823210"/>
+            <wp:docPr id="121" name="Picture 121"/>
+            <a:graphic xmlns:a="http://schemas.openxmlformats.org/drawingml/2006/main">
+              <a:graphicData uri="http://schemas.openxmlformats.org/drawingml/2006/picture">
+                <pic:pic xmlns:pic="http://schemas.openxmlformats.org/drawingml/2006/picture">
+                  <pic:nvPicPr>
+                    <pic:cNvPr id="121" name="Picture"/>
+                    <pic:cNvPicPr/>
+                  </pic:nvPicPr>
+                  <pic:blipFill>
+                    <a:blip r:embed="rId121"/>
+                    <a:stretch>
+                      <a:fillRect/>
+                    </a:stretch>
+                  </pic:blipFill>
+                  <pic:spPr>
+                    <a:xfrm>
+                      <a:off x="0" y="0"/>
+                      <a:ext cx="5943600" cy="2823210"/>
+                    </a:xfrm>
+                    <a:prstGeom prst="rect">
+                      <a:avLst/>
+                    </a:prstGeom>
+                  </pic:spPr>
+                </pic:pic>
+              </a:graphicData>
+            </a:graphic>
+          </wp:inline>
+        </w:drawing>
+      </w:r>
+    </w:p>
+    <w:p>
+      <w:pPr>
+        <w:spacing w:before="0" w:after="120"/>
+        <w:rPr>
+          <w:sz w:val="22"/>
+        </w:rPr>
+      </w:pPr>
+      <w:r>
+        <w:rPr>
+          <w:sz w:val="22"/>
+        </w:rPr>
+        <w:t xml:space="preserve">The From Date box is empty. Submit looks and behaves exactly as it did a moment ago.</w:t>
+      </w:r>
+    </w:p>
+    <w:p>
+      <w:pPr>
+        <w:spacing w:before="240" w:after="100"/>
+        <w:rPr>
+          <w:sz w:val="24"/>
+          <w:b/>
+        </w:rPr>
+      </w:pPr>
+      <w:r>
+        <w:rPr>
+          <w:sz w:val="24"/>
+          <w:b/>
+        </w:rPr>
+        <w:t xml:space="preserve">After pressing Submit</w:t>
+      </w:r>
+    </w:p>
+    <w:p>
+      <w:pPr>
+        <w:spacing w:before="80" w:after="200"/>
+      </w:pPr>
+      <w:r>
+        <w:drawing>
+          <wp:inline distT="0" distB="0" distL="0" distR="0">
+            <wp:extent cx="5943600" cy="2823210"/>
+            <wp:docPr id="122" name="Picture 122"/>
+            <a:graphic xmlns:a="http://schemas.openxmlformats.org/drawingml/2006/main">
+              <a:graphicData uri="http://schemas.openxmlformats.org/drawingml/2006/picture">
+                <pic:pic xmlns:pic="http://schemas.openxmlformats.org/drawingml/2006/picture">
+                  <pic:nvPicPr>
+                    <pic:cNvPr id="122" name="Picture"/>
+                    <pic:cNvPicPr/>
+                  </pic:nvPicPr>
+                  <pic:blipFill>
+                    <a:blip r:embed="rId122"/>
+                    <a:stretch>
+                      <a:fillRect/>
+                    </a:stretch>
+                  </pic:blipFill>
+                  <pic:spPr>
+                    <a:xfrm>
+                      <a:off x="0" y="0"/>
+                      <a:ext cx="5943600" cy="2823210"/>
+                    </a:xfrm>
+                    <a:prstGeom prst="rect">
+                      <a:avLst/>
+                    </a:prstGeom>
+                  </pic:spPr>
+                </pic:pic>
+              </a:graphicData>
+            </a:graphic>
+          </wp:inline>
+        </w:drawing>
+      </w:r>
+    </w:p>
+    <w:p>
+      <w:pPr>
+        <w:spacing w:before="0" w:after="120"/>
+        <w:rPr>
+          <w:sz w:val="22"/>
+        </w:rPr>
+      </w:pPr>
+      <w:r>
+        <w:rPr>
+          <w:sz w:val="22"/>
+        </w:rPr>
+        <w:t xml:space="preserve">The query ran. Card Payments reads </w:t>
+      </w:r>
+      <w:r>
+        <w:rPr>
+          <w:sz w:val="22"/>
+          <w:rFonts w:ascii="Consolas" w:hAnsi="Consolas"/>
+          <w:sz w:val="20"/>
+        </w:rPr>
+        <w:t xml:space="preserve">$44,903.20</w:t>
+      </w:r>
+      <w:r>
+        <w:rPr>
+          <w:sz w:val="22"/>
+        </w:rPr>
+        <w:t xml:space="preserve"> across 708 payments.</w:t>
+      </w:r>
+    </w:p>
+    <w:p>
+      <w:pPr>
+        <w:spacing w:before="0" w:after="120"/>
+        <w:rPr>
+          <w:sz w:val="22"/>
+        </w:rPr>
+      </w:pPr>
+      <w:r>
+        <w:rPr>
+          <w:sz w:val="22"/>
+        </w:rPr>
+        <w:t xml:space="preserve">The From Date box, boxed in red, is still empty. Nothing anywhere on the page says what period those figures cover.</w:t>
+      </w:r>
+    </w:p>
+    <w:p>
+      <w:pPr>
+        <w:spacing w:before="280" w:after="120"/>
+        <w:rPr>
+          <w:sz w:val="28"/>
+          <w:b/>
+        </w:rPr>
+      </w:pPr>
+      <w:r>
+        <w:rPr>
+          <w:sz w:val="28"/>
+          <w:b/>
+        </w:rPr>
+        <w:t xml:space="preserve">What pins the cause</w:t>
+      </w:r>
+    </w:p>
+    <w:p>
+      <w:pPr>
+        <w:spacing w:before="0" w:after="120"/>
+        <w:rPr>
+          <w:sz w:val="22"/>
+        </w:rPr>
+      </w:pPr>
+      <w:r>
+        <w:rPr>
+          <w:sz w:val="22"/>
+        </w:rPr>
+        <w:t xml:space="preserve">This is not missing logic. The logic exists and is simply never applied.</w:t>
+      </w:r>
+    </w:p>
+    <w:p>
+      <w:pPr>
+        <w:spacing w:before="0" w:after="120"/>
+        <w:rPr>
+          <w:sz w:val="22"/>
+        </w:rPr>
+      </w:pPr>
+      <w:r>
+        <w:rPr>
+          <w:sz w:val="22"/>
+          <w:rFonts w:ascii="Consolas" w:hAnsi="Consolas"/>
+          <w:sz w:val="20"/>
+        </w:rPr>
+        <w:t xml:space="preserve">isSubmitButtonDisabled</w:t>
+      </w:r>
+      <w:r>
+        <w:rPr>
+          <w:sz w:val="22"/>
+        </w:rPr>
+        <w:t xml:space="preserve"> is declared at </w:t>
+      </w:r>
+      <w:r>
+        <w:rPr>
+          <w:sz w:val="22"/>
+          <w:rFonts w:ascii="Consolas" w:hAnsi="Consolas"/>
+          <w:sz w:val="20"/>
+        </w:rPr>
+        <w:t xml:space="preserve">index.js:86</w:t>
+      </w:r>
+      <w:r>
+        <w:rPr>
+          <w:sz w:val="22"/>
+        </w:rPr>
+        <w:t xml:space="preserve"> and kept up to date in five separate places. The line that would use it is commented out:</w:t>
+      </w:r>
+    </w:p>
+    <w:p>
+      <w:pPr>
+        <w:spacing w:before="0" w:after="120"/>
+        <w:rPr>
+          <w:sz w:val="22"/>
+        </w:rPr>
+      </w:pPr>
+      <w:r>
+        <w:rPr>
+          <w:sz w:val="22"/>
+          <w:rFonts w:ascii="Consolas" w:hAnsi="Consolas"/>
+          <w:sz w:val="20"/>
+        </w:rPr>
+        <w:t xml:space="preserve"/>
+      </w:r>
+      <w:r>
+        <w:rPr>
+          <w:sz w:val="22"/>
+          <w:rFonts w:ascii="Consolas" w:hAnsi="Consolas"/>
+          <w:sz w:val="20"/>
+        </w:rPr>
+        <w:t xml:space="preserve"> // disabled={isSubmitButtonDisabled} </w:t>
+      </w:r>
+      <w:r>
+        <w:rPr>
+          <w:sz w:val="22"/>
+          <w:rFonts w:ascii="Consolas" w:hAnsi="Consolas"/>
+          <w:sz w:val="20"/>
+        </w:rPr>
+        <w:t xml:space="preserve"/>
+      </w:r>
+    </w:p>
+    <w:p>
+      <w:pPr>
+        <w:spacing w:before="0" w:after="120"/>
+        <w:rPr>
+          <w:sz w:val="22"/>
+        </w:rPr>
+      </w:pPr>
+      <w:r>
+        <w:rPr>
+          <w:sz w:val="22"/>
+        </w:rPr>
+        <w:t xml:space="preserve">at </w:t>
+      </w:r>
+      <w:r>
+        <w:rPr>
+          <w:sz w:val="22"/>
+          <w:rFonts w:ascii="Consolas" w:hAnsi="Consolas"/>
+          <w:sz w:val="20"/>
+        </w:rPr>
+        <w:t xml:space="preserve">index.js:606</w:t>
+      </w:r>
+      <w:r>
+        <w:rPr>
+          <w:sz w:val="22"/>
+        </w:rPr>
+        <w:t xml:space="preserve">. Removing the comment markers is the whole fix.</w:t>
+      </w:r>
+    </w:p>
+    <w:p>
+      <w:pPr>
+        <w:spacing w:before="280" w:after="120"/>
+        <w:rPr>
+          <w:sz w:val="28"/>
+          <w:b/>
+        </w:rPr>
+      </w:pPr>
+      <w:r>
+        <w:rPr>
+          <w:sz w:val="28"/>
+          <w:b/>
+        </w:rPr>
+        <w:t xml:space="preserve">A state that cannot be reached, and is not part of this</w:t>
+      </w:r>
+    </w:p>
+    <w:p>
+      <w:pPr>
+        <w:spacing w:before="0" w:after="120"/>
+        <w:rPr>
+          <w:sz w:val="22"/>
+        </w:rPr>
+      </w:pPr>
+      <w:r>
+        <w:rPr>
+          <w:sz w:val="22"/>
+        </w:rPr>
+        <w:t xml:space="preserve">An inverted range — From Date later than To Date — was also tried, but only by typing a date past the picker's minimum. The To Date calendar greys out every day before the current From Date, so a merchant cannot produce that state through the UI. It is not part of this report.</w:t>
+      </w:r>
+    </w:p>
+    <w:p>
+      <w:pPr>
+        <w:spacing w:before="280" w:after="120"/>
+        <w:rPr>
+          <w:sz w:val="28"/>
+          <w:b/>
+        </w:rPr>
+      </w:pPr>
+      <w:r>
+        <w:rPr>
+          <w:sz w:val="28"/>
+          <w:b/>
+        </w:rPr>
+        <w:t xml:space="preserve">Impact</w:t>
+      </w:r>
+    </w:p>
+    <w:p>
+      <w:pPr>
+        <w:spacing w:before="0" w:after="120"/>
+        <w:rPr>
+          <w:sz w:val="22"/>
+        </w:rPr>
+      </w:pPr>
+      <w:r>
+        <w:rPr>
+          <w:sz w:val="22"/>
+        </w:rPr>
+        <w:t xml:space="preserve">Low likelihood, and it does not corrupt anything. A merchant has to clear the box deliberately, and most will simply pick a new date instead.</w:t>
+      </w:r>
+    </w:p>
+    <w:p>
+      <w:pPr>
+        <w:spacing w:before="0" w:after="120"/>
+        <w:rPr>
+          <w:sz w:val="22"/>
+        </w:rPr>
+      </w:pPr>
+      <w:r>
+        <w:rPr>
+          <w:sz w:val="22"/>
+        </w:rPr>
+        <w:t xml:space="preserve">The reason it is worth fixing is the second half rather than the first. An enabled button that does nothing is a small annoyance. An enabled button that returns </w:t>
+      </w:r>
+      <w:r>
+        <w:rPr>
+          <w:sz w:val="22"/>
+          <w:b/>
+        </w:rPr>
+        <w:t xml:space="preserve">figures for an unstated period</w:t>
+      </w:r>
+      <w:r>
+        <w:rPr>
+          <w:sz w:val="22"/>
+        </w:rPr>
+        <w:t xml:space="preserve"> is different — the merchant reads those numbers as an answer, with no way to know what was asked.</w:t>
+      </w:r>
+    </w:p>
+    <w:p>
+      <w:pPr>
+        <w:spacing w:before="0" w:after="120"/>
+        <w:rPr>
+          <w:sz w:val="22"/>
+        </w:rPr>
+      </w:pPr>
+      <w:r>
+        <w:rPr>
+          <w:sz w:val="22"/>
+          <w:b/>
+        </w:rPr>
+        <w:t xml:space="preserve">Workaround:</w:t>
+      </w:r>
+      <w:r>
+        <w:rPr>
+          <w:sz w:val="22"/>
+        </w:rPr>
+        <w:t xml:space="preserve"> set a From Date. The figures are correct whenever both dates are filled.</w:t>
+      </w:r>
+    </w:p>
+    <w:p>
+      <w:pPr>
+        <w:spacing w:before="280" w:after="120"/>
+        <w:rPr>
+          <w:sz w:val="28"/>
+          <w:b/>
+        </w:rPr>
+      </w:pPr>
+      <w:r>
+        <w:rPr>
+          <w:sz w:val="28"/>
+          <w:b/>
+        </w:rPr>
+        <w:t xml:space="preserve">Notes for the developer</w:t>
+      </w:r>
+    </w:p>
+    <w:p>
+      <w:pPr>
+        <w:spacing w:before="0" w:after="80"/>
+        <w:ind w:left="360"/>
+        <w:rPr>
+          <w:sz w:val="22"/>
+        </w:rPr>
+      </w:pPr>
+      <w:r>
+        <w:rPr>
+          <w:sz w:val="22"/>
+        </w:rPr>
+        <w:t xml:space="preserve">• Uncomment </w:t>
+      </w:r>
+      <w:r>
+        <w:rPr>
+          <w:sz w:val="22"/>
+          <w:rFonts w:ascii="Consolas" w:hAnsi="Consolas"/>
+          <w:sz w:val="20"/>
+        </w:rPr>
+        <w:t xml:space="preserve">disabled={isSubmitButtonDisabled}</w:t>
+      </w:r>
+      <w:r>
+        <w:rPr>
+          <w:sz w:val="22"/>
+        </w:rPr>
+        <w:t xml:space="preserve"> at </w:t>
+      </w:r>
+      <w:r>
+        <w:rPr>
+          <w:sz w:val="22"/>
+          <w:rFonts w:ascii="Consolas" w:hAnsi="Consolas"/>
+          <w:sz w:val="20"/>
+        </w:rPr>
+        <w:t xml:space="preserve">index.js:606</w:t>
+      </w:r>
+      <w:r>
+        <w:rPr>
+          <w:sz w:val="22"/>
+        </w:rPr>
+        <w:t xml:space="preserve">. The state it depends on is already maintained.</w:t>
+      </w:r>
+    </w:p>
+    <w:p>
+      <w:pPr>
+        <w:spacing w:before="0" w:after="80"/>
+        <w:ind w:left="360"/>
+        <w:rPr>
+          <w:sz w:val="22"/>
+        </w:rPr>
+      </w:pPr>
+      <w:r>
+        <w:rPr>
+          <w:sz w:val="22"/>
+        </w:rPr>
+        <w:t xml:space="preserve">• Worth a look at why it was commented out. If it was disabling the button at the wrong moments, restoring it as-is will bring that behaviour back.</w:t>
+      </w:r>
+    </w:p>
+    <w:p>
+      <w:pPr>
+        <w:spacing w:before="0" w:after="80"/>
+        <w:ind w:left="360"/>
+        <w:rPr>
+          <w:sz w:val="22"/>
+        </w:rPr>
+      </w:pPr>
+      <w:r>
+        <w:rPr>
+          <w:sz w:val="22"/>
+        </w:rPr>
+        <w:t xml:space="preserve">• Separately, decide what the page should send when a date is missing. It currently returns a result rather than refusing, which is what turns a disabled-button bug into figures a merchant can misread.</w:t>
+      </w:r>
+    </w:p>
+    <w:p>
+      <w:pPr>
+        <w:spacing w:before="280" w:after="120"/>
+        <w:rPr>
+          <w:sz w:val="28"/>
+          <w:b/>
+        </w:rPr>
+      </w:pPr>
+      <w:r>
+        <w:rPr>
+          <w:sz w:val="28"/>
+          <w:b/>
+        </w:rPr>
+        <w:t xml:space="preserve">How to tell it is fixed</w:t>
+      </w:r>
+    </w:p>
+    <w:p>
+      <w:pPr>
+        <w:spacing w:before="0" w:after="120"/>
+        <w:rPr>
+          <w:sz w:val="22"/>
+        </w:rPr>
+      </w:pPr>
+      <w:r>
+        <w:rPr>
+          <w:sz w:val="22"/>
+        </w:rPr>
+        <w:t xml:space="preserve">1. Open Payment Stats and clear the From Date box. 2. Submit must be visibly unavailable and must not respond to a click. 3. Refill the date. Submit must become available again. 4. Repeat for the To Date box.</w:t>
+      </w:r>
+    </w:p>
     <w:sectPr>
       <w:pgSz w:w="12240" w:h="15840"/>
       <w:pgMar w:top="1440" w:right="1440" w:bottom="1440" w:left="1440"/>

--- a/PaymentStats_Bugs.docx
+++ b/PaymentStats_Bugs.docx
@@ -967,6 +967,88 @@
                 <w:sz w:val="20"/>
               </w:rPr>
               <w:t xml:space="preserve">Submit runs with no start date and returns figures for an unknown period</w:t>
+            </w:r>
+          </w:p>
+        </w:tc>
+        <w:tc>
+          <w:tcPr>
+            <w:tcW w:w="1872" w:type="dxa"/>
+          </w:tcPr>
+          <w:p>
+            <w:pPr>
+              <w:spacing w:before="40" w:after="40"/>
+            </w:pPr>
+            <w:r>
+              <w:rPr>
+                <w:sz w:val="20"/>
+              </w:rPr>
+              <w:t xml:space="preserve">Medium</w:t>
+            </w:r>
+          </w:p>
+        </w:tc>
+        <w:tc>
+          <w:tcPr>
+            <w:tcW w:w="1872" w:type="dxa"/>
+          </w:tcPr>
+          <w:p>
+            <w:pPr>
+              <w:spacing w:before="40" w:after="40"/>
+            </w:pPr>
+            <w:r>
+              <w:rPr>
+                <w:sz w:val="20"/>
+              </w:rPr>
+              <w:t xml:space="preserve">all gateways</w:t>
+            </w:r>
+          </w:p>
+        </w:tc>
+      </w:tr>
+      <w:tr>
+        <w:tc>
+          <w:tcPr>
+            <w:tcW w:w="1872" w:type="dxa"/>
+          </w:tcPr>
+          <w:p>
+            <w:pPr>
+              <w:spacing w:before="40" w:after="40"/>
+            </w:pPr>
+            <w:r>
+              <w:rPr>
+                <w:sz w:val="20"/>
+              </w:rPr>
+              <w:t xml:space="preserve">11</w:t>
+            </w:r>
+          </w:p>
+        </w:tc>
+        <w:tc>
+          <w:tcPr>
+            <w:tcW w:w="1872" w:type="dxa"/>
+          </w:tcPr>
+          <w:p>
+            <w:pPr>
+              <w:spacing w:before="40" w:after="40"/>
+            </w:pPr>
+            <w:r>
+              <w:rPr>
+                <w:sz w:val="20"/>
+              </w:rPr>
+              <w:t xml:space="preserve">PS-SUB-07</w:t>
+            </w:r>
+          </w:p>
+        </w:tc>
+        <w:tc>
+          <w:tcPr>
+            <w:tcW w:w="1872" w:type="dxa"/>
+          </w:tcPr>
+          <w:p>
+            <w:pPr>
+              <w:spacing w:before="40" w:after="40"/>
+            </w:pPr>
+            <w:r>
+              <w:rPr>
+                <w:sz w:val="20"/>
+              </w:rPr>
+              <w:t xml:space="preserve">Every request carries the same identifier, so calls cannot be told apart</w:t>
             </w:r>
           </w:p>
         </w:tc>
@@ -11791,6 +11873,777 @@
         <w:t xml:space="preserve">1. Open Payment Stats and clear the From Date box. 2. Submit must be visibly unavailable and must not respond to a click. 3. Refill the date. Submit must become available again. 4. Repeat for the To Date box.</w:t>
       </w:r>
     </w:p>
+    <w:p>
+      <w:pPr>
+        <w:spacing w:before="0" w:after="200"/>
+        <w:rPr>
+          <w:sz w:val="36"/>
+          <w:b/>
+        </w:rPr>
+      </w:pPr>
+      <w:r>
+        <w:rPr>
+          <w:sz w:val="36"/>
+          <w:b/>
+        </w:rPr>
+        <w:t xml:space="preserve">11. PS-SUB-07 — every request carries the same identifier, so calls cannot be told apart</w:t>
+      </w:r>
+    </w:p>
+    <w:p>
+      <w:pPr>
+        <w:spacing w:before="0" w:after="120"/>
+        <w:rPr>
+          <w:sz w:val="22"/>
+        </w:rPr>
+      </w:pPr>
+      <w:r>
+        <w:rPr>
+          <w:sz w:val="22"/>
+          <w:b/>
+        </w:rPr>
+        <w:t xml:space="preserve">Test case:</w:t>
+      </w:r>
+      <w:r>
+        <w:rPr>
+          <w:sz w:val="22"/>
+        </w:rPr>
+        <w:t xml:space="preserve"> PS-SUB-07 </w:t>
+      </w:r>
+      <w:r>
+        <w:rPr>
+          <w:sz w:val="22"/>
+          <w:b/>
+        </w:rPr>
+        <w:t xml:space="preserve">Priority:</w:t>
+      </w:r>
+      <w:r>
+        <w:rPr>
+          <w:sz w:val="22"/>
+        </w:rPr>
+        <w:t xml:space="preserve"> Medium </w:t>
+      </w:r>
+      <w:r>
+        <w:rPr>
+          <w:sz w:val="22"/>
+          <w:b/>
+        </w:rPr>
+        <w:t xml:space="preserve">Gateways:</w:t>
+      </w:r>
+      <w:r>
+        <w:rPr>
+          <w:sz w:val="22"/>
+        </w:rPr>
+        <w:t xml:space="preserve"> all — measured on IPG and BillPay </w:t>
+      </w:r>
+      <w:r>
+        <w:rPr>
+          <w:sz w:val="22"/>
+          <w:b/>
+        </w:rPr>
+        <w:t xml:space="preserve">Date observed:</w:t>
+      </w:r>
+      <w:r>
+        <w:rPr>
+          <w:sz w:val="22"/>
+        </w:rPr>
+        <w:t xml:space="preserve"> 17 September 2026, re-confirmed 24 September 2026</w:t>
+      </w:r>
+    </w:p>
+    <w:p>
+      <w:pPr>
+        <w:spacing w:before="0" w:after="120"/>
+        <w:rPr>
+          <w:sz w:val="22"/>
+        </w:rPr>
+      </w:pPr>
+      <w:r>
+        <w:rPr>
+          <w:sz w:val="22"/>
+        </w:rPr>
+        <w:t xml:space="preserve">&gt; </w:t>
+      </w:r>
+      <w:r>
+        <w:rPr>
+          <w:sz w:val="22"/>
+          <w:b/>
+        </w:rPr>
+        <w:t xml:space="preserve">There is nothing to see on screen for this one.</w:t>
+      </w:r>
+      <w:r>
+        <w:rPr>
+          <w:sz w:val="22"/>
+        </w:rPr>
+        <w:t xml:space="preserve"> The identifier has no surface anywhere &gt; in the page — nothing displays it and no control changes it. This section is written for &gt; whoever maintains the code and whoever reads the logs, not for a tester with a browser. &gt; That is also why it carries no screenshots: there is nothing a screenshot could show.</w:t>
+      </w:r>
+    </w:p>
+    <w:p>
+      <w:pPr>
+        <w:spacing w:before="280" w:after="120"/>
+        <w:rPr>
+          <w:sz w:val="28"/>
+          <w:b/>
+        </w:rPr>
+      </w:pPr>
+      <w:r>
+        <w:rPr>
+          <w:sz w:val="28"/>
+          <w:b/>
+        </w:rPr>
+        <w:t xml:space="preserve">Summary</w:t>
+      </w:r>
+    </w:p>
+    <w:p>
+      <w:pPr>
+        <w:spacing w:before="0" w:after="120"/>
+        <w:rPr>
+          <w:sz w:val="22"/>
+        </w:rPr>
+      </w:pPr>
+      <w:r>
+        <w:rPr>
+          <w:sz w:val="22"/>
+        </w:rPr>
+        <w:t xml:space="preserve">Every stats request the page makes carries an identifier meant to tell one call from another. It is the same number every time.</w:t>
+      </w:r>
+    </w:p>
+    <w:p>
+      <w:pPr>
+        <w:spacing w:before="0" w:after="120"/>
+        <w:rPr>
+          <w:sz w:val="22"/>
+        </w:rPr>
+      </w:pPr>
+      <w:r>
+        <w:rPr>
+          <w:sz w:val="22"/>
+        </w:rPr>
+        <w:t xml:space="preserve">It does not change between page loads, between date ranges, between merchants or between gateways. It is a constant written into the source.</w:t>
+      </w:r>
+    </w:p>
+    <w:p>
+      <w:pPr>
+        <w:spacing w:before="0" w:after="120"/>
+        <w:rPr>
+          <w:sz w:val="22"/>
+        </w:rPr>
+      </w:pPr>
+      <w:r>
+        <w:rPr>
+          <w:sz w:val="22"/>
+        </w:rPr>
+        <w:t xml:space="preserve">The consequence is in the logs rather than on the page. Two requests cannot be told apart, so a single call cannot be followed through.</w:t>
+      </w:r>
+    </w:p>
+    <w:p>
+      <w:pPr>
+        <w:spacing w:before="280" w:after="120"/>
+        <w:rPr>
+          <w:sz w:val="28"/>
+          <w:b/>
+        </w:rPr>
+      </w:pPr>
+      <w:r>
+        <w:rPr>
+          <w:sz w:val="28"/>
+          <w:b/>
+        </w:rPr>
+        <w:t xml:space="preserve">What was measured</w:t>
+      </w:r>
+    </w:p>
+    <w:p>
+      <w:pPr>
+        <w:spacing w:before="0" w:after="120"/>
+        <w:rPr>
+          <w:sz w:val="22"/>
+        </w:rPr>
+      </w:pPr>
+      <w:r>
+        <w:rPr>
+          <w:sz w:val="22"/>
+        </w:rPr>
+        <w:t xml:space="preserve">The same value appeared in every request, across two merchants a week apart:</w:t>
+      </w:r>
+    </w:p>
+    <w:tbl>
+      <w:tblPr>
+        <w:tblW w:w="9360" w:type="dxa"/>
+        <w:tblBorders>
+          <w:top w:val="single" w:sz="4" w:space="0" w:color="BFBFBF"/>
+          <w:left w:val="single" w:sz="4" w:space="0" w:color="BFBFBF"/>
+          <w:bottom w:val="single" w:sz="4" w:space="0" w:color="BFBFBF"/>
+          <w:right w:val="single" w:sz="4" w:space="0" w:color="BFBFBF"/>
+          <w:insideH w:val="single" w:sz="4" w:space="0" w:color="BFBFBF"/>
+          <w:insideV w:val="single" w:sz="4" w:space="0" w:color="BFBFBF"/>
+        </w:tblBorders>
+      </w:tblPr>
+      <w:tr>
+        <w:tc>
+          <w:tcPr>
+            <w:tcW w:w="3120" w:type="dxa"/>
+            <w:shd w:val="clear" w:fill="F2F2F2"/>
+          </w:tcPr>
+          <w:p>
+            <w:pPr>
+              <w:spacing w:before="40" w:after="40"/>
+            </w:pPr>
+            <w:r>
+              <w:rPr>
+                <w:sz w:val="20"/>
+                <w:b/>
+              </w:rPr>
+              <w:t xml:space="preserve">When</w:t>
+            </w:r>
+          </w:p>
+        </w:tc>
+        <w:tc>
+          <w:tcPr>
+            <w:tcW w:w="3120" w:type="dxa"/>
+            <w:shd w:val="clear" w:fill="F2F2F2"/>
+          </w:tcPr>
+          <w:p>
+            <w:pPr>
+              <w:spacing w:before="40" w:after="40"/>
+            </w:pPr>
+            <w:r>
+              <w:rPr>
+                <w:sz w:val="20"/>
+                <w:b/>
+              </w:rPr>
+              <w:t xml:space="preserve">Gateway</w:t>
+            </w:r>
+          </w:p>
+        </w:tc>
+        <w:tc>
+          <w:tcPr>
+            <w:tcW w:w="3120" w:type="dxa"/>
+            <w:shd w:val="clear" w:fill="F2F2F2"/>
+          </w:tcPr>
+          <w:p>
+            <w:pPr>
+              <w:spacing w:before="40" w:after="40"/>
+            </w:pPr>
+            <w:r>
+              <w:rPr>
+                <w:sz w:val="20"/>
+                <w:b/>
+              </w:rPr>
+              <w:t xml:space="preserve">Value sent</w:t>
+            </w:r>
+          </w:p>
+        </w:tc>
+      </w:tr>
+      <w:tr>
+        <w:tc>
+          <w:tcPr>
+            <w:tcW w:w="3120" w:type="dxa"/>
+          </w:tcPr>
+          <w:p>
+            <w:pPr>
+              <w:spacing w:before="40" w:after="40"/>
+            </w:pPr>
+            <w:r>
+              <w:rPr>
+                <w:sz w:val="20"/>
+              </w:rPr>
+              <w:t xml:space="preserve">17 September 2026</w:t>
+            </w:r>
+          </w:p>
+        </w:tc>
+        <w:tc>
+          <w:tcPr>
+            <w:tcW w:w="3120" w:type="dxa"/>
+          </w:tcPr>
+          <w:p>
+            <w:pPr>
+              <w:spacing w:before="40" w:after="40"/>
+            </w:pPr>
+            <w:r>
+              <w:rPr>
+                <w:sz w:val="20"/>
+              </w:rPr>
+              <w:t xml:space="preserve">IPG</w:t>
+            </w:r>
+          </w:p>
+        </w:tc>
+        <w:tc>
+          <w:tcPr>
+            <w:tcW w:w="3120" w:type="dxa"/>
+          </w:tcPr>
+          <w:p>
+            <w:pPr>
+              <w:spacing w:before="40" w:after="40"/>
+            </w:pPr>
+            <w:r>
+              <w:rPr>
+                <w:sz w:val="20"/>
+              </w:rPr>
+              <w:t xml:space="preserve">1647602068707</w:t>
+            </w:r>
+          </w:p>
+        </w:tc>
+      </w:tr>
+      <w:tr>
+        <w:tc>
+          <w:tcPr>
+            <w:tcW w:w="3120" w:type="dxa"/>
+          </w:tcPr>
+          <w:p>
+            <w:pPr>
+              <w:spacing w:before="40" w:after="40"/>
+            </w:pPr>
+            <w:r>
+              <w:rPr>
+                <w:sz w:val="20"/>
+              </w:rPr>
+              <w:t xml:space="preserve">24 September 2026</w:t>
+            </w:r>
+          </w:p>
+        </w:tc>
+        <w:tc>
+          <w:tcPr>
+            <w:tcW w:w="3120" w:type="dxa"/>
+          </w:tcPr>
+          <w:p>
+            <w:pPr>
+              <w:spacing w:before="40" w:after="40"/>
+            </w:pPr>
+            <w:r>
+              <w:rPr>
+                <w:sz w:val="20"/>
+              </w:rPr>
+              <w:t xml:space="preserve">BillPay</w:t>
+            </w:r>
+          </w:p>
+        </w:tc>
+        <w:tc>
+          <w:tcPr>
+            <w:tcW w:w="3120" w:type="dxa"/>
+          </w:tcPr>
+          <w:p>
+            <w:pPr>
+              <w:spacing w:before="40" w:after="40"/>
+            </w:pPr>
+            <w:r>
+              <w:rPr>
+                <w:sz w:val="20"/>
+              </w:rPr>
+              <w:t xml:space="preserve">1647602068707</w:t>
+            </w:r>
+          </w:p>
+        </w:tc>
+      </w:tr>
+    </w:tbl>
+    <w:p>
+      <w:pPr>
+        <w:spacing w:after="120"/>
+      </w:pPr>
+    </w:p>
+    <w:p>
+      <w:pPr>
+        <w:spacing w:before="0" w:after="120"/>
+        <w:rPr>
+          <w:sz w:val="22"/>
+        </w:rPr>
+      </w:pPr>
+      <w:r>
+        <w:rPr>
+          <w:sz w:val="22"/>
+        </w:rPr>
+        <w:t xml:space="preserve">On 24 September two different requests in a </w:t>
+      </w:r>
+      <w:r>
+        <w:rPr>
+          <w:sz w:val="22"/>
+          <w:b/>
+        </w:rPr>
+        <w:t xml:space="preserve">single session</w:t>
+      </w:r>
+      <w:r>
+        <w:rPr>
+          <w:sz w:val="22"/>
+        </w:rPr>
+        <w:t xml:space="preserve"> — one for a 30-day range and one for a 90-day range — both carried </w:t>
+      </w:r>
+      <w:r>
+        <w:rPr>
+          <w:sz w:val="22"/>
+          <w:rFonts w:ascii="Consolas" w:hAnsi="Consolas"/>
+          <w:sz w:val="20"/>
+        </w:rPr>
+        <w:t xml:space="preserve">1647602068707</w:t>
+      </w:r>
+      <w:r>
+        <w:rPr>
+          <w:sz w:val="22"/>
+        </w:rPr>
+        <w:t xml:space="preserve">. Everything else about those two requests differed. The identifier did not.</w:t>
+      </w:r>
+    </w:p>
+    <w:p>
+      <w:pPr>
+        <w:spacing w:before="280" w:after="120"/>
+        <w:rPr>
+          <w:sz w:val="28"/>
+          <w:b/>
+        </w:rPr>
+      </w:pPr>
+      <w:r>
+        <w:rPr>
+          <w:sz w:val="28"/>
+          <w:b/>
+        </w:rPr>
+        <w:t xml:space="preserve">Where it comes from</w:t>
+      </w:r>
+    </w:p>
+    <w:p>
+      <w:pPr>
+        <w:spacing w:before="0" w:after="120"/>
+        <w:rPr>
+          <w:sz w:val="22"/>
+        </w:rPr>
+      </w:pPr>
+      <w:r>
+        <w:rPr>
+          <w:sz w:val="22"/>
+          <w:rFonts w:ascii="Consolas" w:hAnsi="Consolas"/>
+          <w:sz w:val="20"/>
+        </w:rPr>
+        <w:t xml:space="preserve">apis/payment.js:101</w:t>
+      </w:r>
+      <w:r>
+        <w:rPr>
+          <w:sz w:val="22"/>
+        </w:rPr>
+        <w:t xml:space="preserve"> sets it as a literal rather than generating one per call.</w:t>
+      </w:r>
+    </w:p>
+    <w:p>
+      <w:pPr>
+        <w:spacing w:before="0" w:after="120"/>
+        <w:rPr>
+          <w:sz w:val="22"/>
+        </w:rPr>
+      </w:pPr>
+      <w:r>
+        <w:rPr>
+          <w:sz w:val="22"/>
+        </w:rPr>
+        <w:t xml:space="preserve">The value itself is the clue to what happened. </w:t>
+      </w:r>
+      <w:r>
+        <w:rPr>
+          <w:sz w:val="22"/>
+          <w:rFonts w:ascii="Consolas" w:hAnsi="Consolas"/>
+          <w:sz w:val="20"/>
+        </w:rPr>
+        <w:t xml:space="preserve">1647602068707</w:t>
+      </w:r>
+      <w:r>
+        <w:rPr>
+          <w:sz w:val="22"/>
+        </w:rPr>
+        <w:t xml:space="preserve"> read as a millisecond timestamp is </w:t>
+      </w:r>
+      <w:r>
+        <w:rPr>
+          <w:sz w:val="22"/>
+          <w:b/>
+        </w:rPr>
+        <w:t xml:space="preserve">18 March 2022, 11:14:28 UTC</w:t>
+      </w:r>
+      <w:r>
+        <w:rPr>
+          <w:sz w:val="22"/>
+        </w:rPr>
+        <w:t xml:space="preserve"> — a </w:t>
+      </w:r>
+      <w:r>
+        <w:rPr>
+          <w:sz w:val="22"/>
+          <w:rFonts w:ascii="Consolas" w:hAnsi="Consolas"/>
+          <w:sz w:val="20"/>
+        </w:rPr>
+        <w:t xml:space="preserve">Date.now()</w:t>
+      </w:r>
+      <w:r>
+        <w:rPr>
+          <w:sz w:val="22"/>
+        </w:rPr>
+        <w:t xml:space="preserve"> result from one afternoon during development, which was pasted in as a constant instead of being left as a call.</w:t>
+      </w:r>
+    </w:p>
+    <w:p>
+      <w:pPr>
+        <w:spacing w:before="0" w:after="120"/>
+        <w:rPr>
+          <w:sz w:val="22"/>
+        </w:rPr>
+      </w:pPr>
+      <w:r>
+        <w:rPr>
+          <w:sz w:val="22"/>
+        </w:rPr>
+        <w:t xml:space="preserve">So the intent was right. A fresh timestamp per request is exactly what was wanted. Only the call was replaced by its result.</w:t>
+      </w:r>
+    </w:p>
+    <w:p>
+      <w:pPr>
+        <w:spacing w:before="280" w:after="120"/>
+        <w:rPr>
+          <w:sz w:val="28"/>
+          <w:b/>
+        </w:rPr>
+      </w:pPr>
+      <w:r>
+        <w:rPr>
+          <w:sz w:val="28"/>
+          <w:b/>
+        </w:rPr>
+        <w:t xml:space="preserve">Expected result</w:t>
+      </w:r>
+    </w:p>
+    <w:p>
+      <w:pPr>
+        <w:spacing w:before="0" w:after="120"/>
+        <w:rPr>
+          <w:sz w:val="22"/>
+        </w:rPr>
+      </w:pPr>
+      <w:r>
+        <w:rPr>
+          <w:sz w:val="22"/>
+        </w:rPr>
+        <w:t xml:space="preserve">Each request carries its own identifier, so any one call can be picked out and followed.</w:t>
+      </w:r>
+    </w:p>
+    <w:p>
+      <w:pPr>
+        <w:spacing w:before="280" w:after="120"/>
+        <w:rPr>
+          <w:sz w:val="28"/>
+          <w:b/>
+        </w:rPr>
+      </w:pPr>
+      <w:r>
+        <w:rPr>
+          <w:sz w:val="28"/>
+          <w:b/>
+        </w:rPr>
+        <w:t xml:space="preserve">Actual result</w:t>
+      </w:r>
+    </w:p>
+    <w:p>
+      <w:pPr>
+        <w:spacing w:before="0" w:after="120"/>
+        <w:rPr>
+          <w:sz w:val="22"/>
+        </w:rPr>
+      </w:pPr>
+      <w:r>
+        <w:rPr>
+          <w:sz w:val="22"/>
+        </w:rPr>
+        <w:t xml:space="preserve">Every request carries </w:t>
+      </w:r>
+      <w:r>
+        <w:rPr>
+          <w:sz w:val="22"/>
+          <w:rFonts w:ascii="Consolas" w:hAnsi="Consolas"/>
+          <w:sz w:val="20"/>
+        </w:rPr>
+        <w:t xml:space="preserve">1647602068707</w:t>
+      </w:r>
+      <w:r>
+        <w:rPr>
+          <w:sz w:val="22"/>
+        </w:rPr>
+        <w:t xml:space="preserve">.</w:t>
+      </w:r>
+    </w:p>
+    <w:p>
+      <w:pPr>
+        <w:spacing w:before="280" w:after="120"/>
+        <w:rPr>
+          <w:sz w:val="28"/>
+          <w:b/>
+        </w:rPr>
+      </w:pPr>
+      <w:r>
+        <w:rPr>
+          <w:sz w:val="28"/>
+          <w:b/>
+        </w:rPr>
+        <w:t xml:space="preserve">Impact</w:t>
+      </w:r>
+    </w:p>
+    <w:p>
+      <w:pPr>
+        <w:spacing w:before="0" w:after="120"/>
+        <w:rPr>
+          <w:sz w:val="22"/>
+        </w:rPr>
+      </w:pPr>
+      <w:r>
+        <w:rPr>
+          <w:sz w:val="22"/>
+        </w:rPr>
+        <w:t xml:space="preserve">Nothing a merchant can see, and nothing measured is wrong. The figures are correct and the page behaves normally. This is a diagnostics problem, and it is felt when something else goes wrong.</w:t>
+      </w:r>
+    </w:p>
+    <w:p>
+      <w:pPr>
+        <w:spacing w:before="0" w:after="120"/>
+        <w:rPr>
+          <w:sz w:val="22"/>
+        </w:rPr>
+      </w:pPr>
+      <w:r>
+        <w:rPr>
+          <w:sz w:val="22"/>
+        </w:rPr>
+        <w:t xml:space="preserve">When a merchant reports that Payment Stats gave them the wrong numbers at a particular moment, the usual route is to find that one request in the logs and follow it. Here every request looks identical, so there is nothing to search on. A support case that should take minutes becomes guesswork.</w:t>
+      </w:r>
+    </w:p>
+    <w:p>
+      <w:pPr>
+        <w:spacing w:before="0" w:after="120"/>
+        <w:rPr>
+          <w:sz w:val="22"/>
+        </w:rPr>
+      </w:pPr>
+      <w:r>
+        <w:rPr>
+          <w:sz w:val="22"/>
+        </w:rPr>
+        <w:t xml:space="preserve">It also quietly weakens every other defect in this document. PS-NEG-02 and PS-NEG-12 both depend on knowing which call did what, and this makes that harder than it needs to be.</w:t>
+      </w:r>
+    </w:p>
+    <w:p>
+      <w:pPr>
+        <w:spacing w:before="0" w:after="120"/>
+        <w:rPr>
+          <w:sz w:val="22"/>
+        </w:rPr>
+      </w:pPr>
+      <w:r>
+        <w:rPr>
+          <w:sz w:val="22"/>
+          <w:b/>
+        </w:rPr>
+        <w:t xml:space="preserve">Workaround:</w:t>
+      </w:r>
+      <w:r>
+        <w:rPr>
+          <w:sz w:val="22"/>
+        </w:rPr>
+        <w:t xml:space="preserve"> none. Nothing the merchant or the tester does changes it.</w:t>
+      </w:r>
+    </w:p>
+    <w:p>
+      <w:pPr>
+        <w:spacing w:before="280" w:after="120"/>
+        <w:rPr>
+          <w:sz w:val="28"/>
+          <w:b/>
+        </w:rPr>
+      </w:pPr>
+      <w:r>
+        <w:rPr>
+          <w:sz w:val="28"/>
+          <w:b/>
+        </w:rPr>
+        <w:t xml:space="preserve">Notes for the developer</w:t>
+      </w:r>
+    </w:p>
+    <w:p>
+      <w:pPr>
+        <w:spacing w:before="0" w:after="80"/>
+        <w:ind w:left="360"/>
+        <w:rPr>
+          <w:sz w:val="22"/>
+        </w:rPr>
+      </w:pPr>
+      <w:r>
+        <w:rPr>
+          <w:sz w:val="22"/>
+        </w:rPr>
+        <w:t xml:space="preserve">• Restore the generated value at </w:t>
+      </w:r>
+      <w:r>
+        <w:rPr>
+          <w:sz w:val="22"/>
+          <w:rFonts w:ascii="Consolas" w:hAnsi="Consolas"/>
+          <w:sz w:val="20"/>
+        </w:rPr>
+        <w:t xml:space="preserve">apis/payment.js:101</w:t>
+      </w:r>
+      <w:r>
+        <w:rPr>
+          <w:sz w:val="22"/>
+        </w:rPr>
+        <w:t xml:space="preserve">. The surrounding code already expects an identifier of this shape.</w:t>
+      </w:r>
+    </w:p>
+    <w:p>
+      <w:pPr>
+        <w:spacing w:before="0" w:after="80"/>
+        <w:ind w:left="360"/>
+        <w:rPr>
+          <w:sz w:val="22"/>
+        </w:rPr>
+      </w:pPr>
+      <w:r>
+        <w:rPr>
+          <w:sz w:val="22"/>
+        </w:rPr>
+        <w:t xml:space="preserve">• Check whether the same literal was pasted anywhere else at the same time. A constant that came from one development session is rarely used in only one place.</w:t>
+      </w:r>
+    </w:p>
+    <w:p>
+      <w:pPr>
+        <w:spacing w:before="0" w:after="80"/>
+        <w:ind w:left="360"/>
+        <w:rPr>
+          <w:sz w:val="22"/>
+        </w:rPr>
+      </w:pPr>
+      <w:r>
+        <w:rPr>
+          <w:sz w:val="22"/>
+        </w:rPr>
+        <w:t xml:space="preserve">• Worth confirming nothing downstream has come to rely on the value being fixed. It has been constant since March 2022, which is long enough for something to have quietly depended on it.</w:t>
+      </w:r>
+    </w:p>
+    <w:p>
+      <w:pPr>
+        <w:spacing w:before="280" w:after="120"/>
+        <w:rPr>
+          <w:sz w:val="28"/>
+          <w:b/>
+        </w:rPr>
+      </w:pPr>
+      <w:r>
+        <w:rPr>
+          <w:sz w:val="28"/>
+          <w:b/>
+        </w:rPr>
+        <w:t xml:space="preserve">How to tell it is fixed</w:t>
+      </w:r>
+    </w:p>
+    <w:p>
+      <w:pPr>
+        <w:spacing w:before="0" w:after="120"/>
+        <w:rPr>
+          <w:sz w:val="22"/>
+        </w:rPr>
+      </w:pPr>
+      <w:r>
+        <w:rPr>
+          <w:sz w:val="22"/>
+        </w:rPr>
+        <w:t xml:space="preserve">1. Open Payment Stats with the browser's network view recording. 2. Change the date range and submit again, so at least two requests are made. 3. Compare the identifier on the two requests. They must differ. 4. Reload and repeat. The values must differ again, and must not repeat from the earlier run.</w:t>
+      </w:r>
+    </w:p>
     <w:sectPr>
       <w:pgSz w:w="12240" w:h="15840"/>
       <w:pgMar w:top="1440" w:right="1440" w:bottom="1440" w:left="1440"/>
